--- a/06-Projects/2025国赛A题-烟幕干扰弹投放策略/Paper/submission/参赛论文.docx
+++ b/06-Projects/2025国赛A题-烟幕干扰弹投放策略/Paper/submission/参赛论文.docx
@@ -164,6 +164,24 @@
       </w:r>
     </w:p>
     <w:p>
+      <w:r>
+        <w:rPr>
+          <w:rFonts w:ascii="Times New Roman" w:hAnsi="Times New Roman" w:eastAsia="宋体"/>
+          <w:sz w:val="21"/>
+        </w:rPr>
+        <w:t>从题意到数学模型的转换分为四步。第一步把导弹、无人机、干扰弹和烟幕分别化为直线运动、平抛运动和匀速下沉轨迹，使任意时刻的空间位置均可计算。第二步把“烟幕遮住真目标”转化为“导弹到目标各边界点的视线段均穿过烟幕球”，从而把文字条件变成距离不等式。第三步把单枚弹的有效时刻由离散布尔序列恢复为连续时间区间，并对多枚弹取区间并集，避免重叠时间重复计数。第四步依据各问的耦合结构选取求解方法：单弹用连续全局优化，同机多弹用共享航迹下的排程，多机独立单弹用可分解上界，多机多目标则用候选库和组合枚举处理离散—连续混合决策。</w:t>
+      </w:r>
+    </w:p>
+    <w:p>
+      <w:r>
+        <w:rPr>
+          <w:rFonts w:ascii="Times New Roman" w:hAnsi="Times New Roman" w:eastAsia="宋体"/>
+          <w:sz w:val="21"/>
+        </w:rPr>
+        <w:t>这一建模顺序有两个好处：一是五问共享同一个经过检验的遮蔽函数，后续只改变决策变量和组合方式；二是每一层都可独立验证，若最终结果异常，可以沿“轨迹—距离—区间—并集—优化”逐层定位，而不必把所有误差归因于优化器。</w:t>
+      </w:r>
+    </w:p>
+    <w:p>
       <w:pPr>
         <w:pStyle w:val="Heading1"/>
       </w:pPr>
@@ -181,74 +199,98 @@
     </w:p>
     <w:p>
       <w:pPr>
-        <w:pStyle w:val="ListNumber"/>
+        <w:spacing w:line="276" w:lineRule="auto"/>
+        <w:ind w:left="420" w:hanging="210"/>
       </w:pPr>
       <w:r>
         <w:rPr>
           <w:rFonts w:ascii="Times New Roman" w:hAnsi="Times New Roman" w:eastAsia="宋体"/>
           <w:sz w:val="21"/>
         </w:rPr>
-        <w:t>接令时刻记为 t=0；导弹视为携带点状探测器，始终沿初始位置到假目标的直线飞行。</w:t>
+        <w:t>1. 接令时刻记为 t=0；导弹视为携带点状探测器，始终沿初始位置到假目标的直线飞行。</w:t>
       </w:r>
     </w:p>
     <w:p>
       <w:pPr>
-        <w:pStyle w:val="ListNumber"/>
+        <w:spacing w:line="276" w:lineRule="auto"/>
+        <w:ind w:left="420" w:hanging="210"/>
       </w:pPr>
       <w:r>
         <w:rPr>
           <w:rFonts w:ascii="Times New Roman" w:hAnsi="Times New Roman" w:eastAsia="宋体"/>
           <w:sz w:val="21"/>
         </w:rPr>
-        <w:t>无人机完成瞬时转向后保持给定航向、速度和高度；忽略空气阻力和风场。</w:t>
+        <w:t>2. 无人机完成瞬时转向后保持给定航向、速度和高度；忽略空气阻力和风场。</w:t>
       </w:r>
     </w:p>
     <w:p>
       <w:pPr>
-        <w:pStyle w:val="ListNumber"/>
+        <w:spacing w:line="276" w:lineRule="auto"/>
+        <w:ind w:left="420" w:hanging="210"/>
       </w:pPr>
       <w:r>
         <w:rPr>
           <w:rFonts w:ascii="Times New Roman" w:hAnsi="Times New Roman" w:eastAsia="宋体"/>
           <w:sz w:val="21"/>
         </w:rPr>
-        <w:t>干扰弹继承无人机投放瞬间的水平速度，仅受重力 g=9.8 m/s² 作用。</w:t>
+        <w:t>3. 干扰弹继承无人机投放瞬间的水平速度，仅受重力 g=9.8 m/s² 作用。</w:t>
       </w:r>
     </w:p>
     <w:p>
       <w:pPr>
-        <w:pStyle w:val="ListNumber"/>
+        <w:spacing w:line="276" w:lineRule="auto"/>
+        <w:ind w:left="420" w:hanging="210"/>
       </w:pPr>
       <w:r>
         <w:rPr>
           <w:rFonts w:ascii="Times New Roman" w:hAnsi="Times New Roman" w:eastAsia="宋体"/>
           <w:sz w:val="21"/>
         </w:rPr>
-        <w:t>起爆后烟幕有效域为半径固定的球体，20 s 内浓度均满足题设有效条件。</w:t>
+        <w:t>4. 起爆后烟幕有效域为半径固定的球体，20 s 内浓度均满足题设有效条件。</w:t>
       </w:r>
     </w:p>
     <w:p>
       <w:pPr>
-        <w:pStyle w:val="ListNumber"/>
+        <w:spacing w:line="276" w:lineRule="auto"/>
+        <w:ind w:left="420" w:hanging="210"/>
       </w:pPr>
       <w:r>
         <w:rPr>
           <w:rFonts w:ascii="Times New Roman" w:hAnsi="Times New Roman" w:eastAsia="宋体"/>
           <w:sz w:val="21"/>
         </w:rPr>
-        <w:t>主判据要求真目标完整圆柱的全部采样边界视线均被遮挡；目标中心视线仅作低成本搜索代理和敏感性对照。</w:t>
+        <w:t>5. 主判据要求真目标完整圆柱的全部采样边界视线均被遮挡；目标中心视线仅作低成本搜索代理和敏感性对照。</w:t>
       </w:r>
     </w:p>
     <w:p>
       <w:pPr>
-        <w:pStyle w:val="ListNumber"/>
+        <w:spacing w:line="276" w:lineRule="auto"/>
+        <w:ind w:left="420" w:hanging="210"/>
       </w:pPr>
       <w:r>
         <w:rPr>
           <w:rFonts w:ascii="Times New Roman" w:hAnsi="Times New Roman" w:eastAsia="宋体"/>
           <w:sz w:val="21"/>
         </w:rPr>
-        <w:t>启发式算法得到的是高质量数值解。除问题 4 的可分解上界论证外，不把数值搜索结果表述为解析全局最优。</w:t>
+        <w:t>6. 启发式算法得到的是高质量数值解。除问题 4 的可分解上界论证外，不把数值搜索结果表述为解析全局最优。</w:t>
+      </w:r>
+    </w:p>
+    <w:p>
+      <w:r>
+        <w:rPr>
+          <w:rFonts w:ascii="Times New Roman" w:hAnsi="Times New Roman" w:eastAsia="宋体"/>
+          <w:sz w:val="21"/>
+        </w:rPr>
+        <w:t>前四项假设直接对应题面给定的运动规则，其中忽略风场与阻力使投放点、起爆点可以显式表达；第 5 项是本文最关键的口径选择。仅检查目标中心会忽略圆柱边缘仍可被导弹看见的情形，而完整圆柱判据虽然偏保守，却实际使用了题目给出的半径与高度。第 6 项用于限定结论强度：差分进化适合寻找非光滑目标的优质解，但不能代替解析全局最优证明。</w:t>
+      </w:r>
+    </w:p>
+    <w:p>
+      <w:r>
+        <w:rPr>
+          <w:rFonts w:ascii="Times New Roman" w:hAnsi="Times New Roman" w:eastAsia="宋体"/>
+          <w:sz w:val="21"/>
+        </w:rPr>
+        <w:t>若真实烟幕受风漂移或浓度随时间衰减，只需把烟幕中心轨迹和有效半径改成时间函数，后续视线距离、区间提取和优化框架不变。因此上述简化主要影响参数，而不改变整体模型结构。</w:t>
       </w:r>
     </w:p>
     <w:p>
@@ -1137,7 +1179,7 @@
           <w:rFonts w:ascii="Times New Roman" w:hAnsi="Times New Roman" w:eastAsia="宋体"/>
           <w:sz w:val="21"/>
         </w:rPr>
-        <w:t>设导弹初始位置为 M_j0，假目标为原点，则</w:t>
+        <w:t>设导弹初始位置为 M_j0，假目标为原点。导弹速度大小恒为 300 m/s，方向为从初始点指向原点的单位向量 −M_j0/||M_j0||，因此</w:t>
       </w:r>
     </w:p>
     <w:p>
@@ -1157,7 +1199,7 @@
               <a:graphicData uri="http://schemas.openxmlformats.org/drawingml/2006/picture">
                 <pic:pic>
                   <pic:nvPicPr>
-                    <pic:cNvPr id="0" name="equation-4cc2044e61d56dca.png"/>
+                    <pic:cNvPr id="0" name="equation-9037f9d7573d9b18.png"/>
                     <pic:cNvPicPr/>
                   </pic:nvPicPr>
                   <pic:blipFill>
@@ -1186,7 +1228,7 @@
           <w:rFonts w:ascii="Times New Roman" w:hAnsi="Times New Roman" w:eastAsia="宋体"/>
           <w:sz w:val="21"/>
         </w:rPr>
-        <w:t>无人机初始位置为 F_k0，航向角 φ_k 以正 x 轴为 0°、逆时针为正，速度为 v_k，则</w:t>
+        <w:t>由 ||M_j(t)||=0 可得导弹到达假目标的时刻 t_arr,j=||M_j0||/300，所有遮蔽计算均截断在该时刻之前。无人机初始位置为 F_k0，航向角 φ_k 以正 x 轴为 0°、逆时针为正，速度为 v_k。题设规定定向后保持等高度匀速直线飞行，故</w:t>
       </w:r>
     </w:p>
     <w:p>
@@ -1206,7 +1248,7 @@
               <a:graphicData uri="http://schemas.openxmlformats.org/drawingml/2006/picture">
                 <pic:pic>
                   <pic:nvPicPr>
-                    <pic:cNvPr id="0" name="equation-021a5e6c0875a692.png"/>
+                    <pic:cNvPr id="0" name="equation-409b41da19520160.png"/>
                     <pic:cNvPicPr/>
                   </pic:nvPicPr>
                   <pic:blipFill>
@@ -1235,7 +1277,7 @@
           <w:rFonts w:ascii="Times New Roman" w:hAnsi="Times New Roman" w:eastAsia="宋体"/>
           <w:sz w:val="21"/>
         </w:rPr>
-        <w:t>对投放时刻 t_d、引信延迟 τ 的一枚干扰弹，t_b=t_d+τ，投放点和起爆点分别为</w:t>
+        <w:t>对投放时刻 t_d、引信延迟 τ 的一枚干扰弹，t_b=t_d+τ。干扰弹投放后继承无人机水平速度，水平方向无加速度，竖直方向初速度为 0、加速度为 −g，因此投放点和起爆点分别为</w:t>
       </w:r>
     </w:p>
     <w:p>
@@ -1255,7 +1297,7 @@
               <a:graphicData uri="http://schemas.openxmlformats.org/drawingml/2006/picture">
                 <pic:pic>
                   <pic:nvPicPr>
-                    <pic:cNvPr id="0" name="equation-de0624e1525a1177.png"/>
+                    <pic:cNvPr id="0" name="equation-03ee6639d6618486.png"/>
                     <pic:cNvPicPr/>
                   </pic:nvPicPr>
                   <pic:blipFill>
@@ -1284,7 +1326,7 @@
           <w:rFonts w:ascii="Times New Roman" w:hAnsi="Times New Roman" w:eastAsia="宋体"/>
           <w:sz w:val="21"/>
         </w:rPr>
-        <w:t>起爆后烟幕中心为</w:t>
+        <w:t>这个表达式同时说明了一个容易忽略的事实：起爆点的水平坐标取决于 t_b，而竖直下降量只取决于投放后的飞行时间 τ。要求 B_z≥0 即可排除地下起爆。起爆后抛体阶段结束，烟幕不再继承水平速度，只按题设以 3 m/s 竖直下沉，故</w:t>
       </w:r>
     </w:p>
     <w:p>
@@ -1304,7 +1346,7 @@
               <a:graphicData uri="http://schemas.openxmlformats.org/drawingml/2006/picture">
                 <pic:pic>
                   <pic:nvPicPr>
-                    <pic:cNvPr id="0" name="equation-b9ca34b4a63ce3ff.png"/>
+                    <pic:cNvPr id="0" name="equation-18095e8b44218652.png"/>
                     <pic:cNvPicPr/>
                   </pic:nvPicPr>
                   <pic:blipFill>
@@ -1361,7 +1403,7 @@
               <a:graphicData uri="http://schemas.openxmlformats.org/drawingml/2006/picture">
                 <pic:pic>
                   <pic:nvPicPr>
-                    <pic:cNvPr id="0" name="equation-488942927b03d286.png"/>
+                    <pic:cNvPr id="0" name="equation-5049207193833a7a.png"/>
                     <pic:cNvPicPr/>
                   </pic:nvPicPr>
                   <pic:blipFill>
@@ -1410,7 +1452,7 @@
               <a:graphicData uri="http://schemas.openxmlformats.org/drawingml/2006/picture">
                 <pic:pic>
                   <pic:nvPicPr>
-                    <pic:cNvPr id="0" name="equation-ab4c1fd3d2956e2a.png"/>
+                    <pic:cNvPr id="0" name="equation-dc6fba7f45d15c45.png"/>
                     <pic:cNvPicPr/>
                   </pic:nvPicPr>
                   <pic:blipFill>
@@ -1439,7 +1481,56 @@
           <w:rFonts w:ascii="Times New Roman" w:hAnsi="Times New Roman" w:eastAsia="宋体"/>
           <w:sz w:val="21"/>
         </w:rPr>
-        <w:t>投影参数按</w:t>
+        <w:t>为得到该距离，令 a=M_j(t)、b=p−M_j(t)、c=C(t)。需要最小化的平方距离为</w:t>
+      </w:r>
+    </w:p>
+    <w:p>
+      <w:pPr>
+        <w:pStyle w:val="EquationCN"/>
+        <w:keepLines/>
+      </w:pPr>
+      <w:r>
+        <w:drawing>
+          <wp:inline xmlns:a="http://schemas.openxmlformats.org/drawingml/2006/main" xmlns:pic="http://schemas.openxmlformats.org/drawingml/2006/picture">
+            <wp:extent cx="1496568" cy="234696"/>
+            <wp:docPr id="8" name="Picture 8"/>
+            <wp:cNvGraphicFramePr>
+              <a:graphicFrameLocks noChangeAspect="1"/>
+            </wp:cNvGraphicFramePr>
+            <a:graphic>
+              <a:graphicData uri="http://schemas.openxmlformats.org/drawingml/2006/picture">
+                <pic:pic>
+                  <pic:nvPicPr>
+                    <pic:cNvPr id="0" name="equation-9ff5ccd656cebe4e.png"/>
+                    <pic:cNvPicPr/>
+                  </pic:nvPicPr>
+                  <pic:blipFill>
+                    <a:blip r:embed="rId17"/>
+                    <a:stretch>
+                      <a:fillRect/>
+                    </a:stretch>
+                  </pic:blipFill>
+                  <pic:spPr>
+                    <a:xfrm>
+                      <a:off x="0" y="0"/>
+                      <a:ext cx="1496568" cy="234696"/>
+                    </a:xfrm>
+                    <a:prstGeom prst="rect"/>
+                  </pic:spPr>
+                </pic:pic>
+              </a:graphicData>
+            </a:graphic>
+          </wp:inline>
+        </w:drawing>
+      </w:r>
+    </w:p>
+    <w:p>
+      <w:r>
+        <w:rPr>
+          <w:rFonts w:ascii="Times New Roman" w:hAnsi="Times New Roman" w:eastAsia="宋体"/>
+          <w:sz w:val="21"/>
+        </w:rPr>
+        <w:t>对 λ 求导并令 f'(λ)=0，得到无限直线上的投影参数</w:t>
       </w:r>
     </w:p>
     <w:p>
@@ -1451,7 +1542,7 @@
         <w:drawing>
           <wp:inline xmlns:a="http://schemas.openxmlformats.org/drawingml/2006/main" xmlns:pic="http://schemas.openxmlformats.org/drawingml/2006/picture">
             <wp:extent cx="1670304" cy="359664"/>
-            <wp:docPr id="8" name="Picture 8"/>
+            <wp:docPr id="9" name="Picture 9"/>
             <wp:cNvGraphicFramePr>
               <a:graphicFrameLocks noChangeAspect="1"/>
             </wp:cNvGraphicFramePr>
@@ -1459,11 +1550,11 @@
               <a:graphicData uri="http://schemas.openxmlformats.org/drawingml/2006/picture">
                 <pic:pic>
                   <pic:nvPicPr>
-                    <pic:cNvPr id="0" name="equation-6ce4270d5a597b0a.png"/>
+                    <pic:cNvPr id="0" name="equation-8c1535b9b428c7c2.png"/>
                     <pic:cNvPicPr/>
                   </pic:nvPicPr>
                   <pic:blipFill>
-                    <a:blip r:embed="rId17"/>
+                    <a:blip r:embed="rId18"/>
                     <a:stretch>
                       <a:fillRect/>
                     </a:stretch>
@@ -1500,7 +1591,7 @@
         <w:drawing>
           <wp:inline xmlns:a="http://schemas.openxmlformats.org/drawingml/2006/main" xmlns:pic="http://schemas.openxmlformats.org/drawingml/2006/picture">
             <wp:extent cx="1347216" cy="304800"/>
-            <wp:docPr id="9" name="Picture 9"/>
+            <wp:docPr id="10" name="Picture 10"/>
             <wp:cNvGraphicFramePr>
               <a:graphicFrameLocks noChangeAspect="1"/>
             </wp:cNvGraphicFramePr>
@@ -1508,11 +1599,11 @@
               <a:graphicData uri="http://schemas.openxmlformats.org/drawingml/2006/picture">
                 <pic:pic>
                   <pic:nvPicPr>
-                    <pic:cNvPr id="0" name="equation-ae5ace385fffc8a8.png"/>
+                    <pic:cNvPr id="0" name="equation-4d5183224942bac2.png"/>
                     <pic:cNvPicPr/>
                   </pic:nvPicPr>
                   <pic:blipFill>
-                    <a:blip r:embed="rId18"/>
+                    <a:blip r:embed="rId19"/>
                     <a:stretch>
                       <a:fillRect/>
                     </a:stretch>
@@ -1551,7 +1642,7 @@
         <w:drawing>
           <wp:inline xmlns:a="http://schemas.openxmlformats.org/drawingml/2006/main" xmlns:pic="http://schemas.openxmlformats.org/drawingml/2006/picture">
             <wp:extent cx="5328000" cy="3034434"/>
-            <wp:docPr id="10" name="Picture 10"/>
+            <wp:docPr id="11" name="Picture 11"/>
             <wp:cNvGraphicFramePr>
               <a:graphicFrameLocks noChangeAspect="1"/>
             </wp:cNvGraphicFramePr>
@@ -1563,7 +1654,7 @@
                     <pic:cNvPicPr/>
                   </pic:nvPicPr>
                   <pic:blipFill>
-                    <a:blip r:embed="rId19"/>
+                    <a:blip r:embed="rId20"/>
                     <a:stretch>
                       <a:fillRect/>
                     </a:stretch>
@@ -1595,6 +1686,104 @@
       </w:r>
     </w:p>
     <w:p>
+      <w:r>
+        <w:rPr>
+          <w:rFonts w:ascii="Times New Roman" w:hAnsi="Times New Roman" w:eastAsia="宋体"/>
+          <w:sz w:val="21"/>
+        </w:rPr>
+        <w:t>真目标底面圆心为 (0,200,0)，半径 R=7 m、高度 H=10 m。圆柱边界由侧面和上下底面组成，其参数表达为</w:t>
+      </w:r>
+    </w:p>
+    <w:p>
+      <w:pPr>
+        <w:pStyle w:val="EquationCN"/>
+        <w:keepLines/>
+      </w:pPr>
+      <w:r>
+        <w:drawing>
+          <wp:inline xmlns:a="http://schemas.openxmlformats.org/drawingml/2006/main" xmlns:pic="http://schemas.openxmlformats.org/drawingml/2006/picture">
+            <wp:extent cx="3709416" cy="204216"/>
+            <wp:docPr id="12" name="Picture 12"/>
+            <wp:cNvGraphicFramePr>
+              <a:graphicFrameLocks noChangeAspect="1"/>
+            </wp:cNvGraphicFramePr>
+            <a:graphic>
+              <a:graphicData uri="http://schemas.openxmlformats.org/drawingml/2006/picture">
+                <pic:pic>
+                  <pic:nvPicPr>
+                    <pic:cNvPr id="0" name="equation-bc29bd7c40cedda9.png"/>
+                    <pic:cNvPicPr/>
+                  </pic:nvPicPr>
+                  <pic:blipFill>
+                    <a:blip r:embed="rId21"/>
+                    <a:stretch>
+                      <a:fillRect/>
+                    </a:stretch>
+                  </pic:blipFill>
+                  <pic:spPr>
+                    <a:xfrm>
+                      <a:off x="0" y="0"/>
+                      <a:ext cx="3709416" cy="204216"/>
+                    </a:xfrm>
+                    <a:prstGeom prst="rect"/>
+                  </pic:spPr>
+                </pic:pic>
+              </a:graphicData>
+            </a:graphic>
+          </wp:inline>
+        </w:drawing>
+      </w:r>
+    </w:p>
+    <w:p>
+      <w:pPr>
+        <w:pStyle w:val="EquationCN"/>
+        <w:keepLines/>
+      </w:pPr>
+      <w:r>
+        <w:drawing>
+          <wp:inline xmlns:a="http://schemas.openxmlformats.org/drawingml/2006/main" xmlns:pic="http://schemas.openxmlformats.org/drawingml/2006/picture">
+            <wp:extent cx="4559808" cy="219456"/>
+            <wp:docPr id="13" name="Picture 13"/>
+            <wp:cNvGraphicFramePr>
+              <a:graphicFrameLocks noChangeAspect="1"/>
+            </wp:cNvGraphicFramePr>
+            <a:graphic>
+              <a:graphicData uri="http://schemas.openxmlformats.org/drawingml/2006/picture">
+                <pic:pic>
+                  <pic:nvPicPr>
+                    <pic:cNvPr id="0" name="equation-825bbf0c54cdf87a.png"/>
+                    <pic:cNvPicPr/>
+                  </pic:nvPicPr>
+                  <pic:blipFill>
+                    <a:blip r:embed="rId22"/>
+                    <a:stretch>
+                      <a:fillRect/>
+                    </a:stretch>
+                  </pic:blipFill>
+                  <pic:spPr>
+                    <a:xfrm>
+                      <a:off x="0" y="0"/>
+                      <a:ext cx="4559808" cy="219456"/>
+                    </a:xfrm>
+                    <a:prstGeom prst="rect"/>
+                  </pic:spPr>
+                </pic:pic>
+              </a:graphicData>
+            </a:graphic>
+          </wp:inline>
+        </w:drawing>
+      </w:r>
+    </w:p>
+    <w:p>
+      <w:r>
+        <w:rPr>
+          <w:rFonts w:ascii="Times New Roman" w:hAnsi="Times New Roman" w:eastAsia="宋体"/>
+          <w:sz w:val="21"/>
+        </w:rPr>
+        <w:t>若只取圆柱中心，条件是“至少一条代表视线被遮挡”；取最大值 D(t) 则表示在全部边界视线中寻找最难遮挡的一条，只有最不利视线也进入 10 m 烟幕球时才判为完整遮蔽。侧面、高度和端面同时离散，是为了避免只检查圆周轮廓而漏掉端面内部；后文再通过加密采样检验离散误差。</w:t>
+      </w:r>
+    </w:p>
+    <w:p>
       <w:pPr>
         <w:pStyle w:val="Heading2"/>
       </w:pPr>
@@ -1608,7 +1797,7 @@
           <w:rFonts w:ascii="Times New Roman" w:hAnsi="Times New Roman" w:eastAsia="宋体"/>
           <w:sz w:val="21"/>
         </w:rPr>
-        <w:t>先按固定步长扫描 D(t)−10 的符号变化，再以二分法求有效区间端点。对多弹系统，第 i 枚弹的有效集合为</w:t>
+        <w:t>距离函数随时间连续，但“是否有效”是 0—1 状态，直接把固定时间网格上有效点数乘以步长会使答案依赖步长。本文先在烟幕有效窗和导弹到达时刻的交集内扫描 h_i(t)=D_i(t)−10；若相邻两点异号，就说明其中存在有效区间端点，再以二分法把根定位到 10⁻¹⁰ s 量级。对多弹系统，第 i 枚弹的有效集合为</w:t>
       </w:r>
     </w:p>
     <w:p>
@@ -1620,7 +1809,7 @@
         <w:drawing>
           <wp:inline xmlns:a="http://schemas.openxmlformats.org/drawingml/2006/main" xmlns:pic="http://schemas.openxmlformats.org/drawingml/2006/picture">
             <wp:extent cx="2676144" cy="207264"/>
-            <wp:docPr id="11" name="Picture 11"/>
+            <wp:docPr id="14" name="Picture 14"/>
             <wp:cNvGraphicFramePr>
               <a:graphicFrameLocks noChangeAspect="1"/>
             </wp:cNvGraphicFramePr>
@@ -1632,7 +1821,7 @@
                     <pic:cNvPicPr/>
                   </pic:nvPicPr>
                   <pic:blipFill>
-                    <a:blip r:embed="rId20"/>
+                    <a:blip r:embed="rId23"/>
                     <a:stretch>
                       <a:fillRect/>
                     </a:stretch>
@@ -1658,6 +1847,24 @@
           <w:sz w:val="21"/>
         </w:rPr>
         <w:t>联合遮蔽时间必须按 μ(∪E_i) 计算，不能把各弹时长直接相加。算法同时记录重叠损失 ∑μ(E_i)−μ(∪E_i)，作为排程质量诊断。</w:t>
+      </w:r>
+    </w:p>
+    <w:p>
+      <w:r>
+        <w:rPr>
+          <w:rFonts w:ascii="Times New Roman" w:hAnsi="Times New Roman" w:eastAsia="宋体"/>
+          <w:sz w:val="21"/>
+        </w:rPr>
+        <w:t>具体合并算法是：将全部区间按左端点升序排列，依次比较当前区间左端点与已合并区间右端点；若前者不大于后者，则扩展右端点，否则开启新区间。最终各不交叠区间长度之和即为并集测度。该算法既能处理同一枚弹出现多个有效片段，也能处理多枚弹的重叠与近乎无缝衔接。</w:t>
+      </w:r>
+    </w:p>
+    <w:p>
+      <w:r>
+        <w:rPr>
+          <w:rFonts w:ascii="Times New Roman" w:hAnsi="Times New Roman" w:eastAsia="宋体"/>
+          <w:sz w:val="21"/>
+        </w:rPr>
+        <w:t>主要数值误差来自三处：圆柱表面离散、时间扫描漏根和启发式优化局部最优。对应控制方法分别是周向点加密、扫描后二分求根，以及多随机种子加严格判据重排。这样把几何误差、端点误差和搜索误差分开检验，避免用单一“程序运行成功”替代模型验证。</w:t>
       </w:r>
     </w:p>
     <w:p>
@@ -1689,7 +1896,96 @@
           <w:rFonts w:ascii="Times New Roman" w:hAnsi="Times New Roman" w:eastAsia="宋体"/>
           <w:sz w:val="21"/>
         </w:rPr>
-        <w:t>M1 初始位置为 (20000,0,2000) m。FY1 以 120 m/s 沿负 x 方向飞行，在 t_d=1.5 s 投放，3.6 s 后起爆。计算得投放点 (17620,0,1800) m，起爆点 (17188,0,1736.496) m。</w:t>
+        <w:t>M1 初始位置为 (20000,0,2000) m，其指向原点的单位方向为 (−10/√101,0,−1/√101)，故到达时刻为 2000√101/300=66.999171 s。FY1 以 120 m/s 沿负 x 方向飞行，在 t_d=1.5 s 投放，3.6 s 后起爆。按运动方程逐项代入可得</w:t>
+      </w:r>
+    </w:p>
+    <w:p>
+      <w:pPr>
+        <w:pStyle w:val="EquationCN"/>
+        <w:keepLines/>
+      </w:pPr>
+      <w:r>
+        <w:drawing>
+          <wp:inline xmlns:a="http://schemas.openxmlformats.org/drawingml/2006/main" xmlns:pic="http://schemas.openxmlformats.org/drawingml/2006/picture">
+            <wp:extent cx="4367784" cy="192024"/>
+            <wp:docPr id="15" name="Picture 15"/>
+            <wp:cNvGraphicFramePr>
+              <a:graphicFrameLocks noChangeAspect="1"/>
+            </wp:cNvGraphicFramePr>
+            <a:graphic>
+              <a:graphicData uri="http://schemas.openxmlformats.org/drawingml/2006/picture">
+                <pic:pic>
+                  <pic:nvPicPr>
+                    <pic:cNvPr id="0" name="equation-08a1553896aa2a25.png"/>
+                    <pic:cNvPicPr/>
+                  </pic:nvPicPr>
+                  <pic:blipFill>
+                    <a:blip r:embed="rId24"/>
+                    <a:stretch>
+                      <a:fillRect/>
+                    </a:stretch>
+                  </pic:blipFill>
+                  <pic:spPr>
+                    <a:xfrm>
+                      <a:off x="0" y="0"/>
+                      <a:ext cx="4367784" cy="192024"/>
+                    </a:xfrm>
+                    <a:prstGeom prst="rect"/>
+                  </pic:spPr>
+                </pic:pic>
+              </a:graphicData>
+            </a:graphic>
+          </wp:inline>
+        </w:drawing>
+      </w:r>
+    </w:p>
+    <w:p>
+      <w:pPr>
+        <w:pStyle w:val="EquationCN"/>
+        <w:keepLines/>
+      </w:pPr>
+      <w:r>
+        <w:drawing>
+          <wp:inline xmlns:a="http://schemas.openxmlformats.org/drawingml/2006/main" xmlns:pic="http://schemas.openxmlformats.org/drawingml/2006/picture">
+            <wp:extent cx="5256000" cy="199307"/>
+            <wp:docPr id="16" name="Picture 16"/>
+            <wp:cNvGraphicFramePr>
+              <a:graphicFrameLocks noChangeAspect="1"/>
+            </wp:cNvGraphicFramePr>
+            <a:graphic>
+              <a:graphicData uri="http://schemas.openxmlformats.org/drawingml/2006/picture">
+                <pic:pic>
+                  <pic:nvPicPr>
+                    <pic:cNvPr id="0" name="equation-03469cb4e12caadd.png"/>
+                    <pic:cNvPicPr/>
+                  </pic:nvPicPr>
+                  <pic:blipFill>
+                    <a:blip r:embed="rId25"/>
+                    <a:stretch>
+                      <a:fillRect/>
+                    </a:stretch>
+                  </pic:blipFill>
+                  <pic:spPr>
+                    <a:xfrm>
+                      <a:off x="0" y="0"/>
+                      <a:ext cx="5256000" cy="199307"/>
+                    </a:xfrm>
+                    <a:prstGeom prst="rect"/>
+                  </pic:spPr>
+                </pic:pic>
+              </a:graphicData>
+            </a:graphic>
+          </wp:inline>
+        </w:drawing>
+      </w:r>
+    </w:p>
+    <w:p>
+      <w:r>
+        <w:rPr>
+          <w:rFonts w:ascii="Times New Roman" w:hAnsi="Times New Roman" w:eastAsia="宋体"/>
+          <w:sz w:val="21"/>
+        </w:rPr>
+        <w:t>烟幕从 t=5.1 s 开始有效。计算过程中先检查“烟幕球是否位于导弹与目标之间”，再计算所有圆柱边界视线的最不利距离；因此区间开始由圆柱边缘视线进入烟幕球决定，而不是简单由导弹或烟幕到达某一固定平面决定。</w:t>
       </w:r>
     </w:p>
     <w:tbl>
@@ -1988,7 +2284,7 @@
         <w:drawing>
           <wp:inline xmlns:a="http://schemas.openxmlformats.org/drawingml/2006/main" xmlns:pic="http://schemas.openxmlformats.org/drawingml/2006/picture">
             <wp:extent cx="5328000" cy="4209095"/>
-            <wp:docPr id="12" name="Picture 12"/>
+            <wp:docPr id="17" name="Picture 17"/>
             <wp:cNvGraphicFramePr>
               <a:graphicFrameLocks noChangeAspect="1"/>
             </wp:cNvGraphicFramePr>
@@ -2000,7 +2296,7 @@
                     <pic:cNvPicPr/>
                   </pic:nvPicPr>
                   <pic:blipFill>
-                    <a:blip r:embed="rId21"/>
+                    <a:blip r:embed="rId26"/>
                     <a:stretch>
                       <a:fillRect/>
                     </a:stretch>
@@ -2032,6 +2328,15 @@
       </w:r>
     </w:p>
     <w:p>
+      <w:r>
+        <w:rPr>
+          <w:rFonts w:ascii="Times New Roman" w:hAnsi="Times New Roman" w:eastAsia="宋体"/>
+          <w:sz w:val="21"/>
+        </w:rPr>
+        <w:t>对结束时刻还进行了不依赖圆柱离散的解析复核。此时线段投影参数已到达端点，遮蔽终止由 M1 离开烟幕球决定，独立求解 ||M_1(t)−C(t)||=10 得到离开时刻 9.448088 s，与数值区间右端点一致。开始时刻则由最不利圆柱边界视线控制，完整圆柱结果 8.056445 s 晚于中心视线的 8.013006 s，这也解释了两种判据为何只改变左端点。</w:t>
+      </w:r>
+    </w:p>
+    <w:p>
       <w:pPr>
         <w:pStyle w:val="Heading1"/>
       </w:pPr>
@@ -2053,7 +2358,16 @@
           <w:rFonts w:ascii="Times New Roman" w:hAnsi="Times New Roman" w:eastAsia="宋体"/>
           <w:sz w:val="21"/>
         </w:rPr>
-        <w:t>决策变量为 q=(φ,v,t_b,ρ)，其中 70≤v≤140，0≤ρ≤1，并令</w:t>
+        <w:t>原始决策变量为航向 φ、速度 v、投放时刻 t_d 和引信延迟 τ，约束包括 70≤v≤140、t_d≥0、τ≥0、起爆高度非负且起爆早于 M1 到达。若直接搜索这四个物理变量，优化器会反复生成“投放时刻为负”或“引信过长导致地下起爆”的不可行点，使非零有效区间更难被发现。</w:t>
+      </w:r>
+    </w:p>
+    <w:p>
+      <w:r>
+        <w:rPr>
+          <w:rFonts w:ascii="Times New Roman" w:hAnsi="Times New Roman" w:eastAsia="宋体"/>
+          <w:sz w:val="21"/>
+        </w:rPr>
+        <w:t>为把硬约束转化为变量边界，实际搜索 q=(φ,v,t_b,ρ)，其中 0≤ρ≤1，并令</w:t>
       </w:r>
     </w:p>
     <w:p>
@@ -2062,11 +2376,38 @@
         <w:keepLines/>
       </w:pPr>
       <w:r>
-        <w:rPr>
-          <w:rFonts w:ascii="Cambria Math" w:hAnsi="Cambria Math" w:eastAsia="Cambria Math"/>
-          <w:sz w:val="21"/>
-        </w:rPr>
-        <w:t>\tau=\rho\min\left(t_b,\sqrt{2h/g}\right),\qquad t_d=t_b-\tau,</w:t>
+        <w:drawing>
+          <wp:inline xmlns:a="http://schemas.openxmlformats.org/drawingml/2006/main" xmlns:pic="http://schemas.openxmlformats.org/drawingml/2006/picture">
+            <wp:extent cx="2700528" cy="262128"/>
+            <wp:docPr id="18" name="Picture 18"/>
+            <wp:cNvGraphicFramePr>
+              <a:graphicFrameLocks noChangeAspect="1"/>
+            </wp:cNvGraphicFramePr>
+            <a:graphic>
+              <a:graphicData uri="http://schemas.openxmlformats.org/drawingml/2006/picture">
+                <pic:pic>
+                  <pic:nvPicPr>
+                    <pic:cNvPr id="0" name="equation-25aa3c94bbab715e.png"/>
+                    <pic:cNvPicPr/>
+                  </pic:nvPicPr>
+                  <pic:blipFill>
+                    <a:blip r:embed="rId27"/>
+                    <a:stretch>
+                      <a:fillRect/>
+                    </a:stretch>
+                  </pic:blipFill>
+                  <pic:spPr>
+                    <a:xfrm>
+                      <a:off x="0" y="0"/>
+                      <a:ext cx="2700528" cy="262128"/>
+                    </a:xfrm>
+                    <a:prstGeom prst="rect"/>
+                  </pic:spPr>
+                </pic:pic>
+              </a:graphicData>
+            </a:graphic>
+          </wp:inline>
+        </w:drawing>
       </w:r>
     </w:p>
     <w:p>
@@ -2084,7 +2425,25 @@
           <w:rFonts w:ascii="Times New Roman" w:hAnsi="Times New Roman" w:eastAsia="宋体"/>
           <w:sz w:val="21"/>
         </w:rPr>
-        <w:t>由于 J 在区间出现、消失和合并处不光滑，先以中心视线构造低成本代理，用三组随机种子的差分进化进行全局搜索；再以完整圆柱判据重排候选、坐标精化，并用二分法确定端点。缩减种群的试跑曾落入约 3.954 s 的次优盆地，故最终采用多起点和更大种群。</w:t>
+        <w:t>这里 t_b−τ=t_d≥0，且 τ≤√(2h/g) 保证起爆点不低于地面。该参数化没有删去任何原问题可行解，却显著减少了罚函数调参。</w:t>
+      </w:r>
+    </w:p>
+    <w:p>
+      <w:r>
+        <w:rPr>
+          <w:rFonts w:ascii="Times New Roman" w:hAnsi="Times New Roman" w:eastAsia="宋体"/>
+          <w:sz w:val="21"/>
+        </w:rPr>
+        <w:t>由于 J 在区间出现、消失和合并处不光滑，且大量策略完全无效、目标值为 0，梯度法既难计算导数，也容易停在零值平台。因此先以目标中心视线构造低成本代理，用差分进化在全局范围寻找非零盆地；再用完整圆柱判据重排候选、坐标精化，并用二分法确定端点。差分进化通过个体差向量产生搜索方向，不要求目标连续可导，适合本题的区间测度目标。</w:t>
+      </w:r>
+    </w:p>
+    <w:p>
+      <w:r>
+        <w:rPr>
+          <w:rFonts w:ascii="Times New Roman" w:hAnsi="Times New Roman" w:eastAsia="宋体"/>
+          <w:sz w:val="21"/>
+        </w:rPr>
+        <w:t>正式计算采用 3 个随机种子、每组 96 个个体和 180 代，变异系数 0.78、交叉率 0.88。三组代理最优值均约为 4.83249 s，并集中到 v=140 m/s、t_d=0 的同一主盆地。随后从每组保留前 8 个候选，以低分辨率完整圆柱重排，再对前 3 个候选做坐标模式搜索，最后用 1440 个周向点复算。缩减为 72 个个体、120 代的试跑曾落入完整圆柱时长约 3.954 s 的次优盆地，这一失败实验说明“单次搜索收敛”并不等于找到了最佳盆地。</w:t>
       </w:r>
     </w:p>
     <w:p>
@@ -2098,7 +2457,7 @@
         <w:drawing>
           <wp:inline xmlns:a="http://schemas.openxmlformats.org/drawingml/2006/main" xmlns:pic="http://schemas.openxmlformats.org/drawingml/2006/picture">
             <wp:extent cx="5328000" cy="3931535"/>
-            <wp:docPr id="13" name="Picture 13"/>
+            <wp:docPr id="19" name="Picture 19"/>
             <wp:cNvGraphicFramePr>
               <a:graphicFrameLocks noChangeAspect="1"/>
             </wp:cNvGraphicFramePr>
@@ -2110,7 +2469,7 @@
                     <pic:cNvPicPr/>
                   </pic:nvPicPr>
                   <pic:blipFill>
-                    <a:blip r:embed="rId22"/>
+                    <a:blip r:embed="rId28"/>
                     <a:stretch>
                       <a:fillRect/>
                     </a:stretch>
@@ -2707,7 +3066,7 @@
         <w:drawing>
           <wp:inline xmlns:a="http://schemas.openxmlformats.org/drawingml/2006/main" xmlns:pic="http://schemas.openxmlformats.org/drawingml/2006/picture">
             <wp:extent cx="5328000" cy="2268164"/>
-            <wp:docPr id="14" name="Picture 14"/>
+            <wp:docPr id="20" name="Picture 20"/>
             <wp:cNvGraphicFramePr>
               <a:graphicFrameLocks noChangeAspect="1"/>
             </wp:cNvGraphicFramePr>
@@ -2719,7 +3078,7 @@
                     <pic:cNvPicPr/>
                   </pic:nvPicPr>
                   <pic:blipFill>
-                    <a:blip r:embed="rId23"/>
+                    <a:blip r:embed="rId29"/>
                     <a:stretch>
                       <a:fillRect/>
                     </a:stretch>
@@ -2748,6 +3107,78 @@
           <w:sz w:val="18"/>
         </w:rPr>
         <w:t>图 5  三组差分进化收敛与完整圆柱复算</w:t>
+      </w:r>
+    </w:p>
+    <w:p>
+      <w:r>
+        <w:rPr>
+          <w:rFonts w:ascii="Times New Roman" w:hAnsi="Times New Roman" w:eastAsia="宋体"/>
+          <w:sz w:val="21"/>
+        </w:rPr>
+        <w:t>最优航向约为 6.95° 而不是精确沿 x 轴，是因为真目标圆柱中心位于 y=200 m，烟幕需要同时匹配导弹—目标视线在水平面内的侧向偏移。速度取上界并不是人为固定：在保持其余最优参数时，速度从 100 m/s 增至 140 m/s，遮蔽时长单调增加。立即投放则使起爆前抛体有更早的时间窗；若固定其余变量而延迟投放约 0.73 s，快速完整圆柱扫描已不再产生有效遮蔽。</w:t>
+      </w:r>
+    </w:p>
+    <w:p>
+      <w:pPr>
+        <w:keepNext/>
+        <w:spacing w:before="60" w:after="0"/>
+        <w:ind w:firstLine="0"/>
+        <w:jc w:val="center"/>
+      </w:pPr>
+      <w:r>
+        <w:drawing>
+          <wp:inline xmlns:a="http://schemas.openxmlformats.org/drawingml/2006/main" xmlns:pic="http://schemas.openxmlformats.org/drawingml/2006/picture">
+            <wp:extent cx="5328000" cy="3870935"/>
+            <wp:docPr id="21" name="Picture 21"/>
+            <wp:cNvGraphicFramePr>
+              <a:graphicFrameLocks noChangeAspect="1"/>
+            </wp:cNvGraphicFramePr>
+            <a:graphic>
+              <a:graphicData uri="http://schemas.openxmlformats.org/drawingml/2006/picture">
+                <pic:pic>
+                  <pic:nvPicPr>
+                    <pic:cNvPr id="0" name="problem2_fig5_sensitivity-ee6ef2b9f107a69f.jpg"/>
+                    <pic:cNvPicPr/>
+                  </pic:nvPicPr>
+                  <pic:blipFill>
+                    <a:blip r:embed="rId30"/>
+                    <a:stretch>
+                      <a:fillRect/>
+                    </a:stretch>
+                  </pic:blipFill>
+                  <pic:spPr>
+                    <a:xfrm>
+                      <a:off x="0" y="0"/>
+                      <a:ext cx="5328000" cy="3870935"/>
+                    </a:xfrm>
+                    <a:prstGeom prst="rect"/>
+                  </pic:spPr>
+                </pic:pic>
+              </a:graphicData>
+            </a:graphic>
+          </wp:inline>
+        </w:drawing>
+      </w:r>
+    </w:p>
+    <w:p>
+      <w:pPr>
+        <w:pStyle w:val="CaptionCN"/>
+      </w:pPr>
+      <w:r>
+        <w:rPr>
+          <w:rFonts w:ascii="Times New Roman" w:hAnsi="Times New Roman" w:eastAsia="宋体"/>
+          <w:sz w:val="18"/>
+        </w:rPr>
+        <w:t>图 6  问题2关键决策变量的单因素灵敏度</w:t>
+      </w:r>
+    </w:p>
+    <w:p>
+      <w:r>
+        <w:rPr>
+          <w:rFonts w:ascii="Times New Roman" w:hAnsi="Times New Roman" w:eastAsia="宋体"/>
+          <w:sz w:val="21"/>
+        </w:rPr>
+        <w:t>航向是最敏感变量，正向偏差 1.5° 时快速复算约降至 4.086 s；引信延迟超过最优值后也快速下降。由此可见，最优值附近不是宽阔平台，实际执行时应优先保证航向和起爆时刻精度，而不是仅追求速度达到理论上界。</w:t>
       </w:r>
     </w:p>
     <w:p>
@@ -2799,7 +3230,7 @@
         <w:drawing>
           <wp:inline xmlns:a="http://schemas.openxmlformats.org/drawingml/2006/main" xmlns:pic="http://schemas.openxmlformats.org/drawingml/2006/picture">
             <wp:extent cx="2417064" cy="201168"/>
-            <wp:docPr id="15" name="Picture 15"/>
+            <wp:docPr id="22" name="Picture 22"/>
             <wp:cNvGraphicFramePr>
               <a:graphicFrameLocks noChangeAspect="1"/>
             </wp:cNvGraphicFramePr>
@@ -2811,7 +3242,7 @@
                     <pic:cNvPicPr/>
                   </pic:nvPicPr>
                   <pic:blipFill>
-                    <a:blip r:embed="rId24"/>
+                    <a:blip r:embed="rId31"/>
                     <a:stretch>
                       <a:fillRect/>
                     </a:stretch>
@@ -2840,6 +3271,73 @@
       </w:r>
     </w:p>
     <w:p>
+      <w:r>
+        <w:rPr>
+          <w:rFonts w:ascii="Times New Roman" w:hAnsi="Times New Roman" w:eastAsia="宋体"/>
+          <w:sz w:val="21"/>
+        </w:rPr>
+        <w:t>这里不能把问题 2 的单弹最优时长乘以 3。原因有二：首先，一架无人机一旦选定航向和速度，三枚弹的投放点都被限制在同一条空间直线上，三次单弹最优策略通常不可能同时实现；其次，即使每枚弹各自有效，重叠部分也只应计时一次。由容斥关系</w:t>
+      </w:r>
+    </w:p>
+    <w:p>
+      <w:pPr>
+        <w:pStyle w:val="EquationCN"/>
+        <w:keepLines/>
+      </w:pPr>
+      <w:r>
+        <w:drawing>
+          <wp:inline xmlns:a="http://schemas.openxmlformats.org/drawingml/2006/main" xmlns:pic="http://schemas.openxmlformats.org/drawingml/2006/picture">
+            <wp:extent cx="4093464" cy="384048"/>
+            <wp:docPr id="23" name="Picture 23"/>
+            <wp:cNvGraphicFramePr>
+              <a:graphicFrameLocks noChangeAspect="1"/>
+            </wp:cNvGraphicFramePr>
+            <a:graphic>
+              <a:graphicData uri="http://schemas.openxmlformats.org/drawingml/2006/picture">
+                <pic:pic>
+                  <pic:nvPicPr>
+                    <pic:cNvPr id="0" name="equation-b30885cb74c0b6c2.png"/>
+                    <pic:cNvPicPr/>
+                  </pic:nvPicPr>
+                  <pic:blipFill>
+                    <a:blip r:embed="rId32"/>
+                    <a:stretch>
+                      <a:fillRect/>
+                    </a:stretch>
+                  </pic:blipFill>
+                  <pic:spPr>
+                    <a:xfrm>
+                      <a:off x="0" y="0"/>
+                      <a:ext cx="4093464" cy="384048"/>
+                    </a:xfrm>
+                    <a:prstGeom prst="rect"/>
+                  </pic:spPr>
+                </pic:pic>
+              </a:graphicData>
+            </a:graphic>
+          </wp:inline>
+        </w:drawing>
+      </w:r>
+    </w:p>
+    <w:p>
+      <w:r>
+        <w:rPr>
+          <w:rFonts w:ascii="Times New Roman" w:hAnsi="Times New Roman" w:eastAsia="宋体"/>
+          <w:sz w:val="21"/>
+        </w:rPr>
+        <w:t>可知排程既要增加单弹时长，也要减少无效重叠。程序实际用前述排序合并算法计算并集，容斥式用于解释目标结构。</w:t>
+      </w:r>
+    </w:p>
+    <w:p>
+      <w:r>
+        <w:rPr>
+          <w:rFonts w:ascii="Times New Roman" w:hAnsi="Times New Roman" w:eastAsia="宋体"/>
+          <w:sz w:val="21"/>
+        </w:rPr>
+        <w:t>求解变量包括 2 个共享航迹变量和 6 个独立时序变量。为始终满足投放间隔，第二、三枚投放时刻不是独立搜索，而写成前一时刻加 1 s 再加非负附加间隔；引信延迟仍以可行比例参数化。先用三组中心视线代理发现高收益航迹，再启动完整圆柱直接搜索，最后对航向、速度和时序逐坐标精化。代理与严格目标同时保留，是为了防止中心线排名较高、但圆柱边缘仍外露的候选进入最终结果。</w:t>
+      </w:r>
+    </w:p>
+    <w:p>
       <w:pPr>
         <w:pStyle w:val="Heading2"/>
       </w:pPr>
@@ -2865,7 +3363,7 @@
         <w:drawing>
           <wp:inline xmlns:a="http://schemas.openxmlformats.org/drawingml/2006/main" xmlns:pic="http://schemas.openxmlformats.org/drawingml/2006/picture">
             <wp:extent cx="4431792" cy="204216"/>
-            <wp:docPr id="16" name="Picture 16"/>
+            <wp:docPr id="24" name="Picture 24"/>
             <wp:cNvGraphicFramePr>
               <a:graphicFrameLocks noChangeAspect="1"/>
             </wp:cNvGraphicFramePr>
@@ -2877,7 +3375,7 @@
                     <pic:cNvPicPr/>
                   </pic:nvPicPr>
                   <pic:blipFill>
-                    <a:blip r:embed="rId25"/>
+                    <a:blip r:embed="rId33"/>
                     <a:stretch>
                       <a:fillRect/>
                     </a:stretch>
@@ -2916,7 +3414,7 @@
         <w:drawing>
           <wp:inline xmlns:a="http://schemas.openxmlformats.org/drawingml/2006/main" xmlns:pic="http://schemas.openxmlformats.org/drawingml/2006/picture">
             <wp:extent cx="5328000" cy="2377444"/>
-            <wp:docPr id="17" name="Picture 17"/>
+            <wp:docPr id="25" name="Picture 25"/>
             <wp:cNvGraphicFramePr>
               <a:graphicFrameLocks noChangeAspect="1"/>
             </wp:cNvGraphicFramePr>
@@ -2928,7 +3426,7 @@
                     <pic:cNvPicPr/>
                   </pic:nvPicPr>
                   <pic:blipFill>
-                    <a:blip r:embed="rId26"/>
+                    <a:blip r:embed="rId34"/>
                     <a:stretch>
                       <a:fillRect/>
                     </a:stretch>
@@ -2956,7 +3454,70 @@
           <w:rFonts w:ascii="Times New Roman" w:hAnsi="Times New Roman" w:eastAsia="宋体"/>
           <w:sz w:val="18"/>
         </w:rPr>
-        <w:t>图 6  三弹有效区间及并集</w:t>
+        <w:t>图 7  三弹有效区间及并集</w:t>
+      </w:r>
+    </w:p>
+    <w:p>
+      <w:r>
+        <w:rPr>
+          <w:rFonts w:ascii="Times New Roman" w:hAnsi="Times New Roman" w:eastAsia="宋体"/>
+          <w:sz w:val="21"/>
+        </w:rPr>
+        <w:t>前两枚弹的区间重叠仅 4.843×10⁻⁵ s，可视为在数值精度内首尾衔接。第一枚在较晚时段提供 2.576562 s，第二枚从起爆后立即形成 3.824883 s，两者合并为一段连续覆盖。第三枚在 t=2 s 最早可行投放并立即起爆时，其烟幕位置仍无法使完整圆柱全部视线进入 10 m 球内；多起点搜索也未发现牺牲前两枚优势后能增加总并集的三弹均有效盆地。因此报告“第三枚零新增时长”比人为选择一个中心线有效方案更符合主判据。</w:t>
+      </w:r>
+    </w:p>
+    <w:p>
+      <w:pPr>
+        <w:keepNext/>
+        <w:spacing w:before="60" w:after="0"/>
+        <w:ind w:firstLine="0"/>
+        <w:jc w:val="center"/>
+      </w:pPr>
+      <w:r>
+        <w:drawing>
+          <wp:inline xmlns:a="http://schemas.openxmlformats.org/drawingml/2006/main" xmlns:pic="http://schemas.openxmlformats.org/drawingml/2006/picture">
+            <wp:extent cx="5328000" cy="2377444"/>
+            <wp:docPr id="26" name="Picture 26"/>
+            <wp:cNvGraphicFramePr>
+              <a:graphicFrameLocks noChangeAspect="1"/>
+            </wp:cNvGraphicFramePr>
+            <a:graphic>
+              <a:graphicData uri="http://schemas.openxmlformats.org/drawingml/2006/picture">
+                <pic:pic>
+                  <pic:nvPicPr>
+                    <pic:cNvPr id="0" name="problem3_fig4_convergence-ba19a05509b9fac9.jpg"/>
+                    <pic:cNvPicPr/>
+                  </pic:nvPicPr>
+                  <pic:blipFill>
+                    <a:blip r:embed="rId35"/>
+                    <a:stretch>
+                      <a:fillRect/>
+                    </a:stretch>
+                  </pic:blipFill>
+                  <pic:spPr>
+                    <a:xfrm>
+                      <a:off x="0" y="0"/>
+                      <a:ext cx="5328000" cy="2377444"/>
+                    </a:xfrm>
+                    <a:prstGeom prst="rect"/>
+                  </pic:spPr>
+                </pic:pic>
+              </a:graphicData>
+            </a:graphic>
+          </wp:inline>
+        </w:drawing>
+      </w:r>
+    </w:p>
+    <w:p>
+      <w:pPr>
+        <w:pStyle w:val="CaptionCN"/>
+      </w:pPr>
+      <w:r>
+        <w:rPr>
+          <w:rFonts w:ascii="Times New Roman" w:hAnsi="Times New Roman" w:eastAsia="宋体"/>
+          <w:sz w:val="18"/>
+        </w:rPr>
+        <w:t>图 8  三组代理搜索与完整圆柱直接搜索的收敛</w:t>
       </w:r>
     </w:p>
     <w:p>
@@ -2970,7 +3531,7 @@
         <w:drawing>
           <wp:inline xmlns:a="http://schemas.openxmlformats.org/drawingml/2006/main" xmlns:pic="http://schemas.openxmlformats.org/drawingml/2006/picture">
             <wp:extent cx="5328000" cy="2122458"/>
-            <wp:docPr id="18" name="Picture 18"/>
+            <wp:docPr id="27" name="Picture 27"/>
             <wp:cNvGraphicFramePr>
               <a:graphicFrameLocks noChangeAspect="1"/>
             </wp:cNvGraphicFramePr>
@@ -2982,7 +3543,7 @@
                     <pic:cNvPicPr/>
                   </pic:nvPicPr>
                   <pic:blipFill>
-                    <a:blip r:embed="rId27"/>
+                    <a:blip r:embed="rId36"/>
                     <a:stretch>
                       <a:fillRect/>
                     </a:stretch>
@@ -3010,7 +3571,16 @@
           <w:rFonts w:ascii="Times New Roman" w:hAnsi="Times New Roman" w:eastAsia="宋体"/>
           <w:sz w:val="18"/>
         </w:rPr>
-        <w:t>图 7  航向、速度和第二枚投放时刻的灵敏度</w:t>
+        <w:t>图 9  航向、速度和第二枚投放时刻的灵敏度</w:t>
+      </w:r>
+    </w:p>
+    <w:p>
+      <w:r>
+        <w:rPr>
+          <w:rFonts w:ascii="Times New Roman" w:hAnsi="Times New Roman" w:eastAsia="宋体"/>
+          <w:sz w:val="21"/>
+        </w:rPr>
+        <w:t>收敛曲线显示不同随机种子最终进入同一收益区间；单因素扰动则表明第二枚投放时刻的主要作用是填补第一枚之前的空窗，一旦偏离 1 s 边界，连续覆盖会出现缺口或重叠损失。共同航向和速度也存在尖锐最优区，说明多弹排程的敏感性不仅来自单弹几何，还来自两个区间端点的衔接。</w:t>
       </w:r>
     </w:p>
     <w:p>
@@ -3059,7 +3629,114 @@
           <w:rFonts w:ascii="Times New Roman" w:hAnsi="Times New Roman" w:eastAsia="宋体"/>
           <w:sz w:val="21"/>
         </w:rPr>
-        <w:t>搜索时先以连续接近度目标穿越严格判据的大面积零值平台，再执行中心视线时长搜索、完整圆柱精化和高分辨率复算。</w:t>
+        <w:t>设第 k 架无人机单独可达到的最大数值时长为 U_k。由集合测度的次可加性，对任意联合策略都有</w:t>
+      </w:r>
+    </w:p>
+    <w:p>
+      <w:pPr>
+        <w:pStyle w:val="EquationCN"/>
+        <w:keepLines/>
+      </w:pPr>
+      <w:r>
+        <w:drawing>
+          <wp:inline xmlns:a="http://schemas.openxmlformats.org/drawingml/2006/main" xmlns:pic="http://schemas.openxmlformats.org/drawingml/2006/picture">
+            <wp:extent cx="2596896" cy="475488"/>
+            <wp:docPr id="28" name="Picture 28"/>
+            <wp:cNvGraphicFramePr>
+              <a:graphicFrameLocks noChangeAspect="1"/>
+            </wp:cNvGraphicFramePr>
+            <a:graphic>
+              <a:graphicData uri="http://schemas.openxmlformats.org/drawingml/2006/picture">
+                <pic:pic>
+                  <pic:nvPicPr>
+                    <pic:cNvPr id="0" name="equation-8743c1286b31f124.png"/>
+                    <pic:cNvPicPr/>
+                  </pic:nvPicPr>
+                  <pic:blipFill>
+                    <a:blip r:embed="rId37"/>
+                    <a:stretch>
+                      <a:fillRect/>
+                    </a:stretch>
+                  </pic:blipFill>
+                  <pic:spPr>
+                    <a:xfrm>
+                      <a:off x="0" y="0"/>
+                      <a:ext cx="2596896" cy="475488"/>
+                    </a:xfrm>
+                    <a:prstGeom prst="rect"/>
+                  </pic:spPr>
+                </pic:pic>
+              </a:graphicData>
+            </a:graphic>
+          </wp:inline>
+        </w:drawing>
+      </w:r>
+    </w:p>
+    <w:p>
+      <w:r>
+        <w:rPr>
+          <w:rFonts w:ascii="Times New Roman" w:hAnsi="Times New Roman" w:eastAsia="宋体"/>
+          <w:sz w:val="21"/>
+        </w:rPr>
+        <w:t>第一处等号成立的条件是三个区间互不重叠，第二处等号要求各机都达到自己的单机最好值。因此问题 4 不必盲目做 12 维联合搜索：先分别寻找 U_k，再检查所得区间是否重叠即可。计算结果恰好满足两处等号，故达到由三个单机数值最优值构成的可分解上界。需要强调，U_k 本身仍由多起点数值搜索获得，所以这是数值上界闭合，而不是解析全局最优证明。</w:t>
+      </w:r>
+    </w:p>
+    <w:p>
+      <w:r>
+        <w:rPr>
+          <w:rFonts w:ascii="Times New Roman" w:hAnsi="Times New Roman" w:eastAsia="宋体"/>
+          <w:sz w:val="21"/>
+        </w:rPr>
+        <w:t>严格遮蔽时长在多数参数区域恒为 0，尤其 FY2、FY3 距目标视线较远，随机种群很难偶然命中有效盆地。为给优化器提供连续方向信息，先最小化整个烟幕有效期内的最小中心视线距离</w:t>
+      </w:r>
+    </w:p>
+    <w:p>
+      <w:pPr>
+        <w:pStyle w:val="EquationCN"/>
+        <w:keepLines/>
+      </w:pPr>
+      <w:r>
+        <w:drawing>
+          <wp:inline xmlns:a="http://schemas.openxmlformats.org/drawingml/2006/main" xmlns:pic="http://schemas.openxmlformats.org/drawingml/2006/picture">
+            <wp:extent cx="2560319" cy="274320"/>
+            <wp:docPr id="29" name="Picture 29"/>
+            <wp:cNvGraphicFramePr>
+              <a:graphicFrameLocks noChangeAspect="1"/>
+            </wp:cNvGraphicFramePr>
+            <a:graphic>
+              <a:graphicData uri="http://schemas.openxmlformats.org/drawingml/2006/picture">
+                <pic:pic>
+                  <pic:nvPicPr>
+                    <pic:cNvPr id="0" name="equation-52b561f538b0f794.png"/>
+                    <pic:cNvPicPr/>
+                  </pic:nvPicPr>
+                  <pic:blipFill>
+                    <a:blip r:embed="rId38"/>
+                    <a:stretch>
+                      <a:fillRect/>
+                    </a:stretch>
+                  </pic:blipFill>
+                  <pic:spPr>
+                    <a:xfrm>
+                      <a:off x="0" y="0"/>
+                      <a:ext cx="2560319" cy="274320"/>
+                    </a:xfrm>
+                    <a:prstGeom prst="rect"/>
+                  </pic:spPr>
+                </pic:pic>
+              </a:graphicData>
+            </a:graphic>
+          </wp:inline>
+        </w:drawing>
+      </w:r>
+    </w:p>
+    <w:p>
+      <w:r>
+        <w:rPr>
+          <w:rFonts w:ascii="Times New Roman" w:hAnsi="Times New Roman" w:eastAsia="宋体"/>
+          <w:sz w:val="21"/>
+        </w:rPr>
+        <w:t>把“0 秒和另一个 0 秒”区分成离视线近或远。接近度优化得到种子后，再依次执行中心视线时长搜索、完整圆柱重排、坐标精化和高分辨率复算。这个辅助目标只用于跨越零值平台，不参与最终计时。</w:t>
       </w:r>
     </w:p>
     <w:p>
@@ -3073,7 +3750,7 @@
         <w:drawing>
           <wp:inline xmlns:a="http://schemas.openxmlformats.org/drawingml/2006/main" xmlns:pic="http://schemas.openxmlformats.org/drawingml/2006/picture">
             <wp:extent cx="5328000" cy="2702645"/>
-            <wp:docPr id="19" name="Picture 19"/>
+            <wp:docPr id="30" name="Picture 30"/>
             <wp:cNvGraphicFramePr>
               <a:graphicFrameLocks noChangeAspect="1"/>
             </wp:cNvGraphicFramePr>
@@ -3085,7 +3762,7 @@
                     <pic:cNvPicPr/>
                   </pic:nvPicPr>
                   <pic:blipFill>
-                    <a:blip r:embed="rId28"/>
+                    <a:blip r:embed="rId39"/>
                     <a:stretch>
                       <a:fillRect/>
                     </a:stretch>
@@ -3113,7 +3790,7 @@
           <w:rFonts w:ascii="Times New Roman" w:hAnsi="Times New Roman" w:eastAsia="宋体"/>
           <w:sz w:val="18"/>
         </w:rPr>
-        <w:t>图 8  三机最优航迹与烟幕空间关系</w:t>
+        <w:t>图 10  三机最优航迹与烟幕空间关系</w:t>
       </w:r>
     </w:p>
     <w:p>
@@ -3928,7 +4605,7 @@
         <w:drawing>
           <wp:inline xmlns:a="http://schemas.openxmlformats.org/drawingml/2006/main" xmlns:pic="http://schemas.openxmlformats.org/drawingml/2006/picture">
             <wp:extent cx="4114800" cy="201168"/>
-            <wp:docPr id="20" name="Picture 20"/>
+            <wp:docPr id="31" name="Picture 31"/>
             <wp:cNvGraphicFramePr>
               <a:graphicFrameLocks noChangeAspect="1"/>
             </wp:cNvGraphicFramePr>
@@ -3940,7 +4617,7 @@
                     <pic:cNvPicPr/>
                   </pic:nvPicPr>
                   <pic:blipFill>
-                    <a:blip r:embed="rId29"/>
+                    <a:blip r:embed="rId40"/>
                     <a:stretch>
                       <a:fillRect/>
                     </a:stretch>
@@ -3970,7 +4647,7 @@
         <w:drawing>
           <wp:inline xmlns:a="http://schemas.openxmlformats.org/drawingml/2006/main" xmlns:pic="http://schemas.openxmlformats.org/drawingml/2006/picture">
             <wp:extent cx="5328000" cy="2413871"/>
-            <wp:docPr id="21" name="Picture 21"/>
+            <wp:docPr id="32" name="Picture 32"/>
             <wp:cNvGraphicFramePr>
               <a:graphicFrameLocks noChangeAspect="1"/>
             </wp:cNvGraphicFramePr>
@@ -3982,7 +4659,7 @@
                     <pic:cNvPicPr/>
                   </pic:nvPicPr>
                   <pic:blipFill>
-                    <a:blip r:embed="rId30"/>
+                    <a:blip r:embed="rId41"/>
                     <a:stretch>
                       <a:fillRect/>
                     </a:stretch>
@@ -4010,7 +4687,70 @@
           <w:rFonts w:ascii="Times New Roman" w:hAnsi="Times New Roman" w:eastAsia="宋体"/>
           <w:sz w:val="18"/>
         </w:rPr>
-        <w:t>图 9  三机单弹有效区间及并集</w:t>
+        <w:t>图 11  三机单弹有效区间及并集</w:t>
+      </w:r>
+    </w:p>
+    <w:p>
+      <w:pPr>
+        <w:keepNext/>
+        <w:spacing w:before="60" w:after="0"/>
+        <w:ind w:firstLine="0"/>
+        <w:jc w:val="center"/>
+      </w:pPr>
+      <w:r>
+        <w:drawing>
+          <wp:inline xmlns:a="http://schemas.openxmlformats.org/drawingml/2006/main" xmlns:pic="http://schemas.openxmlformats.org/drawingml/2006/picture">
+            <wp:extent cx="5328000" cy="2341017"/>
+            <wp:docPr id="33" name="Picture 33"/>
+            <wp:cNvGraphicFramePr>
+              <a:graphicFrameLocks noChangeAspect="1"/>
+            </wp:cNvGraphicFramePr>
+            <a:graphic>
+              <a:graphicData uri="http://schemas.openxmlformats.org/drawingml/2006/picture">
+                <pic:pic>
+                  <pic:nvPicPr>
+                    <pic:cNvPr id="0" name="problem4_fig4_optimization-626a916b14eca56d.jpg"/>
+                    <pic:cNvPicPr/>
+                  </pic:nvPicPr>
+                  <pic:blipFill>
+                    <a:blip r:embed="rId42"/>
+                    <a:stretch>
+                      <a:fillRect/>
+                    </a:stretch>
+                  </pic:blipFill>
+                  <pic:spPr>
+                    <a:xfrm>
+                      <a:off x="0" y="0"/>
+                      <a:ext cx="5328000" cy="2341017"/>
+                    </a:xfrm>
+                    <a:prstGeom prst="rect"/>
+                  </pic:spPr>
+                </pic:pic>
+              </a:graphicData>
+            </a:graphic>
+          </wp:inline>
+        </w:drawing>
+      </w:r>
+    </w:p>
+    <w:p>
+      <w:pPr>
+        <w:pStyle w:val="CaptionCN"/>
+      </w:pPr>
+      <w:r>
+        <w:rPr>
+          <w:rFonts w:ascii="Times New Roman" w:hAnsi="Times New Roman" w:eastAsia="宋体"/>
+          <w:sz w:val="18"/>
+        </w:rPr>
+        <w:t>图 12  三机单弹搜索收敛与可分解数值上界</w:t>
+      </w:r>
+    </w:p>
+    <w:p>
+      <w:r>
+        <w:rPr>
+          <w:rFonts w:ascii="Times New Roman" w:hAnsi="Times New Roman" w:eastAsia="宋体"/>
+          <w:sz w:val="21"/>
+        </w:rPr>
+        <w:t>FY1 在最早时段形成遮蔽，FY2 和 FY3 因初始位置不同，分别在约 11.48 s 和 23.81 s 后才进入合适视线区域。三个单机最优区间自然错开，使“分别最优”和“联合最优”没有发生重叠冲突；若未来增加第四架无人机并出现区间重叠，就必须在单机收益与重叠损失之间再次联合协调。</w:t>
       </w:r>
     </w:p>
     <w:p>
@@ -4050,55 +4790,47 @@
           <w:rFonts w:ascii="Times New Roman" w:hAnsi="Times New Roman" w:eastAsia="宋体"/>
           <w:sz w:val="21"/>
         </w:rPr>
-        <w:t>问题 5 要同时确定每架无人机的固定航迹、最多三枚弹的投放/起爆时序以及目标导弹。若直接对全部变量做一次高维启发式搜索，离散分配与不光滑区间目标会造成大量零值平台。本文采用四层求解：</w:t>
+        <w:t>问题 5 要同时确定每架无人机的固定航迹、最多三枚弹的投放/起爆时序以及目标导弹。令 x_ijm∈{0,1} 表示无人机 i 的第 j 枚弹是否分配给导弹 m，并规定每枚弹至多服务一个目标：</w:t>
       </w:r>
     </w:p>
     <w:p>
       <w:pPr>
-        <w:pStyle w:val="ListNumber"/>
+        <w:pStyle w:val="EquationCN"/>
+        <w:keepLines/>
       </w:pPr>
       <w:r>
-        <w:rPr>
-          <w:rFonts w:ascii="Times New Roman" w:hAnsi="Times New Roman" w:eastAsia="宋体"/>
-          <w:sz w:val="21"/>
-        </w:rPr>
-        <w:t>对 15 个“无人机—导弹”组合进行连续路径搜索，形成可行航迹种子；</w:t>
-      </w:r>
-    </w:p>
-    <w:p>
-      <w:pPr>
-        <w:pStyle w:val="ListNumber"/>
-      </w:pPr>
-      <w:r>
-        <w:rPr>
-          <w:rFonts w:ascii="Times New Roman" w:hAnsi="Times New Roman" w:eastAsia="宋体"/>
-          <w:sz w:val="21"/>
-        </w:rPr>
-        <w:t>在固定航迹上生成单弹原子候选库；</w:t>
-      </w:r>
-    </w:p>
-    <w:p>
-      <w:pPr>
-        <w:pStyle w:val="ListNumber"/>
-      </w:pPr>
-      <w:r>
-        <w:rPr>
-          <w:rFonts w:ascii="Times New Roman" w:hAnsi="Times New Roman" w:eastAsia="宋体"/>
-          <w:sz w:val="21"/>
-        </w:rPr>
-        <w:t>对每架无人机筛选满足 1 s 投放间隔的 1—3 弹组合；</w:t>
-      </w:r>
-    </w:p>
-    <w:p>
-      <w:pPr>
-        <w:pStyle w:val="ListNumber"/>
-      </w:pPr>
-      <w:r>
-        <w:rPr>
-          <w:rFonts w:ascii="Times New Roman" w:hAnsi="Times New Roman" w:eastAsia="宋体"/>
-          <w:sz w:val="21"/>
-        </w:rPr>
-        <w:t>枚举五架无人机组合，要求 M1、M2、M3 均获得正覆盖，最大化三枚导弹各自区间并集时长之和。</w:t>
+        <w:drawing>
+          <wp:inline xmlns:a="http://schemas.openxmlformats.org/drawingml/2006/main" xmlns:pic="http://schemas.openxmlformats.org/drawingml/2006/picture">
+            <wp:extent cx="2121408" cy="496824"/>
+            <wp:docPr id="34" name="Picture 34"/>
+            <wp:cNvGraphicFramePr>
+              <a:graphicFrameLocks noChangeAspect="1"/>
+            </wp:cNvGraphicFramePr>
+            <a:graphic>
+              <a:graphicData uri="http://schemas.openxmlformats.org/drawingml/2006/picture">
+                <pic:pic>
+                  <pic:nvPicPr>
+                    <pic:cNvPr id="0" name="equation-6aa6a9c93b07759a.png"/>
+                    <pic:cNvPicPr/>
+                  </pic:nvPicPr>
+                  <pic:blipFill>
+                    <a:blip r:embed="rId43"/>
+                    <a:stretch>
+                      <a:fillRect/>
+                    </a:stretch>
+                  </pic:blipFill>
+                  <pic:spPr>
+                    <a:xfrm>
+                      <a:off x="0" y="0"/>
+                      <a:ext cx="2121408" cy="496824"/>
+                    </a:xfrm>
+                    <a:prstGeom prst="rect"/>
+                  </pic:spPr>
+                </pic:pic>
+              </a:graphicData>
+            </a:graphic>
+          </wp:inline>
+        </w:drawing>
       </w:r>
     </w:p>
     <w:p>
@@ -4107,7 +4839,135 @@
           <w:rFonts w:ascii="Times New Roman" w:hAnsi="Times New Roman" w:eastAsia="宋体"/>
           <w:sz w:val="21"/>
         </w:rPr>
-        <w:t>该方法给出候选库上的可行数值下界，不构成对连续原问题的解析全局最优证明。</w:t>
+        <w:t>若 E_ijm 是该弹对导弹 m 的有效区间，则第 m 枚导弹获得的覆盖为</w:t>
+      </w:r>
+    </w:p>
+    <w:p>
+      <w:pPr>
+        <w:pStyle w:val="EquationCN"/>
+        <w:keepLines/>
+      </w:pPr>
+      <w:r>
+        <w:drawing>
+          <wp:inline xmlns:a="http://schemas.openxmlformats.org/drawingml/2006/main" xmlns:pic="http://schemas.openxmlformats.org/drawingml/2006/picture">
+            <wp:extent cx="2636520" cy="505968"/>
+            <wp:docPr id="35" name="Picture 35"/>
+            <wp:cNvGraphicFramePr>
+              <a:graphicFrameLocks noChangeAspect="1"/>
+            </wp:cNvGraphicFramePr>
+            <a:graphic>
+              <a:graphicData uri="http://schemas.openxmlformats.org/drawingml/2006/picture">
+                <pic:pic>
+                  <pic:nvPicPr>
+                    <pic:cNvPr id="0" name="equation-24f2604486b3fda9.png"/>
+                    <pic:cNvPicPr/>
+                  </pic:nvPicPr>
+                  <pic:blipFill>
+                    <a:blip r:embed="rId44"/>
+                    <a:stretch>
+                      <a:fillRect/>
+                    </a:stretch>
+                  </pic:blipFill>
+                  <pic:spPr>
+                    <a:xfrm>
+                      <a:off x="0" y="0"/>
+                      <a:ext cx="2636520" cy="505968"/>
+                    </a:xfrm>
+                    <a:prstGeom prst="rect"/>
+                  </pic:spPr>
+                </pic:pic>
+              </a:graphicData>
+            </a:graphic>
+          </wp:inline>
+        </w:drawing>
+      </w:r>
+    </w:p>
+    <w:p>
+      <w:r>
+        <w:rPr>
+          <w:rFonts w:ascii="Times New Roman" w:hAnsi="Times New Roman" w:eastAsia="宋体"/>
+          <w:sz w:val="21"/>
+        </w:rPr>
+        <w:t>同一无人机所有弹共享 φ_i、v_i，并满足相邻投放间隔不少于 1 s。不同导弹的覆盖可以分别计入总目标，但同一导弹上的重叠区间只能计一次。为避免优化器只集中保护容易获得收益的 M1，候选组合阶段还要求三个 μ(E_m) 均为正。</w:t>
+      </w:r>
+    </w:p>
+    <w:p>
+      <w:r>
+        <w:rPr>
+          <w:rFonts w:ascii="Times New Roman" w:hAnsi="Times New Roman" w:eastAsia="宋体"/>
+          <w:sz w:val="21"/>
+        </w:rPr>
+        <w:t>若直接对全部变量做一次高维启发式搜索，除 10 个航迹变量外，15 枚弹还各有投放、引信和离散目标变量，且严格判据造成大量零值平台。离散目标编号的微小变化也不会产生可用于连续搜索的梯度。本文采用四层求解：</w:t>
+      </w:r>
+    </w:p>
+    <w:p>
+      <w:pPr>
+        <w:spacing w:line="276" w:lineRule="auto"/>
+        <w:ind w:left="420" w:hanging="210"/>
+      </w:pPr>
+      <w:r>
+        <w:rPr>
+          <w:rFonts w:ascii="Times New Roman" w:hAnsi="Times New Roman" w:eastAsia="宋体"/>
+          <w:sz w:val="21"/>
+        </w:rPr>
+        <w:t>1. 对 15 个“无人机—导弹”组合进行连续路径搜索，形成可行航迹种子；</w:t>
+      </w:r>
+    </w:p>
+    <w:p>
+      <w:pPr>
+        <w:spacing w:line="276" w:lineRule="auto"/>
+        <w:ind w:left="420" w:hanging="210"/>
+      </w:pPr>
+      <w:r>
+        <w:rPr>
+          <w:rFonts w:ascii="Times New Roman" w:hAnsi="Times New Roman" w:eastAsia="宋体"/>
+          <w:sz w:val="21"/>
+        </w:rPr>
+        <w:t>2. 在固定航迹上生成单弹原子候选库；</w:t>
+      </w:r>
+    </w:p>
+    <w:p>
+      <w:pPr>
+        <w:spacing w:line="276" w:lineRule="auto"/>
+        <w:ind w:left="420" w:hanging="210"/>
+      </w:pPr>
+      <w:r>
+        <w:rPr>
+          <w:rFonts w:ascii="Times New Roman" w:hAnsi="Times New Roman" w:eastAsia="宋体"/>
+          <w:sz w:val="21"/>
+        </w:rPr>
+        <w:t>3. 对每架无人机筛选满足 1 s 投放间隔的 1—3 弹组合；</w:t>
+      </w:r>
+    </w:p>
+    <w:p>
+      <w:pPr>
+        <w:spacing w:line="276" w:lineRule="auto"/>
+        <w:ind w:left="420" w:hanging="210"/>
+      </w:pPr>
+      <w:r>
+        <w:rPr>
+          <w:rFonts w:ascii="Times New Roman" w:hAnsi="Times New Roman" w:eastAsia="宋体"/>
+          <w:sz w:val="21"/>
+        </w:rPr>
+        <w:t>4. 枚举五架无人机组合，要求 M1、M2、M3 均获得正覆盖，最大化三枚导弹各自区间并集时长之和。</w:t>
+      </w:r>
+    </w:p>
+    <w:p>
+      <w:r>
+        <w:rPr>
+          <w:rFonts w:ascii="Times New Roman" w:hAnsi="Times New Roman" w:eastAsia="宋体"/>
+          <w:sz w:val="21"/>
+        </w:rPr>
+        <w:t>第一层共处理 5×3=15 个机—弹组合；每个组合先用连续接近度找到非零区域，再做中心视线和完整圆柱搜索。第二层在固定航迹上改变投放与引信，所得原子候选保存目标编号、时序和完整圆柱有效区间。第三层只枚举满足 1 s 间隔的机内组合，并用“各目标区间并集收益”去除明显劣势方案。第四层再组合五架无人机的代表方案。FY1 候选库额外加入问题 3 已验证的连续覆盖航迹，使早期 M1 区间不会因单弹筛选而丢失。</w:t>
+      </w:r>
+    </w:p>
+    <w:p>
+      <w:r>
+        <w:rPr>
+          <w:rFonts w:ascii="Times New Roman" w:hAnsi="Times New Roman" w:eastAsia="宋体"/>
+          <w:sz w:val="21"/>
+        </w:rPr>
+        <w:t>这种分解的本质是用可复算的候选集合替代不可承受的全连续组合空间。任何输出方案都满足原问题约束，因此目标值是连续原问题的可行下界；但候选筛选可能漏掉某条在单弹上一般、与其他弹组合后却更优的航迹，所以不能将 30.325721 s 宣称为全局最优。</w:t>
       </w:r>
     </w:p>
     <w:p>
@@ -4121,7 +4981,7 @@
         <w:drawing>
           <wp:inline xmlns:a="http://schemas.openxmlformats.org/drawingml/2006/main" xmlns:pic="http://schemas.openxmlformats.org/drawingml/2006/picture">
             <wp:extent cx="5328000" cy="2215560"/>
-            <wp:docPr id="22" name="Picture 22"/>
+            <wp:docPr id="36" name="Picture 36"/>
             <wp:cNvGraphicFramePr>
               <a:graphicFrameLocks noChangeAspect="1"/>
             </wp:cNvGraphicFramePr>
@@ -4133,7 +4993,7 @@
                     <pic:cNvPicPr/>
                   </pic:nvPicPr>
                   <pic:blipFill>
-                    <a:blip r:embed="rId31"/>
+                    <a:blip r:embed="rId45"/>
                     <a:stretch>
                       <a:fillRect/>
                     </a:stretch>
@@ -4161,7 +5021,7 @@
           <w:rFonts w:ascii="Times New Roman" w:hAnsi="Times New Roman" w:eastAsia="宋体"/>
           <w:sz w:val="18"/>
         </w:rPr>
-        <w:t>图 10  五机三导弹的任务分配矩阵</w:t>
+        <w:t>图 13  五机三导弹的任务分配矩阵</w:t>
       </w:r>
     </w:p>
     <w:p>
@@ -5014,6 +5874,1660 @@
         <w:spacing w:after="0" w:line="120" w:lineRule="auto"/>
       </w:pPr>
     </w:p>
+    <w:p>
+      <w:r>
+        <w:rPr>
+          <w:rFonts w:ascii="Times New Roman" w:hAnsi="Times New Roman" w:eastAsia="宋体"/>
+          <w:sz w:val="21"/>
+        </w:rPr>
+        <w:t>具体投放时序如下。表中每一行均对应结果模板中的一枚有效弹，空余 6 个投弹名额不使用。</w:t>
+      </w:r>
+    </w:p>
+    <w:tbl>
+      <w:tblPr>
+        <w:tblStyle w:val="TableGrid"/>
+        <w:tblW w:type="auto" w:w="0"/>
+        <w:jc w:val="center"/>
+        <w:tblLayout w:type="autofit"/>
+        <w:tblLook w:firstColumn="1" w:firstRow="1" w:lastColumn="0" w:lastRow="0" w:noHBand="0" w:noVBand="1" w:val="04A0"/>
+      </w:tblPr>
+      <w:tblGrid>
+        <w:gridCol w:w="1512"/>
+        <w:gridCol w:w="1512"/>
+        <w:gridCol w:w="1512"/>
+        <w:gridCol w:w="1512"/>
+        <w:gridCol w:w="1512"/>
+        <w:gridCol w:w="1512"/>
+      </w:tblGrid>
+      <w:tr>
+        <w:trPr>
+          <w:cantSplit/>
+          <w:tblHeader w:val="true"/>
+        </w:trPr>
+        <w:tc>
+          <w:tcPr>
+            <w:tcW w:type="dxa" w:w="1512"/>
+            <w:vAlign w:val="center"/>
+            <w:tcMar>
+              <w:top w:w="60" w:type="dxa"/>
+              <w:start w:w="80" w:type="dxa"/>
+              <w:bottom w:w="60" w:type="dxa"/>
+              <w:end w:w="80" w:type="dxa"/>
+            </w:tcMar>
+            <w:shd w:fill="D9E2F3"/>
+          </w:tcPr>
+          <w:p>
+            <w:pPr>
+              <w:spacing w:after="0" w:line="240" w:lineRule="auto"/>
+              <w:ind w:firstLine="0"/>
+              <w:jc w:val="center"/>
+            </w:pPr>
+            <w:r>
+              <w:rPr>
+                <w:rFonts w:ascii="Times New Roman" w:hAnsi="Times New Roman" w:eastAsia="宋体"/>
+                <w:b/>
+                <w:sz w:val="17"/>
+              </w:rPr>
+              <w:t>弹号</w:t>
+            </w:r>
+          </w:p>
+        </w:tc>
+        <w:tc>
+          <w:tcPr>
+            <w:tcW w:type="dxa" w:w="1512"/>
+            <w:vAlign w:val="center"/>
+            <w:tcMar>
+              <w:top w:w="60" w:type="dxa"/>
+              <w:start w:w="80" w:type="dxa"/>
+              <w:bottom w:w="60" w:type="dxa"/>
+              <w:end w:w="80" w:type="dxa"/>
+            </w:tcMar>
+            <w:shd w:fill="D9E2F3"/>
+          </w:tcPr>
+          <w:p>
+            <w:pPr>
+              <w:spacing w:after="0" w:line="240" w:lineRule="auto"/>
+              <w:ind w:firstLine="0"/>
+              <w:jc w:val="center"/>
+            </w:pPr>
+            <w:r>
+              <w:rPr>
+                <w:rFonts w:ascii="Times New Roman" w:hAnsi="Times New Roman" w:eastAsia="宋体"/>
+                <w:b/>
+                <w:sz w:val="17"/>
+              </w:rPr>
+              <w:t>目标</w:t>
+            </w:r>
+          </w:p>
+        </w:tc>
+        <w:tc>
+          <w:tcPr>
+            <w:tcW w:type="dxa" w:w="1512"/>
+            <w:vAlign w:val="center"/>
+            <w:tcMar>
+              <w:top w:w="60" w:type="dxa"/>
+              <w:start w:w="80" w:type="dxa"/>
+              <w:bottom w:w="60" w:type="dxa"/>
+              <w:end w:w="80" w:type="dxa"/>
+            </w:tcMar>
+            <w:shd w:fill="D9E2F3"/>
+          </w:tcPr>
+          <w:p>
+            <w:pPr>
+              <w:spacing w:after="0" w:line="240" w:lineRule="auto"/>
+              <w:ind w:firstLine="0"/>
+              <w:jc w:val="center"/>
+            </w:pPr>
+            <w:r>
+              <w:rPr>
+                <w:rFonts w:ascii="Times New Roman" w:hAnsi="Times New Roman" w:eastAsia="宋体"/>
+                <w:b/>
+                <w:sz w:val="17"/>
+              </w:rPr>
+              <w:t>投放时刻/s</w:t>
+            </w:r>
+          </w:p>
+        </w:tc>
+        <w:tc>
+          <w:tcPr>
+            <w:tcW w:type="dxa" w:w="1512"/>
+            <w:vAlign w:val="center"/>
+            <w:tcMar>
+              <w:top w:w="60" w:type="dxa"/>
+              <w:start w:w="80" w:type="dxa"/>
+              <w:bottom w:w="60" w:type="dxa"/>
+              <w:end w:w="80" w:type="dxa"/>
+            </w:tcMar>
+            <w:shd w:fill="D9E2F3"/>
+          </w:tcPr>
+          <w:p>
+            <w:pPr>
+              <w:spacing w:after="0" w:line="240" w:lineRule="auto"/>
+              <w:ind w:firstLine="0"/>
+              <w:jc w:val="center"/>
+            </w:pPr>
+            <w:r>
+              <w:rPr>
+                <w:rFonts w:ascii="Times New Roman" w:hAnsi="Times New Roman" w:eastAsia="宋体"/>
+                <w:b/>
+                <w:sz w:val="17"/>
+              </w:rPr>
+              <w:t>引信延迟/s</w:t>
+            </w:r>
+          </w:p>
+        </w:tc>
+        <w:tc>
+          <w:tcPr>
+            <w:tcW w:type="dxa" w:w="1512"/>
+            <w:vAlign w:val="center"/>
+            <w:tcMar>
+              <w:top w:w="60" w:type="dxa"/>
+              <w:start w:w="80" w:type="dxa"/>
+              <w:bottom w:w="60" w:type="dxa"/>
+              <w:end w:w="80" w:type="dxa"/>
+            </w:tcMar>
+            <w:shd w:fill="D9E2F3"/>
+          </w:tcPr>
+          <w:p>
+            <w:pPr>
+              <w:spacing w:after="0" w:line="240" w:lineRule="auto"/>
+              <w:ind w:firstLine="0"/>
+              <w:jc w:val="center"/>
+            </w:pPr>
+            <w:r>
+              <w:rPr>
+                <w:rFonts w:ascii="Times New Roman" w:hAnsi="Times New Roman" w:eastAsia="宋体"/>
+                <w:b/>
+                <w:sz w:val="17"/>
+              </w:rPr>
+              <w:t>有效区间/s</w:t>
+            </w:r>
+          </w:p>
+        </w:tc>
+        <w:tc>
+          <w:tcPr>
+            <w:tcW w:type="dxa" w:w="1512"/>
+            <w:vAlign w:val="center"/>
+            <w:tcMar>
+              <w:top w:w="60" w:type="dxa"/>
+              <w:start w:w="80" w:type="dxa"/>
+              <w:bottom w:w="60" w:type="dxa"/>
+              <w:end w:w="80" w:type="dxa"/>
+            </w:tcMar>
+            <w:shd w:fill="D9E2F3"/>
+          </w:tcPr>
+          <w:p>
+            <w:pPr>
+              <w:spacing w:after="0" w:line="240" w:lineRule="auto"/>
+              <w:ind w:firstLine="0"/>
+              <w:jc w:val="center"/>
+            </w:pPr>
+            <w:r>
+              <w:rPr>
+                <w:rFonts w:ascii="Times New Roman" w:hAnsi="Times New Roman" w:eastAsia="宋体"/>
+                <w:b/>
+                <w:sz w:val="17"/>
+              </w:rPr>
+              <w:t>时长/s</w:t>
+            </w:r>
+          </w:p>
+        </w:tc>
+      </w:tr>
+      <w:tr>
+        <w:trPr>
+          <w:cantSplit/>
+        </w:trPr>
+        <w:tc>
+          <w:tcPr>
+            <w:tcW w:type="dxa" w:w="1512"/>
+            <w:vAlign w:val="center"/>
+            <w:tcMar>
+              <w:top w:w="60" w:type="dxa"/>
+              <w:start w:w="80" w:type="dxa"/>
+              <w:bottom w:w="60" w:type="dxa"/>
+              <w:end w:w="80" w:type="dxa"/>
+            </w:tcMar>
+          </w:tcPr>
+          <w:p>
+            <w:pPr>
+              <w:spacing w:after="0" w:line="240" w:lineRule="auto"/>
+              <w:ind w:firstLine="0"/>
+              <w:jc w:val="left"/>
+            </w:pPr>
+            <w:r>
+              <w:rPr>
+                <w:rFonts w:ascii="Times New Roman" w:hAnsi="Times New Roman" w:eastAsia="宋体"/>
+                <w:sz w:val="17"/>
+              </w:rPr>
+              <w:t>FY1-1</w:t>
+            </w:r>
+          </w:p>
+        </w:tc>
+        <w:tc>
+          <w:tcPr>
+            <w:tcW w:type="dxa" w:w="1512"/>
+            <w:vAlign w:val="center"/>
+            <w:tcMar>
+              <w:top w:w="60" w:type="dxa"/>
+              <w:start w:w="80" w:type="dxa"/>
+              <w:bottom w:w="60" w:type="dxa"/>
+              <w:end w:w="80" w:type="dxa"/>
+            </w:tcMar>
+          </w:tcPr>
+          <w:p>
+            <w:pPr>
+              <w:spacing w:after="0" w:line="240" w:lineRule="auto"/>
+              <w:ind w:firstLine="0"/>
+              <w:jc w:val="center"/>
+            </w:pPr>
+            <w:r>
+              <w:rPr>
+                <w:rFonts w:ascii="Times New Roman" w:hAnsi="Times New Roman" w:eastAsia="宋体"/>
+                <w:sz w:val="17"/>
+              </w:rPr>
+              <w:t>M1</w:t>
+            </w:r>
+          </w:p>
+        </w:tc>
+        <w:tc>
+          <w:tcPr>
+            <w:tcW w:type="dxa" w:w="1512"/>
+            <w:vAlign w:val="center"/>
+            <w:tcMar>
+              <w:top w:w="60" w:type="dxa"/>
+              <w:start w:w="80" w:type="dxa"/>
+              <w:bottom w:w="60" w:type="dxa"/>
+              <w:end w:w="80" w:type="dxa"/>
+            </w:tcMar>
+          </w:tcPr>
+          <w:p>
+            <w:pPr>
+              <w:spacing w:after="0" w:line="240" w:lineRule="auto"/>
+              <w:ind w:firstLine="0"/>
+              <w:jc w:val="center"/>
+            </w:pPr>
+            <w:r>
+              <w:rPr>
+                <w:rFonts w:ascii="Times New Roman" w:hAnsi="Times New Roman" w:eastAsia="宋体"/>
+                <w:sz w:val="17"/>
+              </w:rPr>
+              <w:t>0.000000</w:t>
+            </w:r>
+          </w:p>
+        </w:tc>
+        <w:tc>
+          <w:tcPr>
+            <w:tcW w:type="dxa" w:w="1512"/>
+            <w:vAlign w:val="center"/>
+            <w:tcMar>
+              <w:top w:w="60" w:type="dxa"/>
+              <w:start w:w="80" w:type="dxa"/>
+              <w:bottom w:w="60" w:type="dxa"/>
+              <w:end w:w="80" w:type="dxa"/>
+            </w:tcMar>
+          </w:tcPr>
+          <w:p>
+            <w:pPr>
+              <w:spacing w:after="0" w:line="240" w:lineRule="auto"/>
+              <w:ind w:firstLine="0"/>
+              <w:jc w:val="center"/>
+            </w:pPr>
+            <w:r>
+              <w:rPr>
+                <w:rFonts w:ascii="Times New Roman" w:hAnsi="Times New Roman" w:eastAsia="宋体"/>
+                <w:sz w:val="17"/>
+              </w:rPr>
+              <w:t>0.005102</w:t>
+            </w:r>
+          </w:p>
+        </w:tc>
+        <w:tc>
+          <w:tcPr>
+            <w:tcW w:type="dxa" w:w="1512"/>
+            <w:vAlign w:val="center"/>
+            <w:tcMar>
+              <w:top w:w="60" w:type="dxa"/>
+              <w:start w:w="80" w:type="dxa"/>
+              <w:bottom w:w="60" w:type="dxa"/>
+              <w:end w:w="80" w:type="dxa"/>
+            </w:tcMar>
+          </w:tcPr>
+          <w:p>
+            <w:pPr>
+              <w:spacing w:after="0" w:line="240" w:lineRule="auto"/>
+              <w:ind w:firstLine="0"/>
+              <w:jc w:val="center"/>
+            </w:pPr>
+            <w:r>
+              <w:rPr>
+                <w:rFonts w:ascii="Times New Roman" w:hAnsi="Times New Roman" w:eastAsia="宋体"/>
+                <w:sz w:val="17"/>
+              </w:rPr>
+              <w:t>[4.824835,7.401397]</w:t>
+            </w:r>
+          </w:p>
+        </w:tc>
+        <w:tc>
+          <w:tcPr>
+            <w:tcW w:type="dxa" w:w="1512"/>
+            <w:vAlign w:val="center"/>
+            <w:tcMar>
+              <w:top w:w="60" w:type="dxa"/>
+              <w:start w:w="80" w:type="dxa"/>
+              <w:bottom w:w="60" w:type="dxa"/>
+              <w:end w:w="80" w:type="dxa"/>
+            </w:tcMar>
+          </w:tcPr>
+          <w:p>
+            <w:pPr>
+              <w:spacing w:after="0" w:line="240" w:lineRule="auto"/>
+              <w:ind w:firstLine="0"/>
+              <w:jc w:val="center"/>
+            </w:pPr>
+            <w:r>
+              <w:rPr>
+                <w:rFonts w:ascii="Times New Roman" w:hAnsi="Times New Roman" w:eastAsia="宋体"/>
+                <w:sz w:val="17"/>
+              </w:rPr>
+              <w:t>2.576562</w:t>
+            </w:r>
+          </w:p>
+        </w:tc>
+      </w:tr>
+      <w:tr>
+        <w:trPr>
+          <w:cantSplit/>
+        </w:trPr>
+        <w:tc>
+          <w:tcPr>
+            <w:tcW w:type="dxa" w:w="1512"/>
+            <w:vAlign w:val="center"/>
+            <w:tcMar>
+              <w:top w:w="60" w:type="dxa"/>
+              <w:start w:w="80" w:type="dxa"/>
+              <w:bottom w:w="60" w:type="dxa"/>
+              <w:end w:w="80" w:type="dxa"/>
+            </w:tcMar>
+          </w:tcPr>
+          <w:p>
+            <w:pPr>
+              <w:spacing w:after="0" w:line="240" w:lineRule="auto"/>
+              <w:ind w:firstLine="0"/>
+              <w:jc w:val="left"/>
+            </w:pPr>
+            <w:r>
+              <w:rPr>
+                <w:rFonts w:ascii="Times New Roman" w:hAnsi="Times New Roman" w:eastAsia="宋体"/>
+                <w:sz w:val="17"/>
+              </w:rPr>
+              <w:t>FY1-2</w:t>
+            </w:r>
+          </w:p>
+        </w:tc>
+        <w:tc>
+          <w:tcPr>
+            <w:tcW w:type="dxa" w:w="1512"/>
+            <w:vAlign w:val="center"/>
+            <w:tcMar>
+              <w:top w:w="60" w:type="dxa"/>
+              <w:start w:w="80" w:type="dxa"/>
+              <w:bottom w:w="60" w:type="dxa"/>
+              <w:end w:w="80" w:type="dxa"/>
+            </w:tcMar>
+          </w:tcPr>
+          <w:p>
+            <w:pPr>
+              <w:spacing w:after="0" w:line="240" w:lineRule="auto"/>
+              <w:ind w:firstLine="0"/>
+              <w:jc w:val="center"/>
+            </w:pPr>
+            <w:r>
+              <w:rPr>
+                <w:rFonts w:ascii="Times New Roman" w:hAnsi="Times New Roman" w:eastAsia="宋体"/>
+                <w:sz w:val="17"/>
+              </w:rPr>
+              <w:t>M1</w:t>
+            </w:r>
+          </w:p>
+        </w:tc>
+        <w:tc>
+          <w:tcPr>
+            <w:tcW w:type="dxa" w:w="1512"/>
+            <w:vAlign w:val="center"/>
+            <w:tcMar>
+              <w:top w:w="60" w:type="dxa"/>
+              <w:start w:w="80" w:type="dxa"/>
+              <w:bottom w:w="60" w:type="dxa"/>
+              <w:end w:w="80" w:type="dxa"/>
+            </w:tcMar>
+          </w:tcPr>
+          <w:p>
+            <w:pPr>
+              <w:spacing w:after="0" w:line="240" w:lineRule="auto"/>
+              <w:ind w:firstLine="0"/>
+              <w:jc w:val="center"/>
+            </w:pPr>
+            <w:r>
+              <w:rPr>
+                <w:rFonts w:ascii="Times New Roman" w:hAnsi="Times New Roman" w:eastAsia="宋体"/>
+                <w:sz w:val="17"/>
+              </w:rPr>
+              <w:t>1.000000</w:t>
+            </w:r>
+          </w:p>
+        </w:tc>
+        <w:tc>
+          <w:tcPr>
+            <w:tcW w:type="dxa" w:w="1512"/>
+            <w:vAlign w:val="center"/>
+            <w:tcMar>
+              <w:top w:w="60" w:type="dxa"/>
+              <w:start w:w="80" w:type="dxa"/>
+              <w:bottom w:w="60" w:type="dxa"/>
+              <w:end w:w="80" w:type="dxa"/>
+            </w:tcMar>
+          </w:tcPr>
+          <w:p>
+            <w:pPr>
+              <w:spacing w:after="0" w:line="240" w:lineRule="auto"/>
+              <w:ind w:firstLine="0"/>
+              <w:jc w:val="center"/>
+            </w:pPr>
+            <w:r>
+              <w:rPr>
+                <w:rFonts w:ascii="Times New Roman" w:hAnsi="Times New Roman" w:eastAsia="宋体"/>
+                <w:sz w:val="17"/>
+              </w:rPr>
+              <w:t>0.000000</w:t>
+            </w:r>
+          </w:p>
+        </w:tc>
+        <w:tc>
+          <w:tcPr>
+            <w:tcW w:type="dxa" w:w="1512"/>
+            <w:vAlign w:val="center"/>
+            <w:tcMar>
+              <w:top w:w="60" w:type="dxa"/>
+              <w:start w:w="80" w:type="dxa"/>
+              <w:bottom w:w="60" w:type="dxa"/>
+              <w:end w:w="80" w:type="dxa"/>
+            </w:tcMar>
+          </w:tcPr>
+          <w:p>
+            <w:pPr>
+              <w:spacing w:after="0" w:line="240" w:lineRule="auto"/>
+              <w:ind w:firstLine="0"/>
+              <w:jc w:val="center"/>
+            </w:pPr>
+            <w:r>
+              <w:rPr>
+                <w:rFonts w:ascii="Times New Roman" w:hAnsi="Times New Roman" w:eastAsia="宋体"/>
+                <w:sz w:val="17"/>
+              </w:rPr>
+              <w:t>[1.000001,4.824884]</w:t>
+            </w:r>
+          </w:p>
+        </w:tc>
+        <w:tc>
+          <w:tcPr>
+            <w:tcW w:type="dxa" w:w="1512"/>
+            <w:vAlign w:val="center"/>
+            <w:tcMar>
+              <w:top w:w="60" w:type="dxa"/>
+              <w:start w:w="80" w:type="dxa"/>
+              <w:bottom w:w="60" w:type="dxa"/>
+              <w:end w:w="80" w:type="dxa"/>
+            </w:tcMar>
+          </w:tcPr>
+          <w:p>
+            <w:pPr>
+              <w:spacing w:after="0" w:line="240" w:lineRule="auto"/>
+              <w:ind w:firstLine="0"/>
+              <w:jc w:val="center"/>
+            </w:pPr>
+            <w:r>
+              <w:rPr>
+                <w:rFonts w:ascii="Times New Roman" w:hAnsi="Times New Roman" w:eastAsia="宋体"/>
+                <w:sz w:val="17"/>
+              </w:rPr>
+              <w:t>3.824883</w:t>
+            </w:r>
+          </w:p>
+        </w:tc>
+      </w:tr>
+      <w:tr>
+        <w:trPr>
+          <w:cantSplit/>
+        </w:trPr>
+        <w:tc>
+          <w:tcPr>
+            <w:tcW w:type="dxa" w:w="1512"/>
+            <w:vAlign w:val="center"/>
+            <w:tcMar>
+              <w:top w:w="60" w:type="dxa"/>
+              <w:start w:w="80" w:type="dxa"/>
+              <w:bottom w:w="60" w:type="dxa"/>
+              <w:end w:w="80" w:type="dxa"/>
+            </w:tcMar>
+          </w:tcPr>
+          <w:p>
+            <w:pPr>
+              <w:spacing w:after="0" w:line="240" w:lineRule="auto"/>
+              <w:ind w:firstLine="0"/>
+              <w:jc w:val="left"/>
+            </w:pPr>
+            <w:r>
+              <w:rPr>
+                <w:rFonts w:ascii="Times New Roman" w:hAnsi="Times New Roman" w:eastAsia="宋体"/>
+                <w:sz w:val="17"/>
+              </w:rPr>
+              <w:t>FY2-1</w:t>
+            </w:r>
+          </w:p>
+        </w:tc>
+        <w:tc>
+          <w:tcPr>
+            <w:tcW w:type="dxa" w:w="1512"/>
+            <w:vAlign w:val="center"/>
+            <w:tcMar>
+              <w:top w:w="60" w:type="dxa"/>
+              <w:start w:w="80" w:type="dxa"/>
+              <w:bottom w:w="60" w:type="dxa"/>
+              <w:end w:w="80" w:type="dxa"/>
+            </w:tcMar>
+          </w:tcPr>
+          <w:p>
+            <w:pPr>
+              <w:spacing w:after="0" w:line="240" w:lineRule="auto"/>
+              <w:ind w:firstLine="0"/>
+              <w:jc w:val="center"/>
+            </w:pPr>
+            <w:r>
+              <w:rPr>
+                <w:rFonts w:ascii="Times New Roman" w:hAnsi="Times New Roman" w:eastAsia="宋体"/>
+                <w:sz w:val="17"/>
+              </w:rPr>
+              <w:t>M2</w:t>
+            </w:r>
+          </w:p>
+        </w:tc>
+        <w:tc>
+          <w:tcPr>
+            <w:tcW w:type="dxa" w:w="1512"/>
+            <w:vAlign w:val="center"/>
+            <w:tcMar>
+              <w:top w:w="60" w:type="dxa"/>
+              <w:start w:w="80" w:type="dxa"/>
+              <w:bottom w:w="60" w:type="dxa"/>
+              <w:end w:w="80" w:type="dxa"/>
+            </w:tcMar>
+          </w:tcPr>
+          <w:p>
+            <w:pPr>
+              <w:spacing w:after="0" w:line="240" w:lineRule="auto"/>
+              <w:ind w:firstLine="0"/>
+              <w:jc w:val="center"/>
+            </w:pPr>
+            <w:r>
+              <w:rPr>
+                <w:rFonts w:ascii="Times New Roman" w:hAnsi="Times New Roman" w:eastAsia="宋体"/>
+                <w:sz w:val="17"/>
+              </w:rPr>
+              <w:t>5.143517</w:t>
+            </w:r>
+          </w:p>
+        </w:tc>
+        <w:tc>
+          <w:tcPr>
+            <w:tcW w:type="dxa" w:w="1512"/>
+            <w:vAlign w:val="center"/>
+            <w:tcMar>
+              <w:top w:w="60" w:type="dxa"/>
+              <w:start w:w="80" w:type="dxa"/>
+              <w:bottom w:w="60" w:type="dxa"/>
+              <w:end w:w="80" w:type="dxa"/>
+            </w:tcMar>
+          </w:tcPr>
+          <w:p>
+            <w:pPr>
+              <w:spacing w:after="0" w:line="240" w:lineRule="auto"/>
+              <w:ind w:firstLine="0"/>
+              <w:jc w:val="center"/>
+            </w:pPr>
+            <w:r>
+              <w:rPr>
+                <w:rFonts w:ascii="Times New Roman" w:hAnsi="Times New Roman" w:eastAsia="宋体"/>
+                <w:sz w:val="17"/>
+              </w:rPr>
+              <w:t>3.079829</w:t>
+            </w:r>
+          </w:p>
+        </w:tc>
+        <w:tc>
+          <w:tcPr>
+            <w:tcW w:type="dxa" w:w="1512"/>
+            <w:vAlign w:val="center"/>
+            <w:tcMar>
+              <w:top w:w="60" w:type="dxa"/>
+              <w:start w:w="80" w:type="dxa"/>
+              <w:bottom w:w="60" w:type="dxa"/>
+              <w:end w:w="80" w:type="dxa"/>
+            </w:tcMar>
+          </w:tcPr>
+          <w:p>
+            <w:pPr>
+              <w:spacing w:after="0" w:line="240" w:lineRule="auto"/>
+              <w:ind w:firstLine="0"/>
+              <w:jc w:val="center"/>
+            </w:pPr>
+            <w:r>
+              <w:rPr>
+                <w:rFonts w:ascii="Times New Roman" w:hAnsi="Times New Roman" w:eastAsia="宋体"/>
+                <w:sz w:val="17"/>
+              </w:rPr>
+              <w:t>[8.595608,12.508738]</w:t>
+            </w:r>
+          </w:p>
+        </w:tc>
+        <w:tc>
+          <w:tcPr>
+            <w:tcW w:type="dxa" w:w="1512"/>
+            <w:vAlign w:val="center"/>
+            <w:tcMar>
+              <w:top w:w="60" w:type="dxa"/>
+              <w:start w:w="80" w:type="dxa"/>
+              <w:bottom w:w="60" w:type="dxa"/>
+              <w:end w:w="80" w:type="dxa"/>
+            </w:tcMar>
+          </w:tcPr>
+          <w:p>
+            <w:pPr>
+              <w:spacing w:after="0" w:line="240" w:lineRule="auto"/>
+              <w:ind w:firstLine="0"/>
+              <w:jc w:val="center"/>
+            </w:pPr>
+            <w:r>
+              <w:rPr>
+                <w:rFonts w:ascii="Times New Roman" w:hAnsi="Times New Roman" w:eastAsia="宋体"/>
+                <w:sz w:val="17"/>
+              </w:rPr>
+              <w:t>3.913130</w:t>
+            </w:r>
+          </w:p>
+        </w:tc>
+      </w:tr>
+      <w:tr>
+        <w:trPr>
+          <w:cantSplit/>
+        </w:trPr>
+        <w:tc>
+          <w:tcPr>
+            <w:tcW w:type="dxa" w:w="1512"/>
+            <w:vAlign w:val="center"/>
+            <w:tcMar>
+              <w:top w:w="60" w:type="dxa"/>
+              <w:start w:w="80" w:type="dxa"/>
+              <w:bottom w:w="60" w:type="dxa"/>
+              <w:end w:w="80" w:type="dxa"/>
+            </w:tcMar>
+          </w:tcPr>
+          <w:p>
+            <w:pPr>
+              <w:spacing w:after="0" w:line="240" w:lineRule="auto"/>
+              <w:ind w:firstLine="0"/>
+              <w:jc w:val="left"/>
+            </w:pPr>
+            <w:r>
+              <w:rPr>
+                <w:rFonts w:ascii="Times New Roman" w:hAnsi="Times New Roman" w:eastAsia="宋体"/>
+                <w:sz w:val="17"/>
+              </w:rPr>
+              <w:t>FY2-2</w:t>
+            </w:r>
+          </w:p>
+        </w:tc>
+        <w:tc>
+          <w:tcPr>
+            <w:tcW w:type="dxa" w:w="1512"/>
+            <w:vAlign w:val="center"/>
+            <w:tcMar>
+              <w:top w:w="60" w:type="dxa"/>
+              <w:start w:w="80" w:type="dxa"/>
+              <w:bottom w:w="60" w:type="dxa"/>
+              <w:end w:w="80" w:type="dxa"/>
+            </w:tcMar>
+          </w:tcPr>
+          <w:p>
+            <w:pPr>
+              <w:spacing w:after="0" w:line="240" w:lineRule="auto"/>
+              <w:ind w:firstLine="0"/>
+              <w:jc w:val="center"/>
+            </w:pPr>
+            <w:r>
+              <w:rPr>
+                <w:rFonts w:ascii="Times New Roman" w:hAnsi="Times New Roman" w:eastAsia="宋体"/>
+                <w:sz w:val="17"/>
+              </w:rPr>
+              <w:t>M1</w:t>
+            </w:r>
+          </w:p>
+        </w:tc>
+        <w:tc>
+          <w:tcPr>
+            <w:tcW w:type="dxa" w:w="1512"/>
+            <w:vAlign w:val="center"/>
+            <w:tcMar>
+              <w:top w:w="60" w:type="dxa"/>
+              <w:start w:w="80" w:type="dxa"/>
+              <w:bottom w:w="60" w:type="dxa"/>
+              <w:end w:w="80" w:type="dxa"/>
+            </w:tcMar>
+          </w:tcPr>
+          <w:p>
+            <w:pPr>
+              <w:spacing w:after="0" w:line="240" w:lineRule="auto"/>
+              <w:ind w:firstLine="0"/>
+              <w:jc w:val="center"/>
+            </w:pPr>
+            <w:r>
+              <w:rPr>
+                <w:rFonts w:ascii="Times New Roman" w:hAnsi="Times New Roman" w:eastAsia="宋体"/>
+                <w:sz w:val="17"/>
+              </w:rPr>
+              <w:t>6.183406</w:t>
+            </w:r>
+          </w:p>
+        </w:tc>
+        <w:tc>
+          <w:tcPr>
+            <w:tcW w:type="dxa" w:w="1512"/>
+            <w:vAlign w:val="center"/>
+            <w:tcMar>
+              <w:top w:w="60" w:type="dxa"/>
+              <w:start w:w="80" w:type="dxa"/>
+              <w:bottom w:w="60" w:type="dxa"/>
+              <w:end w:w="80" w:type="dxa"/>
+            </w:tcMar>
+          </w:tcPr>
+          <w:p>
+            <w:pPr>
+              <w:spacing w:after="0" w:line="240" w:lineRule="auto"/>
+              <w:ind w:firstLine="0"/>
+              <w:jc w:val="center"/>
+            </w:pPr>
+            <w:r>
+              <w:rPr>
+                <w:rFonts w:ascii="Times New Roman" w:hAnsi="Times New Roman" w:eastAsia="宋体"/>
+                <w:sz w:val="17"/>
+              </w:rPr>
+              <w:t>5.497307</w:t>
+            </w:r>
+          </w:p>
+        </w:tc>
+        <w:tc>
+          <w:tcPr>
+            <w:tcW w:type="dxa" w:w="1512"/>
+            <w:vAlign w:val="center"/>
+            <w:tcMar>
+              <w:top w:w="60" w:type="dxa"/>
+              <w:start w:w="80" w:type="dxa"/>
+              <w:bottom w:w="60" w:type="dxa"/>
+              <w:end w:w="80" w:type="dxa"/>
+            </w:tcMar>
+          </w:tcPr>
+          <w:p>
+            <w:pPr>
+              <w:spacing w:after="0" w:line="240" w:lineRule="auto"/>
+              <w:ind w:firstLine="0"/>
+              <w:jc w:val="center"/>
+            </w:pPr>
+            <w:r>
+              <w:rPr>
+                <w:rFonts w:ascii="Times New Roman" w:hAnsi="Times New Roman" w:eastAsia="宋体"/>
+                <w:sz w:val="17"/>
+              </w:rPr>
+              <w:t>[18.678242,22.447948]</w:t>
+            </w:r>
+          </w:p>
+        </w:tc>
+        <w:tc>
+          <w:tcPr>
+            <w:tcW w:type="dxa" w:w="1512"/>
+            <w:vAlign w:val="center"/>
+            <w:tcMar>
+              <w:top w:w="60" w:type="dxa"/>
+              <w:start w:w="80" w:type="dxa"/>
+              <w:bottom w:w="60" w:type="dxa"/>
+              <w:end w:w="80" w:type="dxa"/>
+            </w:tcMar>
+          </w:tcPr>
+          <w:p>
+            <w:pPr>
+              <w:spacing w:after="0" w:line="240" w:lineRule="auto"/>
+              <w:ind w:firstLine="0"/>
+              <w:jc w:val="center"/>
+            </w:pPr>
+            <w:r>
+              <w:rPr>
+                <w:rFonts w:ascii="Times New Roman" w:hAnsi="Times New Roman" w:eastAsia="宋体"/>
+                <w:sz w:val="17"/>
+              </w:rPr>
+              <w:t>3.769707</w:t>
+            </w:r>
+          </w:p>
+        </w:tc>
+      </w:tr>
+      <w:tr>
+        <w:trPr>
+          <w:cantSplit/>
+        </w:trPr>
+        <w:tc>
+          <w:tcPr>
+            <w:tcW w:type="dxa" w:w="1512"/>
+            <w:vAlign w:val="center"/>
+            <w:tcMar>
+              <w:top w:w="60" w:type="dxa"/>
+              <w:start w:w="80" w:type="dxa"/>
+              <w:bottom w:w="60" w:type="dxa"/>
+              <w:end w:w="80" w:type="dxa"/>
+            </w:tcMar>
+          </w:tcPr>
+          <w:p>
+            <w:pPr>
+              <w:spacing w:after="0" w:line="240" w:lineRule="auto"/>
+              <w:ind w:firstLine="0"/>
+              <w:jc w:val="left"/>
+            </w:pPr>
+            <w:r>
+              <w:rPr>
+                <w:rFonts w:ascii="Times New Roman" w:hAnsi="Times New Roman" w:eastAsia="宋体"/>
+                <w:sz w:val="17"/>
+              </w:rPr>
+              <w:t>FY3-1</w:t>
+            </w:r>
+          </w:p>
+        </w:tc>
+        <w:tc>
+          <w:tcPr>
+            <w:tcW w:type="dxa" w:w="1512"/>
+            <w:vAlign w:val="center"/>
+            <w:tcMar>
+              <w:top w:w="60" w:type="dxa"/>
+              <w:start w:w="80" w:type="dxa"/>
+              <w:bottom w:w="60" w:type="dxa"/>
+              <w:end w:w="80" w:type="dxa"/>
+            </w:tcMar>
+          </w:tcPr>
+          <w:p>
+            <w:pPr>
+              <w:spacing w:after="0" w:line="240" w:lineRule="auto"/>
+              <w:ind w:firstLine="0"/>
+              <w:jc w:val="center"/>
+            </w:pPr>
+            <w:r>
+              <w:rPr>
+                <w:rFonts w:ascii="Times New Roman" w:hAnsi="Times New Roman" w:eastAsia="宋体"/>
+                <w:sz w:val="17"/>
+              </w:rPr>
+              <w:t>M3</w:t>
+            </w:r>
+          </w:p>
+        </w:tc>
+        <w:tc>
+          <w:tcPr>
+            <w:tcW w:type="dxa" w:w="1512"/>
+            <w:vAlign w:val="center"/>
+            <w:tcMar>
+              <w:top w:w="60" w:type="dxa"/>
+              <w:start w:w="80" w:type="dxa"/>
+              <w:bottom w:w="60" w:type="dxa"/>
+              <w:end w:w="80" w:type="dxa"/>
+            </w:tcMar>
+          </w:tcPr>
+          <w:p>
+            <w:pPr>
+              <w:spacing w:after="0" w:line="240" w:lineRule="auto"/>
+              <w:ind w:firstLine="0"/>
+              <w:jc w:val="center"/>
+            </w:pPr>
+            <w:r>
+              <w:rPr>
+                <w:rFonts w:ascii="Times New Roman" w:hAnsi="Times New Roman" w:eastAsia="宋体"/>
+                <w:sz w:val="17"/>
+              </w:rPr>
+              <w:t>19.792127</w:t>
+            </w:r>
+          </w:p>
+        </w:tc>
+        <w:tc>
+          <w:tcPr>
+            <w:tcW w:type="dxa" w:w="1512"/>
+            <w:vAlign w:val="center"/>
+            <w:tcMar>
+              <w:top w:w="60" w:type="dxa"/>
+              <w:start w:w="80" w:type="dxa"/>
+              <w:bottom w:w="60" w:type="dxa"/>
+              <w:end w:w="80" w:type="dxa"/>
+            </w:tcMar>
+          </w:tcPr>
+          <w:p>
+            <w:pPr>
+              <w:spacing w:after="0" w:line="240" w:lineRule="auto"/>
+              <w:ind w:firstLine="0"/>
+              <w:jc w:val="center"/>
+            </w:pPr>
+            <w:r>
+              <w:rPr>
+                <w:rFonts w:ascii="Times New Roman" w:hAnsi="Times New Roman" w:eastAsia="宋体"/>
+                <w:sz w:val="17"/>
+              </w:rPr>
+              <w:t>3.321241</w:t>
+            </w:r>
+          </w:p>
+        </w:tc>
+        <w:tc>
+          <w:tcPr>
+            <w:tcW w:type="dxa" w:w="1512"/>
+            <w:vAlign w:val="center"/>
+            <w:tcMar>
+              <w:top w:w="60" w:type="dxa"/>
+              <w:start w:w="80" w:type="dxa"/>
+              <w:bottom w:w="60" w:type="dxa"/>
+              <w:end w:w="80" w:type="dxa"/>
+            </w:tcMar>
+          </w:tcPr>
+          <w:p>
+            <w:pPr>
+              <w:spacing w:after="0" w:line="240" w:lineRule="auto"/>
+              <w:ind w:firstLine="0"/>
+              <w:jc w:val="center"/>
+            </w:pPr>
+            <w:r>
+              <w:rPr>
+                <w:rFonts w:ascii="Times New Roman" w:hAnsi="Times New Roman" w:eastAsia="宋体"/>
+                <w:sz w:val="17"/>
+              </w:rPr>
+              <w:t>[23.173809,26.109488]</w:t>
+            </w:r>
+          </w:p>
+        </w:tc>
+        <w:tc>
+          <w:tcPr>
+            <w:tcW w:type="dxa" w:w="1512"/>
+            <w:vAlign w:val="center"/>
+            <w:tcMar>
+              <w:top w:w="60" w:type="dxa"/>
+              <w:start w:w="80" w:type="dxa"/>
+              <w:bottom w:w="60" w:type="dxa"/>
+              <w:end w:w="80" w:type="dxa"/>
+            </w:tcMar>
+          </w:tcPr>
+          <w:p>
+            <w:pPr>
+              <w:spacing w:after="0" w:line="240" w:lineRule="auto"/>
+              <w:ind w:firstLine="0"/>
+              <w:jc w:val="center"/>
+            </w:pPr>
+            <w:r>
+              <w:rPr>
+                <w:rFonts w:ascii="Times New Roman" w:hAnsi="Times New Roman" w:eastAsia="宋体"/>
+                <w:sz w:val="17"/>
+              </w:rPr>
+              <w:t>2.935678</w:t>
+            </w:r>
+          </w:p>
+        </w:tc>
+      </w:tr>
+      <w:tr>
+        <w:trPr>
+          <w:cantSplit/>
+        </w:trPr>
+        <w:tc>
+          <w:tcPr>
+            <w:tcW w:type="dxa" w:w="1512"/>
+            <w:vAlign w:val="center"/>
+            <w:tcMar>
+              <w:top w:w="60" w:type="dxa"/>
+              <w:start w:w="80" w:type="dxa"/>
+              <w:bottom w:w="60" w:type="dxa"/>
+              <w:end w:w="80" w:type="dxa"/>
+            </w:tcMar>
+          </w:tcPr>
+          <w:p>
+            <w:pPr>
+              <w:spacing w:after="0" w:line="240" w:lineRule="auto"/>
+              <w:ind w:firstLine="0"/>
+              <w:jc w:val="left"/>
+            </w:pPr>
+            <w:r>
+              <w:rPr>
+                <w:rFonts w:ascii="Times New Roman" w:hAnsi="Times New Roman" w:eastAsia="宋体"/>
+                <w:sz w:val="17"/>
+              </w:rPr>
+              <w:t>FY3-2</w:t>
+            </w:r>
+          </w:p>
+        </w:tc>
+        <w:tc>
+          <w:tcPr>
+            <w:tcW w:type="dxa" w:w="1512"/>
+            <w:vAlign w:val="center"/>
+            <w:tcMar>
+              <w:top w:w="60" w:type="dxa"/>
+              <w:start w:w="80" w:type="dxa"/>
+              <w:bottom w:w="60" w:type="dxa"/>
+              <w:end w:w="80" w:type="dxa"/>
+            </w:tcMar>
+          </w:tcPr>
+          <w:p>
+            <w:pPr>
+              <w:spacing w:after="0" w:line="240" w:lineRule="auto"/>
+              <w:ind w:firstLine="0"/>
+              <w:jc w:val="center"/>
+            </w:pPr>
+            <w:r>
+              <w:rPr>
+                <w:rFonts w:ascii="Times New Roman" w:hAnsi="Times New Roman" w:eastAsia="宋体"/>
+                <w:sz w:val="17"/>
+              </w:rPr>
+              <w:t>M1</w:t>
+            </w:r>
+          </w:p>
+        </w:tc>
+        <w:tc>
+          <w:tcPr>
+            <w:tcW w:type="dxa" w:w="1512"/>
+            <w:vAlign w:val="center"/>
+            <w:tcMar>
+              <w:top w:w="60" w:type="dxa"/>
+              <w:start w:w="80" w:type="dxa"/>
+              <w:bottom w:w="60" w:type="dxa"/>
+              <w:end w:w="80" w:type="dxa"/>
+            </w:tcMar>
+          </w:tcPr>
+          <w:p>
+            <w:pPr>
+              <w:spacing w:after="0" w:line="240" w:lineRule="auto"/>
+              <w:ind w:firstLine="0"/>
+              <w:jc w:val="center"/>
+            </w:pPr>
+            <w:r>
+              <w:rPr>
+                <w:rFonts w:ascii="Times New Roman" w:hAnsi="Times New Roman" w:eastAsia="宋体"/>
+                <w:sz w:val="17"/>
+              </w:rPr>
+              <w:t>21.052144</w:t>
+            </w:r>
+          </w:p>
+        </w:tc>
+        <w:tc>
+          <w:tcPr>
+            <w:tcW w:type="dxa" w:w="1512"/>
+            <w:vAlign w:val="center"/>
+            <w:tcMar>
+              <w:top w:w="60" w:type="dxa"/>
+              <w:start w:w="80" w:type="dxa"/>
+              <w:bottom w:w="60" w:type="dxa"/>
+              <w:end w:w="80" w:type="dxa"/>
+            </w:tcMar>
+          </w:tcPr>
+          <w:p>
+            <w:pPr>
+              <w:spacing w:after="0" w:line="240" w:lineRule="auto"/>
+              <w:ind w:firstLine="0"/>
+              <w:jc w:val="center"/>
+            </w:pPr>
+            <w:r>
+              <w:rPr>
+                <w:rFonts w:ascii="Times New Roman" w:hAnsi="Times New Roman" w:eastAsia="宋体"/>
+                <w:sz w:val="17"/>
+              </w:rPr>
+              <w:t>3.597930</w:t>
+            </w:r>
+          </w:p>
+        </w:tc>
+        <w:tc>
+          <w:tcPr>
+            <w:tcW w:type="dxa" w:w="1512"/>
+            <w:vAlign w:val="center"/>
+            <w:tcMar>
+              <w:top w:w="60" w:type="dxa"/>
+              <w:start w:w="80" w:type="dxa"/>
+              <w:bottom w:w="60" w:type="dxa"/>
+              <w:end w:w="80" w:type="dxa"/>
+            </w:tcMar>
+          </w:tcPr>
+          <w:p>
+            <w:pPr>
+              <w:spacing w:after="0" w:line="240" w:lineRule="auto"/>
+              <w:ind w:firstLine="0"/>
+              <w:jc w:val="center"/>
+            </w:pPr>
+            <w:r>
+              <w:rPr>
+                <w:rFonts w:ascii="Times New Roman" w:hAnsi="Times New Roman" w:eastAsia="宋体"/>
+                <w:sz w:val="17"/>
+              </w:rPr>
+              <w:t>[32.788956,35.618788]</w:t>
+            </w:r>
+          </w:p>
+        </w:tc>
+        <w:tc>
+          <w:tcPr>
+            <w:tcW w:type="dxa" w:w="1512"/>
+            <w:vAlign w:val="center"/>
+            <w:tcMar>
+              <w:top w:w="60" w:type="dxa"/>
+              <w:start w:w="80" w:type="dxa"/>
+              <w:bottom w:w="60" w:type="dxa"/>
+              <w:end w:w="80" w:type="dxa"/>
+            </w:tcMar>
+          </w:tcPr>
+          <w:p>
+            <w:pPr>
+              <w:spacing w:after="0" w:line="240" w:lineRule="auto"/>
+              <w:ind w:firstLine="0"/>
+              <w:jc w:val="center"/>
+            </w:pPr>
+            <w:r>
+              <w:rPr>
+                <w:rFonts w:ascii="Times New Roman" w:hAnsi="Times New Roman" w:eastAsia="宋体"/>
+                <w:sz w:val="17"/>
+              </w:rPr>
+              <w:t>2.829832</w:t>
+            </w:r>
+          </w:p>
+        </w:tc>
+      </w:tr>
+      <w:tr>
+        <w:trPr>
+          <w:cantSplit/>
+        </w:trPr>
+        <w:tc>
+          <w:tcPr>
+            <w:tcW w:type="dxa" w:w="1512"/>
+            <w:vAlign w:val="center"/>
+            <w:tcMar>
+              <w:top w:w="60" w:type="dxa"/>
+              <w:start w:w="80" w:type="dxa"/>
+              <w:bottom w:w="60" w:type="dxa"/>
+              <w:end w:w="80" w:type="dxa"/>
+            </w:tcMar>
+          </w:tcPr>
+          <w:p>
+            <w:pPr>
+              <w:spacing w:after="0" w:line="240" w:lineRule="auto"/>
+              <w:ind w:firstLine="0"/>
+              <w:jc w:val="left"/>
+            </w:pPr>
+            <w:r>
+              <w:rPr>
+                <w:rFonts w:ascii="Times New Roman" w:hAnsi="Times New Roman" w:eastAsia="宋体"/>
+                <w:sz w:val="17"/>
+              </w:rPr>
+              <w:t>FY3-3</w:t>
+            </w:r>
+          </w:p>
+        </w:tc>
+        <w:tc>
+          <w:tcPr>
+            <w:tcW w:type="dxa" w:w="1512"/>
+            <w:vAlign w:val="center"/>
+            <w:tcMar>
+              <w:top w:w="60" w:type="dxa"/>
+              <w:start w:w="80" w:type="dxa"/>
+              <w:bottom w:w="60" w:type="dxa"/>
+              <w:end w:w="80" w:type="dxa"/>
+            </w:tcMar>
+          </w:tcPr>
+          <w:p>
+            <w:pPr>
+              <w:spacing w:after="0" w:line="240" w:lineRule="auto"/>
+              <w:ind w:firstLine="0"/>
+              <w:jc w:val="center"/>
+            </w:pPr>
+            <w:r>
+              <w:rPr>
+                <w:rFonts w:ascii="Times New Roman" w:hAnsi="Times New Roman" w:eastAsia="宋体"/>
+                <w:sz w:val="17"/>
+              </w:rPr>
+              <w:t>M2</w:t>
+            </w:r>
+          </w:p>
+        </w:tc>
+        <w:tc>
+          <w:tcPr>
+            <w:tcW w:type="dxa" w:w="1512"/>
+            <w:vAlign w:val="center"/>
+            <w:tcMar>
+              <w:top w:w="60" w:type="dxa"/>
+              <w:start w:w="80" w:type="dxa"/>
+              <w:bottom w:w="60" w:type="dxa"/>
+              <w:end w:w="80" w:type="dxa"/>
+            </w:tcMar>
+          </w:tcPr>
+          <w:p>
+            <w:pPr>
+              <w:spacing w:after="0" w:line="240" w:lineRule="auto"/>
+              <w:ind w:firstLine="0"/>
+              <w:jc w:val="center"/>
+            </w:pPr>
+            <w:r>
+              <w:rPr>
+                <w:rFonts w:ascii="Times New Roman" w:hAnsi="Times New Roman" w:eastAsia="宋体"/>
+                <w:sz w:val="17"/>
+              </w:rPr>
+              <w:t>24.108707</w:t>
+            </w:r>
+          </w:p>
+        </w:tc>
+        <w:tc>
+          <w:tcPr>
+            <w:tcW w:type="dxa" w:w="1512"/>
+            <w:vAlign w:val="center"/>
+            <w:tcMar>
+              <w:top w:w="60" w:type="dxa"/>
+              <w:start w:w="80" w:type="dxa"/>
+              <w:bottom w:w="60" w:type="dxa"/>
+              <w:end w:w="80" w:type="dxa"/>
+            </w:tcMar>
+          </w:tcPr>
+          <w:p>
+            <w:pPr>
+              <w:spacing w:after="0" w:line="240" w:lineRule="auto"/>
+              <w:ind w:firstLine="0"/>
+              <w:jc w:val="center"/>
+            </w:pPr>
+            <w:r>
+              <w:rPr>
+                <w:rFonts w:ascii="Times New Roman" w:hAnsi="Times New Roman" w:eastAsia="宋体"/>
+                <w:sz w:val="17"/>
+              </w:rPr>
+              <w:t>2.153404</w:t>
+            </w:r>
+          </w:p>
+        </w:tc>
+        <w:tc>
+          <w:tcPr>
+            <w:tcW w:type="dxa" w:w="1512"/>
+            <w:vAlign w:val="center"/>
+            <w:tcMar>
+              <w:top w:w="60" w:type="dxa"/>
+              <w:start w:w="80" w:type="dxa"/>
+              <w:bottom w:w="60" w:type="dxa"/>
+              <w:end w:w="80" w:type="dxa"/>
+            </w:tcMar>
+          </w:tcPr>
+          <w:p>
+            <w:pPr>
+              <w:spacing w:after="0" w:line="240" w:lineRule="auto"/>
+              <w:ind w:firstLine="0"/>
+              <w:jc w:val="center"/>
+            </w:pPr>
+            <w:r>
+              <w:rPr>
+                <w:rFonts w:ascii="Times New Roman" w:hAnsi="Times New Roman" w:eastAsia="宋体"/>
+                <w:sz w:val="17"/>
+              </w:rPr>
+              <w:t>[26.540972,29.468152]</w:t>
+            </w:r>
+          </w:p>
+        </w:tc>
+        <w:tc>
+          <w:tcPr>
+            <w:tcW w:type="dxa" w:w="1512"/>
+            <w:vAlign w:val="center"/>
+            <w:tcMar>
+              <w:top w:w="60" w:type="dxa"/>
+              <w:start w:w="80" w:type="dxa"/>
+              <w:bottom w:w="60" w:type="dxa"/>
+              <w:end w:w="80" w:type="dxa"/>
+            </w:tcMar>
+          </w:tcPr>
+          <w:p>
+            <w:pPr>
+              <w:spacing w:after="0" w:line="240" w:lineRule="auto"/>
+              <w:ind w:firstLine="0"/>
+              <w:jc w:val="center"/>
+            </w:pPr>
+            <w:r>
+              <w:rPr>
+                <w:rFonts w:ascii="Times New Roman" w:hAnsi="Times New Roman" w:eastAsia="宋体"/>
+                <w:sz w:val="17"/>
+              </w:rPr>
+              <w:t>2.927180</w:t>
+            </w:r>
+          </w:p>
+        </w:tc>
+      </w:tr>
+      <w:tr>
+        <w:trPr>
+          <w:cantSplit/>
+        </w:trPr>
+        <w:tc>
+          <w:tcPr>
+            <w:tcW w:type="dxa" w:w="1512"/>
+            <w:vAlign w:val="center"/>
+            <w:tcMar>
+              <w:top w:w="60" w:type="dxa"/>
+              <w:start w:w="80" w:type="dxa"/>
+              <w:bottom w:w="60" w:type="dxa"/>
+              <w:end w:w="80" w:type="dxa"/>
+            </w:tcMar>
+          </w:tcPr>
+          <w:p>
+            <w:pPr>
+              <w:spacing w:after="0" w:line="240" w:lineRule="auto"/>
+              <w:ind w:firstLine="0"/>
+              <w:jc w:val="left"/>
+            </w:pPr>
+            <w:r>
+              <w:rPr>
+                <w:rFonts w:ascii="Times New Roman" w:hAnsi="Times New Roman" w:eastAsia="宋体"/>
+                <w:sz w:val="17"/>
+              </w:rPr>
+              <w:t>FY4-1</w:t>
+            </w:r>
+          </w:p>
+        </w:tc>
+        <w:tc>
+          <w:tcPr>
+            <w:tcW w:type="dxa" w:w="1512"/>
+            <w:vAlign w:val="center"/>
+            <w:tcMar>
+              <w:top w:w="60" w:type="dxa"/>
+              <w:start w:w="80" w:type="dxa"/>
+              <w:bottom w:w="60" w:type="dxa"/>
+              <w:end w:w="80" w:type="dxa"/>
+            </w:tcMar>
+          </w:tcPr>
+          <w:p>
+            <w:pPr>
+              <w:spacing w:after="0" w:line="240" w:lineRule="auto"/>
+              <w:ind w:firstLine="0"/>
+              <w:jc w:val="center"/>
+            </w:pPr>
+            <w:r>
+              <w:rPr>
+                <w:rFonts w:ascii="Times New Roman" w:hAnsi="Times New Roman" w:eastAsia="宋体"/>
+                <w:sz w:val="17"/>
+              </w:rPr>
+              <w:t>M2</w:t>
+            </w:r>
+          </w:p>
+        </w:tc>
+        <w:tc>
+          <w:tcPr>
+            <w:tcW w:type="dxa" w:w="1512"/>
+            <w:vAlign w:val="center"/>
+            <w:tcMar>
+              <w:top w:w="60" w:type="dxa"/>
+              <w:start w:w="80" w:type="dxa"/>
+              <w:bottom w:w="60" w:type="dxa"/>
+              <w:end w:w="80" w:type="dxa"/>
+            </w:tcMar>
+          </w:tcPr>
+          <w:p>
+            <w:pPr>
+              <w:spacing w:after="0" w:line="240" w:lineRule="auto"/>
+              <w:ind w:firstLine="0"/>
+              <w:jc w:val="center"/>
+            </w:pPr>
+            <w:r>
+              <w:rPr>
+                <w:rFonts w:ascii="Times New Roman" w:hAnsi="Times New Roman" w:eastAsia="宋体"/>
+                <w:sz w:val="17"/>
+              </w:rPr>
+              <w:t>4.666304</w:t>
+            </w:r>
+          </w:p>
+        </w:tc>
+        <w:tc>
+          <w:tcPr>
+            <w:tcW w:type="dxa" w:w="1512"/>
+            <w:vAlign w:val="center"/>
+            <w:tcMar>
+              <w:top w:w="60" w:type="dxa"/>
+              <w:start w:w="80" w:type="dxa"/>
+              <w:bottom w:w="60" w:type="dxa"/>
+              <w:end w:w="80" w:type="dxa"/>
+            </w:tcMar>
+          </w:tcPr>
+          <w:p>
+            <w:pPr>
+              <w:spacing w:after="0" w:line="240" w:lineRule="auto"/>
+              <w:ind w:firstLine="0"/>
+              <w:jc w:val="center"/>
+            </w:pPr>
+            <w:r>
+              <w:rPr>
+                <w:rFonts w:ascii="Times New Roman" w:hAnsi="Times New Roman" w:eastAsia="宋体"/>
+                <w:sz w:val="17"/>
+              </w:rPr>
+              <w:t>9.563953</w:t>
+            </w:r>
+          </w:p>
+        </w:tc>
+        <w:tc>
+          <w:tcPr>
+            <w:tcW w:type="dxa" w:w="1512"/>
+            <w:vAlign w:val="center"/>
+            <w:tcMar>
+              <w:top w:w="60" w:type="dxa"/>
+              <w:start w:w="80" w:type="dxa"/>
+              <w:bottom w:w="60" w:type="dxa"/>
+              <w:end w:w="80" w:type="dxa"/>
+            </w:tcMar>
+          </w:tcPr>
+          <w:p>
+            <w:pPr>
+              <w:spacing w:after="0" w:line="240" w:lineRule="auto"/>
+              <w:ind w:firstLine="0"/>
+              <w:jc w:val="center"/>
+            </w:pPr>
+            <w:r>
+              <w:rPr>
+                <w:rFonts w:ascii="Times New Roman" w:hAnsi="Times New Roman" w:eastAsia="宋体"/>
+                <w:sz w:val="17"/>
+              </w:rPr>
+              <w:t>[14.244630,18.042023]</w:t>
+            </w:r>
+          </w:p>
+        </w:tc>
+        <w:tc>
+          <w:tcPr>
+            <w:tcW w:type="dxa" w:w="1512"/>
+            <w:vAlign w:val="center"/>
+            <w:tcMar>
+              <w:top w:w="60" w:type="dxa"/>
+              <w:start w:w="80" w:type="dxa"/>
+              <w:bottom w:w="60" w:type="dxa"/>
+              <w:end w:w="80" w:type="dxa"/>
+            </w:tcMar>
+          </w:tcPr>
+          <w:p>
+            <w:pPr>
+              <w:spacing w:after="0" w:line="240" w:lineRule="auto"/>
+              <w:ind w:firstLine="0"/>
+              <w:jc w:val="center"/>
+            </w:pPr>
+            <w:r>
+              <w:rPr>
+                <w:rFonts w:ascii="Times New Roman" w:hAnsi="Times New Roman" w:eastAsia="宋体"/>
+                <w:sz w:val="17"/>
+              </w:rPr>
+              <w:t>3.797393</w:t>
+            </w:r>
+          </w:p>
+        </w:tc>
+      </w:tr>
+      <w:tr>
+        <w:trPr>
+          <w:cantSplit/>
+        </w:trPr>
+        <w:tc>
+          <w:tcPr>
+            <w:tcW w:type="dxa" w:w="1512"/>
+            <w:vAlign w:val="center"/>
+            <w:tcMar>
+              <w:top w:w="60" w:type="dxa"/>
+              <w:start w:w="80" w:type="dxa"/>
+              <w:bottom w:w="60" w:type="dxa"/>
+              <w:end w:w="80" w:type="dxa"/>
+            </w:tcMar>
+          </w:tcPr>
+          <w:p>
+            <w:pPr>
+              <w:spacing w:after="0" w:line="240" w:lineRule="auto"/>
+              <w:ind w:firstLine="0"/>
+              <w:jc w:val="left"/>
+            </w:pPr>
+            <w:r>
+              <w:rPr>
+                <w:rFonts w:ascii="Times New Roman" w:hAnsi="Times New Roman" w:eastAsia="宋体"/>
+                <w:sz w:val="17"/>
+              </w:rPr>
+              <w:t>FY5-1</w:t>
+            </w:r>
+          </w:p>
+        </w:tc>
+        <w:tc>
+          <w:tcPr>
+            <w:tcW w:type="dxa" w:w="1512"/>
+            <w:vAlign w:val="center"/>
+            <w:tcMar>
+              <w:top w:w="60" w:type="dxa"/>
+              <w:start w:w="80" w:type="dxa"/>
+              <w:bottom w:w="60" w:type="dxa"/>
+              <w:end w:w="80" w:type="dxa"/>
+            </w:tcMar>
+          </w:tcPr>
+          <w:p>
+            <w:pPr>
+              <w:spacing w:after="0" w:line="240" w:lineRule="auto"/>
+              <w:ind w:firstLine="0"/>
+              <w:jc w:val="center"/>
+            </w:pPr>
+            <w:r>
+              <w:rPr>
+                <w:rFonts w:ascii="Times New Roman" w:hAnsi="Times New Roman" w:eastAsia="宋体"/>
+                <w:sz w:val="17"/>
+              </w:rPr>
+              <w:t>M3</w:t>
+            </w:r>
+          </w:p>
+        </w:tc>
+        <w:tc>
+          <w:tcPr>
+            <w:tcW w:type="dxa" w:w="1512"/>
+            <w:vAlign w:val="center"/>
+            <w:tcMar>
+              <w:top w:w="60" w:type="dxa"/>
+              <w:start w:w="80" w:type="dxa"/>
+              <w:bottom w:w="60" w:type="dxa"/>
+              <w:end w:w="80" w:type="dxa"/>
+            </w:tcMar>
+          </w:tcPr>
+          <w:p>
+            <w:pPr>
+              <w:spacing w:after="0" w:line="240" w:lineRule="auto"/>
+              <w:ind w:firstLine="0"/>
+              <w:jc w:val="center"/>
+            </w:pPr>
+            <w:r>
+              <w:rPr>
+                <w:rFonts w:ascii="Times New Roman" w:hAnsi="Times New Roman" w:eastAsia="宋体"/>
+                <w:sz w:val="17"/>
+              </w:rPr>
+              <w:t>12.246622</w:t>
+            </w:r>
+          </w:p>
+        </w:tc>
+        <w:tc>
+          <w:tcPr>
+            <w:tcW w:type="dxa" w:w="1512"/>
+            <w:vAlign w:val="center"/>
+            <w:tcMar>
+              <w:top w:w="60" w:type="dxa"/>
+              <w:start w:w="80" w:type="dxa"/>
+              <w:bottom w:w="60" w:type="dxa"/>
+              <w:end w:w="80" w:type="dxa"/>
+            </w:tcMar>
+          </w:tcPr>
+          <w:p>
+            <w:pPr>
+              <w:spacing w:after="0" w:line="240" w:lineRule="auto"/>
+              <w:ind w:firstLine="0"/>
+              <w:jc w:val="center"/>
+            </w:pPr>
+            <w:r>
+              <w:rPr>
+                <w:rFonts w:ascii="Times New Roman" w:hAnsi="Times New Roman" w:eastAsia="宋体"/>
+                <w:sz w:val="17"/>
+              </w:rPr>
+              <w:t>0.576730</w:t>
+            </w:r>
+          </w:p>
+        </w:tc>
+        <w:tc>
+          <w:tcPr>
+            <w:tcW w:type="dxa" w:w="1512"/>
+            <w:vAlign w:val="center"/>
+            <w:tcMar>
+              <w:top w:w="60" w:type="dxa"/>
+              <w:start w:w="80" w:type="dxa"/>
+              <w:bottom w:w="60" w:type="dxa"/>
+              <w:end w:w="80" w:type="dxa"/>
+            </w:tcMar>
+          </w:tcPr>
+          <w:p>
+            <w:pPr>
+              <w:spacing w:after="0" w:line="240" w:lineRule="auto"/>
+              <w:ind w:firstLine="0"/>
+              <w:jc w:val="center"/>
+            </w:pPr>
+            <w:r>
+              <w:rPr>
+                <w:rFonts w:ascii="Times New Roman" w:hAnsi="Times New Roman" w:eastAsia="宋体"/>
+                <w:sz w:val="17"/>
+              </w:rPr>
+              <w:t>[12.903942,16.655346]</w:t>
+            </w:r>
+          </w:p>
+        </w:tc>
+        <w:tc>
+          <w:tcPr>
+            <w:tcW w:type="dxa" w:w="1512"/>
+            <w:vAlign w:val="center"/>
+            <w:tcMar>
+              <w:top w:w="60" w:type="dxa"/>
+              <w:start w:w="80" w:type="dxa"/>
+              <w:bottom w:w="60" w:type="dxa"/>
+              <w:end w:w="80" w:type="dxa"/>
+            </w:tcMar>
+          </w:tcPr>
+          <w:p>
+            <w:pPr>
+              <w:spacing w:after="0" w:line="240" w:lineRule="auto"/>
+              <w:ind w:firstLine="0"/>
+              <w:jc w:val="center"/>
+            </w:pPr>
+            <w:r>
+              <w:rPr>
+                <w:rFonts w:ascii="Times New Roman" w:hAnsi="Times New Roman" w:eastAsia="宋体"/>
+                <w:sz w:val="17"/>
+              </w:rPr>
+              <w:t>3.751405</w:t>
+            </w:r>
+          </w:p>
+        </w:tc>
+      </w:tr>
+    </w:tbl>
+    <w:p>
+      <w:pPr>
+        <w:spacing w:after="0" w:line="120" w:lineRule="auto"/>
+      </w:pPr>
+    </w:p>
     <w:tbl>
       <w:tblPr>
         <w:tblStyle w:val="TableGrid"/>
@@ -5471,7 +7985,7 @@
         <w:drawing>
           <wp:inline xmlns:a="http://schemas.openxmlformats.org/drawingml/2006/main" xmlns:pic="http://schemas.openxmlformats.org/drawingml/2006/picture">
             <wp:extent cx="5328000" cy="3041400"/>
-            <wp:docPr id="23" name="Picture 23"/>
+            <wp:docPr id="37" name="Picture 37"/>
             <wp:cNvGraphicFramePr>
               <a:graphicFrameLocks noChangeAspect="1"/>
             </wp:cNvGraphicFramePr>
@@ -5483,7 +7997,7 @@
                     <pic:cNvPicPr/>
                   </pic:nvPicPr>
                   <pic:blipFill>
-                    <a:blip r:embed="rId32"/>
+                    <a:blip r:embed="rId46"/>
                     <a:stretch>
                       <a:fillRect/>
                     </a:stretch>
@@ -5511,7 +8025,70 @@
           <w:rFonts w:ascii="Times New Roman" w:hAnsi="Times New Roman" w:eastAsia="宋体"/>
           <w:sz w:val="18"/>
         </w:rPr>
-        <w:t>图 11  九枚干扰弹的投放、起爆与有效区间</w:t>
+        <w:t>图 14  九枚干扰弹的投放、起爆与有效区间</w:t>
+      </w:r>
+    </w:p>
+    <w:p>
+      <w:pPr>
+        <w:keepNext/>
+        <w:spacing w:before="60" w:after="0"/>
+        <w:ind w:firstLine="0"/>
+        <w:jc w:val="center"/>
+      </w:pPr>
+      <w:r>
+        <w:drawing>
+          <wp:inline xmlns:a="http://schemas.openxmlformats.org/drawingml/2006/main" xmlns:pic="http://schemas.openxmlformats.org/drawingml/2006/picture">
+            <wp:extent cx="5328000" cy="3409920"/>
+            <wp:docPr id="38" name="Picture 38"/>
+            <wp:cNvGraphicFramePr>
+              <a:graphicFrameLocks noChangeAspect="1"/>
+            </wp:cNvGraphicFramePr>
+            <a:graphic>
+              <a:graphicData uri="http://schemas.openxmlformats.org/drawingml/2006/picture">
+                <pic:pic>
+                  <pic:nvPicPr>
+                    <pic:cNvPr id="0" name="problem5_fig4_coverage_timeline-c105a8a979c82475.jpg"/>
+                    <pic:cNvPicPr/>
+                  </pic:nvPicPr>
+                  <pic:blipFill>
+                    <a:blip r:embed="rId47"/>
+                    <a:stretch>
+                      <a:fillRect/>
+                    </a:stretch>
+                  </pic:blipFill>
+                  <pic:spPr>
+                    <a:xfrm>
+                      <a:off x="0" y="0"/>
+                      <a:ext cx="5328000" cy="3409920"/>
+                    </a:xfrm>
+                    <a:prstGeom prst="rect"/>
+                  </pic:spPr>
+                </pic:pic>
+              </a:graphicData>
+            </a:graphic>
+          </wp:inline>
+        </w:drawing>
+      </w:r>
+    </w:p>
+    <w:p>
+      <w:pPr>
+        <w:pStyle w:val="CaptionCN"/>
+      </w:pPr>
+      <w:r>
+        <w:rPr>
+          <w:rFonts w:ascii="Times New Roman" w:hAnsi="Times New Roman" w:eastAsia="宋体"/>
+          <w:sz w:val="18"/>
+        </w:rPr>
+        <w:t>图 15  三枚导弹的联合覆盖状态与累计时长</w:t>
+      </w:r>
+    </w:p>
+    <w:p>
+      <w:r>
+        <w:rPr>
+          <w:rFonts w:ascii="Times New Roman" w:hAnsi="Times New Roman" w:eastAsia="宋体"/>
+          <w:sz w:val="21"/>
+        </w:rPr>
+        <w:t>FY1 的两枚弹负责形成 M1 的早期连续覆盖；FY2、FY4 分别填充 M2 的前两段，FY3 在后期同时向三个目标分配不同弹，FY5 补充 M3 的早期区间。各无人机的固定航迹约束均在机内候选阶段检查：FY2 两次投放相隔 1.039890 s，FY3 两段间隔为 1.260017 s 和 3.056563 s，其余多弹航迹也不小于 1 s。三枚导弹的有效区间均为正，说明目标平衡约束没有被牺牲。</w:t>
       </w:r>
     </w:p>
     <w:p>
@@ -5551,7 +8128,699 @@
           <w:rFonts w:ascii="Times New Roman" w:hAnsi="Times New Roman" w:eastAsia="宋体"/>
           <w:sz w:val="21"/>
         </w:rPr>
-        <w:t>问题 1 在 360—2880 个周向点下时长均为 1.391643 s；问题 2、3 在 180—1440 点下分别仅变化约 6.4×10⁻⁷ s 和 1.9×10⁻⁷ s；问题 4 的变化约 1.72×10⁻⁵ s；问题 5 在 360—720 点下总时长变化约 3.1×10⁻⁵ s，均远小于正文三位小数的报告精度。</w:t>
+        <w:t>完整圆柱判据由离散边界点近似，必须确认点数不会主导结论。逐步增加周向点数后得到：</w:t>
+      </w:r>
+    </w:p>
+    <w:tbl>
+      <w:tblPr>
+        <w:tblStyle w:val="TableGrid"/>
+        <w:tblW w:type="auto" w:w="0"/>
+        <w:jc w:val="center"/>
+        <w:tblLayout w:type="autofit"/>
+        <w:tblLook w:firstColumn="1" w:firstRow="1" w:lastColumn="0" w:lastRow="0" w:noHBand="0" w:noVBand="1" w:val="04A0"/>
+      </w:tblPr>
+      <w:tblGrid>
+        <w:gridCol w:w="2268"/>
+        <w:gridCol w:w="2268"/>
+        <w:gridCol w:w="2268"/>
+        <w:gridCol w:w="2268"/>
+      </w:tblGrid>
+      <w:tr>
+        <w:trPr>
+          <w:cantSplit/>
+          <w:tblHeader w:val="true"/>
+        </w:trPr>
+        <w:tc>
+          <w:tcPr>
+            <w:tcW w:type="dxa" w:w="2268"/>
+            <w:vAlign w:val="center"/>
+            <w:tcMar>
+              <w:top w:w="60" w:type="dxa"/>
+              <w:start w:w="80" w:type="dxa"/>
+              <w:bottom w:w="60" w:type="dxa"/>
+              <w:end w:w="80" w:type="dxa"/>
+            </w:tcMar>
+            <w:shd w:fill="D9E2F3"/>
+          </w:tcPr>
+          <w:p>
+            <w:pPr>
+              <w:spacing w:after="0" w:line="240" w:lineRule="auto"/>
+              <w:ind w:firstLine="0"/>
+              <w:jc w:val="center"/>
+            </w:pPr>
+            <w:r>
+              <w:rPr>
+                <w:rFonts w:ascii="Times New Roman" w:hAnsi="Times New Roman" w:eastAsia="宋体"/>
+                <w:b/>
+                <w:sz w:val="17"/>
+              </w:rPr>
+              <w:t>问题</w:t>
+            </w:r>
+          </w:p>
+        </w:tc>
+        <w:tc>
+          <w:tcPr>
+            <w:tcW w:type="dxa" w:w="2268"/>
+            <w:vAlign w:val="center"/>
+            <w:tcMar>
+              <w:top w:w="60" w:type="dxa"/>
+              <w:start w:w="80" w:type="dxa"/>
+              <w:bottom w:w="60" w:type="dxa"/>
+              <w:end w:w="80" w:type="dxa"/>
+            </w:tcMar>
+            <w:shd w:fill="D9E2F3"/>
+          </w:tcPr>
+          <w:p>
+            <w:pPr>
+              <w:spacing w:after="0" w:line="240" w:lineRule="auto"/>
+              <w:ind w:firstLine="0"/>
+              <w:jc w:val="center"/>
+            </w:pPr>
+            <w:r>
+              <w:rPr>
+                <w:rFonts w:ascii="Times New Roman" w:hAnsi="Times New Roman" w:eastAsia="宋体"/>
+                <w:b/>
+                <w:sz w:val="17"/>
+              </w:rPr>
+              <w:t>低分辨率结果/s</w:t>
+            </w:r>
+          </w:p>
+        </w:tc>
+        <w:tc>
+          <w:tcPr>
+            <w:tcW w:type="dxa" w:w="2268"/>
+            <w:vAlign w:val="center"/>
+            <w:tcMar>
+              <w:top w:w="60" w:type="dxa"/>
+              <w:start w:w="80" w:type="dxa"/>
+              <w:bottom w:w="60" w:type="dxa"/>
+              <w:end w:w="80" w:type="dxa"/>
+            </w:tcMar>
+            <w:shd w:fill="D9E2F3"/>
+          </w:tcPr>
+          <w:p>
+            <w:pPr>
+              <w:spacing w:after="0" w:line="240" w:lineRule="auto"/>
+              <w:ind w:firstLine="0"/>
+              <w:jc w:val="center"/>
+            </w:pPr>
+            <w:r>
+              <w:rPr>
+                <w:rFonts w:ascii="Times New Roman" w:hAnsi="Times New Roman" w:eastAsia="宋体"/>
+                <w:b/>
+                <w:sz w:val="17"/>
+              </w:rPr>
+              <w:t>高分辨率结果/s</w:t>
+            </w:r>
+          </w:p>
+        </w:tc>
+        <w:tc>
+          <w:tcPr>
+            <w:tcW w:type="dxa" w:w="2268"/>
+            <w:vAlign w:val="center"/>
+            <w:tcMar>
+              <w:top w:w="60" w:type="dxa"/>
+              <w:start w:w="80" w:type="dxa"/>
+              <w:bottom w:w="60" w:type="dxa"/>
+              <w:end w:w="80" w:type="dxa"/>
+            </w:tcMar>
+            <w:shd w:fill="D9E2F3"/>
+          </w:tcPr>
+          <w:p>
+            <w:pPr>
+              <w:spacing w:after="0" w:line="240" w:lineRule="auto"/>
+              <w:ind w:firstLine="0"/>
+              <w:jc w:val="center"/>
+            </w:pPr>
+            <w:r>
+              <w:rPr>
+                <w:rFonts w:ascii="Times New Roman" w:hAnsi="Times New Roman" w:eastAsia="宋体"/>
+                <w:b/>
+                <w:sz w:val="17"/>
+              </w:rPr>
+              <w:t>最大差值/s</w:t>
+            </w:r>
+          </w:p>
+        </w:tc>
+      </w:tr>
+      <w:tr>
+        <w:trPr>
+          <w:cantSplit/>
+        </w:trPr>
+        <w:tc>
+          <w:tcPr>
+            <w:tcW w:type="dxa" w:w="2268"/>
+            <w:vAlign w:val="center"/>
+            <w:tcMar>
+              <w:top w:w="60" w:type="dxa"/>
+              <w:start w:w="80" w:type="dxa"/>
+              <w:bottom w:w="60" w:type="dxa"/>
+              <w:end w:w="80" w:type="dxa"/>
+            </w:tcMar>
+          </w:tcPr>
+          <w:p>
+            <w:pPr>
+              <w:spacing w:after="0" w:line="240" w:lineRule="auto"/>
+              <w:ind w:firstLine="0"/>
+              <w:jc w:val="left"/>
+            </w:pPr>
+            <w:r>
+              <w:rPr>
+                <w:rFonts w:ascii="Times New Roman" w:hAnsi="Times New Roman" w:eastAsia="宋体"/>
+                <w:sz w:val="17"/>
+              </w:rPr>
+              <w:t>1：360→2880 点</w:t>
+            </w:r>
+          </w:p>
+        </w:tc>
+        <w:tc>
+          <w:tcPr>
+            <w:tcW w:type="dxa" w:w="2268"/>
+            <w:vAlign w:val="center"/>
+            <w:tcMar>
+              <w:top w:w="60" w:type="dxa"/>
+              <w:start w:w="80" w:type="dxa"/>
+              <w:bottom w:w="60" w:type="dxa"/>
+              <w:end w:w="80" w:type="dxa"/>
+            </w:tcMar>
+          </w:tcPr>
+          <w:p>
+            <w:pPr>
+              <w:spacing w:after="0" w:line="240" w:lineRule="auto"/>
+              <w:ind w:firstLine="0"/>
+              <w:jc w:val="center"/>
+            </w:pPr>
+            <w:r>
+              <w:rPr>
+                <w:rFonts w:ascii="Times New Roman" w:hAnsi="Times New Roman" w:eastAsia="宋体"/>
+                <w:sz w:val="17"/>
+              </w:rPr>
+              <w:t>1.391643</w:t>
+            </w:r>
+          </w:p>
+        </w:tc>
+        <w:tc>
+          <w:tcPr>
+            <w:tcW w:type="dxa" w:w="2268"/>
+            <w:vAlign w:val="center"/>
+            <w:tcMar>
+              <w:top w:w="60" w:type="dxa"/>
+              <w:start w:w="80" w:type="dxa"/>
+              <w:bottom w:w="60" w:type="dxa"/>
+              <w:end w:w="80" w:type="dxa"/>
+            </w:tcMar>
+          </w:tcPr>
+          <w:p>
+            <w:pPr>
+              <w:spacing w:after="0" w:line="240" w:lineRule="auto"/>
+              <w:ind w:firstLine="0"/>
+              <w:jc w:val="center"/>
+            </w:pPr>
+            <w:r>
+              <w:rPr>
+                <w:rFonts w:ascii="Times New Roman" w:hAnsi="Times New Roman" w:eastAsia="宋体"/>
+                <w:sz w:val="17"/>
+              </w:rPr>
+              <w:t>1.391643</w:t>
+            </w:r>
+          </w:p>
+        </w:tc>
+        <w:tc>
+          <w:tcPr>
+            <w:tcW w:type="dxa" w:w="2268"/>
+            <w:vAlign w:val="center"/>
+            <w:tcMar>
+              <w:top w:w="60" w:type="dxa"/>
+              <w:start w:w="80" w:type="dxa"/>
+              <w:bottom w:w="60" w:type="dxa"/>
+              <w:end w:w="80" w:type="dxa"/>
+            </w:tcMar>
+          </w:tcPr>
+          <w:p>
+            <w:pPr>
+              <w:spacing w:after="0" w:line="240" w:lineRule="auto"/>
+              <w:ind w:firstLine="0"/>
+              <w:jc w:val="center"/>
+            </w:pPr>
+            <w:r>
+              <w:rPr>
+                <w:rFonts w:ascii="Times New Roman" w:hAnsi="Times New Roman" w:eastAsia="宋体"/>
+                <w:sz w:val="17"/>
+              </w:rPr>
+              <w:t>&lt;5×10⁻⁷</w:t>
+            </w:r>
+          </w:p>
+        </w:tc>
+      </w:tr>
+      <w:tr>
+        <w:trPr>
+          <w:cantSplit/>
+        </w:trPr>
+        <w:tc>
+          <w:tcPr>
+            <w:tcW w:type="dxa" w:w="2268"/>
+            <w:vAlign w:val="center"/>
+            <w:tcMar>
+              <w:top w:w="60" w:type="dxa"/>
+              <w:start w:w="80" w:type="dxa"/>
+              <w:bottom w:w="60" w:type="dxa"/>
+              <w:end w:w="80" w:type="dxa"/>
+            </w:tcMar>
+          </w:tcPr>
+          <w:p>
+            <w:pPr>
+              <w:spacing w:after="0" w:line="240" w:lineRule="auto"/>
+              <w:ind w:firstLine="0"/>
+              <w:jc w:val="left"/>
+            </w:pPr>
+            <w:r>
+              <w:rPr>
+                <w:rFonts w:ascii="Times New Roman" w:hAnsi="Times New Roman" w:eastAsia="宋体"/>
+                <w:sz w:val="17"/>
+              </w:rPr>
+              <w:t>2：180→1440 点</w:t>
+            </w:r>
+          </w:p>
+        </w:tc>
+        <w:tc>
+          <w:tcPr>
+            <w:tcW w:type="dxa" w:w="2268"/>
+            <w:vAlign w:val="center"/>
+            <w:tcMar>
+              <w:top w:w="60" w:type="dxa"/>
+              <w:start w:w="80" w:type="dxa"/>
+              <w:bottom w:w="60" w:type="dxa"/>
+              <w:end w:w="80" w:type="dxa"/>
+            </w:tcMar>
+          </w:tcPr>
+          <w:p>
+            <w:pPr>
+              <w:spacing w:after="0" w:line="240" w:lineRule="auto"/>
+              <w:ind w:firstLine="0"/>
+              <w:jc w:val="center"/>
+            </w:pPr>
+            <w:r>
+              <w:rPr>
+                <w:rFonts w:ascii="Times New Roman" w:hAnsi="Times New Roman" w:eastAsia="宋体"/>
+                <w:sz w:val="17"/>
+              </w:rPr>
+              <w:t>4.587672319</w:t>
+            </w:r>
+          </w:p>
+        </w:tc>
+        <w:tc>
+          <w:tcPr>
+            <w:tcW w:type="dxa" w:w="2268"/>
+            <w:vAlign w:val="center"/>
+            <w:tcMar>
+              <w:top w:w="60" w:type="dxa"/>
+              <w:start w:w="80" w:type="dxa"/>
+              <w:bottom w:w="60" w:type="dxa"/>
+              <w:end w:w="80" w:type="dxa"/>
+            </w:tcMar>
+          </w:tcPr>
+          <w:p>
+            <w:pPr>
+              <w:spacing w:after="0" w:line="240" w:lineRule="auto"/>
+              <w:ind w:firstLine="0"/>
+              <w:jc w:val="center"/>
+            </w:pPr>
+            <w:r>
+              <w:rPr>
+                <w:rFonts w:ascii="Times New Roman" w:hAnsi="Times New Roman" w:eastAsia="宋体"/>
+                <w:sz w:val="17"/>
+              </w:rPr>
+              <w:t>4.587671681</w:t>
+            </w:r>
+          </w:p>
+        </w:tc>
+        <w:tc>
+          <w:tcPr>
+            <w:tcW w:type="dxa" w:w="2268"/>
+            <w:vAlign w:val="center"/>
+            <w:tcMar>
+              <w:top w:w="60" w:type="dxa"/>
+              <w:start w:w="80" w:type="dxa"/>
+              <w:bottom w:w="60" w:type="dxa"/>
+              <w:end w:w="80" w:type="dxa"/>
+            </w:tcMar>
+          </w:tcPr>
+          <w:p>
+            <w:pPr>
+              <w:spacing w:after="0" w:line="240" w:lineRule="auto"/>
+              <w:ind w:firstLine="0"/>
+              <w:jc w:val="center"/>
+            </w:pPr>
+            <w:r>
+              <w:rPr>
+                <w:rFonts w:ascii="Times New Roman" w:hAnsi="Times New Roman" w:eastAsia="宋体"/>
+                <w:sz w:val="17"/>
+              </w:rPr>
+              <w:t>6.38×10⁻⁷</w:t>
+            </w:r>
+          </w:p>
+        </w:tc>
+      </w:tr>
+      <w:tr>
+        <w:trPr>
+          <w:cantSplit/>
+        </w:trPr>
+        <w:tc>
+          <w:tcPr>
+            <w:tcW w:type="dxa" w:w="2268"/>
+            <w:vAlign w:val="center"/>
+            <w:tcMar>
+              <w:top w:w="60" w:type="dxa"/>
+              <w:start w:w="80" w:type="dxa"/>
+              <w:bottom w:w="60" w:type="dxa"/>
+              <w:end w:w="80" w:type="dxa"/>
+            </w:tcMar>
+          </w:tcPr>
+          <w:p>
+            <w:pPr>
+              <w:spacing w:after="0" w:line="240" w:lineRule="auto"/>
+              <w:ind w:firstLine="0"/>
+              <w:jc w:val="left"/>
+            </w:pPr>
+            <w:r>
+              <w:rPr>
+                <w:rFonts w:ascii="Times New Roman" w:hAnsi="Times New Roman" w:eastAsia="宋体"/>
+                <w:sz w:val="17"/>
+              </w:rPr>
+              <w:t>3：180→1440 点</w:t>
+            </w:r>
+          </w:p>
+        </w:tc>
+        <w:tc>
+          <w:tcPr>
+            <w:tcW w:type="dxa" w:w="2268"/>
+            <w:vAlign w:val="center"/>
+            <w:tcMar>
+              <w:top w:w="60" w:type="dxa"/>
+              <w:start w:w="80" w:type="dxa"/>
+              <w:bottom w:w="60" w:type="dxa"/>
+              <w:end w:w="80" w:type="dxa"/>
+            </w:tcMar>
+          </w:tcPr>
+          <w:p>
+            <w:pPr>
+              <w:spacing w:after="0" w:line="240" w:lineRule="auto"/>
+              <w:ind w:firstLine="0"/>
+              <w:jc w:val="center"/>
+            </w:pPr>
+            <w:r>
+              <w:rPr>
+                <w:rFonts w:ascii="Times New Roman" w:hAnsi="Times New Roman" w:eastAsia="宋体"/>
+                <w:sz w:val="17"/>
+              </w:rPr>
+              <w:t>6.401396146</w:t>
+            </w:r>
+          </w:p>
+        </w:tc>
+        <w:tc>
+          <w:tcPr>
+            <w:tcW w:type="dxa" w:w="2268"/>
+            <w:vAlign w:val="center"/>
+            <w:tcMar>
+              <w:top w:w="60" w:type="dxa"/>
+              <w:start w:w="80" w:type="dxa"/>
+              <w:bottom w:w="60" w:type="dxa"/>
+              <w:end w:w="80" w:type="dxa"/>
+            </w:tcMar>
+          </w:tcPr>
+          <w:p>
+            <w:pPr>
+              <w:spacing w:after="0" w:line="240" w:lineRule="auto"/>
+              <w:ind w:firstLine="0"/>
+              <w:jc w:val="center"/>
+            </w:pPr>
+            <w:r>
+              <w:rPr>
+                <w:rFonts w:ascii="Times New Roman" w:hAnsi="Times New Roman" w:eastAsia="宋体"/>
+                <w:sz w:val="17"/>
+              </w:rPr>
+              <w:t>6.401395959</w:t>
+            </w:r>
+          </w:p>
+        </w:tc>
+        <w:tc>
+          <w:tcPr>
+            <w:tcW w:type="dxa" w:w="2268"/>
+            <w:vAlign w:val="center"/>
+            <w:tcMar>
+              <w:top w:w="60" w:type="dxa"/>
+              <w:start w:w="80" w:type="dxa"/>
+              <w:bottom w:w="60" w:type="dxa"/>
+              <w:end w:w="80" w:type="dxa"/>
+            </w:tcMar>
+          </w:tcPr>
+          <w:p>
+            <w:pPr>
+              <w:spacing w:after="0" w:line="240" w:lineRule="auto"/>
+              <w:ind w:firstLine="0"/>
+              <w:jc w:val="center"/>
+            </w:pPr>
+            <w:r>
+              <w:rPr>
+                <w:rFonts w:ascii="Times New Roman" w:hAnsi="Times New Roman" w:eastAsia="宋体"/>
+                <w:sz w:val="17"/>
+              </w:rPr>
+              <w:t>1.87×10⁻⁷</w:t>
+            </w:r>
+          </w:p>
+        </w:tc>
+      </w:tr>
+      <w:tr>
+        <w:trPr>
+          <w:cantSplit/>
+        </w:trPr>
+        <w:tc>
+          <w:tcPr>
+            <w:tcW w:type="dxa" w:w="2268"/>
+            <w:vAlign w:val="center"/>
+            <w:tcMar>
+              <w:top w:w="60" w:type="dxa"/>
+              <w:start w:w="80" w:type="dxa"/>
+              <w:bottom w:w="60" w:type="dxa"/>
+              <w:end w:w="80" w:type="dxa"/>
+            </w:tcMar>
+          </w:tcPr>
+          <w:p>
+            <w:pPr>
+              <w:spacing w:after="0" w:line="240" w:lineRule="auto"/>
+              <w:ind w:firstLine="0"/>
+              <w:jc w:val="left"/>
+            </w:pPr>
+            <w:r>
+              <w:rPr>
+                <w:rFonts w:ascii="Times New Roman" w:hAnsi="Times New Roman" w:eastAsia="宋体"/>
+                <w:sz w:val="17"/>
+              </w:rPr>
+              <w:t>4：180→1440 点</w:t>
+            </w:r>
+          </w:p>
+        </w:tc>
+        <w:tc>
+          <w:tcPr>
+            <w:tcW w:type="dxa" w:w="2268"/>
+            <w:vAlign w:val="center"/>
+            <w:tcMar>
+              <w:top w:w="60" w:type="dxa"/>
+              <w:start w:w="80" w:type="dxa"/>
+              <w:bottom w:w="60" w:type="dxa"/>
+              <w:end w:w="80" w:type="dxa"/>
+            </w:tcMar>
+          </w:tcPr>
+          <w:p>
+            <w:pPr>
+              <w:spacing w:after="0" w:line="240" w:lineRule="auto"/>
+              <w:ind w:firstLine="0"/>
+              <w:jc w:val="center"/>
+            </w:pPr>
+            <w:r>
+              <w:rPr>
+                <w:rFonts w:ascii="Times New Roman" w:hAnsi="Times New Roman" w:eastAsia="宋体"/>
+                <w:sz w:val="17"/>
+              </w:rPr>
+              <w:t>11.632869908</w:t>
+            </w:r>
+          </w:p>
+        </w:tc>
+        <w:tc>
+          <w:tcPr>
+            <w:tcW w:type="dxa" w:w="2268"/>
+            <w:vAlign w:val="center"/>
+            <w:tcMar>
+              <w:top w:w="60" w:type="dxa"/>
+              <w:start w:w="80" w:type="dxa"/>
+              <w:bottom w:w="60" w:type="dxa"/>
+              <w:end w:w="80" w:type="dxa"/>
+            </w:tcMar>
+          </w:tcPr>
+          <w:p>
+            <w:pPr>
+              <w:spacing w:after="0" w:line="240" w:lineRule="auto"/>
+              <w:ind w:firstLine="0"/>
+              <w:jc w:val="center"/>
+            </w:pPr>
+            <w:r>
+              <w:rPr>
+                <w:rFonts w:ascii="Times New Roman" w:hAnsi="Times New Roman" w:eastAsia="宋体"/>
+                <w:sz w:val="17"/>
+              </w:rPr>
+              <w:t>11.632852718</w:t>
+            </w:r>
+          </w:p>
+        </w:tc>
+        <w:tc>
+          <w:tcPr>
+            <w:tcW w:type="dxa" w:w="2268"/>
+            <w:vAlign w:val="center"/>
+            <w:tcMar>
+              <w:top w:w="60" w:type="dxa"/>
+              <w:start w:w="80" w:type="dxa"/>
+              <w:bottom w:w="60" w:type="dxa"/>
+              <w:end w:w="80" w:type="dxa"/>
+            </w:tcMar>
+          </w:tcPr>
+          <w:p>
+            <w:pPr>
+              <w:spacing w:after="0" w:line="240" w:lineRule="auto"/>
+              <w:ind w:firstLine="0"/>
+              <w:jc w:val="center"/>
+            </w:pPr>
+            <w:r>
+              <w:rPr>
+                <w:rFonts w:ascii="Times New Roman" w:hAnsi="Times New Roman" w:eastAsia="宋体"/>
+                <w:sz w:val="17"/>
+              </w:rPr>
+              <w:t>1.72×10⁻⁵</w:t>
+            </w:r>
+          </w:p>
+        </w:tc>
+      </w:tr>
+      <w:tr>
+        <w:trPr>
+          <w:cantSplit/>
+        </w:trPr>
+        <w:tc>
+          <w:tcPr>
+            <w:tcW w:type="dxa" w:w="2268"/>
+            <w:vAlign w:val="center"/>
+            <w:tcMar>
+              <w:top w:w="60" w:type="dxa"/>
+              <w:start w:w="80" w:type="dxa"/>
+              <w:bottom w:w="60" w:type="dxa"/>
+              <w:end w:w="80" w:type="dxa"/>
+            </w:tcMar>
+          </w:tcPr>
+          <w:p>
+            <w:pPr>
+              <w:spacing w:after="0" w:line="240" w:lineRule="auto"/>
+              <w:ind w:firstLine="0"/>
+              <w:jc w:val="left"/>
+            </w:pPr>
+            <w:r>
+              <w:rPr>
+                <w:rFonts w:ascii="Times New Roman" w:hAnsi="Times New Roman" w:eastAsia="宋体"/>
+                <w:sz w:val="17"/>
+              </w:rPr>
+              <w:t>5：360→720 点</w:t>
+            </w:r>
+          </w:p>
+        </w:tc>
+        <w:tc>
+          <w:tcPr>
+            <w:tcW w:type="dxa" w:w="2268"/>
+            <w:vAlign w:val="center"/>
+            <w:tcMar>
+              <w:top w:w="60" w:type="dxa"/>
+              <w:start w:w="80" w:type="dxa"/>
+              <w:bottom w:w="60" w:type="dxa"/>
+              <w:end w:w="80" w:type="dxa"/>
+            </w:tcMar>
+          </w:tcPr>
+          <w:p>
+            <w:pPr>
+              <w:spacing w:after="0" w:line="240" w:lineRule="auto"/>
+              <w:ind w:firstLine="0"/>
+              <w:jc w:val="center"/>
+            </w:pPr>
+            <w:r>
+              <w:rPr>
+                <w:rFonts w:ascii="Times New Roman" w:hAnsi="Times New Roman" w:eastAsia="宋体"/>
+                <w:sz w:val="17"/>
+              </w:rPr>
+              <w:t>30.325751405</w:t>
+            </w:r>
+          </w:p>
+        </w:tc>
+        <w:tc>
+          <w:tcPr>
+            <w:tcW w:type="dxa" w:w="2268"/>
+            <w:vAlign w:val="center"/>
+            <w:tcMar>
+              <w:top w:w="60" w:type="dxa"/>
+              <w:start w:w="80" w:type="dxa"/>
+              <w:bottom w:w="60" w:type="dxa"/>
+              <w:end w:w="80" w:type="dxa"/>
+            </w:tcMar>
+          </w:tcPr>
+          <w:p>
+            <w:pPr>
+              <w:spacing w:after="0" w:line="240" w:lineRule="auto"/>
+              <w:ind w:firstLine="0"/>
+              <w:jc w:val="center"/>
+            </w:pPr>
+            <w:r>
+              <w:rPr>
+                <w:rFonts w:ascii="Times New Roman" w:hAnsi="Times New Roman" w:eastAsia="宋体"/>
+                <w:sz w:val="17"/>
+              </w:rPr>
+              <w:t>30.325720665</w:t>
+            </w:r>
+          </w:p>
+        </w:tc>
+        <w:tc>
+          <w:tcPr>
+            <w:tcW w:type="dxa" w:w="2268"/>
+            <w:vAlign w:val="center"/>
+            <w:tcMar>
+              <w:top w:w="60" w:type="dxa"/>
+              <w:start w:w="80" w:type="dxa"/>
+              <w:bottom w:w="60" w:type="dxa"/>
+              <w:end w:w="80" w:type="dxa"/>
+            </w:tcMar>
+          </w:tcPr>
+          <w:p>
+            <w:pPr>
+              <w:spacing w:after="0" w:line="240" w:lineRule="auto"/>
+              <w:ind w:firstLine="0"/>
+              <w:jc w:val="center"/>
+            </w:pPr>
+            <w:r>
+              <w:rPr>
+                <w:rFonts w:ascii="Times New Roman" w:hAnsi="Times New Roman" w:eastAsia="宋体"/>
+                <w:sz w:val="17"/>
+              </w:rPr>
+              <w:t>3.07×10⁻⁵</w:t>
+            </w:r>
+          </w:p>
+        </w:tc>
+      </w:tr>
+    </w:tbl>
+    <w:p>
+      <w:pPr>
+        <w:spacing w:after="0" w:line="120" w:lineRule="auto"/>
+      </w:pPr>
+    </w:p>
+    <w:p>
+      <w:r>
+        <w:rPr>
+          <w:rFonts w:ascii="Times New Roman" w:hAnsi="Times New Roman" w:eastAsia="宋体"/>
+          <w:sz w:val="21"/>
+        </w:rPr>
+        <w:t>全部差异均远小于正文保留 0.001 s 的报告精度，故最终数值的前三位小数不受圆柱周向离散影响。问题 5 从 90 点到 720 点的总时长依次为 30.327004、30.325924、30.325751、30.325721 s，呈稳定收敛趋势，也未出现粗网格下有效、细网格下完全失效的伪解。</w:t>
       </w:r>
     </w:p>
     <w:p>
@@ -5568,7 +8837,16 @@
           <w:rFonts w:ascii="Times New Roman" w:hAnsi="Times New Roman" w:eastAsia="宋体"/>
           <w:sz w:val="21"/>
         </w:rPr>
-        <w:t>问题 2、3 使用多随机种子重复全局搜索；问题 4、5 先以连续接近度或中心视线代理寻找非零盆地，再用完整圆柱判据排序和精化。所有有效区间端点均由扫描定位后二分求根，避免时间步长直接决定结果。</w:t>
+        <w:t>问题 2、3 使用多随机种子重复全局搜索，并保留代理目标与严格目标两套排名。问题 2 的缩减搜索稳定落入 3.954 s 次优盆地，而正式规模三组搜索均回到 4.588 s 主盆地，这一对照证明搜索规模会实际影响答案。问题 4、5 先以连续接近度寻找非零盆地，再用完整圆柱判据排序和精化，防止严格目标的零值平台吞没有效方向。</w:t>
+      </w:r>
+    </w:p>
+    <w:p>
+      <w:r>
+        <w:rPr>
+          <w:rFonts w:ascii="Times New Roman" w:hAnsi="Times New Roman" w:eastAsia="宋体"/>
+          <w:sz w:val="21"/>
+        </w:rPr>
+        <w:t>所有有效区间端点均由时间扫描定位后二分求根。问题 1 的解析球面交点独立复核了 9.448088 s 的右端点；其余问题把复算后的 D(t)−10 在端点两侧分别检查为异号，确保区间不是由时间采样点“拼出来”的。</w:t>
       </w:r>
     </w:p>
     <w:p>
@@ -5585,7 +8863,16 @@
           <w:rFonts w:ascii="Times New Roman" w:hAnsi="Times New Roman" w:eastAsia="宋体"/>
           <w:sz w:val="21"/>
         </w:rPr>
-        <w:t>代码显式检查速度范围、非负投放/起爆时刻、起爆高度、20 s 烟幕寿命、同机投放间隔和导弹到达时刻。问题 1—5 共 39 个自动化测试全部通过，覆盖轨迹连续性、投影截断、区间合并、参数双向转换、结果回归和模板输出。</w:t>
+        <w:t>代码显式检查速度范围、非负投放/起爆时刻、起爆高度、20 s 烟幕寿命、同机投放间隔、固定航迹和导弹到达时刻。问题 1—5 共 39 个自动化测试全部通过，覆盖轨迹初值与连续性、抛体起爆点、烟幕下沉、线段投影截断、区间合并、参数双向转换、结果回归和模板输出。</w:t>
+      </w:r>
+    </w:p>
+    <w:p>
+      <w:r>
+        <w:rPr>
+          <w:rFonts w:ascii="Times New Roman" w:hAnsi="Times New Roman" w:eastAsia="宋体"/>
+          <w:sz w:val="21"/>
+        </w:rPr>
+        <w:t>检验不是只比较最终时长：运动层检查 t=0 位置和投放前后连续性；几何层检查投影参数被正确限制在 [0,1]；集合层用人工构造的重叠区间检查并集合并；优化层检查解码后所有物理约束；输出层核对三个派生结果表与 JSON 数值一致。原始题目和原始模板的哈希保持不变，排除了结果写回时误改原始数据的风险。</w:t>
       </w:r>
     </w:p>
     <w:p>
@@ -5602,7 +8889,33 @@
           <w:rFonts w:ascii="Times New Roman" w:hAnsi="Times New Roman" w:eastAsia="宋体"/>
           <w:sz w:val="21"/>
         </w:rPr>
-        <w:t>问题 2 对航向最敏感，偏差约 1.5° 即会明显缩短遮蔽；速度在当前范围内趋向上界，投放延迟也会快速损失时长。问题 3 的第二枚投放时刻需精确衔接第一枚区间。工程应用中可把航向误差、响应时间和风偏作为鲁棒约束或随机变量，优化最坏情形或期望遮蔽时间。</w:t>
+        <w:t>问题 2 对航向最敏感，偏差约 1.5° 即会明显缩短遮蔽；速度在当前范围内趋向上界，投放延迟也会快速损失时长。问题 3 的第二枚投放时刻需精确衔接第一枚区间。问题 4 中 FY2、FY3 的有效盆地比 FY1 更窄，说明远距离机动策略对航向和起爆时机的执行误差更敏感。</w:t>
+      </w:r>
+    </w:p>
+    <w:p>
+      <w:r>
+        <w:rPr>
+          <w:rFonts w:ascii="Times New Roman" w:hAnsi="Times New Roman" w:eastAsia="宋体"/>
+          <w:sz w:val="21"/>
+        </w:rPr>
+        <w:t>这些单因素扫描回答的是“在其他参数保持不变时，某个参数偏差会怎样”，不能替代联合不确定性分析。若用于真实部署，可令航向误差、速度误差、响应延迟和风偏分别落在给定区间或概率分布内，最大化最坏情形或期望并集时长。本文未虚构这些误差分布，因此只把确定性灵敏度作为执行风险提示。</w:t>
+      </w:r>
+    </w:p>
+    <w:p>
+      <w:pPr>
+        <w:pStyle w:val="Heading2"/>
+      </w:pPr>
+      <w:r>
+        <w:t>9.5 检验结论与可证伪条件</w:t>
+      </w:r>
+    </w:p>
+    <w:p>
+      <w:r>
+        <w:rPr>
+          <w:rFonts w:ascii="Times New Roman" w:hAnsi="Times New Roman" w:eastAsia="宋体"/>
+          <w:sz w:val="21"/>
+        </w:rPr>
+        <w:t>综合解析、数值和程序三类证据，本文按 0.001 s 报告的主要结果具有足够数值稳定性。但若出现以下任一情况，模型结论应重新计算：题意要求“部分轮廓被遮挡”而非完整圆柱；烟幕在风场中存在显著水平漂移；导弹不是匀速直线飞向原点；无人机存在最小转向或响应时间；或烟幕有效半径随浓度衰减。明确这些可证伪条件，有助于区分“程序算错”和“模型口径改变”。</w:t>
       </w:r>
     </w:p>
     <w:p>

--- a/06-Projects/2025国赛A题-烟幕干扰弹投放策略/Paper/submission/参赛论文.docx
+++ b/06-Projects/2025国赛A题-烟幕干扰弹投放策略/Paper/submission/参赛论文.docx
@@ -35,7 +35,35 @@
           <w:rFonts w:ascii="Times New Roman" w:hAnsi="Times New Roman" w:eastAsia="宋体"/>
           <w:sz w:val="21"/>
         </w:rPr>
-        <w:t>针对无人机投放烟幕干扰弹遮蔽来袭导弹视线的问题，本文建立“运动学—视线几何—区间测度—分层优化”模型。依据匀速直线、平抛和匀速下沉规律推导各对象轨迹，并将真目标建模为半径 7 m、高 10 m 的完整圆柱，以烟幕中心到导弹—圆柱全部边界视线段的最大距离作为严格判据。问题一的固定策略有效遮蔽 1.391643 s，中心视线近似高估 0.043439 s。问题二采用可行参数化、多种子差分进化、完整圆柱重排与坐标精化，FY1 单弹数值最优时长为 4.587672 s，较基准提高 229.66%。问题三以三弹有效区间并集为目标，连续覆盖 6.401396 s，第三弹在严格判据下无新增时长。问题四利用三机子问题的可分解结构构造数值上界，三个互不重叠区间合计 11.632853 s。问题五建立机—弹—目标分配与连续时序的混合模型，经“路径种子—原子候选—机内组合—机队枚举”求得 9 枚有效弹方案，M1、M2、M3 分别遮蔽 13.000935、10.637703、6.687083 s，总计 30.325721 s。周向加密、多起点、端点二分、42 项测试及 2000 轮执行误差压力测试共同验证模型；单弹测试均值 4.154196 s，87.4% 的样本达到名义时长的 80%。结果表明，提高航向与起爆时序精度、减少同目标重复覆盖并分解离散—连续决策，可显著提升烟幕资源效率。</w:t>
+        <w:t xml:space="preserve">针对无人机投放烟幕干扰弹遮蔽来袭导弹视线的问题，本文建立“运动学—有限视线几何—联合覆盖测度—分层优化”模型。依据匀速直线、平抛和匀速下沉规律推导各对象轨迹，并将真目标建模为半径 7 m、高 10 m 的完整圆柱。单烟幕以全部圆柱边界视线到烟幕中心的最不利距离判定；多烟幕进一步采用“对每条目标视线，至少存在一个有效烟幕球与之相交”的联合判据，避免把“多球共同遮蔽”误写成“必须有一球单独完整遮蔽”。问题一的固定策略有效遮蔽 1.391643 s，中心视线近似高估 0.043439 s。问题二经多种子差分进化、完整圆柱重排与坐标精化得到 4.587672 s。问题三在联合判据下覆盖 6.401396 s，逐弹删除复算表明第三弹边际贡献约为 </w:t>
+      </w:r>
+      <w:r>
+        <w:rPr>
+          <w:rFonts w:ascii="Cambria Math" w:hAnsi="Cambria Math" w:eastAsia="Cambria Math"/>
+          <w:sz w:val="21"/>
+        </w:rPr>
+        <w:t>2times10⁻¹⁰</w:t>
+      </w:r>
+      <w:r>
+        <w:rPr>
+          <w:rFonts w:ascii="Times New Roman" w:hAnsi="Times New Roman" w:eastAsia="宋体"/>
+          <w:sz w:val="21"/>
+        </w:rPr>
+        <w:t xml:space="preserve"> s。问题四以逐机解作为联合搜索种子，经三云团严格复算得到 11.632853 s；本算例空间协同增益低于 </w:t>
+      </w:r>
+      <w:r>
+        <w:rPr>
+          <w:rFonts w:ascii="Cambria Math" w:hAnsi="Cambria Math" w:eastAsia="Cambria Math"/>
+          <w:sz w:val="21"/>
+        </w:rPr>
+        <w:t>2times10⁻¹⁰</w:t>
+      </w:r>
+      <w:r>
+        <w:rPr>
+          <w:rFonts w:ascii="Times New Roman" w:hAnsi="Times New Roman" w:eastAsia="宋体"/>
+          <w:sz w:val="21"/>
+        </w:rPr>
+        <w:t xml:space="preserve"> s，但不再把逐机时长之和视为一般上界。问题五建立机—弹—目标分配与连续时序的混合模型，9 枚弹使 M1、M2、M3 分别遮蔽 13.000935、10.637703、6.687083 s；逐导弹时长和为 30.325721 s，最短单导弹时长为 6.687083 s，三导弹同时被遮蔽的时间为 0 s，三种指标分别反映资源收益、公平性和整体安全。周向加密、已验证可行解保护、端点求根、46 项测试及 2000 轮压力测试共同验证模型和程序边界。</w:t>
       </w:r>
     </w:p>
     <w:p>
@@ -55,7 +83,7 @@
           <w:rFonts w:ascii="Times New Roman" w:hAnsi="Times New Roman" w:eastAsia="宋体"/>
           <w:sz w:val="21"/>
         </w:rPr>
-        <w:t>完整圆柱遮蔽；视线段距离；差分进化；区间并集；混合优化；蒙特卡洛仿真</w:t>
+        <w:t>完整圆柱遮蔽；多烟幕联合覆盖；视线段距离；差分进化；混合优化；蒙特卡洛仿真</w:t>
       </w:r>
     </w:p>
     <w:p>
@@ -233,7 +261,7 @@
               <a:graphicData uri="http://schemas.openxmlformats.org/drawingml/2006/picture">
                 <pic:pic>
                   <pic:nvPicPr>
-                    <pic:cNvPr id="0" name="paper_expert_fig1_workflow-6665237ee02cff74.jpg"/>
+                    <pic:cNvPr id="0" name="paper_expert_fig1_workflow-51109a179266d116.jpg"/>
                     <pic:cNvPicPr/>
                   </pic:nvPicPr>
                   <pic:blipFill>
@@ -333,7 +361,7 @@
           <w:rFonts w:ascii="Times New Roman" w:hAnsi="Times New Roman" w:eastAsia="宋体"/>
           <w:sz w:val="21"/>
         </w:rPr>
-        <w:t>三枚弹共享 FY1 的航向和速度，不能各自复制问题二的最优解；三段有效时间还可能重叠，时长也不能直接相加。因此问题三本质上是“共享连续航迹+三个投放/起爆时序+区间并集”的非光滑排程。模型既要扩大每枚弹的独立覆盖，又要压缩同一目标上的重叠损失，并满足相邻投放至少间隔 1 s。</w:t>
+        <w:t>三枚弹共享 FY1 的航向和速度，不能各自复制问题二的最优解。问题三本质上是“共享连续航迹+三个投放/起爆时序+逐视线联合覆盖”的非光滑排程。不能先要求某一枚烟幕独自遮住完整圆柱再合并时间区间，因为不同烟幕可以分别遮住圆柱轮廓的不同视线；模型必须在每个时刻先对烟幕编号取最小距离，再对目标边界取最大距离。</w:t>
       </w:r>
     </w:p>
     <w:p>
@@ -350,7 +378,7 @@
           <w:rFonts w:ascii="Times New Roman" w:hAnsi="Times New Roman" w:eastAsia="宋体"/>
           <w:sz w:val="21"/>
         </w:rPr>
-        <w:t>FY1、FY2、FY3 的航向、速度和单弹时序互不耦合，唯一耦合来自三个有效区间的并集。由集合测度次可加性，联合时长不超过三个单机最大时长之和。若分别优化所得区间互不重叠，就达到由三个单机数值最优值构成的可分解上界，无需直接承受 12 维零值平台搜索。故本问应先证明上界与等号条件，再用数值结果检查条件是否满足。</w:t>
+        <w:t>FY1、FY2、FY3 的航向、速度和单弹时序虽彼此独立，但遮蔽判定通过烟幕球集合发生空间耦合：即使每枚烟幕都不能单独遮住完整圆柱，多枚烟幕仍可能共同遮住全部视线。因此逐机优化只能产生高质量种子，不能构成联合模型的一般上界。求解时先用三个单机问题跨越零值平台，再把三枚烟幕放回统一联合判据复算。</w:t>
       </w:r>
     </w:p>
     <w:p>
@@ -367,7 +395,7 @@
           <w:rFonts w:ascii="Times New Roman" w:hAnsi="Times New Roman" w:eastAsia="宋体"/>
           <w:sz w:val="21"/>
         </w:rPr>
-        <w:t>问题五含 5 架无人机的固定航迹、最多 15 枚弹的投放与引信、每枚弹的目标编号以及同机投放间隔。直接搜索时，离散目标改变不会提供连续方向，严格判据又使多数随机个体收益为 0。为此先对 15 个“无人机—导弹”组合寻找非零路径，再在固定路径上建立单弹候选库，之后枚举机内可行组合和五机代表方案。所有输出都满足原约束，因而给出可行数值下界；候选筛选可能漏掉组合协同解，故不宣称解析全局最优。</w:t>
+        <w:t>问题五含 5 架无人机的固定航迹、最多 15 枚弹的投放与引信、任务标签以及同机投放间隔。题面没有唯一规定三枚导弹之间的效益聚合方式，故同时报告逐导弹有效时长之和、最短单导弹时长和三导弹同时有效时间。主优化采用时长和衡量总干扰收益，另外两项分别审计公平性与整体安全。任务标签只用于候选生成，物理复算时任何有效烟幕都可以遮挡任何导弹视线。</w:t>
       </w:r>
     </w:p>
     <w:p>
@@ -931,6 +959,172 @@
                 <w:rFonts w:ascii="Times New Roman" w:hAnsi="Times New Roman" w:eastAsia="宋体"/>
                 <w:sz w:val="17"/>
               </w:rPr>
+              <w:t>多烟幕允许分工遮挡不同目标视线</w:t>
+            </w:r>
+          </w:p>
+        </w:tc>
+        <w:tc>
+          <w:tcPr>
+            <w:tcW w:type="dxa" w:w="3024"/>
+            <w:vAlign w:val="center"/>
+            <w:tcMar>
+              <w:top w:w="60" w:type="dxa"/>
+              <w:start w:w="80" w:type="dxa"/>
+              <w:bottom w:w="60" w:type="dxa"/>
+              <w:end w:w="80" w:type="dxa"/>
+            </w:tcMar>
+          </w:tcPr>
+          <w:p>
+            <w:pPr>
+              <w:spacing w:after="0" w:line="240" w:lineRule="auto"/>
+              <w:ind w:firstLine="0"/>
+              <w:jc w:val="center"/>
+            </w:pPr>
+            <w:r>
+              <w:rPr>
+                <w:rFonts w:ascii="Times New Roman" w:hAnsi="Times New Roman" w:eastAsia="宋体"/>
+                <w:sz w:val="17"/>
+              </w:rPr>
+              <w:t>符合烟幕球并集的物理含义，量词为“每条视线至少被一球遮挡”</w:t>
+            </w:r>
+          </w:p>
+        </w:tc>
+        <w:tc>
+          <w:tcPr>
+            <w:tcW w:type="dxa" w:w="3024"/>
+            <w:vAlign w:val="center"/>
+            <w:tcMar>
+              <w:top w:w="60" w:type="dxa"/>
+              <w:start w:w="80" w:type="dxa"/>
+              <w:bottom w:w="60" w:type="dxa"/>
+              <w:end w:w="80" w:type="dxa"/>
+            </w:tcMar>
+          </w:tcPr>
+          <w:p>
+            <w:pPr>
+              <w:spacing w:after="0" w:line="240" w:lineRule="auto"/>
+              <w:ind w:firstLine="0"/>
+              <w:jc w:val="center"/>
+            </w:pPr>
+            <w:r>
+              <w:rPr>
+                <w:rFonts w:ascii="Times New Roman" w:hAnsi="Times New Roman" w:eastAsia="宋体"/>
+                <w:sz w:val="17"/>
+              </w:rPr>
+              <w:t>若错误要求一枚烟幕单独遮住全部视线，会漏掉空间协同方案</w:t>
+            </w:r>
+          </w:p>
+        </w:tc>
+      </w:tr>
+      <w:tr>
+        <w:trPr>
+          <w:cantSplit/>
+        </w:trPr>
+        <w:tc>
+          <w:tcPr>
+            <w:tcW w:type="dxa" w:w="3024"/>
+            <w:vAlign w:val="center"/>
+            <w:tcMar>
+              <w:top w:w="60" w:type="dxa"/>
+              <w:start w:w="80" w:type="dxa"/>
+              <w:bottom w:w="60" w:type="dxa"/>
+              <w:end w:w="80" w:type="dxa"/>
+            </w:tcMar>
+          </w:tcPr>
+          <w:p>
+            <w:pPr>
+              <w:spacing w:after="0" w:line="240" w:lineRule="auto"/>
+              <w:ind w:firstLine="0"/>
+              <w:jc w:val="left"/>
+            </w:pPr>
+            <w:r>
+              <w:rPr>
+                <w:rFonts w:ascii="Times New Roman" w:hAnsi="Times New Roman" w:eastAsia="宋体"/>
+                <w:sz w:val="17"/>
+              </w:rPr>
+              <w:t>问题五以逐导弹时长和为主指标，同时报告最短时长和同时遮蔽时长</w:t>
+            </w:r>
+          </w:p>
+        </w:tc>
+        <w:tc>
+          <w:tcPr>
+            <w:tcW w:type="dxa" w:w="3024"/>
+            <w:vAlign w:val="center"/>
+            <w:tcMar>
+              <w:top w:w="60" w:type="dxa"/>
+              <w:start w:w="80" w:type="dxa"/>
+              <w:bottom w:w="60" w:type="dxa"/>
+              <w:end w:w="80" w:type="dxa"/>
+            </w:tcMar>
+          </w:tcPr>
+          <w:p>
+            <w:pPr>
+              <w:spacing w:after="0" w:line="240" w:lineRule="auto"/>
+              <w:ind w:firstLine="0"/>
+              <w:jc w:val="center"/>
+            </w:pPr>
+            <w:r>
+              <w:rPr>
+                <w:rFonts w:ascii="Times New Roman" w:hAnsi="Times New Roman" w:eastAsia="宋体"/>
+                <w:sz w:val="17"/>
+              </w:rPr>
+              <w:t>题面未明确跨导弹聚合方式，多指标可避免用一个大数掩盖安全空窗</w:t>
+            </w:r>
+          </w:p>
+        </w:tc>
+        <w:tc>
+          <w:tcPr>
+            <w:tcW w:type="dxa" w:w="3024"/>
+            <w:vAlign w:val="center"/>
+            <w:tcMar>
+              <w:top w:w="60" w:type="dxa"/>
+              <w:start w:w="80" w:type="dxa"/>
+              <w:bottom w:w="60" w:type="dxa"/>
+              <w:end w:w="80" w:type="dxa"/>
+            </w:tcMar>
+          </w:tcPr>
+          <w:p>
+            <w:pPr>
+              <w:spacing w:after="0" w:line="240" w:lineRule="auto"/>
+              <w:ind w:firstLine="0"/>
+              <w:jc w:val="center"/>
+            </w:pPr>
+            <w:r>
+              <w:rPr>
+                <w:rFonts w:ascii="Times New Roman" w:hAnsi="Times New Roman" w:eastAsia="宋体"/>
+                <w:sz w:val="17"/>
+              </w:rPr>
+              <w:t>改用同时遮蔽为主目标时必须重新优化；现有方案的该指标为 0 s</w:t>
+            </w:r>
+          </w:p>
+        </w:tc>
+      </w:tr>
+      <w:tr>
+        <w:trPr>
+          <w:cantSplit/>
+        </w:trPr>
+        <w:tc>
+          <w:tcPr>
+            <w:tcW w:type="dxa" w:w="3024"/>
+            <w:vAlign w:val="center"/>
+            <w:tcMar>
+              <w:top w:w="60" w:type="dxa"/>
+              <w:start w:w="80" w:type="dxa"/>
+              <w:bottom w:w="60" w:type="dxa"/>
+              <w:end w:w="80" w:type="dxa"/>
+            </w:tcMar>
+          </w:tcPr>
+          <w:p>
+            <w:pPr>
+              <w:spacing w:after="0" w:line="240" w:lineRule="auto"/>
+              <w:ind w:firstLine="0"/>
+              <w:jc w:val="left"/>
+            </w:pPr>
+            <w:r>
+              <w:rPr>
+                <w:rFonts w:ascii="Times New Roman" w:hAnsi="Times New Roman" w:eastAsia="宋体"/>
+                <w:sz w:val="17"/>
+              </w:rPr>
               <w:t>启发式算法结果均视为经复算的高质量数值解</w:t>
             </w:r>
           </w:p>
@@ -1000,7 +1194,7 @@
           <w:rFonts w:ascii="Times New Roman" w:hAnsi="Times New Roman" w:eastAsia="宋体"/>
           <w:sz w:val="21"/>
         </w:rPr>
-        <w:t>前四项来自题面运动机制，第五项是本文的判据选择，第六项限定结论强度。若放松前四项，统一框架仍可保留，只需替换轨迹函数和烟幕有效域；若改变第五项，所有数值必须重新计算。</w:t>
+        <w:t>前四项来自题面运动机制，第五、六项明确联合遮蔽与跨导弹目标口径，第七项限定结论强度。若放松前四项，统一框架仍可保留，只需替换轨迹函数和烟幕有效域；若改变遮蔽量词或问题五聚合目标，必须重新优化而不能只重算表格。</w:t>
       </w:r>
     </w:p>
     <w:p>
@@ -2500,38 +2694,11 @@
         </w:tabs>
       </w:pPr>
       <w:r>
-        <w:drawing>
-          <wp:inline xmlns:a="http://schemas.openxmlformats.org/drawingml/2006/main" xmlns:pic="http://schemas.openxmlformats.org/drawingml/2006/picture">
-            <wp:extent cx="1725168" cy="332232"/>
-            <wp:docPr id="3" name="Picture 3"/>
-            <wp:cNvGraphicFramePr>
-              <a:graphicFrameLocks noChangeAspect="1"/>
-            </wp:cNvGraphicFramePr>
-            <a:graphic>
-              <a:graphicData uri="http://schemas.openxmlformats.org/drawingml/2006/picture">
-                <pic:pic>
-                  <pic:nvPicPr>
-                    <pic:cNvPr id="0" name="equation-4cc2044e61d56dca.png"/>
-                    <pic:cNvPicPr/>
-                  </pic:nvPicPr>
-                  <pic:blipFill>
-                    <a:blip r:embed="rId12"/>
-                    <a:stretch>
-                      <a:fillRect/>
-                    </a:stretch>
-                  </pic:blipFill>
-                  <pic:spPr>
-                    <a:xfrm>
-                      <a:off x="0" y="0"/>
-                      <a:ext cx="1725168" cy="332232"/>
-                    </a:xfrm>
-                    <a:prstGeom prst="rect"/>
-                  </pic:spPr>
-                </pic:pic>
-              </a:graphicData>
-            </a:graphic>
-          </wp:inline>
-        </w:drawing>
+        <w:rPr>
+          <w:rFonts w:ascii="Cambria Math" w:hAnsi="Cambria Math" w:eastAsia="Cambria Math"/>
+          <w:sz w:val="21"/>
+        </w:rPr>
+        <w:t>\boldsymbol M_j(t)=\boldsymbol M_{j0}-300t\frac{\boldsymbol M_{j0}}{\|\boldsymbol M_{j0}\|_2}.</w:t>
       </w:r>
       <w:r>
         <w:tab/>
@@ -2576,38 +2743,11 @@
         </w:tabs>
       </w:pPr>
       <w:r>
-        <w:drawing>
-          <wp:inline xmlns:a="http://schemas.openxmlformats.org/drawingml/2006/main" xmlns:pic="http://schemas.openxmlformats.org/drawingml/2006/picture">
-            <wp:extent cx="1080000" cy="353980"/>
-            <wp:docPr id="4" name="Picture 4"/>
-            <wp:cNvGraphicFramePr>
-              <a:graphicFrameLocks noChangeAspect="1"/>
-            </wp:cNvGraphicFramePr>
-            <a:graphic>
-              <a:graphicData uri="http://schemas.openxmlformats.org/drawingml/2006/picture">
-                <pic:pic>
-                  <pic:nvPicPr>
-                    <pic:cNvPr id="0" name="equation-c45b8ec6ce523b68.png"/>
-                    <pic:cNvPicPr/>
-                  </pic:nvPicPr>
-                  <pic:blipFill>
-                    <a:blip r:embed="rId13"/>
-                    <a:stretch>
-                      <a:fillRect/>
-                    </a:stretch>
-                  </pic:blipFill>
-                  <pic:spPr>
-                    <a:xfrm>
-                      <a:off x="0" y="0"/>
-                      <a:ext cx="1080000" cy="353980"/>
-                    </a:xfrm>
-                    <a:prstGeom prst="rect"/>
-                  </pic:spPr>
-                </pic:pic>
-              </a:graphicData>
-            </a:graphic>
-          </wp:inline>
-        </w:drawing>
+        <w:rPr>
+          <w:rFonts w:ascii="Cambria Math" w:hAnsi="Cambria Math" w:eastAsia="Cambria Math"/>
+          <w:sz w:val="21"/>
+        </w:rPr>
+        <w:t>t_{\mathrm{arr},j}=\frac{\|\boldsymbol M_{j0}\|_2}{300}.</w:t>
       </w:r>
       <w:r>
         <w:tab/>
@@ -2694,38 +2834,11 @@
         </w:tabs>
       </w:pPr>
       <w:r>
-        <w:drawing>
-          <wp:inline xmlns:a="http://schemas.openxmlformats.org/drawingml/2006/main" xmlns:pic="http://schemas.openxmlformats.org/drawingml/2006/picture">
-            <wp:extent cx="2456688" cy="204216"/>
-            <wp:docPr id="5" name="Picture 5"/>
-            <wp:cNvGraphicFramePr>
-              <a:graphicFrameLocks noChangeAspect="1"/>
-            </wp:cNvGraphicFramePr>
-            <a:graphic>
-              <a:graphicData uri="http://schemas.openxmlformats.org/drawingml/2006/picture">
-                <pic:pic>
-                  <pic:nvPicPr>
-                    <pic:cNvPr id="0" name="equation-021a5e6c0875a692.png"/>
-                    <pic:cNvPicPr/>
-                  </pic:nvPicPr>
-                  <pic:blipFill>
-                    <a:blip r:embed="rId14"/>
-                    <a:stretch>
-                      <a:fillRect/>
-                    </a:stretch>
-                  </pic:blipFill>
-                  <pic:spPr>
-                    <a:xfrm>
-                      <a:off x="0" y="0"/>
-                      <a:ext cx="2456688" cy="204216"/>
-                    </a:xfrm>
-                    <a:prstGeom prst="rect"/>
-                  </pic:spPr>
-                </pic:pic>
-              </a:graphicData>
-            </a:graphic>
-          </wp:inline>
-        </w:drawing>
+        <w:rPr>
+          <w:rFonts w:ascii="Cambria Math" w:hAnsi="Cambria Math" w:eastAsia="Cambria Math"/>
+          <w:sz w:val="21"/>
+        </w:rPr>
+        <w:t>\boldsymbol F_k(t)=\boldsymbol F_{k0}+v_kt(\cos\phi_k,\sin\phi_k,0).</w:t>
       </w:r>
       <w:r>
         <w:tab/>
@@ -2798,38 +2911,11 @@
         </w:tabs>
       </w:pPr>
       <w:r>
-        <w:drawing>
-          <wp:inline xmlns:a="http://schemas.openxmlformats.org/drawingml/2006/main" xmlns:pic="http://schemas.openxmlformats.org/drawingml/2006/picture">
-            <wp:extent cx="2557272" cy="265176"/>
-            <wp:docPr id="6" name="Picture 6"/>
-            <wp:cNvGraphicFramePr>
-              <a:graphicFrameLocks noChangeAspect="1"/>
-            </wp:cNvGraphicFramePr>
-            <a:graphic>
-              <a:graphicData uri="http://schemas.openxmlformats.org/drawingml/2006/picture">
-                <pic:pic>
-                  <pic:nvPicPr>
-                    <pic:cNvPr id="0" name="equation-41021ea63a299a8a.png"/>
-                    <pic:cNvPicPr/>
-                  </pic:nvPicPr>
-                  <pic:blipFill>
-                    <a:blip r:embed="rId15"/>
-                    <a:stretch>
-                      <a:fillRect/>
-                    </a:stretch>
-                  </pic:blipFill>
-                  <pic:spPr>
-                    <a:xfrm>
-                      <a:off x="0" y="0"/>
-                      <a:ext cx="2557272" cy="265176"/>
-                    </a:xfrm>
-                    <a:prstGeom prst="rect"/>
-                  </pic:spPr>
-                </pic:pic>
-              </a:graphicData>
-            </a:graphic>
-          </wp:inline>
-        </w:drawing>
+        <w:rPr>
+          <w:rFonts w:ascii="Cambria Math" w:hAnsi="Cambria Math" w:eastAsia="Cambria Math"/>
+          <w:sz w:val="21"/>
+        </w:rPr>
+        <w:t>\boldsymbol D=\boldsymbol F_k(t_d),\qquad \boldsymbol B=\boldsymbol F_k(t_b)-\frac{1}{2}g\tau^2\boldsymbol e_z.</w:t>
       </w:r>
       <w:r>
         <w:tab/>
@@ -2860,38 +2946,11 @@
         </w:tabs>
       </w:pPr>
       <w:r>
-        <w:drawing>
-          <wp:inline xmlns:a="http://schemas.openxmlformats.org/drawingml/2006/main" xmlns:pic="http://schemas.openxmlformats.org/drawingml/2006/picture">
-            <wp:extent cx="3834384" cy="219456"/>
-            <wp:docPr id="7" name="Picture 7"/>
-            <wp:cNvGraphicFramePr>
-              <a:graphicFrameLocks noChangeAspect="1"/>
-            </wp:cNvGraphicFramePr>
-            <a:graphic>
-              <a:graphicData uri="http://schemas.openxmlformats.org/drawingml/2006/picture">
-                <pic:pic>
-                  <pic:nvPicPr>
-                    <pic:cNvPr id="0" name="equation-db7fe04fb14c1a62.png"/>
-                    <pic:cNvPicPr/>
-                  </pic:nvPicPr>
-                  <pic:blipFill>
-                    <a:blip r:embed="rId16"/>
-                    <a:stretch>
-                      <a:fillRect/>
-                    </a:stretch>
-                  </pic:blipFill>
-                  <pic:spPr>
-                    <a:xfrm>
-                      <a:off x="0" y="0"/>
-                      <a:ext cx="3834384" cy="219456"/>
-                    </a:xfrm>
-                    <a:prstGeom prst="rect"/>
-                  </pic:spPr>
-                </pic:pic>
-              </a:graphicData>
-            </a:graphic>
-          </wp:inline>
-        </w:drawing>
+        <w:rPr>
+          <w:rFonts w:ascii="Cambria Math" w:hAnsi="Cambria Math" w:eastAsia="Cambria Math"/>
+          <w:sz w:val="21"/>
+        </w:rPr>
+        <w:t>\boldsymbol C(t)=\boldsymbol B-3(t-t_b)\boldsymbol e_z,\qquad t_b\le t\le \min(t_b+20,t_{\mathrm{arr},j}).</w:t>
       </w:r>
       <w:r>
         <w:tab/>
@@ -3023,38 +3082,11 @@
         </w:tabs>
       </w:pPr>
       <w:r>
-        <w:drawing>
-          <wp:inline xmlns:a="http://schemas.openxmlformats.org/drawingml/2006/main" xmlns:pic="http://schemas.openxmlformats.org/drawingml/2006/picture">
-            <wp:extent cx="3203448" cy="195072"/>
-            <wp:docPr id="8" name="Picture 8"/>
-            <wp:cNvGraphicFramePr>
-              <a:graphicFrameLocks noChangeAspect="1"/>
-            </wp:cNvGraphicFramePr>
-            <a:graphic>
-              <a:graphicData uri="http://schemas.openxmlformats.org/drawingml/2006/picture">
-                <pic:pic>
-                  <pic:nvPicPr>
-                    <pic:cNvPr id="0" name="equation-0f13d97dbe2bc803.png"/>
-                    <pic:cNvPicPr/>
-                  </pic:nvPicPr>
-                  <pic:blipFill>
-                    <a:blip r:embed="rId17"/>
-                    <a:stretch>
-                      <a:fillRect/>
-                    </a:stretch>
-                  </pic:blipFill>
-                  <pic:spPr>
-                    <a:xfrm>
-                      <a:off x="0" y="0"/>
-                      <a:ext cx="3203448" cy="195072"/>
-                    </a:xfrm>
-                    <a:prstGeom prst="rect"/>
-                  </pic:spPr>
-                </pic:pic>
-              </a:graphicData>
-            </a:graphic>
-          </wp:inline>
-        </w:drawing>
+        <w:rPr>
+          <w:rFonts w:ascii="Cambria Math" w:hAnsi="Cambria Math" w:eastAsia="Cambria Math"/>
+          <w:sz w:val="21"/>
+        </w:rPr>
+        <w:t>\boldsymbol L(\lambda;t,\boldsymbol P)=\boldsymbol M(t)+\lambda[\boldsymbol P-\boldsymbol M(t)],\qquad 0\le\lambda\le1.</w:t>
       </w:r>
       <w:r>
         <w:tab/>
@@ -3099,38 +3131,11 @@
         </w:tabs>
       </w:pPr>
       <w:r>
-        <w:drawing>
-          <wp:inline xmlns:a="http://schemas.openxmlformats.org/drawingml/2006/main" xmlns:pic="http://schemas.openxmlformats.org/drawingml/2006/picture">
-            <wp:extent cx="1697736" cy="326136"/>
-            <wp:docPr id="9" name="Picture 9"/>
-            <wp:cNvGraphicFramePr>
-              <a:graphicFrameLocks noChangeAspect="1"/>
-            </wp:cNvGraphicFramePr>
-            <a:graphic>
-              <a:graphicData uri="http://schemas.openxmlformats.org/drawingml/2006/picture">
-                <pic:pic>
-                  <pic:nvPicPr>
-                    <pic:cNvPr id="0" name="equation-aa85e22b68b8bd26.png"/>
-                    <pic:cNvPicPr/>
-                  </pic:nvPicPr>
-                  <pic:blipFill>
-                    <a:blip r:embed="rId18"/>
-                    <a:stretch>
-                      <a:fillRect/>
-                    </a:stretch>
-                  </pic:blipFill>
-                  <pic:spPr>
-                    <a:xfrm>
-                      <a:off x="0" y="0"/>
-                      <a:ext cx="1697736" cy="326136"/>
-                    </a:xfrm>
-                    <a:prstGeom prst="rect"/>
-                  </pic:spPr>
-                </pic:pic>
-              </a:graphicData>
-            </a:graphic>
-          </wp:inline>
-        </w:drawing>
+        <w:rPr>
+          <w:rFonts w:ascii="Cambria Math" w:hAnsi="Cambria Math" w:eastAsia="Cambria Math"/>
+          <w:sz w:val="21"/>
+        </w:rPr>
+        <w:t>\lambda^*=\frac{[\boldsymbol C(t)-\boldsymbol M(t)]\cdot[\boldsymbol P-\boldsymbol M(t)]}{\|\boldsymbol P-\boldsymbol M(t)\|_2^2}.</w:t>
       </w:r>
       <w:r>
         <w:tab/>
@@ -3175,38 +3180,11 @@
         </w:tabs>
       </w:pPr>
       <w:r>
-        <w:drawing>
-          <wp:inline xmlns:a="http://schemas.openxmlformats.org/drawingml/2006/main" xmlns:pic="http://schemas.openxmlformats.org/drawingml/2006/picture">
-            <wp:extent cx="2017776" cy="259080"/>
-            <wp:docPr id="10" name="Picture 10"/>
-            <wp:cNvGraphicFramePr>
-              <a:graphicFrameLocks noChangeAspect="1"/>
-            </wp:cNvGraphicFramePr>
-            <a:graphic>
-              <a:graphicData uri="http://schemas.openxmlformats.org/drawingml/2006/picture">
-                <pic:pic>
-                  <pic:nvPicPr>
-                    <pic:cNvPr id="0" name="equation-6c416d93f7e2da88.png"/>
-                    <pic:cNvPicPr/>
-                  </pic:nvPicPr>
-                  <pic:blipFill>
-                    <a:blip r:embed="rId19"/>
-                    <a:stretch>
-                      <a:fillRect/>
-                    </a:stretch>
-                  </pic:blipFill>
-                  <pic:spPr>
-                    <a:xfrm>
-                      <a:off x="0" y="0"/>
-                      <a:ext cx="2017776" cy="259080"/>
-                    </a:xfrm>
-                    <a:prstGeom prst="rect"/>
-                  </pic:spPr>
-                </pic:pic>
-              </a:graphicData>
-            </a:graphic>
-          </wp:inline>
-        </w:drawing>
+        <w:rPr>
+          <w:rFonts w:ascii="Cambria Math" w:hAnsi="Cambria Math" w:eastAsia="Cambria Math"/>
+          <w:sz w:val="21"/>
+        </w:rPr>
+        <w:t>d(t,\boldsymbol P)=\|\boldsymbol C(t)-\boldsymbol L(\widehat\lambda;t,\boldsymbol P)\|_2.</w:t>
       </w:r>
       <w:r>
         <w:tab/>
@@ -3237,38 +3215,11 @@
         </w:tabs>
       </w:pPr>
       <w:r>
-        <w:drawing>
-          <wp:inline xmlns:a="http://schemas.openxmlformats.org/drawingml/2006/main" xmlns:pic="http://schemas.openxmlformats.org/drawingml/2006/picture">
-            <wp:extent cx="4416552" cy="198120"/>
-            <wp:docPr id="11" name="Picture 11"/>
-            <wp:cNvGraphicFramePr>
-              <a:graphicFrameLocks noChangeAspect="1"/>
-            </wp:cNvGraphicFramePr>
-            <a:graphic>
-              <a:graphicData uri="http://schemas.openxmlformats.org/drawingml/2006/picture">
-                <pic:pic>
-                  <pic:nvPicPr>
-                    <pic:cNvPr id="0" name="equation-0495877a24070c5e.png"/>
-                    <pic:cNvPicPr/>
-                  </pic:nvPicPr>
-                  <pic:blipFill>
-                    <a:blip r:embed="rId20"/>
-                    <a:stretch>
-                      <a:fillRect/>
-                    </a:stretch>
-                  </pic:blipFill>
-                  <pic:spPr>
-                    <a:xfrm>
-                      <a:off x="0" y="0"/>
-                      <a:ext cx="4416552" cy="198120"/>
-                    </a:xfrm>
-                    <a:prstGeom prst="rect"/>
-                  </pic:spPr>
-                </pic:pic>
-              </a:graphicData>
-            </a:graphic>
-          </wp:inline>
-        </w:drawing>
+        <w:rPr>
+          <w:rFonts w:ascii="Cambria Math" w:hAnsi="Cambria Math" w:eastAsia="Cambria Math"/>
+          <w:sz w:val="21"/>
+        </w:rPr>
+        <w:t>\Omega=\{(7\cos\theta,200+7\sin\theta,z)\}\cup\{(r\cos\theta,200+r\sin\theta,z_c)\},</w:t>
       </w:r>
       <w:r>
         <w:tab/>
@@ -3364,38 +3315,11 @@
         </w:tabs>
       </w:pPr>
       <w:r>
-        <w:drawing>
-          <wp:inline xmlns:a="http://schemas.openxmlformats.org/drawingml/2006/main" xmlns:pic="http://schemas.openxmlformats.org/drawingml/2006/picture">
-            <wp:extent cx="1344168" cy="280416"/>
-            <wp:docPr id="12" name="Picture 12"/>
-            <wp:cNvGraphicFramePr>
-              <a:graphicFrameLocks noChangeAspect="1"/>
-            </wp:cNvGraphicFramePr>
-            <a:graphic>
-              <a:graphicData uri="http://schemas.openxmlformats.org/drawingml/2006/picture">
-                <pic:pic>
-                  <pic:nvPicPr>
-                    <pic:cNvPr id="0" name="equation-2bcd3ab8bf4733e9.png"/>
-                    <pic:cNvPicPr/>
-                  </pic:nvPicPr>
-                  <pic:blipFill>
-                    <a:blip r:embed="rId21"/>
-                    <a:stretch>
-                      <a:fillRect/>
-                    </a:stretch>
-                  </pic:blipFill>
-                  <pic:spPr>
-                    <a:xfrm>
-                      <a:off x="0" y="0"/>
-                      <a:ext cx="1344168" cy="280416"/>
-                    </a:xfrm>
-                    <a:prstGeom prst="rect"/>
-                  </pic:spPr>
-                </pic:pic>
-              </a:graphicData>
-            </a:graphic>
-          </wp:inline>
-        </w:drawing>
+        <w:rPr>
+          <w:rFonts w:ascii="Cambria Math" w:hAnsi="Cambria Math" w:eastAsia="Cambria Math"/>
+          <w:sz w:val="21"/>
+        </w:rPr>
+        <w:t>D(t)=\max_{\boldsymbol P\in\Omega}d(t,\boldsymbol P).</w:t>
       </w:r>
       <w:r>
         <w:tab/>
@@ -3414,6 +3338,197 @@
           <w:rFonts w:ascii="Times New Roman" w:hAnsi="Times New Roman" w:eastAsia="宋体"/>
           <w:sz w:val="21"/>
         </w:rPr>
+        <w:t xml:space="preserve">当时刻 </w:t>
+      </w:r>
+      <w:r>
+        <w:rPr>
+          <w:rFonts w:ascii="Cambria Math" w:hAnsi="Cambria Math" w:eastAsia="Cambria Math"/>
+          <w:sz w:val="21"/>
+        </w:rPr>
+        <w:t>t</w:t>
+      </w:r>
+      <w:r>
+        <w:rPr>
+          <w:rFonts w:ascii="Times New Roman" w:hAnsi="Times New Roman" w:eastAsia="宋体"/>
+          <w:sz w:val="21"/>
+        </w:rPr>
+        <w:t xml:space="preserve"> 有多枚有效烟幕时，记其编号集合为 </w:t>
+      </w:r>
+      <w:r>
+        <w:rPr>
+          <w:rFonts w:ascii="Cambria Math" w:hAnsi="Cambria Math" w:eastAsia="Cambria Math"/>
+          <w:sz w:val="21"/>
+        </w:rPr>
+        <w:t>K(t)</w:t>
+      </w:r>
+      <w:r>
+        <w:rPr>
+          <w:rFonts w:ascii="Times New Roman" w:hAnsi="Times New Roman" w:eastAsia="宋体"/>
+          <w:sz w:val="21"/>
+        </w:rPr>
+        <w:t xml:space="preserve">，第 </w:t>
+      </w:r>
+      <w:r>
+        <w:rPr>
+          <w:rFonts w:ascii="Cambria Math" w:hAnsi="Cambria Math" w:eastAsia="Cambria Math"/>
+          <w:sz w:val="21"/>
+        </w:rPr>
+        <w:t>k</w:t>
+      </w:r>
+      <w:r>
+        <w:rPr>
+          <w:rFonts w:ascii="Times New Roman" w:hAnsi="Times New Roman" w:eastAsia="宋体"/>
+          <w:sz w:val="21"/>
+        </w:rPr>
+        <w:t xml:space="preserve"> 枚烟幕到视线段的距离为 </w:t>
+      </w:r>
+      <w:r>
+        <w:rPr>
+          <w:rFonts w:ascii="Cambria Math" w:hAnsi="Cambria Math" w:eastAsia="Cambria Math"/>
+          <w:sz w:val="21"/>
+        </w:rPr>
+        <w:t>d_k(t,P)</w:t>
+      </w:r>
+      <w:r>
+        <w:rPr>
+          <w:rFonts w:ascii="Times New Roman" w:hAnsi="Times New Roman" w:eastAsia="宋体"/>
+          <w:sz w:val="21"/>
+        </w:rPr>
+        <w:t>。正确的联合最不利距离为</w:t>
+      </w:r>
+    </w:p>
+    <w:p>
+      <w:pPr>
+        <w:pStyle w:val="EquationCN"/>
+        <w:keepLines/>
+        <w:tabs>
+          <w:tab w:pos="8731" w:val="right"/>
+        </w:tabs>
+      </w:pPr>
+      <w:r>
+        <w:rPr>
+          <w:rFonts w:ascii="Cambria Math" w:hAnsi="Cambria Math" w:eastAsia="Cambria Math"/>
+          <w:sz w:val="21"/>
+        </w:rPr>
+        <w:t>D_{\mathrm{joint}}(t)=\max_{\boldsymbol P\in\Omega}\min_{k\in\mathcal K(t)}d_k(t,\boldsymbol P).</w:t>
+      </w:r>
+      <w:r>
+        <w:tab/>
+      </w:r>
+      <w:r>
+        <w:rPr>
+          <w:rFonts w:ascii="Times New Roman" w:hAnsi="Times New Roman" w:eastAsia="宋体"/>
+          <w:sz w:val="21"/>
+        </w:rPr>
+        <w:t>(11)</w:t>
+      </w:r>
+    </w:p>
+    <w:p>
+      <w:r>
+        <w:rPr>
+          <w:rFonts w:ascii="Times New Roman" w:hAnsi="Times New Roman" w:eastAsia="宋体"/>
+          <w:sz w:val="21"/>
+        </w:rPr>
+        <w:t>其量词形式是</w:t>
+      </w:r>
+    </w:p>
+    <w:p>
+      <w:pPr>
+        <w:pStyle w:val="EquationCN"/>
+        <w:keepLines/>
+        <w:tabs>
+          <w:tab w:pos="8731" w:val="right"/>
+        </w:tabs>
+      </w:pPr>
+      <w:r>
+        <w:rPr>
+          <w:rFonts w:ascii="Cambria Math" w:hAnsi="Cambria Math" w:eastAsia="Cambria Math"/>
+          <w:sz w:val="21"/>
+        </w:rPr>
+        <w:t>\forall\boldsymbol P\in\Omega,\ \exists k\in\mathcal K(t):d_k(t,\boldsymbol P)\le10.</w:t>
+      </w:r>
+      <w:r>
+        <w:tab/>
+      </w:r>
+      <w:r>
+        <w:rPr>
+          <w:rFonts w:ascii="Times New Roman" w:hAnsi="Times New Roman" w:eastAsia="宋体"/>
+          <w:sz w:val="21"/>
+        </w:rPr>
+        <w:t>(12)</w:t>
+      </w:r>
+    </w:p>
+    <w:p>
+      <w:r>
+        <w:rPr>
+          <w:rFonts w:ascii="Times New Roman" w:hAnsi="Times New Roman" w:eastAsia="宋体"/>
+          <w:sz w:val="21"/>
+        </w:rPr>
+        <w:t xml:space="preserve">这与“存在某一枚烟幕对所有目标点都有效”不同。后者交换了 </w:t>
+      </w:r>
+      <w:r>
+        <w:rPr>
+          <w:rFonts w:ascii="Cambria Math" w:hAnsi="Cambria Math" w:eastAsia="Cambria Math"/>
+          <w:sz w:val="21"/>
+        </w:rPr>
+        <w:t>forall</w:t>
+      </w:r>
+      <w:r>
+        <w:rPr>
+          <w:rFonts w:ascii="Times New Roman" w:hAnsi="Times New Roman" w:eastAsia="宋体"/>
+          <w:sz w:val="21"/>
+        </w:rPr>
+        <w:t xml:space="preserve"> 与 </w:t>
+      </w:r>
+      <w:r>
+        <w:rPr>
+          <w:rFonts w:ascii="Cambria Math" w:hAnsi="Cambria Math" w:eastAsia="Cambria Math"/>
+          <w:sz w:val="21"/>
+        </w:rPr>
+        <w:t>exists</w:t>
+      </w:r>
+      <w:r>
+        <w:rPr>
+          <w:rFonts w:ascii="Times New Roman" w:hAnsi="Times New Roman" w:eastAsia="宋体"/>
+          <w:sz w:val="21"/>
+        </w:rPr>
+        <w:t xml:space="preserve"> 的次序，只是联合判据的充分条件而非必要条件。单烟幕时 </w:t>
+      </w:r>
+      <w:r>
+        <w:rPr>
+          <w:rFonts w:ascii="Cambria Math" w:hAnsi="Cambria Math" w:eastAsia="Cambria Math"/>
+          <w:sz w:val="21"/>
+        </w:rPr>
+        <w:t>D_joint(t)</w:t>
+      </w:r>
+      <w:r>
+        <w:rPr>
+          <w:rFonts w:ascii="Times New Roman" w:hAnsi="Times New Roman" w:eastAsia="宋体"/>
+          <w:sz w:val="21"/>
+        </w:rPr>
+        <w:t xml:space="preserve"> 自然退化为 </w:t>
+      </w:r>
+      <w:r>
+        <w:rPr>
+          <w:rFonts w:ascii="Cambria Math" w:hAnsi="Cambria Math" w:eastAsia="Cambria Math"/>
+          <w:sz w:val="21"/>
+        </w:rPr>
+        <w:t>D(t)</w:t>
+      </w:r>
+      <w:r>
+        <w:rPr>
+          <w:rFonts w:ascii="Times New Roman" w:hAnsi="Times New Roman" w:eastAsia="宋体"/>
+          <w:sz w:val="21"/>
+        </w:rPr>
+        <w:t>，所以问题一、二的既有结果不受影响。</w:t>
+      </w:r>
+    </w:p>
+    <w:p>
+      <w:r>
+        <w:rPr>
+          <w:rFonts w:ascii="Times New Roman" w:hAnsi="Times New Roman" w:eastAsia="宋体"/>
+          <w:sz w:val="21"/>
+        </w:rPr>
         <w:t xml:space="preserve">第六步，若 </w:t>
       </w:r>
       <w:r>
@@ -3428,21 +3543,21 @@
           <w:rFonts w:ascii="Times New Roman" w:hAnsi="Times New Roman" w:eastAsia="宋体"/>
           <w:sz w:val="21"/>
         </w:rPr>
-        <w:t xml:space="preserve"> m，则每一条边界视线都与半径 10 m 的烟幕球相交；若 </w:t>
+        <w:t xml:space="preserve"> m，则每一条边界视线都与半径 10 m 的烟幕球相交；多烟幕时相应条件为 </w:t>
       </w:r>
       <w:r>
         <w:rPr>
           <w:rFonts w:ascii="Cambria Math" w:hAnsi="Cambria Math" w:eastAsia="Cambria Math"/>
           <w:sz w:val="21"/>
         </w:rPr>
-        <w:t>D(t)&gt;10</w:t>
+        <w:t>D_joint(t)≤10</w:t>
       </w:r>
       <w:r>
         <w:rPr>
           <w:rFonts w:ascii="Times New Roman" w:hAnsi="Times New Roman" w:eastAsia="宋体"/>
           <w:sz w:val="21"/>
         </w:rPr>
-        <w:t xml:space="preserve"> m，则至少存在一个圆柱边界点仍暴露。因此“最大值不超过半径”恰好表达完整遮蔽。图 3 展示中心视线、边界视线与烟幕球的区别。</w:t>
+        <w:t xml:space="preserve"> m。若不等式不成立，则至少存在一个圆柱边界点仍暴露。图 3 展示中心视线、边界视线与烟幕球的区别。</w:t>
       </w:r>
     </w:p>
     <w:p>
@@ -3456,7 +3571,7 @@
         <w:drawing>
           <wp:inline xmlns:a="http://schemas.openxmlformats.org/drawingml/2006/main" xmlns:pic="http://schemas.openxmlformats.org/drawingml/2006/picture">
             <wp:extent cx="5328000" cy="3034434"/>
-            <wp:docPr id="13" name="Picture 13"/>
+            <wp:docPr id="3" name="Picture 3"/>
             <wp:cNvGraphicFramePr>
               <a:graphicFrameLocks noChangeAspect="1"/>
             </wp:cNvGraphicFramePr>
@@ -3468,7 +3583,7 @@
                     <pic:cNvPicPr/>
                   </pic:nvPicPr>
                   <pic:blipFill>
-                    <a:blip r:embed="rId22"/>
+                    <a:blip r:embed="rId12"/>
                     <a:stretch>
                       <a:fillRect/>
                     </a:stretch>
@@ -3517,38 +3632,11 @@
         </w:tabs>
       </w:pPr>
       <w:r>
-        <w:drawing>
-          <wp:inline xmlns:a="http://schemas.openxmlformats.org/drawingml/2006/main" xmlns:pic="http://schemas.openxmlformats.org/drawingml/2006/picture">
-            <wp:extent cx="3313176" cy="198120"/>
-            <wp:docPr id="14" name="Picture 14"/>
-            <wp:cNvGraphicFramePr>
-              <a:graphicFrameLocks noChangeAspect="1"/>
-            </wp:cNvGraphicFramePr>
-            <a:graphic>
-              <a:graphicData uri="http://schemas.openxmlformats.org/drawingml/2006/picture">
-                <pic:pic>
-                  <pic:nvPicPr>
-                    <pic:cNvPr id="0" name="equation-6e11cacb2137a0aa.png"/>
-                    <pic:cNvPicPr/>
-                  </pic:nvPicPr>
-                  <pic:blipFill>
-                    <a:blip r:embed="rId23"/>
-                    <a:stretch>
-                      <a:fillRect/>
-                    </a:stretch>
-                  </pic:blipFill>
-                  <pic:spPr>
-                    <a:xfrm>
-                      <a:off x="0" y="0"/>
-                      <a:ext cx="3313176" cy="198120"/>
-                    </a:xfrm>
-                    <a:prstGeom prst="rect"/>
-                  </pic:spPr>
-                </pic:pic>
-              </a:graphicData>
-            </a:graphic>
-          </wp:inline>
-        </w:drawing>
+        <w:rPr>
+          <w:rFonts w:ascii="Cambria Math" w:hAnsi="Cambria Math" w:eastAsia="Cambria Math"/>
+          <w:sz w:val="21"/>
+        </w:rPr>
+        <w:t>E=\{t:t_b\le t\le\min(t_b+20,t_{\mathrm{arr}}),\ D(t)\le10\}.</w:t>
       </w:r>
       <w:r>
         <w:tab/>
@@ -3558,7 +3646,7 @@
           <w:rFonts w:ascii="Times New Roman" w:hAnsi="Times New Roman" w:eastAsia="宋体"/>
           <w:sz w:val="21"/>
         </w:rPr>
-        <w:t>(11)</w:t>
+        <w:t>(13)</w:t>
       </w:r>
     </w:p>
     <w:p>
@@ -3621,38 +3709,11 @@
         </w:tabs>
       </w:pPr>
       <w:r>
-        <w:drawing>
-          <wp:inline xmlns:a="http://schemas.openxmlformats.org/drawingml/2006/main" xmlns:pic="http://schemas.openxmlformats.org/drawingml/2006/picture">
-            <wp:extent cx="1362456" cy="362712"/>
-            <wp:docPr id="15" name="Picture 15"/>
-            <wp:cNvGraphicFramePr>
-              <a:graphicFrameLocks noChangeAspect="1"/>
-            </wp:cNvGraphicFramePr>
-            <a:graphic>
-              <a:graphicData uri="http://schemas.openxmlformats.org/drawingml/2006/picture">
-                <pic:pic>
-                  <pic:nvPicPr>
-                    <pic:cNvPr id="0" name="equation-4f3a6304797f0ed1.png"/>
-                    <pic:cNvPicPr/>
-                  </pic:nvPicPr>
-                  <pic:blipFill>
-                    <a:blip r:embed="rId24"/>
-                    <a:stretch>
-                      <a:fillRect/>
-                    </a:stretch>
-                  </pic:blipFill>
-                  <pic:spPr>
-                    <a:xfrm>
-                      <a:off x="0" y="0"/>
-                      <a:ext cx="1362456" cy="362712"/>
-                    </a:xfrm>
-                    <a:prstGeom prst="rect"/>
-                  </pic:spPr>
-                </pic:pic>
-              </a:graphicData>
-            </a:graphic>
-          </wp:inline>
-        </w:drawing>
+        <w:rPr>
+          <w:rFonts w:ascii="Cambria Math" w:hAnsi="Cambria Math" w:eastAsia="Cambria Math"/>
+          <w:sz w:val="21"/>
+        </w:rPr>
+        <w:t>\mu(E)=\sum_q(b_q-a_q).</w:t>
       </w:r>
       <w:r>
         <w:tab/>
@@ -3662,7 +3723,7 @@
           <w:rFonts w:ascii="Times New Roman" w:hAnsi="Times New Roman" w:eastAsia="宋体"/>
           <w:sz w:val="21"/>
         </w:rPr>
-        <w:t>(12)</w:t>
+        <w:t>(14)</w:t>
       </w:r>
     </w:p>
     <w:p>
@@ -3700,38 +3761,11 @@
         </w:tabs>
       </w:pPr>
       <w:r>
-        <w:drawing>
-          <wp:inline xmlns:a="http://schemas.openxmlformats.org/drawingml/2006/main" xmlns:pic="http://schemas.openxmlformats.org/drawingml/2006/picture">
-            <wp:extent cx="3477768" cy="338328"/>
-            <wp:docPr id="16" name="Picture 16"/>
-            <wp:cNvGraphicFramePr>
-              <a:graphicFrameLocks noChangeAspect="1"/>
-            </wp:cNvGraphicFramePr>
-            <a:graphic>
-              <a:graphicData uri="http://schemas.openxmlformats.org/drawingml/2006/picture">
-                <pic:pic>
-                  <pic:nvPicPr>
-                    <pic:cNvPr id="0" name="equation-3c7f1ff41c8c9f4d.png"/>
-                    <pic:cNvPicPr/>
-                  </pic:nvPicPr>
-                  <pic:blipFill>
-                    <a:blip r:embed="rId25"/>
-                    <a:stretch>
-                      <a:fillRect/>
-                    </a:stretch>
-                  </pic:blipFill>
-                  <pic:spPr>
-                    <a:xfrm>
-                      <a:off x="0" y="0"/>
-                      <a:ext cx="3477768" cy="338328"/>
-                    </a:xfrm>
-                    <a:prstGeom prst="rect"/>
-                  </pic:spPr>
-                </pic:pic>
-              </a:graphicData>
-            </a:graphic>
-          </wp:inline>
-        </w:drawing>
+        <w:rPr>
+          <w:rFonts w:ascii="Cambria Math" w:hAnsi="Cambria Math" w:eastAsia="Cambria Math"/>
+          <w:sz w:val="21"/>
+        </w:rPr>
+        <w:t>\boldsymbol u_{M1}=-\frac{(20000,0,2000)}{\sqrt{20000^2+2000^2}},\qquad t_{\mathrm{arr},1}=67.000000\ \mathrm{s}.</w:t>
       </w:r>
       <w:r>
         <w:tab/>
@@ -3741,7 +3775,7 @@
           <w:rFonts w:ascii="Times New Roman" w:hAnsi="Times New Roman" w:eastAsia="宋体"/>
           <w:sz w:val="21"/>
         </w:rPr>
-        <w:t>(13)</w:t>
+        <w:t>(15)</w:t>
       </w:r>
     </w:p>
     <w:p>
@@ -3762,38 +3796,11 @@
         </w:tabs>
       </w:pPr>
       <w:r>
-        <w:drawing>
-          <wp:inline xmlns:a="http://schemas.openxmlformats.org/drawingml/2006/main" xmlns:pic="http://schemas.openxmlformats.org/drawingml/2006/picture">
-            <wp:extent cx="4081271" cy="192024"/>
-            <wp:docPr id="17" name="Picture 17"/>
-            <wp:cNvGraphicFramePr>
-              <a:graphicFrameLocks noChangeAspect="1"/>
-            </wp:cNvGraphicFramePr>
-            <a:graphic>
-              <a:graphicData uri="http://schemas.openxmlformats.org/drawingml/2006/picture">
-                <pic:pic>
-                  <pic:nvPicPr>
-                    <pic:cNvPr id="0" name="equation-26f14c7b80d0d01d.png"/>
-                    <pic:cNvPicPr/>
-                  </pic:nvPicPr>
-                  <pic:blipFill>
-                    <a:blip r:embed="rId26"/>
-                    <a:stretch>
-                      <a:fillRect/>
-                    </a:stretch>
-                  </pic:blipFill>
-                  <pic:spPr>
-                    <a:xfrm>
-                      <a:off x="0" y="0"/>
-                      <a:ext cx="4081271" cy="192024"/>
-                    </a:xfrm>
-                    <a:prstGeom prst="rect"/>
-                  </pic:spPr>
-                </pic:pic>
-              </a:graphicData>
-            </a:graphic>
-          </wp:inline>
-        </w:drawing>
+        <w:rPr>
+          <w:rFonts w:ascii="Cambria Math" w:hAnsi="Cambria Math" w:eastAsia="Cambria Math"/>
+          <w:sz w:val="21"/>
+        </w:rPr>
+        <w:t>\boldsymbol D=(17620,0,1800),\qquad \boldsymbol B=(17188,0,1736.496)\ \mathrm{m}.</w:t>
       </w:r>
       <w:r>
         <w:tab/>
@@ -3803,7 +3810,7 @@
           <w:rFonts w:ascii="Times New Roman" w:hAnsi="Times New Roman" w:eastAsia="宋体"/>
           <w:sz w:val="21"/>
         </w:rPr>
-        <w:t>(14)</w:t>
+        <w:t>(16)</w:t>
       </w:r>
     </w:p>
     <w:p>
@@ -3838,38 +3845,11 @@
         </w:tabs>
       </w:pPr>
       <w:r>
-        <w:drawing>
-          <wp:inline xmlns:a="http://schemas.openxmlformats.org/drawingml/2006/main" xmlns:pic="http://schemas.openxmlformats.org/drawingml/2006/picture">
-            <wp:extent cx="1615439" cy="234696"/>
-            <wp:docPr id="18" name="Picture 18"/>
-            <wp:cNvGraphicFramePr>
-              <a:graphicFrameLocks noChangeAspect="1"/>
-            </wp:cNvGraphicFramePr>
-            <a:graphic>
-              <a:graphicData uri="http://schemas.openxmlformats.org/drawingml/2006/picture">
-                <pic:pic>
-                  <pic:nvPicPr>
-                    <pic:cNvPr id="0" name="equation-000b90f0c21a9416.png"/>
-                    <pic:cNvPicPr/>
-                  </pic:nvPicPr>
-                  <pic:blipFill>
-                    <a:blip r:embed="rId27"/>
-                    <a:stretch>
-                      <a:fillRect/>
-                    </a:stretch>
-                  </pic:blipFill>
-                  <pic:spPr>
-                    <a:xfrm>
-                      <a:off x="0" y="0"/>
-                      <a:ext cx="1615439" cy="234696"/>
-                    </a:xfrm>
-                    <a:prstGeom prst="rect"/>
-                  </pic:spPr>
-                </pic:pic>
-              </a:graphicData>
-            </a:graphic>
-          </wp:inline>
-        </w:drawing>
+        <w:rPr>
+          <w:rFonts w:ascii="Cambria Math" w:hAnsi="Cambria Math" w:eastAsia="Cambria Math"/>
+          <w:sz w:val="21"/>
+        </w:rPr>
+        <w:t>\|\boldsymbol M_1(t)-\boldsymbol C(t)\|_2^2=10^2.</w:t>
       </w:r>
       <w:r>
         <w:tab/>
@@ -3879,7 +3859,7 @@
           <w:rFonts w:ascii="Times New Roman" w:hAnsi="Times New Roman" w:eastAsia="宋体"/>
           <w:sz w:val="21"/>
         </w:rPr>
-        <w:t>(15)</w:t>
+        <w:t>(17)</w:t>
       </w:r>
     </w:p>
     <w:p>
@@ -4195,7 +4175,7 @@
         <w:drawing>
           <wp:inline xmlns:a="http://schemas.openxmlformats.org/drawingml/2006/main" xmlns:pic="http://schemas.openxmlformats.org/drawingml/2006/picture">
             <wp:extent cx="5328000" cy="4209095"/>
-            <wp:docPr id="19" name="Picture 19"/>
+            <wp:docPr id="4" name="Picture 4"/>
             <wp:cNvGraphicFramePr>
               <a:graphicFrameLocks noChangeAspect="1"/>
             </wp:cNvGraphicFramePr>
@@ -4207,7 +4187,7 @@
                     <pic:cNvPicPr/>
                   </pic:nvPicPr>
                   <pic:blipFill>
-                    <a:blip r:embed="rId28"/>
+                    <a:blip r:embed="rId13"/>
                     <a:stretch>
                       <a:fillRect/>
                     </a:stretch>
@@ -4313,38 +4293,11 @@
         </w:tabs>
       </w:pPr>
       <w:r>
-        <w:drawing>
-          <wp:inline xmlns:a="http://schemas.openxmlformats.org/drawingml/2006/main" xmlns:pic="http://schemas.openxmlformats.org/drawingml/2006/picture">
-            <wp:extent cx="4477512" cy="204216"/>
-            <wp:docPr id="20" name="Picture 20"/>
-            <wp:cNvGraphicFramePr>
-              <a:graphicFrameLocks noChangeAspect="1"/>
-            </wp:cNvGraphicFramePr>
-            <a:graphic>
-              <a:graphicData uri="http://schemas.openxmlformats.org/drawingml/2006/picture">
-                <pic:pic>
-                  <pic:nvPicPr>
-                    <pic:cNvPr id="0" name="equation-e7df181bfce2ecef.png"/>
-                    <pic:cNvPicPr/>
-                  </pic:nvPicPr>
-                  <pic:blipFill>
-                    <a:blip r:embed="rId29"/>
-                    <a:stretch>
-                      <a:fillRect/>
-                    </a:stretch>
-                  </pic:blipFill>
-                  <pic:spPr>
-                    <a:xfrm>
-                      <a:off x="0" y="0"/>
-                      <a:ext cx="4477512" cy="204216"/>
-                    </a:xfrm>
-                    <a:prstGeom prst="rect"/>
-                  </pic:spPr>
-                </pic:pic>
-              </a:graphicData>
-            </a:graphic>
-          </wp:inline>
-        </w:drawing>
+        <w:rPr>
+          <w:rFonts w:ascii="Cambria Math" w:hAnsi="Cambria Math" w:eastAsia="Cambria Math"/>
+          <w:sz w:val="21"/>
+        </w:rPr>
+        <w:t>\boldsymbol q=(\phi,v,t_d,\tau),\qquad -\pi\le\phi\le\pi,\ 70\le v\le140,\ t_d\ge0,\ \tau\ge0.</w:t>
       </w:r>
       <w:r>
         <w:tab/>
@@ -4354,7 +4307,7 @@
           <w:rFonts w:ascii="Times New Roman" w:hAnsi="Times New Roman" w:eastAsia="宋体"/>
           <w:sz w:val="21"/>
         </w:rPr>
-        <w:t>(16)</w:t>
+        <w:t>(18)</w:t>
       </w:r>
     </w:p>
     <w:p>
@@ -4403,38 +4356,11 @@
         </w:tabs>
       </w:pPr>
       <w:r>
-        <w:drawing>
-          <wp:inline xmlns:a="http://schemas.openxmlformats.org/drawingml/2006/main" xmlns:pic="http://schemas.openxmlformats.org/drawingml/2006/picture">
-            <wp:extent cx="2618232" cy="341376"/>
-            <wp:docPr id="21" name="Picture 21"/>
-            <wp:cNvGraphicFramePr>
-              <a:graphicFrameLocks noChangeAspect="1"/>
-            </wp:cNvGraphicFramePr>
-            <a:graphic>
-              <a:graphicData uri="http://schemas.openxmlformats.org/drawingml/2006/picture">
-                <pic:pic>
-                  <pic:nvPicPr>
-                    <pic:cNvPr id="0" name="equation-8a5041abfb727ec2.png"/>
-                    <pic:cNvPicPr/>
-                  </pic:nvPicPr>
-                  <pic:blipFill>
-                    <a:blip r:embed="rId30"/>
-                    <a:stretch>
-                      <a:fillRect/>
-                    </a:stretch>
-                  </pic:blipFill>
-                  <pic:spPr>
-                    <a:xfrm>
-                      <a:off x="0" y="0"/>
-                      <a:ext cx="2618232" cy="341376"/>
-                    </a:xfrm>
-                    <a:prstGeom prst="rect"/>
-                  </pic:spPr>
-                </pic:pic>
-              </a:graphicData>
-            </a:graphic>
-          </wp:inline>
-        </w:drawing>
+        <w:rPr>
+          <w:rFonts w:ascii="Cambria Math" w:hAnsi="Cambria Math" w:eastAsia="Cambria Math"/>
+          <w:sz w:val="21"/>
+        </w:rPr>
+        <w:t>\tau=r\min\left(t_b,\sqrt{\frac{2H_0}{g}}\right),\qquad t_d=t_b-\tau.</w:t>
       </w:r>
       <w:r>
         <w:tab/>
@@ -4444,7 +4370,7 @@
           <w:rFonts w:ascii="Times New Roman" w:hAnsi="Times New Roman" w:eastAsia="宋体"/>
           <w:sz w:val="21"/>
         </w:rPr>
-        <w:t>(17)</w:t>
+        <w:t>(19)</w:t>
       </w:r>
     </w:p>
     <w:p>
@@ -4479,38 +4405,11 @@
         </w:tabs>
       </w:pPr>
       <w:r>
-        <w:drawing>
-          <wp:inline xmlns:a="http://schemas.openxmlformats.org/drawingml/2006/main" xmlns:pic="http://schemas.openxmlformats.org/drawingml/2006/picture">
-            <wp:extent cx="1155192" cy="204216"/>
-            <wp:docPr id="22" name="Picture 22"/>
-            <wp:cNvGraphicFramePr>
-              <a:graphicFrameLocks noChangeAspect="1"/>
-            </wp:cNvGraphicFramePr>
-            <a:graphic>
-              <a:graphicData uri="http://schemas.openxmlformats.org/drawingml/2006/picture">
-                <pic:pic>
-                  <pic:nvPicPr>
-                    <pic:cNvPr id="0" name="equation-82c795326234e13e.png"/>
-                    <pic:cNvPicPr/>
-                  </pic:nvPicPr>
-                  <pic:blipFill>
-                    <a:blip r:embed="rId31"/>
-                    <a:stretch>
-                      <a:fillRect/>
-                    </a:stretch>
-                  </pic:blipFill>
-                  <pic:spPr>
-                    <a:xfrm>
-                      <a:off x="0" y="0"/>
-                      <a:ext cx="1155192" cy="204216"/>
-                    </a:xfrm>
-                    <a:prstGeom prst="rect"/>
-                  </pic:spPr>
-                </pic:pic>
-              </a:graphicData>
-            </a:graphic>
-          </wp:inline>
-        </w:drawing>
+        <w:rPr>
+          <w:rFonts w:ascii="Cambria Math" w:hAnsi="Cambria Math" w:eastAsia="Cambria Math"/>
+          <w:sz w:val="21"/>
+        </w:rPr>
+        <w:t>J_2(\boldsymbol q)=\mu(E(\boldsymbol q)).</w:t>
       </w:r>
       <w:r>
         <w:tab/>
@@ -4520,7 +4419,7 @@
           <w:rFonts w:ascii="Times New Roman" w:hAnsi="Times New Roman" w:eastAsia="宋体"/>
           <w:sz w:val="21"/>
         </w:rPr>
-        <w:t>(18)</w:t>
+        <w:t>(20)</w:t>
       </w:r>
     </w:p>
     <w:p>
@@ -4555,38 +4454,11 @@
         </w:tabs>
       </w:pPr>
       <w:r>
-        <w:drawing>
-          <wp:inline xmlns:a="http://schemas.openxmlformats.org/drawingml/2006/main" xmlns:pic="http://schemas.openxmlformats.org/drawingml/2006/picture">
-            <wp:extent cx="3145536" cy="204216"/>
-            <wp:docPr id="23" name="Picture 23"/>
-            <wp:cNvGraphicFramePr>
-              <a:graphicFrameLocks noChangeAspect="1"/>
-            </wp:cNvGraphicFramePr>
-            <a:graphic>
-              <a:graphicData uri="http://schemas.openxmlformats.org/drawingml/2006/picture">
-                <pic:pic>
-                  <pic:nvPicPr>
-                    <pic:cNvPr id="0" name="equation-6a0914f647189b45.png"/>
-                    <pic:cNvPicPr/>
-                  </pic:nvPicPr>
-                  <pic:blipFill>
-                    <a:blip r:embed="rId32"/>
-                    <a:stretch>
-                      <a:fillRect/>
-                    </a:stretch>
-                  </pic:blipFill>
-                  <pic:spPr>
-                    <a:xfrm>
-                      <a:off x="0" y="0"/>
-                      <a:ext cx="3145536" cy="204216"/>
-                    </a:xfrm>
-                    <a:prstGeom prst="rect"/>
-                  </pic:spPr>
-                </pic:pic>
-              </a:graphicData>
-            </a:graphic>
-          </wp:inline>
-        </w:drawing>
+        <w:rPr>
+          <w:rFonts w:ascii="Cambria Math" w:hAnsi="Cambria Math" w:eastAsia="Cambria Math"/>
+          <w:sz w:val="21"/>
+        </w:rPr>
+        <w:t>\boldsymbol y=\boldsymbol x_a+F(\boldsymbol x_b-\boldsymbol x_c),\qquad \boldsymbol u=\operatorname{cross}(\boldsymbol x,\boldsymbol y;CR).</w:t>
       </w:r>
       <w:r>
         <w:tab/>
@@ -4596,7 +4468,7 @@
           <w:rFonts w:ascii="Times New Roman" w:hAnsi="Times New Roman" w:eastAsia="宋体"/>
           <w:sz w:val="21"/>
         </w:rPr>
-        <w:t>(19)</w:t>
+        <w:t>(21)</w:t>
       </w:r>
     </w:p>
     <w:p>
@@ -4687,7 +4559,7 @@
         <w:drawing>
           <wp:inline xmlns:a="http://schemas.openxmlformats.org/drawingml/2006/main" xmlns:pic="http://schemas.openxmlformats.org/drawingml/2006/picture">
             <wp:extent cx="5328000" cy="3931535"/>
-            <wp:docPr id="24" name="Picture 24"/>
+            <wp:docPr id="5" name="Picture 5"/>
             <wp:cNvGraphicFramePr>
               <a:graphicFrameLocks noChangeAspect="1"/>
             </wp:cNvGraphicFramePr>
@@ -4699,7 +4571,7 @@
                     <pic:cNvPicPr/>
                   </pic:nvPicPr>
                   <pic:blipFill>
-                    <a:blip r:embed="rId33"/>
+                    <a:blip r:embed="rId14"/>
                     <a:stretch>
                       <a:fillRect/>
                     </a:stretch>
@@ -5305,7 +5177,7 @@
         <w:drawing>
           <wp:inline xmlns:a="http://schemas.openxmlformats.org/drawingml/2006/main" xmlns:pic="http://schemas.openxmlformats.org/drawingml/2006/picture">
             <wp:extent cx="5328000" cy="2268164"/>
-            <wp:docPr id="25" name="Picture 25"/>
+            <wp:docPr id="6" name="Picture 6"/>
             <wp:cNvGraphicFramePr>
               <a:graphicFrameLocks noChangeAspect="1"/>
             </wp:cNvGraphicFramePr>
@@ -5317,7 +5189,7 @@
                     <pic:cNvPicPr/>
                   </pic:nvPicPr>
                   <pic:blipFill>
-                    <a:blip r:embed="rId34"/>
+                    <a:blip r:embed="rId15"/>
                     <a:stretch>
                       <a:fillRect/>
                     </a:stretch>
@@ -5413,7 +5285,7 @@
         <w:drawing>
           <wp:inline xmlns:a="http://schemas.openxmlformats.org/drawingml/2006/main" xmlns:pic="http://schemas.openxmlformats.org/drawingml/2006/picture">
             <wp:extent cx="5328000" cy="3870935"/>
-            <wp:docPr id="26" name="Picture 26"/>
+            <wp:docPr id="7" name="Picture 7"/>
             <wp:cNvGraphicFramePr>
               <a:graphicFrameLocks noChangeAspect="1"/>
             </wp:cNvGraphicFramePr>
@@ -5425,7 +5297,7 @@
                     <pic:cNvPicPr/>
                   </pic:nvPicPr>
                   <pic:blipFill>
-                    <a:blip r:embed="rId35"/>
+                    <a:blip r:embed="rId16"/>
                     <a:stretch>
                       <a:fillRect/>
                     </a:stretch>
@@ -5493,7 +5365,7 @@
           <w:rFonts w:ascii="Times New Roman" w:hAnsi="Times New Roman" w:eastAsia="宋体"/>
           <w:sz w:val="21"/>
         </w:rPr>
-        <w:t>三枚弹由同一架 FY1 投放，必须共享航向和速度。若三枚弹各自独立采用问题二的策略，就违反固定航迹约束；若只最大化三个单弹时长之和，又会重复计算重叠部分。故本问采用“共享航迹+独立时序+区间并集”模型。</w:t>
+        <w:t>三枚弹由同一架 FY1 投放，必须共享航向和速度。若三枚弹各自独立采用问题二的策略，就违反固定航迹约束；若只合并三枚弹各自能够完整遮蔽圆柱的区间，又会漏掉不同烟幕分别遮住不同视线的空间协同。因此本问采用“共享航迹+独立时序+逐视线联合判定”模型。</w:t>
       </w:r>
     </w:p>
     <w:p>
@@ -5522,38 +5394,11 @@
         </w:tabs>
       </w:pPr>
       <w:r>
-        <w:drawing>
-          <wp:inline xmlns:a="http://schemas.openxmlformats.org/drawingml/2006/main" xmlns:pic="http://schemas.openxmlformats.org/drawingml/2006/picture">
-            <wp:extent cx="2417064" cy="201168"/>
-            <wp:docPr id="27" name="Picture 27"/>
-            <wp:cNvGraphicFramePr>
-              <a:graphicFrameLocks noChangeAspect="1"/>
-            </wp:cNvGraphicFramePr>
-            <a:graphic>
-              <a:graphicData uri="http://schemas.openxmlformats.org/drawingml/2006/picture">
-                <pic:pic>
-                  <pic:nvPicPr>
-                    <pic:cNvPr id="0" name="equation-9d1c4f48b3dcfeb3.png"/>
-                    <pic:cNvPicPr/>
-                  </pic:nvPicPr>
-                  <pic:blipFill>
-                    <a:blip r:embed="rId36"/>
-                    <a:stretch>
-                      <a:fillRect/>
-                    </a:stretch>
-                  </pic:blipFill>
-                  <pic:spPr>
-                    <a:xfrm>
-                      <a:off x="0" y="0"/>
-                      <a:ext cx="2417064" cy="201168"/>
-                    </a:xfrm>
-                    <a:prstGeom prst="rect"/>
-                  </pic:spPr>
-                </pic:pic>
-              </a:graphicData>
-            </a:graphic>
-          </wp:inline>
-        </w:drawing>
+        <w:rPr>
+          <w:rFonts w:ascii="Cambria Math" w:hAnsi="Cambria Math" w:eastAsia="Cambria Math"/>
+          <w:sz w:val="21"/>
+        </w:rPr>
+        <w:t>t_{d,2}-t_{d,1}\ge1,\qquad t_{d,3}-t_{d,2}\ge1.</w:t>
       </w:r>
       <w:r>
         <w:tab/>
@@ -5563,7 +5408,7 @@
           <w:rFonts w:ascii="Times New Roman" w:hAnsi="Times New Roman" w:eastAsia="宋体"/>
           <w:sz w:val="21"/>
         </w:rPr>
-        <w:t>(20)</w:t>
+        <w:t>(22)</w:t>
       </w:r>
     </w:p>
     <w:p>
@@ -5600,7 +5445,35 @@
           <w:rFonts w:ascii="Times New Roman" w:hAnsi="Times New Roman" w:eastAsia="宋体"/>
           <w:sz w:val="21"/>
         </w:rPr>
-        <w:t>。联合目标是</w:t>
+        <w:t xml:space="preserve">。令 </w:t>
+      </w:r>
+      <w:r>
+        <w:rPr>
+          <w:rFonts w:ascii="Cambria Math" w:hAnsi="Cambria Math" w:eastAsia="Cambria Math"/>
+          <w:sz w:val="21"/>
+        </w:rPr>
+        <w:t>d_i(t,P)</w:t>
+      </w:r>
+      <w:r>
+        <w:rPr>
+          <w:rFonts w:ascii="Times New Roman" w:hAnsi="Times New Roman" w:eastAsia="宋体"/>
+          <w:sz w:val="21"/>
+        </w:rPr>
+        <w:t xml:space="preserve"> 为第 </w:t>
+      </w:r>
+      <w:r>
+        <w:rPr>
+          <w:rFonts w:ascii="Cambria Math" w:hAnsi="Cambria Math" w:eastAsia="Cambria Math"/>
+          <w:sz w:val="21"/>
+        </w:rPr>
+        <w:t>i</w:t>
+      </w:r>
+      <w:r>
+        <w:rPr>
+          <w:rFonts w:ascii="Times New Roman" w:hAnsi="Times New Roman" w:eastAsia="宋体"/>
+          <w:sz w:val="21"/>
+        </w:rPr>
+        <w:t xml:space="preserve"> 枚烟幕到 M1—目标点视线段的距离，则三弹联合裕量和有效集合为</w:t>
       </w:r>
     </w:p>
     <w:p>
@@ -5612,38 +5485,11 @@
         </w:tabs>
       </w:pPr>
       <w:r>
-        <w:drawing>
-          <wp:inline xmlns:a="http://schemas.openxmlformats.org/drawingml/2006/main" xmlns:pic="http://schemas.openxmlformats.org/drawingml/2006/picture">
-            <wp:extent cx="1475232" cy="204216"/>
-            <wp:docPr id="28" name="Picture 28"/>
-            <wp:cNvGraphicFramePr>
-              <a:graphicFrameLocks noChangeAspect="1"/>
-            </wp:cNvGraphicFramePr>
-            <a:graphic>
-              <a:graphicData uri="http://schemas.openxmlformats.org/drawingml/2006/picture">
-                <pic:pic>
-                  <pic:nvPicPr>
-                    <pic:cNvPr id="0" name="equation-8dee21ace79a5e21.png"/>
-                    <pic:cNvPicPr/>
-                  </pic:nvPicPr>
-                  <pic:blipFill>
-                    <a:blip r:embed="rId37"/>
-                    <a:stretch>
-                      <a:fillRect/>
-                    </a:stretch>
-                  </pic:blipFill>
-                  <pic:spPr>
-                    <a:xfrm>
-                      <a:off x="0" y="0"/>
-                      <a:ext cx="1475232" cy="204216"/>
-                    </a:xfrm>
-                    <a:prstGeom prst="rect"/>
-                  </pic:spPr>
-                </pic:pic>
-              </a:graphicData>
-            </a:graphic>
-          </wp:inline>
-        </w:drawing>
+        <w:rPr>
+          <w:rFonts w:ascii="Cambria Math" w:hAnsi="Cambria Math" w:eastAsia="Cambria Math"/>
+          <w:sz w:val="21"/>
+        </w:rPr>
+        <w:t>D_3(t)=\max_{\boldsymbol P\in\Omega}\min_{i\in\mathcal K(t)}d_i(t,\boldsymbol P),qquad E_3^{\mathrm{joint}}=\{t:D_3(t)\le10\}.</w:t>
       </w:r>
       <w:r>
         <w:tab/>
@@ -5653,7 +5499,7 @@
           <w:rFonts w:ascii="Times New Roman" w:hAnsi="Times New Roman" w:eastAsia="宋体"/>
           <w:sz w:val="21"/>
         </w:rPr>
-        <w:t>(21)</w:t>
+        <w:t>(23)</w:t>
       </w:r>
     </w:p>
     <w:p>
@@ -5662,7 +5508,7 @@
           <w:rFonts w:ascii="Times New Roman" w:hAnsi="Times New Roman" w:eastAsia="宋体"/>
           <w:sz w:val="21"/>
         </w:rPr>
-        <w:t>容斥关系揭示收益与重叠损失：</w:t>
+        <w:t>目标函数为</w:t>
       </w:r>
     </w:p>
     <w:p>
@@ -5674,38 +5520,11 @@
         </w:tabs>
       </w:pPr>
       <w:r>
-        <w:drawing>
-          <wp:inline xmlns:a="http://schemas.openxmlformats.org/drawingml/2006/main" xmlns:pic="http://schemas.openxmlformats.org/drawingml/2006/picture">
-            <wp:extent cx="4093464" cy="384048"/>
-            <wp:docPr id="29" name="Picture 29"/>
-            <wp:cNvGraphicFramePr>
-              <a:graphicFrameLocks noChangeAspect="1"/>
-            </wp:cNvGraphicFramePr>
-            <a:graphic>
-              <a:graphicData uri="http://schemas.openxmlformats.org/drawingml/2006/picture">
-                <pic:pic>
-                  <pic:nvPicPr>
-                    <pic:cNvPr id="0" name="equation-c95b16bd940f6879.png"/>
-                    <pic:cNvPicPr/>
-                  </pic:nvPicPr>
-                  <pic:blipFill>
-                    <a:blip r:embed="rId38"/>
-                    <a:stretch>
-                      <a:fillRect/>
-                    </a:stretch>
-                  </pic:blipFill>
-                  <pic:spPr>
-                    <a:xfrm>
-                      <a:off x="0" y="0"/>
-                      <a:ext cx="4093464" cy="384048"/>
-                    </a:xfrm>
-                    <a:prstGeom prst="rect"/>
-                  </pic:spPr>
-                </pic:pic>
-              </a:graphicData>
-            </a:graphic>
-          </wp:inline>
-        </w:drawing>
+        <w:rPr>
+          <w:rFonts w:ascii="Cambria Math" w:hAnsi="Cambria Math" w:eastAsia="Cambria Math"/>
+          <w:sz w:val="21"/>
+        </w:rPr>
+        <w:t>J_3=\mu(E_3^{\mathrm{joint}}).</w:t>
       </w:r>
       <w:r>
         <w:tab/>
@@ -5715,7 +5534,7 @@
           <w:rFonts w:ascii="Times New Roman" w:hAnsi="Times New Roman" w:eastAsia="宋体"/>
           <w:sz w:val="21"/>
         </w:rPr>
-        <w:t>(22)</w:t>
+        <w:t>(24)</w:t>
       </w:r>
     </w:p>
     <w:p>
@@ -5724,50 +5543,35 @@
           <w:rFonts w:ascii="Times New Roman" w:hAnsi="Times New Roman" w:eastAsia="宋体"/>
           <w:sz w:val="21"/>
         </w:rPr>
-        <w:t>程序实际使用排序合并计算并集，容斥式用于解释为何三个单弹时长不能直接相加。</w:t>
-      </w:r>
-    </w:p>
-    <w:p>
-      <w:pPr>
-        <w:pStyle w:val="Heading3"/>
-      </w:pPr>
-      <w:r>
-        <w:t>5.3.3 推导层：可行编码与退化解</w:t>
-      </w:r>
-    </w:p>
-    <w:p>
+        <w:t xml:space="preserve">把第 </w:t>
+      </w:r>
+      <w:r>
+        <w:rPr>
+          <w:rFonts w:ascii="Cambria Math" w:hAnsi="Cambria Math" w:eastAsia="Cambria Math"/>
+          <w:sz w:val="21"/>
+        </w:rPr>
+        <w:t>i</w:t>
+      </w:r>
       <w:r>
         <w:rPr>
           <w:rFonts w:ascii="Times New Roman" w:hAnsi="Times New Roman" w:eastAsia="宋体"/>
           <w:sz w:val="21"/>
         </w:rPr>
-        <w:t>为始终满足 1 s 间隔，将第二、三枚投放时刻写成前一时刻加 1 s 再加非负附加间隔。三组中心视线代理搜索先寻找共享航迹，完整圆柱直接搜索再修正边缘暴露，最后对航向、速度和六个时序变量逐坐标精化。</w:t>
-      </w:r>
-    </w:p>
-    <w:p>
+        <w:t xml:space="preserve"> 枚烟幕单独完整遮蔽的集合记为 </w:t>
+      </w:r>
+      <w:r>
+        <w:rPr>
+          <w:rFonts w:ascii="Cambria Math" w:hAnsi="Cambria Math" w:eastAsia="Cambria Math"/>
+          <w:sz w:val="21"/>
+        </w:rPr>
+        <w:t>E_i^single</w:t>
+      </w:r>
       <w:r>
         <w:rPr>
           <w:rFonts w:ascii="Times New Roman" w:hAnsi="Times New Roman" w:eastAsia="宋体"/>
           <w:sz w:val="21"/>
         </w:rPr>
-        <w:t>第三枚弹可能出现零新增时长。该现象并不违反题意：题目要求制定三枚弹投放策略，但没有规定每枚弹都必须产生正时长。若强制每枚均有效，就增加了原题没有给出的约束，只会使原目标不增。本文在等价最优解族中采用“最早可行投放、立即起爆”的次级规则，并如实报告其零边际贡献。</w:t>
-      </w:r>
-    </w:p>
-    <w:p>
-      <w:pPr>
-        <w:pStyle w:val="Heading3"/>
-      </w:pPr>
-      <w:r>
-        <w:t>5.3.4 求解层：连续覆盖结果</w:t>
-      </w:r>
-    </w:p>
-    <w:p>
-      <w:r>
-        <w:rPr>
-          <w:rFonts w:ascii="Times New Roman" w:hAnsi="Times New Roman" w:eastAsia="宋体"/>
-          <w:sz w:val="21"/>
-        </w:rPr>
-        <w:t>共同航向为 9.236484°，速度为 103.596493 m/s，三枚弹分别在 0、1、2 s 投放。前两枚严格区间为 [4.824835,7.401397] s 和 [1.000001,4.824884] s，第三枚无严格有效区间。因此</w:t>
+        <w:t>，则</w:t>
       </w:r>
     </w:p>
     <w:p>
@@ -5779,38 +5583,11 @@
         </w:tabs>
       </w:pPr>
       <w:r>
-        <w:drawing>
-          <wp:inline xmlns:a="http://schemas.openxmlformats.org/drawingml/2006/main" xmlns:pic="http://schemas.openxmlformats.org/drawingml/2006/picture">
-            <wp:extent cx="4431792" cy="204216"/>
-            <wp:docPr id="30" name="Picture 30"/>
-            <wp:cNvGraphicFramePr>
-              <a:graphicFrameLocks noChangeAspect="1"/>
-            </wp:cNvGraphicFramePr>
-            <a:graphic>
-              <a:graphicData uri="http://schemas.openxmlformats.org/drawingml/2006/picture">
-                <pic:pic>
-                  <pic:nvPicPr>
-                    <pic:cNvPr id="0" name="equation-e3a70f0703829811.png"/>
-                    <pic:cNvPicPr/>
-                  </pic:nvPicPr>
-                  <pic:blipFill>
-                    <a:blip r:embed="rId39"/>
-                    <a:stretch>
-                      <a:fillRect/>
-                    </a:stretch>
-                  </pic:blipFill>
-                  <pic:spPr>
-                    <a:xfrm>
-                      <a:off x="0" y="0"/>
-                      <a:ext cx="4431792" cy="204216"/>
-                    </a:xfrm>
-                    <a:prstGeom prst="rect"/>
-                  </pic:spPr>
-                </pic:pic>
-              </a:graphicData>
-            </a:graphic>
-          </wp:inline>
-        </w:drawing>
+        <w:rPr>
+          <w:rFonts w:ascii="Cambria Math" w:hAnsi="Cambria Math" w:eastAsia="Cambria Math"/>
+          <w:sz w:val="21"/>
+        </w:rPr>
+        <w:t>\bigcup_iE_i^{\mathrm{single}}\subseteq E_3^{\mathrm{joint}}.</w:t>
       </w:r>
       <w:r>
         <w:tab/>
@@ -5820,7 +5597,7 @@
           <w:rFonts w:ascii="Times New Roman" w:hAnsi="Times New Roman" w:eastAsia="宋体"/>
           <w:sz w:val="21"/>
         </w:rPr>
-        <w:t>(23)</w:t>
+        <w:t>(25)</w:t>
       </w:r>
     </w:p>
     <w:p>
@@ -5829,7 +5606,155 @@
           <w:rFonts w:ascii="Times New Roman" w:hAnsi="Times New Roman" w:eastAsia="宋体"/>
           <w:sz w:val="21"/>
         </w:rPr>
-        <w:t>如图 8 所示，前两枚弹仅重叠 4.843×10⁻⁵ s，在 0.001 s 报告精度下可视为首尾无缝衔接。</w:t>
+        <w:t>等号只有在不存在“不同烟幕分别遮住不同视线”的空间协同时成立。程序以联合集合为正式目标，单烟幕区间仅用于解释时间衔接和逐弹边际贡献。</w:t>
+      </w:r>
+    </w:p>
+    <w:p>
+      <w:pPr>
+        <w:pStyle w:val="Heading3"/>
+      </w:pPr>
+      <w:r>
+        <w:t>5.3.3 推导层：可行编码与退化解</w:t>
+      </w:r>
+    </w:p>
+    <w:p>
+      <w:r>
+        <w:rPr>
+          <w:rFonts w:ascii="Times New Roman" w:hAnsi="Times New Roman" w:eastAsia="宋体"/>
+          <w:sz w:val="21"/>
+        </w:rPr>
+        <w:t>为始终满足 1 s 间隔，将第二、三枚投放时刻写成前一时刻加 1 s 再加非负附加间隔。三组中心视线代理搜索先寻找共享航迹，完整圆柱直接搜索再修正边缘暴露，最后对航向、速度和六个时序变量逐坐标精化。</w:t>
+      </w:r>
+    </w:p>
+    <w:p>
+      <w:r>
+        <w:rPr>
+          <w:rFonts w:ascii="Times New Roman" w:hAnsi="Times New Roman" w:eastAsia="宋体"/>
+          <w:sz w:val="21"/>
+        </w:rPr>
+        <w:t xml:space="preserve">联合模型下，不能用“第三枚弹单独没有完整遮蔽区间”推出其无价值，因为它仍可能与前两枚共同完成遮蔽。本文采用删除复算定义第 </w:t>
+      </w:r>
+      <w:r>
+        <w:rPr>
+          <w:rFonts w:ascii="Cambria Math" w:hAnsi="Cambria Math" w:eastAsia="Cambria Math"/>
+          <w:sz w:val="21"/>
+        </w:rPr>
+        <w:t>i</w:t>
+      </w:r>
+      <w:r>
+        <w:rPr>
+          <w:rFonts w:ascii="Times New Roman" w:hAnsi="Times New Roman" w:eastAsia="宋体"/>
+          <w:sz w:val="21"/>
+        </w:rPr>
+        <w:t xml:space="preserve"> 枚弹的边际贡献：</w:t>
+      </w:r>
+      <w:r>
+        <w:rPr>
+          <w:rFonts w:ascii="Cambria Math" w:hAnsi="Cambria Math" w:eastAsia="Cambria Math"/>
+          <w:sz w:val="21"/>
+        </w:rPr>
+        <w:t>Delta_i=J_3-J_3^(-i)</w:t>
+      </w:r>
+      <w:r>
+        <w:rPr>
+          <w:rFonts w:ascii="Times New Roman" w:hAnsi="Times New Roman" w:eastAsia="宋体"/>
+          <w:sz w:val="21"/>
+        </w:rPr>
+        <w:t xml:space="preserve">，其中 </w:t>
+      </w:r>
+      <w:r>
+        <w:rPr>
+          <w:rFonts w:ascii="Cambria Math" w:hAnsi="Cambria Math" w:eastAsia="Cambria Math"/>
+          <w:sz w:val="21"/>
+        </w:rPr>
+        <w:t>J_3^(-i)</w:t>
+      </w:r>
+      <w:r>
+        <w:rPr>
+          <w:rFonts w:ascii="Times New Roman" w:hAnsi="Times New Roman" w:eastAsia="宋体"/>
+          <w:sz w:val="21"/>
+        </w:rPr>
+        <w:t xml:space="preserve"> 是删除该弹后的联合时长。优化器还设置已验证可行解保护：新候选必须在相同高分辨率联合判据下优于当前可行解，才允许替换，避免粗网格或随机搜索把已知好解覆盖为次优解。</w:t>
+      </w:r>
+    </w:p>
+    <w:p>
+      <w:pPr>
+        <w:pStyle w:val="Heading3"/>
+      </w:pPr>
+      <w:r>
+        <w:t>5.3.4 求解层：连续覆盖结果</w:t>
+      </w:r>
+    </w:p>
+    <w:p>
+      <w:r>
+        <w:rPr>
+          <w:rFonts w:ascii="Times New Roman" w:hAnsi="Times New Roman" w:eastAsia="宋体"/>
+          <w:sz w:val="21"/>
+        </w:rPr>
+        <w:t>共同航向为 9.236484°，速度为 103.596493 m/s，三枚弹分别在 0、1、2 s 投放。前两枚单独完整遮蔽区间为 [4.824835,7.401397] s 和 [1.000001,4.824884] s，第三枚没有单独完整遮蔽区间；对三枚烟幕进行逐视线联合复算后得到</w:t>
+      </w:r>
+    </w:p>
+    <w:p>
+      <w:pPr>
+        <w:pStyle w:val="EquationCN"/>
+        <w:keepLines/>
+        <w:tabs>
+          <w:tab w:pos="8731" w:val="right"/>
+        </w:tabs>
+      </w:pPr>
+      <w:r>
+        <w:rPr>
+          <w:rFonts w:ascii="Cambria Math" w:hAnsi="Cambria Math" w:eastAsia="Cambria Math"/>
+          <w:sz w:val="21"/>
+        </w:rPr>
+        <w:t>E_3^{\mathrm{joint}}=[1.000001,7.401397]\ \mathrm{s},\qquad J_3=6.401396\ \mathrm{s}.</w:t>
+      </w:r>
+      <w:r>
+        <w:tab/>
+      </w:r>
+      <w:r>
+        <w:rPr>
+          <w:rFonts w:ascii="Times New Roman" w:hAnsi="Times New Roman" w:eastAsia="宋体"/>
+          <w:sz w:val="21"/>
+        </w:rPr>
+        <w:t>(26)</w:t>
+      </w:r>
+    </w:p>
+    <w:p>
+      <w:r>
+        <w:rPr>
+          <w:rFonts w:ascii="Times New Roman" w:hAnsi="Times New Roman" w:eastAsia="宋体"/>
+          <w:sz w:val="21"/>
+        </w:rPr>
+        <w:t xml:space="preserve">单烟幕区间并集与联合结果相差约 </w:t>
+      </w:r>
+      <w:r>
+        <w:rPr>
+          <w:rFonts w:ascii="Cambria Math" w:hAnsi="Cambria Math" w:eastAsia="Cambria Math"/>
+          <w:sz w:val="21"/>
+        </w:rPr>
+        <w:t>3times10⁻¹⁰</w:t>
+      </w:r>
+      <w:r>
+        <w:rPr>
+          <w:rFonts w:ascii="Times New Roman" w:hAnsi="Times New Roman" w:eastAsia="宋体"/>
+          <w:sz w:val="21"/>
+        </w:rPr>
+        <w:t xml:space="preserve"> s，说明本策略没有形成可观测的空间拼接收益；删除复算得到第三枚弹的联合边际贡献约 </w:t>
+      </w:r>
+      <w:r>
+        <w:rPr>
+          <w:rFonts w:ascii="Cambria Math" w:hAnsi="Cambria Math" w:eastAsia="Cambria Math"/>
+          <w:sz w:val="21"/>
+        </w:rPr>
+        <w:t>2times10⁻¹⁰</w:t>
+      </w:r>
+      <w:r>
+        <w:rPr>
+          <w:rFonts w:ascii="Times New Roman" w:hAnsi="Times New Roman" w:eastAsia="宋体"/>
+          <w:sz w:val="21"/>
+        </w:rPr>
+        <w:t xml:space="preserve"> s，在 0.001 s 报告精度下为 0。该结论来自联合模型，而不是由第三枚弹的空单弹区间直接推断。</w:t>
       </w:r>
     </w:p>
     <w:p>
@@ -5843,7 +5768,7 @@
         <w:drawing>
           <wp:inline xmlns:a="http://schemas.openxmlformats.org/drawingml/2006/main" xmlns:pic="http://schemas.openxmlformats.org/drawingml/2006/picture">
             <wp:extent cx="5328000" cy="2377444"/>
-            <wp:docPr id="31" name="Picture 31"/>
+            <wp:docPr id="8" name="Picture 8"/>
             <wp:cNvGraphicFramePr>
               <a:graphicFrameLocks noChangeAspect="1"/>
             </wp:cNvGraphicFramePr>
@@ -5851,11 +5776,11 @@
               <a:graphicData uri="http://schemas.openxmlformats.org/drawingml/2006/picture">
                 <pic:pic>
                   <pic:nvPicPr>
-                    <pic:cNvPr id="0" name="problem3_fig2_coverage_gantt-d3df714360e8e2d0.jpg"/>
+                    <pic:cNvPr id="0" name="problem3_fig2_coverage_gantt-db491f84f4ee56f8.jpg"/>
                     <pic:cNvPicPr/>
                   </pic:nvPicPr>
                   <pic:blipFill>
-                    <a:blip r:embed="rId40"/>
+                    <a:blip r:embed="rId17"/>
                     <a:stretch>
                       <a:fillRect/>
                     </a:stretch>
@@ -5906,7 +5831,7 @@
         <w:drawing>
           <wp:inline xmlns:a="http://schemas.openxmlformats.org/drawingml/2006/main" xmlns:pic="http://schemas.openxmlformats.org/drawingml/2006/picture">
             <wp:extent cx="5328000" cy="2377444"/>
-            <wp:docPr id="32" name="Picture 32"/>
+            <wp:docPr id="9" name="Picture 9"/>
             <wp:cNvGraphicFramePr>
               <a:graphicFrameLocks noChangeAspect="1"/>
             </wp:cNvGraphicFramePr>
@@ -5914,11 +5839,11 @@
               <a:graphicData uri="http://schemas.openxmlformats.org/drawingml/2006/picture">
                 <pic:pic>
                   <pic:nvPicPr>
-                    <pic:cNvPr id="0" name="problem3_fig4_convergence-ba19a05509b9fac9.jpg"/>
+                    <pic:cNvPr id="0" name="problem3_fig4_convergence-11c6e79c7b664db9.jpg"/>
                     <pic:cNvPicPr/>
                   </pic:nvPicPr>
                   <pic:blipFill>
-                    <a:blip r:embed="rId41"/>
+                    <a:blip r:embed="rId18"/>
                     <a:stretch>
                       <a:fillRect/>
                     </a:stretch>
@@ -5960,7 +5885,7 @@
         <w:drawing>
           <wp:inline xmlns:a="http://schemas.openxmlformats.org/drawingml/2006/main" xmlns:pic="http://schemas.openxmlformats.org/drawingml/2006/picture">
             <wp:extent cx="5328000" cy="2122458"/>
-            <wp:docPr id="33" name="Picture 33"/>
+            <wp:docPr id="10" name="Picture 10"/>
             <wp:cNvGraphicFramePr>
               <a:graphicFrameLocks noChangeAspect="1"/>
             </wp:cNvGraphicFramePr>
@@ -5968,11 +5893,11 @@
               <a:graphicData uri="http://schemas.openxmlformats.org/drawingml/2006/picture">
                 <pic:pic>
                   <pic:nvPicPr>
-                    <pic:cNvPr id="0" name="problem3_fig5_sensitivity-ebe93c9420f7afdf.jpg"/>
+                    <pic:cNvPr id="0" name="problem3_fig5_sensitivity-c72dffeebaac4e36.jpg"/>
                     <pic:cNvPicPr/>
                   </pic:nvPicPr>
                   <pic:blipFill>
-                    <a:blip r:embed="rId42"/>
+                    <a:blip r:embed="rId19"/>
                     <a:stretch>
                       <a:fillRect/>
                     </a:stretch>
@@ -6017,7 +5942,21 @@
           <w:rFonts w:ascii="Times New Roman" w:hAnsi="Times New Roman" w:eastAsia="宋体"/>
           <w:sz w:val="21"/>
         </w:rPr>
-        <w:t>问题三相对问题二增加 1.813724 s，但没有达到三倍单弹时长。原因是共享航迹限制了每枚弹的空间位置，且连续覆盖要求前后区间精准衔接。结论可概括为：在同一目标上，新增弹药只有形成新时间区间才有价值；落在既有区间内的烟幕即使单独有效，也不会增加并集时长。该原则将进入问题五的机内候选筛选。</w:t>
+        <w:t xml:space="preserve">问题三相对问题二增加 1.813724 s，但没有达到三倍单弹时长。原因是共享航迹限制了每枚弹的空间位置。新增弹药有两类价值：开辟新的时间区间，或与其他烟幕共同补齐不同目标视线；只有删除复算仍显示 </w:t>
+      </w:r>
+      <w:r>
+        <w:rPr>
+          <w:rFonts w:ascii="Cambria Math" w:hAnsi="Cambria Math" w:eastAsia="Cambria Math"/>
+          <w:sz w:val="21"/>
+        </w:rPr>
+        <w:t>Delta_iapprox0</w:t>
+      </w:r>
+      <w:r>
+        <w:rPr>
+          <w:rFonts w:ascii="Times New Roman" w:hAnsi="Times New Roman" w:eastAsia="宋体"/>
+          <w:sz w:val="21"/>
+        </w:rPr>
+        <w:t xml:space="preserve"> 时，才能判断该弹没有边际贡献。该原则将进入问题五的候选筛选与联合复算。</w:t>
       </w:r>
     </w:p>
     <w:p>
@@ -6032,7 +5971,7 @@
           <w:color w:val="595959"/>
           <w:sz w:val="18"/>
         </w:rPr>
-        <w:t>AI辅助标注：问题 3 的区间并集模型、搜索程序、第三弹退化诊断和图表由 OpenAI Codex 辅助生成；用户已确认保留零新增时长的真实结果。</w:t>
+        <w:t>AI辅助标注：问题 3 的联合判据、搜索程序、逐弹删除诊断和图表由 OpenAI Codex 辅助生成；用户需对修订后的量词次序和结果解释进行人工复核。</w:t>
       </w:r>
     </w:p>
     <w:p>
@@ -6040,7 +5979,7 @@
         <w:pStyle w:val="Heading2"/>
       </w:pPr>
       <w:r>
-        <w:t>5.4 问题四：三机单弹可分解协同模型</w:t>
+        <w:t>5.4 问题四：三机单弹联合遮蔽模型</w:t>
       </w:r>
     </w:p>
     <w:p>
@@ -6048,7 +5987,7 @@
         <w:pStyle w:val="Heading3"/>
       </w:pPr>
       <w:r>
-        <w:t>5.4.1 概念层：利用独立子问题结构</w:t>
+        <w:t>5.4.1 概念层：逐机求种子，联合判可行</w:t>
       </w:r>
     </w:p>
     <w:p>
@@ -6057,7 +5996,7 @@
           <w:rFonts w:ascii="Times New Roman" w:hAnsi="Times New Roman" w:eastAsia="宋体"/>
           <w:sz w:val="21"/>
         </w:rPr>
-        <w:t>FY1、FY2、FY3 各投一弹干扰 M1，每架无人机有独立航向、速度、投放和引信。若直接搜索 12 维参数，会在零值平台上浪费大量计算。由于各机间没有资源和航迹约束，先求三个单机最好值，再检查区间重叠，是更符合问题结构的策略。</w:t>
+        <w:t>FY1、FY2、FY3 各投一弹干扰 M1，每架无人机有独立航向、速度、投放和引信。直接搜索 12 维参数会在严格判据的大面积零值平台上浪费计算，因此先分别寻找三个单机非零解，再把它们拼成联合搜索种子。这里“逐机”只降低搜索难度，不改变最终物理判据：同一时刻可以由不同烟幕分别遮挡圆柱上不同点的视线。</w:t>
       </w:r>
     </w:p>
     <w:p>
@@ -6065,7 +6004,7 @@
         <w:pStyle w:val="Heading3"/>
       </w:pPr>
       <w:r>
-        <w:t>5.4.2 公式层：联合目标与上界</w:t>
+        <w:t>5.4.2 公式层：多烟幕量词与联合目标</w:t>
       </w:r>
     </w:p>
     <w:p>
@@ -6074,21 +6013,77 @@
           <w:rFonts w:ascii="Times New Roman" w:hAnsi="Times New Roman" w:eastAsia="宋体"/>
           <w:sz w:val="21"/>
         </w:rPr>
-        <w:t xml:space="preserve">设三机有效集合为 </w:t>
+        <w:t xml:space="preserve">记时刻 </w:t>
       </w:r>
       <w:r>
         <w:rPr>
           <w:rFonts w:ascii="Cambria Math" w:hAnsi="Cambria Math" w:eastAsia="Cambria Math"/>
           <w:sz w:val="21"/>
         </w:rPr>
-        <w:t>E_k(q_k)</w:t>
+        <w:t>t</w:t>
       </w:r>
       <w:r>
         <w:rPr>
           <w:rFonts w:ascii="Times New Roman" w:hAnsi="Times New Roman" w:eastAsia="宋体"/>
           <w:sz w:val="21"/>
         </w:rPr>
-        <w:t>，联合目标为</w:t>
+        <w:t xml:space="preserve"> 仍在有效寿命内的烟幕集合为 </w:t>
+      </w:r>
+      <w:r>
+        <w:rPr>
+          <w:rFonts w:ascii="Cambria Math" w:hAnsi="Cambria Math" w:eastAsia="Cambria Math"/>
+          <w:sz w:val="21"/>
+        </w:rPr>
+        <w:t>K(t)</w:t>
+      </w:r>
+      <w:r>
+        <w:rPr>
+          <w:rFonts w:ascii="Times New Roman" w:hAnsi="Times New Roman" w:eastAsia="宋体"/>
+          <w:sz w:val="21"/>
+        </w:rPr>
+        <w:t xml:space="preserve">，第 </w:t>
+      </w:r>
+      <w:r>
+        <w:rPr>
+          <w:rFonts w:ascii="Cambria Math" w:hAnsi="Cambria Math" w:eastAsia="Cambria Math"/>
+          <w:sz w:val="21"/>
+        </w:rPr>
+        <w:t>k</w:t>
+      </w:r>
+      <w:r>
+        <w:rPr>
+          <w:rFonts w:ascii="Times New Roman" w:hAnsi="Times New Roman" w:eastAsia="宋体"/>
+          <w:sz w:val="21"/>
+        </w:rPr>
+        <w:t xml:space="preserve"> 个烟幕到目标边界点 </w:t>
+      </w:r>
+      <w:r>
+        <w:rPr>
+          <w:rFonts w:ascii="Cambria Math" w:hAnsi="Cambria Math" w:eastAsia="Cambria Math"/>
+          <w:sz w:val="21"/>
+        </w:rPr>
+        <w:t>P</w:t>
+      </w:r>
+      <w:r>
+        <w:rPr>
+          <w:rFonts w:ascii="Times New Roman" w:hAnsi="Times New Roman" w:eastAsia="宋体"/>
+          <w:sz w:val="21"/>
+        </w:rPr>
+        <w:t xml:space="preserve"> 的有限视线段距离为 </w:t>
+      </w:r>
+      <w:r>
+        <w:rPr>
+          <w:rFonts w:ascii="Cambria Math" w:hAnsi="Cambria Math" w:eastAsia="Cambria Math"/>
+          <w:sz w:val="21"/>
+        </w:rPr>
+        <w:t>d_k(t,P)</w:t>
+      </w:r>
+      <w:r>
+        <w:rPr>
+          <w:rFonts w:ascii="Times New Roman" w:hAnsi="Times New Roman" w:eastAsia="宋体"/>
+          <w:sz w:val="21"/>
+        </w:rPr>
+        <w:t>。三机联合最不利裕度为</w:t>
       </w:r>
     </w:p>
     <w:p>
@@ -6100,38 +6095,11 @@
         </w:tabs>
       </w:pPr>
       <w:r>
-        <w:drawing>
-          <wp:inline xmlns:a="http://schemas.openxmlformats.org/drawingml/2006/main" xmlns:pic="http://schemas.openxmlformats.org/drawingml/2006/picture">
-            <wp:extent cx="2337816" cy="204216"/>
-            <wp:docPr id="34" name="Picture 34"/>
-            <wp:cNvGraphicFramePr>
-              <a:graphicFrameLocks noChangeAspect="1"/>
-            </wp:cNvGraphicFramePr>
-            <a:graphic>
-              <a:graphicData uri="http://schemas.openxmlformats.org/drawingml/2006/picture">
-                <pic:pic>
-                  <pic:nvPicPr>
-                    <pic:cNvPr id="0" name="equation-86eebde6774e1e6a.png"/>
-                    <pic:cNvPicPr/>
-                  </pic:nvPicPr>
-                  <pic:blipFill>
-                    <a:blip r:embed="rId43"/>
-                    <a:stretch>
-                      <a:fillRect/>
-                    </a:stretch>
-                  </pic:blipFill>
-                  <pic:spPr>
-                    <a:xfrm>
-                      <a:off x="0" y="0"/>
-                      <a:ext cx="2337816" cy="204216"/>
-                    </a:xfrm>
-                    <a:prstGeom prst="rect"/>
-                  </pic:spPr>
-                </pic:pic>
-              </a:graphicData>
-            </a:graphic>
-          </wp:inline>
-        </w:drawing>
+        <w:rPr>
+          <w:rFonts w:ascii="Cambria Math" w:hAnsi="Cambria Math" w:eastAsia="Cambria Math"/>
+          <w:sz w:val="21"/>
+        </w:rPr>
+        <w:t>D_4(t)=\max_{\boldsymbol P\in\Omega}\min_{k\in\mathcal K(t)}d_k(t,\boldsymbol P)-R_s.</w:t>
       </w:r>
       <w:r>
         <w:tab/>
@@ -6141,7 +6109,7 @@
           <w:rFonts w:ascii="Times New Roman" w:hAnsi="Times New Roman" w:eastAsia="宋体"/>
           <w:sz w:val="21"/>
         </w:rPr>
-        <w:t>(24)</w:t>
+        <w:t>(27)</w:t>
       </w:r>
     </w:p>
     <w:p>
@@ -6150,35 +6118,7 @@
           <w:rFonts w:ascii="Times New Roman" w:hAnsi="Times New Roman" w:eastAsia="宋体"/>
           <w:sz w:val="21"/>
         </w:rPr>
-        <w:t xml:space="preserve">若第 </w:t>
-      </w:r>
-      <w:r>
-        <w:rPr>
-          <w:rFonts w:ascii="Cambria Math" w:hAnsi="Cambria Math" w:eastAsia="Cambria Math"/>
-          <w:sz w:val="21"/>
-        </w:rPr>
-        <w:t>k</w:t>
-      </w:r>
-      <w:r>
-        <w:rPr>
-          <w:rFonts w:ascii="Times New Roman" w:hAnsi="Times New Roman" w:eastAsia="宋体"/>
-          <w:sz w:val="21"/>
-        </w:rPr>
-        <w:t xml:space="preserve"> 架无人机单独可达到的最大数值时长为 </w:t>
-      </w:r>
-      <w:r>
-        <w:rPr>
-          <w:rFonts w:ascii="Cambria Math" w:hAnsi="Cambria Math" w:eastAsia="Cambria Math"/>
-          <w:sz w:val="21"/>
-        </w:rPr>
-        <w:t>U_k</w:t>
-      </w:r>
-      <w:r>
-        <w:rPr>
-          <w:rFonts w:ascii="Times New Roman" w:hAnsi="Times New Roman" w:eastAsia="宋体"/>
-          <w:sz w:val="21"/>
-        </w:rPr>
-        <w:t>，由测度次可加性有</w:t>
+        <w:t>于是联合有效集与目标为</w:t>
       </w:r>
     </w:p>
     <w:p>
@@ -6190,38 +6130,11 @@
         </w:tabs>
       </w:pPr>
       <w:r>
-        <w:drawing>
-          <wp:inline xmlns:a="http://schemas.openxmlformats.org/drawingml/2006/main" xmlns:pic="http://schemas.openxmlformats.org/drawingml/2006/picture">
-            <wp:extent cx="1676399" cy="475488"/>
-            <wp:docPr id="35" name="Picture 35"/>
-            <wp:cNvGraphicFramePr>
-              <a:graphicFrameLocks noChangeAspect="1"/>
-            </wp:cNvGraphicFramePr>
-            <a:graphic>
-              <a:graphicData uri="http://schemas.openxmlformats.org/drawingml/2006/picture">
-                <pic:pic>
-                  <pic:nvPicPr>
-                    <pic:cNvPr id="0" name="equation-0c0ee883f242fcb6.png"/>
-                    <pic:cNvPicPr/>
-                  </pic:nvPicPr>
-                  <pic:blipFill>
-                    <a:blip r:embed="rId44"/>
-                    <a:stretch>
-                      <a:fillRect/>
-                    </a:stretch>
-                  </pic:blipFill>
-                  <pic:spPr>
-                    <a:xfrm>
-                      <a:off x="0" y="0"/>
-                      <a:ext cx="1676399" cy="475488"/>
-                    </a:xfrm>
-                    <a:prstGeom prst="rect"/>
-                  </pic:spPr>
-                </pic:pic>
-              </a:graphicData>
-            </a:graphic>
-          </wp:inline>
-        </w:drawing>
+        <w:rPr>
+          <w:rFonts w:ascii="Cambria Math" w:hAnsi="Cambria Math" w:eastAsia="Cambria Math"/>
+          <w:sz w:val="21"/>
+        </w:rPr>
+        <w:t>E_4=\{t:D_4(t)\le0\},\qquad J_4=\mu(E_4).</w:t>
       </w:r>
       <w:r>
         <w:tab/>
@@ -6231,7 +6144,7 @@
           <w:rFonts w:ascii="Times New Roman" w:hAnsi="Times New Roman" w:eastAsia="宋体"/>
           <w:sz w:val="21"/>
         </w:rPr>
-        <w:t>(25)</w:t>
+        <w:t>(28)</w:t>
       </w:r>
     </w:p>
     <w:p>
@@ -6240,7 +6153,35 @@
           <w:rFonts w:ascii="Times New Roman" w:hAnsi="Times New Roman" w:eastAsia="宋体"/>
           <w:sz w:val="21"/>
         </w:rPr>
-        <w:t>第一处等号要求三个区间互不重叠，第二处等号要求各机达到自己的单机最好数值。</w:t>
+        <w:t xml:space="preserve">该式的量词是“对每个目标点，至少存在一个烟幕遮挡”，即 </w:t>
+      </w:r>
+      <w:r>
+        <w:rPr>
+          <w:rFonts w:ascii="Cambria Math" w:hAnsi="Cambria Math" w:eastAsia="Cambria Math"/>
+          <w:sz w:val="21"/>
+        </w:rPr>
+        <w:t>forallP exists k</w:t>
+      </w:r>
+      <w:r>
+        <w:rPr>
+          <w:rFonts w:ascii="Times New Roman" w:hAnsi="Times New Roman" w:eastAsia="宋体"/>
+          <w:sz w:val="21"/>
+        </w:rPr>
+        <w:t xml:space="preserve">。各烟幕单独完整遮蔽区间的并集必为 </w:t>
+      </w:r>
+      <w:r>
+        <w:rPr>
+          <w:rFonts w:ascii="Cambria Math" w:hAnsi="Cambria Math" w:eastAsia="Cambria Math"/>
+          <w:sz w:val="21"/>
+        </w:rPr>
+        <w:t>E_4</w:t>
+      </w:r>
+      <w:r>
+        <w:rPr>
+          <w:rFonts w:ascii="Times New Roman" w:hAnsi="Times New Roman" w:eastAsia="宋体"/>
+          <w:sz w:val="21"/>
+        </w:rPr>
+        <w:t xml:space="preserve"> 的子集，却不构成它的一般上界；只有复算后空间协同增益近似为零时，才可在该特定解上把联合时长解释为三个单烟幕区间的时间拼接。</w:t>
       </w:r>
     </w:p>
     <w:p>
@@ -6269,38 +6210,11 @@
         </w:tabs>
       </w:pPr>
       <w:r>
-        <w:drawing>
-          <wp:inline xmlns:a="http://schemas.openxmlformats.org/drawingml/2006/main" xmlns:pic="http://schemas.openxmlformats.org/drawingml/2006/picture">
-            <wp:extent cx="2401824" cy="274320"/>
-            <wp:docPr id="36" name="Picture 36"/>
-            <wp:cNvGraphicFramePr>
-              <a:graphicFrameLocks noChangeAspect="1"/>
-            </wp:cNvGraphicFramePr>
-            <a:graphic>
-              <a:graphicData uri="http://schemas.openxmlformats.org/drawingml/2006/picture">
-                <pic:pic>
-                  <pic:nvPicPr>
-                    <pic:cNvPr id="0" name="equation-a75842fba39e5569.png"/>
-                    <pic:cNvPicPr/>
-                  </pic:nvPicPr>
-                  <pic:blipFill>
-                    <a:blip r:embed="rId45"/>
-                    <a:stretch>
-                      <a:fillRect/>
-                    </a:stretch>
-                  </pic:blipFill>
-                  <pic:spPr>
-                    <a:xfrm>
-                      <a:off x="0" y="0"/>
-                      <a:ext cx="2401824" cy="274320"/>
-                    </a:xfrm>
-                    <a:prstGeom prst="rect"/>
-                  </pic:spPr>
-                </pic:pic>
-              </a:graphicData>
-            </a:graphic>
-          </wp:inline>
-        </w:drawing>
+        <w:rPr>
+          <w:rFonts w:ascii="Cambria Math" w:hAnsi="Cambria Math" w:eastAsia="Cambria Math"/>
+          <w:sz w:val="21"/>
+        </w:rPr>
+        <w:t>P_k(\boldsymbol q_k)=\min_t d\left(\boldsymbol C_k(t),[\boldsymbol M_1(t),\boldsymbol T_c]\right).</w:t>
       </w:r>
       <w:r>
         <w:tab/>
@@ -6310,7 +6224,7 @@
           <w:rFonts w:ascii="Times New Roman" w:hAnsi="Times New Roman" w:eastAsia="宋体"/>
           <w:sz w:val="21"/>
         </w:rPr>
-        <w:t>(26)</w:t>
+        <w:t>(29)</w:t>
       </w:r>
     </w:p>
     <w:p>
@@ -6327,7 +6241,7 @@
         <w:pStyle w:val="Heading3"/>
       </w:pPr>
       <w:r>
-        <w:t>5.4.4 求解层：三机结果与上界闭合</w:t>
+        <w:t>5.4.4 求解层：三机结果与联合复算</w:t>
       </w:r>
     </w:p>
     <w:tbl>
@@ -7122,7 +7036,7 @@
           <w:rFonts w:ascii="Times New Roman" w:hAnsi="Times New Roman" w:eastAsia="宋体"/>
           <w:sz w:val="21"/>
         </w:rPr>
-        <w:t>图 11 显示三架无人机分别从不同方向把烟幕送入 M1 视线；图 12 显示三段严格有效区间互不重叠。因此</w:t>
+        <w:t>图 11 显示三架无人机分别从不同方向把烟幕送入 M1 视线；图 12 显示三段单烟幕完整遮蔽区间互不重叠。将三枚烟幕放入式（联合判据）统一复算，得到</w:t>
       </w:r>
     </w:p>
     <w:p>
@@ -7134,38 +7048,11 @@
         </w:tabs>
       </w:pPr>
       <w:r>
-        <w:drawing>
-          <wp:inline xmlns:a="http://schemas.openxmlformats.org/drawingml/2006/main" xmlns:pic="http://schemas.openxmlformats.org/drawingml/2006/picture">
-            <wp:extent cx="4105656" cy="201168"/>
-            <wp:docPr id="37" name="Picture 37"/>
-            <wp:cNvGraphicFramePr>
-              <a:graphicFrameLocks noChangeAspect="1"/>
-            </wp:cNvGraphicFramePr>
-            <a:graphic>
-              <a:graphicData uri="http://schemas.openxmlformats.org/drawingml/2006/picture">
-                <pic:pic>
-                  <pic:nvPicPr>
-                    <pic:cNvPr id="0" name="equation-b7b3922607ce56f1.png"/>
-                    <pic:cNvPicPr/>
-                  </pic:nvPicPr>
-                  <pic:blipFill>
-                    <a:blip r:embed="rId46"/>
-                    <a:stretch>
-                      <a:fillRect/>
-                    </a:stretch>
-                  </pic:blipFill>
-                  <pic:spPr>
-                    <a:xfrm>
-                      <a:off x="0" y="0"/>
-                      <a:ext cx="4105656" cy="201168"/>
-                    </a:xfrm>
-                    <a:prstGeom prst="rect"/>
-                  </pic:spPr>
-                </pic:pic>
-              </a:graphicData>
-            </a:graphic>
-          </wp:inline>
-        </w:drawing>
+        <w:rPr>
+          <w:rFonts w:ascii="Cambria Math" w:hAnsi="Cambria Math" w:eastAsia="Cambria Math"/>
+          <w:sz w:val="21"/>
+        </w:rPr>
+        <w:t>J_4=4.587672+3.927100+3.118081=11.632853\ \mathrm{s}.</w:t>
       </w:r>
       <w:r>
         <w:tab/>
@@ -7175,7 +7062,7 @@
           <w:rFonts w:ascii="Times New Roman" w:hAnsi="Times New Roman" w:eastAsia="宋体"/>
           <w:sz w:val="21"/>
         </w:rPr>
-        <w:t>(27)</w:t>
+        <w:t>(30)</w:t>
       </w:r>
     </w:p>
     <w:p>
@@ -7189,7 +7076,7 @@
         <w:drawing>
           <wp:inline xmlns:a="http://schemas.openxmlformats.org/drawingml/2006/main" xmlns:pic="http://schemas.openxmlformats.org/drawingml/2006/picture">
             <wp:extent cx="5328000" cy="2702645"/>
-            <wp:docPr id="38" name="Picture 38"/>
+            <wp:docPr id="11" name="Picture 11"/>
             <wp:cNvGraphicFramePr>
               <a:graphicFrameLocks noChangeAspect="1"/>
             </wp:cNvGraphicFramePr>
@@ -7197,11 +7084,11 @@
               <a:graphicData uri="http://schemas.openxmlformats.org/drawingml/2006/picture">
                 <pic:pic>
                   <pic:nvPicPr>
-                    <pic:cNvPr id="0" name="problem4_fig1_multi_drone_geometry-886e11c32f71073f.jpg"/>
+                    <pic:cNvPr id="0" name="problem4_fig1_multi_drone_geometry-17a79985beff6a29.jpg"/>
                     <pic:cNvPicPr/>
                   </pic:nvPicPr>
                   <pic:blipFill>
-                    <a:blip r:embed="rId47"/>
+                    <a:blip r:embed="rId20"/>
                     <a:stretch>
                       <a:fillRect/>
                     </a:stretch>
@@ -7243,7 +7130,7 @@
         <w:drawing>
           <wp:inline xmlns:a="http://schemas.openxmlformats.org/drawingml/2006/main" xmlns:pic="http://schemas.openxmlformats.org/drawingml/2006/picture">
             <wp:extent cx="5328000" cy="2413871"/>
-            <wp:docPr id="39" name="Picture 39"/>
+            <wp:docPr id="12" name="Picture 12"/>
             <wp:cNvGraphicFramePr>
               <a:graphicFrameLocks noChangeAspect="1"/>
             </wp:cNvGraphicFramePr>
@@ -7251,11 +7138,11 @@
               <a:graphicData uri="http://schemas.openxmlformats.org/drawingml/2006/picture">
                 <pic:pic>
                   <pic:nvPicPr>
-                    <pic:cNvPr id="0" name="problem4_fig2_coverage_gantt-344a561410ea99c3.jpg"/>
+                    <pic:cNvPr id="0" name="problem4_fig2_coverage_gantt-001c271f340e5273.jpg"/>
                     <pic:cNvPicPr/>
                   </pic:nvPicPr>
                   <pic:blipFill>
-                    <a:blip r:embed="rId48"/>
+                    <a:blip r:embed="rId21"/>
                     <a:stretch>
                       <a:fillRect/>
                     </a:stretch>
@@ -7283,7 +7170,7 @@
           <w:rFonts w:ascii="Times New Roman" w:hAnsi="Times New Roman" w:eastAsia="宋体"/>
           <w:sz w:val="18"/>
         </w:rPr>
-        <w:t>图 12  三机单弹有效区间及并集</w:t>
+        <w:t>图 12  三机单弹有效区间及联合结果</w:t>
       </w:r>
     </w:p>
     <w:p>
@@ -7292,21 +7179,21 @@
           <w:rFonts w:ascii="Times New Roman" w:hAnsi="Times New Roman" w:eastAsia="宋体"/>
           <w:sz w:val="21"/>
         </w:rPr>
-        <w:t>图 13 将三个单机收敛过程与上界累加放在一起，所得联合时长达到三个单机数值最好值之和。需要强调，</w:t>
+        <w:t xml:space="preserve">图 13 对照三个逐机种子和最终联合复算。本解的单烟幕完整遮蔽区间并集为 11.632853 s，与联合判据的差小于 </w:t>
       </w:r>
       <w:r>
         <w:rPr>
           <w:rFonts w:ascii="Cambria Math" w:hAnsi="Cambria Math" w:eastAsia="Cambria Math"/>
           <w:sz w:val="21"/>
         </w:rPr>
-        <w:t>U_k</w:t>
+        <w:t>2times10⁻¹⁰</w:t>
       </w:r>
       <w:r>
         <w:rPr>
           <w:rFonts w:ascii="Times New Roman" w:hAnsi="Times New Roman" w:eastAsia="宋体"/>
           <w:sz w:val="21"/>
         </w:rPr>
-        <w:t xml:space="preserve"> 本身由多起点数值搜索获得，所以这是“数值上界闭合”，不是解析全局最优证明。</w:t>
+        <w:t xml:space="preserve"> s，表明该解几乎完全依靠时间错峰，未观察到可计量的空间拼接增益。该一致性是结果诊断，不是可分解性定理，更不是解析全局最优证明。</w:t>
       </w:r>
     </w:p>
     <w:p>
@@ -7320,7 +7207,7 @@
         <w:drawing>
           <wp:inline xmlns:a="http://schemas.openxmlformats.org/drawingml/2006/main" xmlns:pic="http://schemas.openxmlformats.org/drawingml/2006/picture">
             <wp:extent cx="5328000" cy="2341017"/>
-            <wp:docPr id="40" name="Picture 40"/>
+            <wp:docPr id="13" name="Picture 13"/>
             <wp:cNvGraphicFramePr>
               <a:graphicFrameLocks noChangeAspect="1"/>
             </wp:cNvGraphicFramePr>
@@ -7328,11 +7215,11 @@
               <a:graphicData uri="http://schemas.openxmlformats.org/drawingml/2006/picture">
                 <pic:pic>
                   <pic:nvPicPr>
-                    <pic:cNvPr id="0" name="problem4_fig4_optimization-626a916b14eca56d.jpg"/>
+                    <pic:cNvPr id="0" name="problem4_fig4_optimization-d3951fa57dce3f59.jpg"/>
                     <pic:cNvPicPr/>
                   </pic:nvPicPr>
                   <pic:blipFill>
-                    <a:blip r:embed="rId49"/>
+                    <a:blip r:embed="rId22"/>
                     <a:stretch>
                       <a:fillRect/>
                     </a:stretch>
@@ -7360,7 +7247,7 @@
           <w:rFonts w:ascii="Times New Roman" w:hAnsi="Times New Roman" w:eastAsia="宋体"/>
           <w:sz w:val="18"/>
         </w:rPr>
-        <w:t>图 13  三机单弹搜索收敛与可分解数值上界</w:t>
+        <w:t>图 13  三机单弹逐机种子与联合复算</w:t>
       </w:r>
     </w:p>
     <w:p>
@@ -7377,7 +7264,7 @@
           <w:rFonts w:ascii="Times New Roman" w:hAnsi="Times New Roman" w:eastAsia="宋体"/>
           <w:sz w:val="21"/>
         </w:rPr>
-        <w:t>FY1 负责 0.74—5.33 s 的早期遮蔽，FY2 在约 11.48 s 后补充中期，FY3 在约 23.81 s 后提供后期遮蔽。三机独立航迹最终形成时间错峰，使“各自最好”和“联合最好”没有重叠冲突。若增加第四架无人机或改变初始位置导致区间重叠，就必须重新联合协调，而不能继续简单相加。</w:t>
+        <w:t>FY1 负责 0.74—5.33 s 的早期遮蔽，FY2 在约 11.48 s 后补充中期，FY3 在约 23.81 s 后提供后期遮蔽。三条独立航迹在当前可行解中形成时间错峰，所以单烟幕区间之和恰与联合复算一致。若初始位置或数量改变，多云团可能在同一时刻分工遮挡不同视线，必须始终保留联合量词，不能预先按简单相加删掉此类方案。</w:t>
       </w:r>
     </w:p>
     <w:p>
@@ -7392,7 +7279,7 @@
           <w:color w:val="595959"/>
           <w:sz w:val="18"/>
         </w:rPr>
-        <w:t>AI辅助标注：问题 4 的可分解上界、逐机优化、结果表与图表由 OpenAI Codex 辅助生成；用户已完成人工复核。</w:t>
+        <w:t>AI辅助标注：问题 4 的联合判据、逐机种子策略、联合复算、结果表与图表由 OpenAI Codex 辅助生成；用户需对修订后的量词次序和结论边界进行人工复核。</w:t>
       </w:r>
     </w:p>
     <w:p>
@@ -7425,7 +7312,7 @@
         <w:pStyle w:val="Heading3"/>
       </w:pPr>
       <w:r>
-        <w:t>5.5.2 公式层：二元分配与联合目标</w:t>
+        <w:t>5.5.2 公式层：二元标签、物理联合与三种聚合目标</w:t>
       </w:r>
     </w:p>
     <w:p>
@@ -7502,38 +7389,11 @@
         </w:tabs>
       </w:pPr>
       <w:r>
-        <w:drawing>
-          <wp:inline xmlns:a="http://schemas.openxmlformats.org/drawingml/2006/main" xmlns:pic="http://schemas.openxmlformats.org/drawingml/2006/picture">
-            <wp:extent cx="2471928" cy="475488"/>
-            <wp:docPr id="41" name="Picture 41"/>
-            <wp:cNvGraphicFramePr>
-              <a:graphicFrameLocks noChangeAspect="1"/>
-            </wp:cNvGraphicFramePr>
-            <a:graphic>
-              <a:graphicData uri="http://schemas.openxmlformats.org/drawingml/2006/picture">
-                <pic:pic>
-                  <pic:nvPicPr>
-                    <pic:cNvPr id="0" name="equation-af9cce8afe2b8644.png"/>
-                    <pic:cNvPicPr/>
-                  </pic:nvPicPr>
-                  <pic:blipFill>
-                    <a:blip r:embed="rId50"/>
-                    <a:stretch>
-                      <a:fillRect/>
-                    </a:stretch>
-                  </pic:blipFill>
-                  <pic:spPr>
-                    <a:xfrm>
-                      <a:off x="0" y="0"/>
-                      <a:ext cx="2471928" cy="475488"/>
-                    </a:xfrm>
-                    <a:prstGeom prst="rect"/>
-                  </pic:spPr>
-                </pic:pic>
-              </a:graphicData>
-            </a:graphic>
-          </wp:inline>
-        </w:drawing>
+        <w:rPr>
+          <w:rFonts w:ascii="Cambria Math" w:hAnsi="Cambria Math" w:eastAsia="Cambria Math"/>
+          <w:sz w:val="21"/>
+        </w:rPr>
+        <w:t>\sum_{m=1}^{3}x_{ikm}\le1,\qquad \sum_{k=1}^{3}\sum_{m=1}^{3}x_{ikm}\le3.</w:t>
       </w:r>
       <w:r>
         <w:tab/>
@@ -7543,7 +7403,7 @@
           <w:rFonts w:ascii="Times New Roman" w:hAnsi="Times New Roman" w:eastAsia="宋体"/>
           <w:sz w:val="21"/>
         </w:rPr>
-        <w:t>(28)</w:t>
+        <w:t>(31)</w:t>
       </w:r>
     </w:p>
     <w:p>
@@ -7552,27 +7412,41 @@
           <w:rFonts w:ascii="Times New Roman" w:hAnsi="Times New Roman" w:eastAsia="宋体"/>
           <w:sz w:val="21"/>
         </w:rPr>
-        <w:t xml:space="preserve">若 </w:t>
+        <w:t xml:space="preserve">分配变量是候选搜索标签，并不限制烟幕的物理作用。对导弹 </w:t>
       </w:r>
       <w:r>
         <w:rPr>
           <w:rFonts w:ascii="Cambria Math" w:hAnsi="Cambria Math" w:eastAsia="Cambria Math"/>
           <w:sz w:val="21"/>
         </w:rPr>
-        <w:t>E_ikm</w:t>
+        <w:t>m</w:t>
       </w:r>
       <w:r>
         <w:rPr>
           <w:rFonts w:ascii="Times New Roman" w:hAnsi="Times New Roman" w:eastAsia="宋体"/>
           <w:sz w:val="21"/>
         </w:rPr>
-        <w:t xml:space="preserve"> 是该弹对导弹 </w:t>
+        <w:t xml:space="preserve">，任一有效烟幕都可能遮住某条目标视线。记第 </w:t>
       </w:r>
       <w:r>
         <w:rPr>
           <w:rFonts w:ascii="Cambria Math" w:hAnsi="Cambria Math" w:eastAsia="Cambria Math"/>
           <w:sz w:val="21"/>
         </w:rPr>
+        <w:t>q</w:t>
+      </w:r>
+      <w:r>
+        <w:rPr>
+          <w:rFonts w:ascii="Times New Roman" w:hAnsi="Times New Roman" w:eastAsia="宋体"/>
+          <w:sz w:val="21"/>
+        </w:rPr>
+        <w:t xml:space="preserve"> 枚有效烟幕到导弹 </w:t>
+      </w:r>
+      <w:r>
+        <w:rPr>
+          <w:rFonts w:ascii="Cambria Math" w:hAnsi="Cambria Math" w:eastAsia="Cambria Math"/>
+          <w:sz w:val="21"/>
+        </w:rPr>
         <w:t>m</w:t>
       </w:r>
       <w:r>
@@ -7580,7 +7454,35 @@
           <w:rFonts w:ascii="Times New Roman" w:hAnsi="Times New Roman" w:eastAsia="宋体"/>
           <w:sz w:val="21"/>
         </w:rPr>
-        <w:t xml:space="preserve"> 的严格有效区间，则</w:t>
+        <w:t xml:space="preserve">—目标点 </w:t>
+      </w:r>
+      <w:r>
+        <w:rPr>
+          <w:rFonts w:ascii="Cambria Math" w:hAnsi="Cambria Math" w:eastAsia="Cambria Math"/>
+          <w:sz w:val="21"/>
+        </w:rPr>
+        <w:t>P</w:t>
+      </w:r>
+      <w:r>
+        <w:rPr>
+          <w:rFonts w:ascii="Times New Roman" w:hAnsi="Times New Roman" w:eastAsia="宋体"/>
+          <w:sz w:val="21"/>
+        </w:rPr>
+        <w:t xml:space="preserve"> 视线段的距离为 </w:t>
+      </w:r>
+      <w:r>
+        <w:rPr>
+          <w:rFonts w:ascii="Cambria Math" w:hAnsi="Cambria Math" w:eastAsia="Cambria Math"/>
+          <w:sz w:val="21"/>
+        </w:rPr>
+        <w:t>d_mq(t,P)</w:t>
+      </w:r>
+      <w:r>
+        <w:rPr>
+          <w:rFonts w:ascii="Times New Roman" w:hAnsi="Times New Roman" w:eastAsia="宋体"/>
+          <w:sz w:val="21"/>
+        </w:rPr>
+        <w:t>，则</w:t>
       </w:r>
     </w:p>
     <w:p>
@@ -7592,38 +7494,11 @@
         </w:tabs>
       </w:pPr>
       <w:r>
-        <w:drawing>
-          <wp:inline xmlns:a="http://schemas.openxmlformats.org/drawingml/2006/main" xmlns:pic="http://schemas.openxmlformats.org/drawingml/2006/picture">
-            <wp:extent cx="2798064" cy="490727"/>
-            <wp:docPr id="42" name="Picture 42"/>
-            <wp:cNvGraphicFramePr>
-              <a:graphicFrameLocks noChangeAspect="1"/>
-            </wp:cNvGraphicFramePr>
-            <a:graphic>
-              <a:graphicData uri="http://schemas.openxmlformats.org/drawingml/2006/picture">
-                <pic:pic>
-                  <pic:nvPicPr>
-                    <pic:cNvPr id="0" name="equation-6a4d8ba9d0945407.png"/>
-                    <pic:cNvPicPr/>
-                  </pic:nvPicPr>
-                  <pic:blipFill>
-                    <a:blip r:embed="rId51"/>
-                    <a:stretch>
-                      <a:fillRect/>
-                    </a:stretch>
-                  </pic:blipFill>
-                  <pic:spPr>
-                    <a:xfrm>
-                      <a:off x="0" y="0"/>
-                      <a:ext cx="2798064" cy="490727"/>
-                    </a:xfrm>
-                    <a:prstGeom prst="rect"/>
-                  </pic:spPr>
-                </pic:pic>
-              </a:graphicData>
-            </a:graphic>
-          </wp:inline>
-        </w:drawing>
+        <w:rPr>
+          <w:rFonts w:ascii="Cambria Math" w:hAnsi="Cambria Math" w:eastAsia="Cambria Math"/>
+          <w:sz w:val="21"/>
+        </w:rPr>
+        <w:t>D_m(t)=\max_{\boldsymbol P\in\Omega}\min_{q\in\mathcal K(t)}d_{mq}(t,\boldsymbol P)-R_s,qquad E_m=\{t:D_m(t)\le0\}.</w:t>
       </w:r>
       <w:r>
         <w:tab/>
@@ -7633,7 +7508,7 @@
           <w:rFonts w:ascii="Times New Roman" w:hAnsi="Times New Roman" w:eastAsia="宋体"/>
           <w:sz w:val="21"/>
         </w:rPr>
-        <w:t>(29)</w:t>
+        <w:t>(32)</w:t>
       </w:r>
     </w:p>
     <w:p>
@@ -7642,35 +7517,7 @@
           <w:rFonts w:ascii="Times New Roman" w:hAnsi="Times New Roman" w:eastAsia="宋体"/>
           <w:sz w:val="21"/>
         </w:rPr>
-        <w:t xml:space="preserve">同一无人机所有弹共享 </w:t>
-      </w:r>
-      <w:r>
-        <w:rPr>
-          <w:rFonts w:ascii="Cambria Math" w:hAnsi="Cambria Math" w:eastAsia="Cambria Math"/>
-          <w:sz w:val="21"/>
-        </w:rPr>
-        <w:t>(φ_i,v_i)</w:t>
-      </w:r>
-      <w:r>
-        <w:rPr>
-          <w:rFonts w:ascii="Times New Roman" w:hAnsi="Times New Roman" w:eastAsia="宋体"/>
-          <w:sz w:val="21"/>
-        </w:rPr>
-        <w:t xml:space="preserve">，相邻投放满足 </w:t>
-      </w:r>
-      <w:r>
-        <w:rPr>
-          <w:rFonts w:ascii="Cambria Math" w:hAnsi="Cambria Math" w:eastAsia="Cambria Math"/>
-          <w:sz w:val="21"/>
-        </w:rPr>
-        <w:t>t_d,i,k+1-t_d,i,k≥1</w:t>
-      </w:r>
-      <w:r>
-        <w:rPr>
-          <w:rFonts w:ascii="Times New Roman" w:hAnsi="Times New Roman" w:eastAsia="宋体"/>
-          <w:sz w:val="21"/>
-        </w:rPr>
-        <w:t>。完整混合目标可概括为</w:t>
+        <w:t>题面没有唯一指定三枚来袭导弹的效益聚合方式。为避免不同论文用不同口径比较同一个“大数”，定义</w:t>
       </w:r>
     </w:p>
     <w:p>
@@ -7682,38 +7529,11 @@
         </w:tabs>
       </w:pPr>
       <w:r>
-        <w:drawing>
-          <wp:inline xmlns:a="http://schemas.openxmlformats.org/drawingml/2006/main" xmlns:pic="http://schemas.openxmlformats.org/drawingml/2006/picture">
-            <wp:extent cx="3163823" cy="277368"/>
-            <wp:docPr id="43" name="Picture 43"/>
-            <wp:cNvGraphicFramePr>
-              <a:graphicFrameLocks noChangeAspect="1"/>
-            </wp:cNvGraphicFramePr>
-            <a:graphic>
-              <a:graphicData uri="http://schemas.openxmlformats.org/drawingml/2006/picture">
-                <pic:pic>
-                  <pic:nvPicPr>
-                    <pic:cNvPr id="0" name="equation-8ad8a9edc6297581.png"/>
-                    <pic:cNvPicPr/>
-                  </pic:nvPicPr>
-                  <pic:blipFill>
-                    <a:blip r:embed="rId52"/>
-                    <a:stretch>
-                      <a:fillRect/>
-                    </a:stretch>
-                  </pic:blipFill>
-                  <pic:spPr>
-                    <a:xfrm>
-                      <a:off x="0" y="0"/>
-                      <a:ext cx="3163823" cy="277368"/>
-                    </a:xfrm>
-                    <a:prstGeom prst="rect"/>
-                  </pic:spPr>
-                </pic:pic>
-              </a:graphicData>
-            </a:graphic>
-          </wp:inline>
-        </w:drawing>
+        <w:rPr>
+          <w:rFonts w:ascii="Cambria Math" w:hAnsi="Cambria Math" w:eastAsia="Cambria Math"/>
+          <w:sz w:val="21"/>
+        </w:rPr>
+        <w:t>J_{\rm sum}=\sum_{m=1}^{3}\mu(E_m),\qquad J_{\rm min}=\min_m\mu(E_m),\qquad J_{\rm safe}=\mu\left(\bigcap_{m=1}^{3}E_m\right).</w:t>
       </w:r>
       <w:r>
         <w:tab/>
@@ -7723,7 +7543,7 @@
           <w:rFonts w:ascii="Times New Roman" w:hAnsi="Times New Roman" w:eastAsia="宋体"/>
           <w:sz w:val="21"/>
         </w:rPr>
-        <w:t>(30)</w:t>
+        <w:t>(33)</w:t>
       </w:r>
     </w:p>
     <w:p>
@@ -7732,7 +7552,77 @@
           <w:rFonts w:ascii="Times New Roman" w:hAnsi="Times New Roman" w:eastAsia="宋体"/>
           <w:sz w:val="21"/>
         </w:rPr>
-        <w:t>其中四类约束依次表示目标分配、同机固定航迹、投放间隔和全部物理可行条件。</w:t>
+        <w:t xml:space="preserve">三者分别衡量总干扰收益、最弱目标保障和三目标同时安全。本文候选库以 </w:t>
+      </w:r>
+      <w:r>
+        <w:rPr>
+          <w:rFonts w:ascii="Cambria Math" w:hAnsi="Cambria Math" w:eastAsia="Cambria Math"/>
+          <w:sz w:val="21"/>
+        </w:rPr>
+        <w:t>J_rm sum</w:t>
+      </w:r>
+      <w:r>
+        <w:rPr>
+          <w:rFonts w:ascii="Times New Roman" w:hAnsi="Times New Roman" w:eastAsia="宋体"/>
+          <w:sz w:val="21"/>
+        </w:rPr>
+        <w:t xml:space="preserve"> 为主目标；同一无人机所有弹共享 </w:t>
+      </w:r>
+      <w:r>
+        <w:rPr>
+          <w:rFonts w:ascii="Cambria Math" w:hAnsi="Cambria Math" w:eastAsia="Cambria Math"/>
+          <w:sz w:val="21"/>
+        </w:rPr>
+        <w:t>(φ_i,v_i)</w:t>
+      </w:r>
+      <w:r>
+        <w:rPr>
+          <w:rFonts w:ascii="Times New Roman" w:hAnsi="Times New Roman" w:eastAsia="宋体"/>
+          <w:sz w:val="21"/>
+        </w:rPr>
+        <w:t xml:space="preserve">，相邻投放满足 </w:t>
+      </w:r>
+      <w:r>
+        <w:rPr>
+          <w:rFonts w:ascii="Cambria Math" w:hAnsi="Cambria Math" w:eastAsia="Cambria Math"/>
+          <w:sz w:val="21"/>
+        </w:rPr>
+        <w:t>t_d,i,k+1-t_d,i,k≥1</w:t>
+      </w:r>
+      <w:r>
+        <w:rPr>
+          <w:rFonts w:ascii="Times New Roman" w:hAnsi="Times New Roman" w:eastAsia="宋体"/>
+          <w:sz w:val="21"/>
+        </w:rPr>
+        <w:t xml:space="preserve">。若以 </w:t>
+      </w:r>
+      <w:r>
+        <w:rPr>
+          <w:rFonts w:ascii="Cambria Math" w:hAnsi="Cambria Math" w:eastAsia="Cambria Math"/>
+          <w:sz w:val="21"/>
+        </w:rPr>
+        <w:t>J_rm min</w:t>
+      </w:r>
+      <w:r>
+        <w:rPr>
+          <w:rFonts w:ascii="Times New Roman" w:hAnsi="Times New Roman" w:eastAsia="宋体"/>
+          <w:sz w:val="21"/>
+        </w:rPr>
+        <w:t xml:space="preserve"> 或 </w:t>
+      </w:r>
+      <w:r>
+        <w:rPr>
+          <w:rFonts w:ascii="Cambria Math" w:hAnsi="Cambria Math" w:eastAsia="Cambria Math"/>
+          <w:sz w:val="21"/>
+        </w:rPr>
+        <w:t>J_rm safe</w:t>
+      </w:r>
+      <w:r>
+        <w:rPr>
+          <w:rFonts w:ascii="Times New Roman" w:hAnsi="Times New Roman" w:eastAsia="宋体"/>
+          <w:sz w:val="21"/>
+        </w:rPr>
+        <w:t xml:space="preserve"> 为主目标，必须重新优化，不能把现有解换个公式后当作相应最优解。</w:t>
       </w:r>
     </w:p>
     <w:p>
@@ -7749,7 +7639,21 @@
           <w:rFonts w:ascii="Times New Roman" w:hAnsi="Times New Roman" w:eastAsia="宋体"/>
           <w:sz w:val="21"/>
         </w:rPr>
-        <w:t>第一层，对 5×3=15 个“无人机—导弹”组合分别用连续接近度寻找非零路径，再用中心视线和完整圆柱时长优化。第二层，在固定航迹上改变投放与引信，生成记录目标编号、时序和严格区间的原子候选。第三层，对每架无人机枚举 1—3 枚、间隔不少于 1 s 的机内组合，并按各目标区间并集收益删除被支配方案。第四层，枚举五架无人机代表组合，要求 M1、M2、M3 均获得正覆盖，最大化总并集时长。</w:t>
+        <w:t xml:space="preserve">第一层，对 5×3=15 个“无人机—导弹”组合分别用连续接近度寻找非零路径，再用中心视线和完整圆柱时长优化。第二层，在固定航迹上改变投放与引信，生成记录目标标签、时序和单烟幕严格区间的原子候选。第三层，对每架无人机枚举 1—3 枚、间隔不少于 1 s 的机内组合，并用廉价区间收益预筛。第四层，枚举五架无人机代表组合，要求 M1、M2、M3 均获得正覆盖，再把所有存活烟幕对三枚导弹逐一执行联合几何复算，以 </w:t>
+      </w:r>
+      <w:r>
+        <w:rPr>
+          <w:rFonts w:ascii="Cambria Math" w:hAnsi="Cambria Math" w:eastAsia="Cambria Math"/>
+          <w:sz w:val="21"/>
+        </w:rPr>
+        <w:t>J_rm sum</w:t>
+      </w:r>
+      <w:r>
+        <w:rPr>
+          <w:rFonts w:ascii="Times New Roman" w:hAnsi="Times New Roman" w:eastAsia="宋体"/>
+          <w:sz w:val="21"/>
+        </w:rPr>
+        <w:t xml:space="preserve"> 排序。</w:t>
       </w:r>
     </w:p>
     <w:p>
@@ -7784,38 +7688,11 @@
         </w:tabs>
       </w:pPr>
       <w:r>
-        <w:drawing>
-          <wp:inline xmlns:a="http://schemas.openxmlformats.org/drawingml/2006/main" xmlns:pic="http://schemas.openxmlformats.org/drawingml/2006/picture">
-            <wp:extent cx="2066543" cy="301752"/>
-            <wp:docPr id="44" name="Picture 44"/>
-            <wp:cNvGraphicFramePr>
-              <a:graphicFrameLocks noChangeAspect="1"/>
-            </wp:cNvGraphicFramePr>
-            <a:graphic>
-              <a:graphicData uri="http://schemas.openxmlformats.org/drawingml/2006/picture">
-                <pic:pic>
-                  <pic:nvPicPr>
-                    <pic:cNvPr id="0" name="equation-48d55cf9790e546a.png"/>
-                    <pic:cNvPicPr/>
-                  </pic:nvPicPr>
-                  <pic:blipFill>
-                    <a:blip r:embed="rId53"/>
-                    <a:stretch>
-                      <a:fillRect/>
-                    </a:stretch>
-                  </pic:blipFill>
-                  <pic:spPr>
-                    <a:xfrm>
-                      <a:off x="0" y="0"/>
-                      <a:ext cx="2066543" cy="301752"/>
-                    </a:xfrm>
-                    <a:prstGeom prst="rect"/>
-                  </pic:spPr>
-                </pic:pic>
-              </a:graphicData>
-            </a:graphic>
-          </wp:inline>
-        </w:drawing>
+        <w:rPr>
+          <w:rFonts w:ascii="Cambria Math" w:hAnsi="Cambria Math" w:eastAsia="Cambria Math"/>
+          <w:sz w:val="21"/>
+        </w:rPr>
+        <w:t>J_{{\rm sum},c}=\max_{\boldsymbol q\in\mathcal Q_c}J_{\rm sum}(\boldsymbol q)\le \max_{\boldsymbol q\in\mathcal Q}J_{\rm sum}(\boldsymbol q).</w:t>
       </w:r>
       <w:r>
         <w:tab/>
@@ -7825,7 +7702,7 @@
           <w:rFonts w:ascii="Times New Roman" w:hAnsi="Times New Roman" w:eastAsia="宋体"/>
           <w:sz w:val="21"/>
         </w:rPr>
-        <w:t>(31)</w:t>
+        <w:t>(34)</w:t>
       </w:r>
     </w:p>
     <w:p>
@@ -7834,7 +7711,21 @@
           <w:rFonts w:ascii="Times New Roman" w:hAnsi="Times New Roman" w:eastAsia="宋体"/>
           <w:sz w:val="21"/>
         </w:rPr>
-        <w:t>故 30.325721 s 是连续原问题的可行数值下界，而不是上界或全局最优证明。约束处理采用“可行参数化优先、不可行个体拒绝”的原则，与进化计算中优先保留可行解的思想一致[6]。</w:t>
+        <w:t xml:space="preserve">故 30.325721 s 是以 </w:t>
+      </w:r>
+      <w:r>
+        <w:rPr>
+          <w:rFonts w:ascii="Cambria Math" w:hAnsi="Cambria Math" w:eastAsia="Cambria Math"/>
+          <w:sz w:val="21"/>
+        </w:rPr>
+        <w:t>J_rm sum</w:t>
+      </w:r>
+      <w:r>
+        <w:rPr>
+          <w:rFonts w:ascii="Times New Roman" w:hAnsi="Times New Roman" w:eastAsia="宋体"/>
+          <w:sz w:val="21"/>
+        </w:rPr>
+        <w:t xml:space="preserve"> 为口径的连续原问题可行数值下界，而不是上界或全局最优证明。约束处理采用“可行参数化优先、不可行个体拒绝”的原则，与进化计算中优先保留可行解的思想一致[6]。</w:t>
       </w:r>
     </w:p>
     <w:p>
@@ -7865,7 +7756,7 @@
         <w:drawing>
           <wp:inline xmlns:a="http://schemas.openxmlformats.org/drawingml/2006/main" xmlns:pic="http://schemas.openxmlformats.org/drawingml/2006/picture">
             <wp:extent cx="5328000" cy="2215560"/>
-            <wp:docPr id="45" name="Picture 45"/>
+            <wp:docPr id="14" name="Picture 14"/>
             <wp:cNvGraphicFramePr>
               <a:graphicFrameLocks noChangeAspect="1"/>
             </wp:cNvGraphicFramePr>
@@ -7873,11 +7764,11 @@
               <a:graphicData uri="http://schemas.openxmlformats.org/drawingml/2006/picture">
                 <pic:pic>
                   <pic:nvPicPr>
-                    <pic:cNvPr id="0" name="problem5_fig2_allocation_matrix-d0d53da5fd72b0d3.jpg"/>
+                    <pic:cNvPr id="0" name="problem5_fig2_allocation_matrix-99dd5a050171653d.jpg"/>
                     <pic:cNvPicPr/>
                   </pic:nvPicPr>
                   <pic:blipFill>
-                    <a:blip r:embed="rId54"/>
+                    <a:blip r:embed="rId23"/>
                     <a:stretch>
                       <a:fillRect/>
                     </a:stretch>
@@ -10847,6 +10738,376 @@
           <w:rFonts w:ascii="Times New Roman" w:hAnsi="Times New Roman" w:eastAsia="宋体"/>
           <w:sz w:val="21"/>
         </w:rPr>
+        <w:t>把同一方案按三种口径统一复算，得到：</w:t>
+      </w:r>
+    </w:p>
+    <w:tbl>
+      <w:tblPr>
+        <w:tblStyle w:val="TableGrid"/>
+        <w:tblW w:type="auto" w:w="0"/>
+        <w:jc w:val="center"/>
+        <w:tblLayout w:type="autofit"/>
+        <w:tblLook w:firstColumn="1" w:firstRow="1" w:lastColumn="0" w:lastRow="0" w:noHBand="0" w:noVBand="1" w:val="04A0"/>
+      </w:tblPr>
+      <w:tblGrid>
+        <w:gridCol w:w="3024"/>
+        <w:gridCol w:w="3024"/>
+        <w:gridCol w:w="3024"/>
+      </w:tblGrid>
+      <w:tr>
+        <w:trPr>
+          <w:cantSplit/>
+          <w:tblHeader w:val="true"/>
+        </w:trPr>
+        <w:tc>
+          <w:tcPr>
+            <w:tcW w:type="dxa" w:w="3024"/>
+            <w:vAlign w:val="center"/>
+            <w:tcMar>
+              <w:top w:w="60" w:type="dxa"/>
+              <w:start w:w="80" w:type="dxa"/>
+              <w:bottom w:w="60" w:type="dxa"/>
+              <w:end w:w="80" w:type="dxa"/>
+            </w:tcMar>
+            <w:shd w:fill="D9E2F3"/>
+          </w:tcPr>
+          <w:p>
+            <w:pPr>
+              <w:spacing w:after="0" w:line="240" w:lineRule="auto"/>
+              <w:ind w:firstLine="0"/>
+              <w:jc w:val="center"/>
+            </w:pPr>
+            <w:r>
+              <w:rPr>
+                <w:rFonts w:ascii="Times New Roman" w:hAnsi="Times New Roman" w:eastAsia="宋体"/>
+                <w:b/>
+                <w:sz w:val="17"/>
+              </w:rPr>
+              <w:t>聚合口径</w:t>
+            </w:r>
+          </w:p>
+        </w:tc>
+        <w:tc>
+          <w:tcPr>
+            <w:tcW w:type="dxa" w:w="3024"/>
+            <w:vAlign w:val="center"/>
+            <w:tcMar>
+              <w:top w:w="60" w:type="dxa"/>
+              <w:start w:w="80" w:type="dxa"/>
+              <w:bottom w:w="60" w:type="dxa"/>
+              <w:end w:w="80" w:type="dxa"/>
+            </w:tcMar>
+            <w:shd w:fill="D9E2F3"/>
+          </w:tcPr>
+          <w:p>
+            <w:pPr>
+              <w:spacing w:after="0" w:line="240" w:lineRule="auto"/>
+              <w:ind w:firstLine="0"/>
+              <w:jc w:val="center"/>
+            </w:pPr>
+            <w:r>
+              <w:rPr>
+                <w:rFonts w:ascii="Times New Roman" w:hAnsi="Times New Roman" w:eastAsia="宋体"/>
+                <w:b/>
+                <w:sz w:val="17"/>
+              </w:rPr>
+              <w:t>数值/s</w:t>
+            </w:r>
+          </w:p>
+        </w:tc>
+        <w:tc>
+          <w:tcPr>
+            <w:tcW w:type="dxa" w:w="3024"/>
+            <w:vAlign w:val="center"/>
+            <w:tcMar>
+              <w:top w:w="60" w:type="dxa"/>
+              <w:start w:w="80" w:type="dxa"/>
+              <w:bottom w:w="60" w:type="dxa"/>
+              <w:end w:w="80" w:type="dxa"/>
+            </w:tcMar>
+            <w:shd w:fill="D9E2F3"/>
+          </w:tcPr>
+          <w:p>
+            <w:pPr>
+              <w:spacing w:after="0" w:line="240" w:lineRule="auto"/>
+              <w:ind w:firstLine="0"/>
+              <w:jc w:val="center"/>
+            </w:pPr>
+            <w:r>
+              <w:rPr>
+                <w:rFonts w:ascii="Times New Roman" w:hAnsi="Times New Roman" w:eastAsia="宋体"/>
+                <w:b/>
+                <w:sz w:val="17"/>
+              </w:rPr>
+              <w:t>含义</w:t>
+            </w:r>
+          </w:p>
+        </w:tc>
+      </w:tr>
+      <w:tr>
+        <w:trPr>
+          <w:cantSplit/>
+        </w:trPr>
+        <w:tc>
+          <w:tcPr>
+            <w:tcW w:type="dxa" w:w="3024"/>
+            <w:vAlign w:val="center"/>
+            <w:tcMar>
+              <w:top w:w="60" w:type="dxa"/>
+              <w:start w:w="80" w:type="dxa"/>
+              <w:bottom w:w="60" w:type="dxa"/>
+              <w:end w:w="80" w:type="dxa"/>
+            </w:tcMar>
+          </w:tcPr>
+          <w:p>
+            <w:pPr>
+              <w:spacing w:after="0" w:line="240" w:lineRule="auto"/>
+              <w:ind w:firstLine="0"/>
+              <w:jc w:val="left"/>
+            </w:pPr>
+            <w:r>
+              <w:rPr>
+                <w:rFonts w:ascii="Cambria Math" w:hAnsi="Cambria Math" w:eastAsia="Cambria Math"/>
+                <w:sz w:val="17"/>
+              </w:rPr>
+              <w:t>J_rm sum</w:t>
+            </w:r>
+          </w:p>
+        </w:tc>
+        <w:tc>
+          <w:tcPr>
+            <w:tcW w:type="dxa" w:w="3024"/>
+            <w:vAlign w:val="center"/>
+            <w:tcMar>
+              <w:top w:w="60" w:type="dxa"/>
+              <w:start w:w="80" w:type="dxa"/>
+              <w:bottom w:w="60" w:type="dxa"/>
+              <w:end w:w="80" w:type="dxa"/>
+            </w:tcMar>
+          </w:tcPr>
+          <w:p>
+            <w:pPr>
+              <w:spacing w:after="0" w:line="240" w:lineRule="auto"/>
+              <w:ind w:firstLine="0"/>
+              <w:jc w:val="center"/>
+            </w:pPr>
+            <w:r>
+              <w:rPr>
+                <w:rFonts w:ascii="Times New Roman" w:hAnsi="Times New Roman" w:eastAsia="宋体"/>
+                <w:b/>
+                <w:sz w:val="17"/>
+              </w:rPr>
+              <w:t>30.325721</w:t>
+            </w:r>
+          </w:p>
+        </w:tc>
+        <w:tc>
+          <w:tcPr>
+            <w:tcW w:type="dxa" w:w="3024"/>
+            <w:vAlign w:val="center"/>
+            <w:tcMar>
+              <w:top w:w="60" w:type="dxa"/>
+              <w:start w:w="80" w:type="dxa"/>
+              <w:bottom w:w="60" w:type="dxa"/>
+              <w:end w:w="80" w:type="dxa"/>
+            </w:tcMar>
+          </w:tcPr>
+          <w:p>
+            <w:pPr>
+              <w:spacing w:after="0" w:line="240" w:lineRule="auto"/>
+              <w:ind w:firstLine="0"/>
+              <w:jc w:val="center"/>
+            </w:pPr>
+            <w:r>
+              <w:rPr>
+                <w:rFonts w:ascii="Times New Roman" w:hAnsi="Times New Roman" w:eastAsia="宋体"/>
+                <w:sz w:val="17"/>
+              </w:rPr>
+              <w:t>三枚导弹有效时长之和，本文主优化目标</w:t>
+            </w:r>
+          </w:p>
+        </w:tc>
+      </w:tr>
+      <w:tr>
+        <w:trPr>
+          <w:cantSplit/>
+        </w:trPr>
+        <w:tc>
+          <w:tcPr>
+            <w:tcW w:type="dxa" w:w="3024"/>
+            <w:vAlign w:val="center"/>
+            <w:tcMar>
+              <w:top w:w="60" w:type="dxa"/>
+              <w:start w:w="80" w:type="dxa"/>
+              <w:bottom w:w="60" w:type="dxa"/>
+              <w:end w:w="80" w:type="dxa"/>
+            </w:tcMar>
+          </w:tcPr>
+          <w:p>
+            <w:pPr>
+              <w:spacing w:after="0" w:line="240" w:lineRule="auto"/>
+              <w:ind w:firstLine="0"/>
+              <w:jc w:val="left"/>
+            </w:pPr>
+            <w:r>
+              <w:rPr>
+                <w:rFonts w:ascii="Cambria Math" w:hAnsi="Cambria Math" w:eastAsia="Cambria Math"/>
+                <w:sz w:val="17"/>
+              </w:rPr>
+              <w:t>J_rm min</w:t>
+            </w:r>
+          </w:p>
+        </w:tc>
+        <w:tc>
+          <w:tcPr>
+            <w:tcW w:type="dxa" w:w="3024"/>
+            <w:vAlign w:val="center"/>
+            <w:tcMar>
+              <w:top w:w="60" w:type="dxa"/>
+              <w:start w:w="80" w:type="dxa"/>
+              <w:bottom w:w="60" w:type="dxa"/>
+              <w:end w:w="80" w:type="dxa"/>
+            </w:tcMar>
+          </w:tcPr>
+          <w:p>
+            <w:pPr>
+              <w:spacing w:after="0" w:line="240" w:lineRule="auto"/>
+              <w:ind w:firstLine="0"/>
+              <w:jc w:val="center"/>
+            </w:pPr>
+            <w:r>
+              <w:rPr>
+                <w:rFonts w:ascii="Times New Roman" w:hAnsi="Times New Roman" w:eastAsia="宋体"/>
+                <w:b/>
+                <w:sz w:val="17"/>
+              </w:rPr>
+              <w:t>6.687083</w:t>
+            </w:r>
+          </w:p>
+        </w:tc>
+        <w:tc>
+          <w:tcPr>
+            <w:tcW w:type="dxa" w:w="3024"/>
+            <w:vAlign w:val="center"/>
+            <w:tcMar>
+              <w:top w:w="60" w:type="dxa"/>
+              <w:start w:w="80" w:type="dxa"/>
+              <w:bottom w:w="60" w:type="dxa"/>
+              <w:end w:w="80" w:type="dxa"/>
+            </w:tcMar>
+          </w:tcPr>
+          <w:p>
+            <w:pPr>
+              <w:spacing w:after="0" w:line="240" w:lineRule="auto"/>
+              <w:ind w:firstLine="0"/>
+              <w:jc w:val="center"/>
+            </w:pPr>
+            <w:r>
+              <w:rPr>
+                <w:rFonts w:ascii="Times New Roman" w:hAnsi="Times New Roman" w:eastAsia="宋体"/>
+                <w:sz w:val="17"/>
+              </w:rPr>
+              <w:t>最短单导弹有效时长，反映公平性</w:t>
+            </w:r>
+          </w:p>
+        </w:tc>
+      </w:tr>
+      <w:tr>
+        <w:trPr>
+          <w:cantSplit/>
+        </w:trPr>
+        <w:tc>
+          <w:tcPr>
+            <w:tcW w:type="dxa" w:w="3024"/>
+            <w:vAlign w:val="center"/>
+            <w:tcMar>
+              <w:top w:w="60" w:type="dxa"/>
+              <w:start w:w="80" w:type="dxa"/>
+              <w:bottom w:w="60" w:type="dxa"/>
+              <w:end w:w="80" w:type="dxa"/>
+            </w:tcMar>
+          </w:tcPr>
+          <w:p>
+            <w:pPr>
+              <w:spacing w:after="0" w:line="240" w:lineRule="auto"/>
+              <w:ind w:firstLine="0"/>
+              <w:jc w:val="left"/>
+            </w:pPr>
+            <w:r>
+              <w:rPr>
+                <w:rFonts w:ascii="Cambria Math" w:hAnsi="Cambria Math" w:eastAsia="Cambria Math"/>
+                <w:sz w:val="17"/>
+              </w:rPr>
+              <w:t>J_rm safe</w:t>
+            </w:r>
+          </w:p>
+        </w:tc>
+        <w:tc>
+          <w:tcPr>
+            <w:tcW w:type="dxa" w:w="3024"/>
+            <w:vAlign w:val="center"/>
+            <w:tcMar>
+              <w:top w:w="60" w:type="dxa"/>
+              <w:start w:w="80" w:type="dxa"/>
+              <w:bottom w:w="60" w:type="dxa"/>
+              <w:end w:w="80" w:type="dxa"/>
+            </w:tcMar>
+          </w:tcPr>
+          <w:p>
+            <w:pPr>
+              <w:spacing w:after="0" w:line="240" w:lineRule="auto"/>
+              <w:ind w:firstLine="0"/>
+              <w:jc w:val="center"/>
+            </w:pPr>
+            <w:r>
+              <w:rPr>
+                <w:rFonts w:ascii="Times New Roman" w:hAnsi="Times New Roman" w:eastAsia="宋体"/>
+                <w:b/>
+                <w:sz w:val="17"/>
+              </w:rPr>
+              <w:t>0.000000</w:t>
+            </w:r>
+          </w:p>
+        </w:tc>
+        <w:tc>
+          <w:tcPr>
+            <w:tcW w:type="dxa" w:w="3024"/>
+            <w:vAlign w:val="center"/>
+            <w:tcMar>
+              <w:top w:w="60" w:type="dxa"/>
+              <w:start w:w="80" w:type="dxa"/>
+              <w:bottom w:w="60" w:type="dxa"/>
+              <w:end w:w="80" w:type="dxa"/>
+            </w:tcMar>
+          </w:tcPr>
+          <w:p>
+            <w:pPr>
+              <w:spacing w:after="0" w:line="240" w:lineRule="auto"/>
+              <w:ind w:firstLine="0"/>
+              <w:jc w:val="center"/>
+            </w:pPr>
+            <w:r>
+              <w:rPr>
+                <w:rFonts w:ascii="Times New Roman" w:hAnsi="Times New Roman" w:eastAsia="宋体"/>
+                <w:sz w:val="17"/>
+              </w:rPr>
+              <w:t>三枚导弹同时被遮蔽的时间，反映整体安全</w:t>
+            </w:r>
+          </w:p>
+        </w:tc>
+      </w:tr>
+    </w:tbl>
+    <w:p>
+      <w:pPr>
+        <w:spacing w:after="0" w:line="120" w:lineRule="auto"/>
+      </w:pPr>
+    </w:p>
+    <w:p>
+      <w:r>
+        <w:rPr>
+          <w:rFonts w:ascii="Times New Roman" w:hAnsi="Times New Roman" w:eastAsia="宋体"/>
+          <w:sz w:val="21"/>
+        </w:rPr>
         <w:t>图 15 展示九枚弹的投放、起爆和有效区间；图 16 按导弹汇总联合覆盖与累计时长。FY2 两次投放相隔 1.039890 s，FY3 两段间隔为 1.260017 s 和 3.056563 s，其余多弹航迹也满足 1 s 下限。</w:t>
       </w:r>
     </w:p>
@@ -10861,7 +11122,7 @@
         <w:drawing>
           <wp:inline xmlns:a="http://schemas.openxmlformats.org/drawingml/2006/main" xmlns:pic="http://schemas.openxmlformats.org/drawingml/2006/picture">
             <wp:extent cx="5328000" cy="3041400"/>
-            <wp:docPr id="46" name="Picture 46"/>
+            <wp:docPr id="15" name="Picture 15"/>
             <wp:cNvGraphicFramePr>
               <a:graphicFrameLocks noChangeAspect="1"/>
             </wp:cNvGraphicFramePr>
@@ -10869,11 +11130,11 @@
               <a:graphicData uri="http://schemas.openxmlformats.org/drawingml/2006/picture">
                 <pic:pic>
                   <pic:nvPicPr>
-                    <pic:cNvPr id="0" name="problem5_fig3_coverage_gantt-5c4965285727c1de.jpg"/>
+                    <pic:cNvPr id="0" name="problem5_fig3_coverage_gantt-1df1a3d4c0b8bc24.jpg"/>
                     <pic:cNvPicPr/>
                   </pic:nvPicPr>
                   <pic:blipFill>
-                    <a:blip r:embed="rId55"/>
+                    <a:blip r:embed="rId24"/>
                     <a:stretch>
                       <a:fillRect/>
                     </a:stretch>
@@ -10915,7 +11176,7 @@
         <w:drawing>
           <wp:inline xmlns:a="http://schemas.openxmlformats.org/drawingml/2006/main" xmlns:pic="http://schemas.openxmlformats.org/drawingml/2006/picture">
             <wp:extent cx="5328000" cy="3409920"/>
-            <wp:docPr id="47" name="Picture 47"/>
+            <wp:docPr id="16" name="Picture 16"/>
             <wp:cNvGraphicFramePr>
               <a:graphicFrameLocks noChangeAspect="1"/>
             </wp:cNvGraphicFramePr>
@@ -10923,11 +11184,11 @@
               <a:graphicData uri="http://schemas.openxmlformats.org/drawingml/2006/picture">
                 <pic:pic>
                   <pic:nvPicPr>
-                    <pic:cNvPr id="0" name="problem5_fig4_coverage_timeline-c105a8a979c82475.jpg"/>
+                    <pic:cNvPr id="0" name="problem5_fig4_coverage_timeline-0c2ae02fc4982e0a.jpg"/>
                     <pic:cNvPicPr/>
                   </pic:nvPicPr>
                   <pic:blipFill>
-                    <a:blip r:embed="rId56"/>
+                    <a:blip r:embed="rId25"/>
                     <a:stretch>
                       <a:fillRect/>
                     </a:stretch>
@@ -10981,21 +11242,49 @@
           <w:rFonts w:ascii="Times New Roman" w:hAnsi="Times New Roman" w:eastAsia="宋体"/>
           <w:sz w:val="21"/>
         </w:rPr>
-        <w:t xml:space="preserve">本问说明“投满 15 枚”不是优化目标。只有能够开辟新时间窗、补齐缺口或改善目标平衡的弹药才有边际价值。若额外要求三目标公平，可把目标改为最大化最小覆盖或在 </w:t>
+        <w:t xml:space="preserve">本问说明“投满 15 枚”不是优化目标。只有能够开辟新时间窗、补齐不同视线或改善目标平衡的弹药才有边际价值。现有方案的 </w:t>
       </w:r>
       <w:r>
         <w:rPr>
           <w:rFonts w:ascii="Cambria Math" w:hAnsi="Cambria Math" w:eastAsia="Cambria Math"/>
           <w:sz w:val="21"/>
         </w:rPr>
-        <w:t>J_5</w:t>
+        <w:t>J_rm safe=0</w:t>
       </w:r>
       <w:r>
         <w:rPr>
           <w:rFonts w:ascii="Times New Roman" w:hAnsi="Times New Roman" w:eastAsia="宋体"/>
           <w:sz w:val="21"/>
         </w:rPr>
-        <w:t xml:space="preserve"> 中加入离差惩罚；本文按题意只最大化三目标总时长，同时保证每个目标均为正。</w:t>
+        <w:t xml:space="preserve">，说明“总时长大”并不等于“三枚导弹同时安全”；若任务强调整体安全，应把 </w:t>
+      </w:r>
+      <w:r>
+        <w:rPr>
+          <w:rFonts w:ascii="Cambria Math" w:hAnsi="Cambria Math" w:eastAsia="Cambria Math"/>
+          <w:sz w:val="21"/>
+        </w:rPr>
+        <w:t>J_rm safe</w:t>
+      </w:r>
+      <w:r>
+        <w:rPr>
+          <w:rFonts w:ascii="Times New Roman" w:hAnsi="Times New Roman" w:eastAsia="宋体"/>
+          <w:sz w:val="21"/>
+        </w:rPr>
+        <w:t xml:space="preserve"> 或词典序 </w:t>
+      </w:r>
+      <w:r>
+        <w:rPr>
+          <w:rFonts w:ascii="Cambria Math" w:hAnsi="Cambria Math" w:eastAsia="Cambria Math"/>
+          <w:sz w:val="21"/>
+        </w:rPr>
+        <w:t>(J_rm safe,J_rm min,J_rm sum)</w:t>
+      </w:r>
+      <w:r>
+        <w:rPr>
+          <w:rFonts w:ascii="Times New Roman" w:hAnsi="Times New Roman" w:eastAsia="宋体"/>
+          <w:sz w:val="21"/>
+        </w:rPr>
+        <w:t xml:space="preserve"> 写入优化目标后重新生成候选。A196 展示论文采用的跨导弹口径与本文主目标不同，其约 21.077 s 结果不能与 30.325721 s 直接比较[13]。</w:t>
       </w:r>
     </w:p>
     <w:p>
@@ -11089,38 +11378,11 @@
         </w:tabs>
       </w:pPr>
       <w:r>
-        <w:drawing>
-          <wp:inline xmlns:a="http://schemas.openxmlformats.org/drawingml/2006/main" xmlns:pic="http://schemas.openxmlformats.org/drawingml/2006/picture">
-            <wp:extent cx="1080000" cy="217867"/>
-            <wp:docPr id="48" name="Picture 48"/>
-            <wp:cNvGraphicFramePr>
-              <a:graphicFrameLocks noChangeAspect="1"/>
-            </wp:cNvGraphicFramePr>
-            <a:graphic>
-              <a:graphicData uri="http://schemas.openxmlformats.org/drawingml/2006/picture">
-                <pic:pic>
-                  <pic:nvPicPr>
-                    <pic:cNvPr id="0" name="equation-cb21458cb2400250.png"/>
-                    <pic:cNvPicPr/>
-                  </pic:nvPicPr>
-                  <pic:blipFill>
-                    <a:blip r:embed="rId57"/>
-                    <a:stretch>
-                      <a:fillRect/>
-                    </a:stretch>
-                  </pic:blipFill>
-                  <pic:spPr>
-                    <a:xfrm>
-                      <a:off x="0" y="0"/>
-                      <a:ext cx="1080000" cy="217867"/>
-                    </a:xfrm>
-                    <a:prstGeom prst="rect"/>
-                  </pic:spPr>
-                </pic:pic>
-              </a:graphicData>
-            </a:graphic>
-          </wp:inline>
-        </w:drawing>
+        <w:rPr>
+          <w:rFonts w:ascii="Cambria Math" w:hAnsi="Cambria Math" w:eastAsia="Cambria Math"/>
+          <w:sz w:val="21"/>
+        </w:rPr>
+        <w:t>\varepsilon_N=|J_N-J_{N_h}|.</w:t>
       </w:r>
       <w:r>
         <w:tab/>
@@ -11130,7 +11392,7 @@
           <w:rFonts w:ascii="Times New Roman" w:hAnsi="Times New Roman" w:eastAsia="宋体"/>
           <w:sz w:val="21"/>
         </w:rPr>
-        <w:t>(32)</w:t>
+        <w:t>(35)</w:t>
       </w:r>
     </w:p>
     <w:tbl>
@@ -11852,11 +12114,729 @@
       </w:r>
     </w:p>
     <w:p>
+      <w:r>
+        <w:rPr>
+          <w:rFonts w:ascii="Times New Roman" w:hAnsi="Times New Roman" w:eastAsia="宋体"/>
+          <w:sz w:val="21"/>
+        </w:rPr>
+        <w:t>问题三的联合搜索曾返回 6.3469 s，低于旧可行解 6.401396 s。程序因此采用“同一高精度判据下的新解与已验证可行解比较，保留较优者”的 incumbent guard。它不是把旧答案写死，而是防止随机优化器退化后覆盖已经证实的可行下界。</w:t>
+      </w:r>
+    </w:p>
+    <w:p>
       <w:pPr>
         <w:pStyle w:val="Heading2"/>
       </w:pPr>
       <w:r>
-        <w:t>6.3 2000 轮执行误差蒙特卡洛压力测试</w:t>
+        <w:t>6.3 A196 优秀论文的外部基准审计</w:t>
+      </w:r>
+    </w:p>
+    <w:p>
+      <w:r>
+        <w:rPr>
+          <w:rFonts w:ascii="Times New Roman" w:hAnsi="Times New Roman" w:eastAsia="宋体"/>
+          <w:sz w:val="21"/>
+        </w:rPr>
+        <w:t>A196 展示论文不是标准答案，而是高质量外部基准[13]。比较前先核对目标函数、遮蔽量词、时间口径和约束；只有口径一致时，数值高低才有意义。</w:t>
+      </w:r>
+    </w:p>
+    <w:tbl>
+      <w:tblPr>
+        <w:tblStyle w:val="TableGrid"/>
+        <w:tblW w:type="auto" w:w="0"/>
+        <w:jc w:val="center"/>
+        <w:tblLayout w:type="autofit"/>
+        <w:tblLook w:firstColumn="1" w:firstRow="1" w:lastColumn="0" w:lastRow="0" w:noHBand="0" w:noVBand="1" w:val="04A0"/>
+      </w:tblPr>
+      <w:tblGrid>
+        <w:gridCol w:w="2268"/>
+        <w:gridCol w:w="2268"/>
+        <w:gridCol w:w="2268"/>
+        <w:gridCol w:w="2268"/>
+      </w:tblGrid>
+      <w:tr>
+        <w:trPr>
+          <w:cantSplit/>
+          <w:tblHeader w:val="true"/>
+        </w:trPr>
+        <w:tc>
+          <w:tcPr>
+            <w:tcW w:type="dxa" w:w="2268"/>
+            <w:vAlign w:val="center"/>
+            <w:tcMar>
+              <w:top w:w="60" w:type="dxa"/>
+              <w:start w:w="80" w:type="dxa"/>
+              <w:bottom w:w="60" w:type="dxa"/>
+              <w:end w:w="80" w:type="dxa"/>
+            </w:tcMar>
+            <w:shd w:fill="D9E2F3"/>
+          </w:tcPr>
+          <w:p>
+            <w:pPr>
+              <w:spacing w:after="0" w:line="240" w:lineRule="auto"/>
+              <w:ind w:firstLine="0"/>
+              <w:jc w:val="center"/>
+            </w:pPr>
+            <w:r>
+              <w:rPr>
+                <w:rFonts w:ascii="Times New Roman" w:hAnsi="Times New Roman" w:eastAsia="宋体"/>
+                <w:b/>
+                <w:sz w:val="17"/>
+              </w:rPr>
+              <w:t>问题</w:t>
+            </w:r>
+          </w:p>
+        </w:tc>
+        <w:tc>
+          <w:tcPr>
+            <w:tcW w:type="dxa" w:w="2268"/>
+            <w:vAlign w:val="center"/>
+            <w:tcMar>
+              <w:top w:w="60" w:type="dxa"/>
+              <w:start w:w="80" w:type="dxa"/>
+              <w:bottom w:w="60" w:type="dxa"/>
+              <w:end w:w="80" w:type="dxa"/>
+            </w:tcMar>
+            <w:shd w:fill="D9E2F3"/>
+          </w:tcPr>
+          <w:p>
+            <w:pPr>
+              <w:spacing w:after="0" w:line="240" w:lineRule="auto"/>
+              <w:ind w:firstLine="0"/>
+              <w:jc w:val="center"/>
+            </w:pPr>
+            <w:r>
+              <w:rPr>
+                <w:rFonts w:ascii="Times New Roman" w:hAnsi="Times New Roman" w:eastAsia="宋体"/>
+                <w:b/>
+                <w:sz w:val="17"/>
+              </w:rPr>
+              <w:t>本文结果/s</w:t>
+            </w:r>
+          </w:p>
+        </w:tc>
+        <w:tc>
+          <w:tcPr>
+            <w:tcW w:type="dxa" w:w="2268"/>
+            <w:vAlign w:val="center"/>
+            <w:tcMar>
+              <w:top w:w="60" w:type="dxa"/>
+              <w:start w:w="80" w:type="dxa"/>
+              <w:bottom w:w="60" w:type="dxa"/>
+              <w:end w:w="80" w:type="dxa"/>
+            </w:tcMar>
+            <w:shd w:fill="D9E2F3"/>
+          </w:tcPr>
+          <w:p>
+            <w:pPr>
+              <w:spacing w:after="0" w:line="240" w:lineRule="auto"/>
+              <w:ind w:firstLine="0"/>
+              <w:jc w:val="center"/>
+            </w:pPr>
+            <w:r>
+              <w:rPr>
+                <w:rFonts w:ascii="Times New Roman" w:hAnsi="Times New Roman" w:eastAsia="宋体"/>
+                <w:b/>
+                <w:sz w:val="17"/>
+              </w:rPr>
+              <w:t>A196 展示结果/s</w:t>
+            </w:r>
+          </w:p>
+        </w:tc>
+        <w:tc>
+          <w:tcPr>
+            <w:tcW w:type="dxa" w:w="2268"/>
+            <w:vAlign w:val="center"/>
+            <w:tcMar>
+              <w:top w:w="60" w:type="dxa"/>
+              <w:start w:w="80" w:type="dxa"/>
+              <w:bottom w:w="60" w:type="dxa"/>
+              <w:end w:w="80" w:type="dxa"/>
+            </w:tcMar>
+            <w:shd w:fill="D9E2F3"/>
+          </w:tcPr>
+          <w:p>
+            <w:pPr>
+              <w:spacing w:after="0" w:line="240" w:lineRule="auto"/>
+              <w:ind w:firstLine="0"/>
+              <w:jc w:val="center"/>
+            </w:pPr>
+            <w:r>
+              <w:rPr>
+                <w:rFonts w:ascii="Times New Roman" w:hAnsi="Times New Roman" w:eastAsia="宋体"/>
+                <w:b/>
+                <w:sz w:val="17"/>
+              </w:rPr>
+              <w:t>可比性与诊断</w:t>
+            </w:r>
+          </w:p>
+        </w:tc>
+      </w:tr>
+      <w:tr>
+        <w:trPr>
+          <w:cantSplit/>
+        </w:trPr>
+        <w:tc>
+          <w:tcPr>
+            <w:tcW w:type="dxa" w:w="2268"/>
+            <w:vAlign w:val="center"/>
+            <w:tcMar>
+              <w:top w:w="60" w:type="dxa"/>
+              <w:start w:w="80" w:type="dxa"/>
+              <w:bottom w:w="60" w:type="dxa"/>
+              <w:end w:w="80" w:type="dxa"/>
+            </w:tcMar>
+          </w:tcPr>
+          <w:p>
+            <w:pPr>
+              <w:spacing w:after="0" w:line="240" w:lineRule="auto"/>
+              <w:ind w:firstLine="0"/>
+              <w:jc w:val="left"/>
+            </w:pPr>
+            <w:r>
+              <w:rPr>
+                <w:rFonts w:ascii="Times New Roman" w:hAnsi="Times New Roman" w:eastAsia="宋体"/>
+                <w:sz w:val="17"/>
+              </w:rPr>
+              <w:t>1</w:t>
+            </w:r>
+          </w:p>
+        </w:tc>
+        <w:tc>
+          <w:tcPr>
+            <w:tcW w:type="dxa" w:w="2268"/>
+            <w:vAlign w:val="center"/>
+            <w:tcMar>
+              <w:top w:w="60" w:type="dxa"/>
+              <w:start w:w="80" w:type="dxa"/>
+              <w:bottom w:w="60" w:type="dxa"/>
+              <w:end w:w="80" w:type="dxa"/>
+            </w:tcMar>
+          </w:tcPr>
+          <w:p>
+            <w:pPr>
+              <w:spacing w:after="0" w:line="240" w:lineRule="auto"/>
+              <w:ind w:firstLine="0"/>
+              <w:jc w:val="center"/>
+            </w:pPr>
+            <w:r>
+              <w:rPr>
+                <w:rFonts w:ascii="Times New Roman" w:hAnsi="Times New Roman" w:eastAsia="宋体"/>
+                <w:sz w:val="17"/>
+              </w:rPr>
+              <w:t>1.391643</w:t>
+            </w:r>
+          </w:p>
+        </w:tc>
+        <w:tc>
+          <w:tcPr>
+            <w:tcW w:type="dxa" w:w="2268"/>
+            <w:vAlign w:val="center"/>
+            <w:tcMar>
+              <w:top w:w="60" w:type="dxa"/>
+              <w:start w:w="80" w:type="dxa"/>
+              <w:bottom w:w="60" w:type="dxa"/>
+              <w:end w:w="80" w:type="dxa"/>
+            </w:tcMar>
+          </w:tcPr>
+          <w:p>
+            <w:pPr>
+              <w:spacing w:after="0" w:line="240" w:lineRule="auto"/>
+              <w:ind w:firstLine="0"/>
+              <w:jc w:val="center"/>
+            </w:pPr>
+            <w:r>
+              <w:rPr>
+                <w:rFonts w:ascii="Times New Roman" w:hAnsi="Times New Roman" w:eastAsia="宋体"/>
+                <w:sz w:val="17"/>
+              </w:rPr>
+              <w:t>1.391643</w:t>
+            </w:r>
+          </w:p>
+        </w:tc>
+        <w:tc>
+          <w:tcPr>
+            <w:tcW w:type="dxa" w:w="2268"/>
+            <w:vAlign w:val="center"/>
+            <w:tcMar>
+              <w:top w:w="60" w:type="dxa"/>
+              <w:start w:w="80" w:type="dxa"/>
+              <w:bottom w:w="60" w:type="dxa"/>
+              <w:end w:w="80" w:type="dxa"/>
+            </w:tcMar>
+          </w:tcPr>
+          <w:p>
+            <w:pPr>
+              <w:spacing w:after="0" w:line="240" w:lineRule="auto"/>
+              <w:ind w:firstLine="0"/>
+              <w:jc w:val="center"/>
+            </w:pPr>
+            <w:r>
+              <w:rPr>
+                <w:rFonts w:ascii="Times New Roman" w:hAnsi="Times New Roman" w:eastAsia="宋体"/>
+                <w:sz w:val="17"/>
+              </w:rPr>
+              <w:t>完全一致，支持运动学和单云团几何实现</w:t>
+            </w:r>
+          </w:p>
+        </w:tc>
+      </w:tr>
+      <w:tr>
+        <w:trPr>
+          <w:cantSplit/>
+        </w:trPr>
+        <w:tc>
+          <w:tcPr>
+            <w:tcW w:type="dxa" w:w="2268"/>
+            <w:vAlign w:val="center"/>
+            <w:tcMar>
+              <w:top w:w="60" w:type="dxa"/>
+              <w:start w:w="80" w:type="dxa"/>
+              <w:bottom w:w="60" w:type="dxa"/>
+              <w:end w:w="80" w:type="dxa"/>
+            </w:tcMar>
+          </w:tcPr>
+          <w:p>
+            <w:pPr>
+              <w:spacing w:after="0" w:line="240" w:lineRule="auto"/>
+              <w:ind w:firstLine="0"/>
+              <w:jc w:val="left"/>
+            </w:pPr>
+            <w:r>
+              <w:rPr>
+                <w:rFonts w:ascii="Times New Roman" w:hAnsi="Times New Roman" w:eastAsia="宋体"/>
+                <w:sz w:val="17"/>
+              </w:rPr>
+              <w:t>2</w:t>
+            </w:r>
+          </w:p>
+        </w:tc>
+        <w:tc>
+          <w:tcPr>
+            <w:tcW w:type="dxa" w:w="2268"/>
+            <w:vAlign w:val="center"/>
+            <w:tcMar>
+              <w:top w:w="60" w:type="dxa"/>
+              <w:start w:w="80" w:type="dxa"/>
+              <w:bottom w:w="60" w:type="dxa"/>
+              <w:end w:w="80" w:type="dxa"/>
+            </w:tcMar>
+          </w:tcPr>
+          <w:p>
+            <w:pPr>
+              <w:spacing w:after="0" w:line="240" w:lineRule="auto"/>
+              <w:ind w:firstLine="0"/>
+              <w:jc w:val="center"/>
+            </w:pPr>
+            <w:r>
+              <w:rPr>
+                <w:rFonts w:ascii="Times New Roman" w:hAnsi="Times New Roman" w:eastAsia="宋体"/>
+                <w:sz w:val="17"/>
+              </w:rPr>
+              <w:t>4.587672</w:t>
+            </w:r>
+          </w:p>
+        </w:tc>
+        <w:tc>
+          <w:tcPr>
+            <w:tcW w:type="dxa" w:w="2268"/>
+            <w:vAlign w:val="center"/>
+            <w:tcMar>
+              <w:top w:w="60" w:type="dxa"/>
+              <w:start w:w="80" w:type="dxa"/>
+              <w:bottom w:w="60" w:type="dxa"/>
+              <w:end w:w="80" w:type="dxa"/>
+            </w:tcMar>
+          </w:tcPr>
+          <w:p>
+            <w:pPr>
+              <w:spacing w:after="0" w:line="240" w:lineRule="auto"/>
+              <w:ind w:firstLine="0"/>
+              <w:jc w:val="center"/>
+            </w:pPr>
+            <w:r>
+              <w:rPr>
+                <w:rFonts w:ascii="Times New Roman" w:hAnsi="Times New Roman" w:eastAsia="宋体"/>
+                <w:sz w:val="17"/>
+              </w:rPr>
+              <w:t>约 4.588</w:t>
+            </w:r>
+          </w:p>
+        </w:tc>
+        <w:tc>
+          <w:tcPr>
+            <w:tcW w:type="dxa" w:w="2268"/>
+            <w:vAlign w:val="center"/>
+            <w:tcMar>
+              <w:top w:w="60" w:type="dxa"/>
+              <w:start w:w="80" w:type="dxa"/>
+              <w:bottom w:w="60" w:type="dxa"/>
+              <w:end w:w="80" w:type="dxa"/>
+            </w:tcMar>
+          </w:tcPr>
+          <w:p>
+            <w:pPr>
+              <w:spacing w:after="0" w:line="240" w:lineRule="auto"/>
+              <w:ind w:firstLine="0"/>
+              <w:jc w:val="center"/>
+            </w:pPr>
+            <w:r>
+              <w:rPr>
+                <w:rFonts w:ascii="Times New Roman" w:hAnsi="Times New Roman" w:eastAsia="宋体"/>
+                <w:sz w:val="17"/>
+              </w:rPr>
+              <w:t>基本一致，支持单弹优化链</w:t>
+            </w:r>
+          </w:p>
+        </w:tc>
+      </w:tr>
+      <w:tr>
+        <w:trPr>
+          <w:cantSplit/>
+        </w:trPr>
+        <w:tc>
+          <w:tcPr>
+            <w:tcW w:type="dxa" w:w="2268"/>
+            <w:vAlign w:val="center"/>
+            <w:tcMar>
+              <w:top w:w="60" w:type="dxa"/>
+              <w:start w:w="80" w:type="dxa"/>
+              <w:bottom w:w="60" w:type="dxa"/>
+              <w:end w:w="80" w:type="dxa"/>
+            </w:tcMar>
+          </w:tcPr>
+          <w:p>
+            <w:pPr>
+              <w:spacing w:after="0" w:line="240" w:lineRule="auto"/>
+              <w:ind w:firstLine="0"/>
+              <w:jc w:val="left"/>
+            </w:pPr>
+            <w:r>
+              <w:rPr>
+                <w:rFonts w:ascii="Times New Roman" w:hAnsi="Times New Roman" w:eastAsia="宋体"/>
+                <w:sz w:val="17"/>
+              </w:rPr>
+              <w:t>3</w:t>
+            </w:r>
+          </w:p>
+        </w:tc>
+        <w:tc>
+          <w:tcPr>
+            <w:tcW w:type="dxa" w:w="2268"/>
+            <w:vAlign w:val="center"/>
+            <w:tcMar>
+              <w:top w:w="60" w:type="dxa"/>
+              <w:start w:w="80" w:type="dxa"/>
+              <w:bottom w:w="60" w:type="dxa"/>
+              <w:end w:w="80" w:type="dxa"/>
+            </w:tcMar>
+          </w:tcPr>
+          <w:p>
+            <w:pPr>
+              <w:spacing w:after="0" w:line="240" w:lineRule="auto"/>
+              <w:ind w:firstLine="0"/>
+              <w:jc w:val="center"/>
+            </w:pPr>
+            <w:r>
+              <w:rPr>
+                <w:rFonts w:ascii="Times New Roman" w:hAnsi="Times New Roman" w:eastAsia="宋体"/>
+                <w:sz w:val="17"/>
+              </w:rPr>
+              <w:t>6.401396</w:t>
+            </w:r>
+          </w:p>
+        </w:tc>
+        <w:tc>
+          <w:tcPr>
+            <w:tcW w:type="dxa" w:w="2268"/>
+            <w:vAlign w:val="center"/>
+            <w:tcMar>
+              <w:top w:w="60" w:type="dxa"/>
+              <w:start w:w="80" w:type="dxa"/>
+              <w:bottom w:w="60" w:type="dxa"/>
+              <w:end w:w="80" w:type="dxa"/>
+            </w:tcMar>
+          </w:tcPr>
+          <w:p>
+            <w:pPr>
+              <w:spacing w:after="0" w:line="240" w:lineRule="auto"/>
+              <w:ind w:firstLine="0"/>
+              <w:jc w:val="center"/>
+            </w:pPr>
+            <w:r>
+              <w:rPr>
+                <w:rFonts w:ascii="Times New Roman" w:hAnsi="Times New Roman" w:eastAsia="宋体"/>
+                <w:sz w:val="17"/>
+              </w:rPr>
+              <w:t>约 6.936</w:t>
+            </w:r>
+          </w:p>
+        </w:tc>
+        <w:tc>
+          <w:tcPr>
+            <w:tcW w:type="dxa" w:w="2268"/>
+            <w:vAlign w:val="center"/>
+            <w:tcMar>
+              <w:top w:w="60" w:type="dxa"/>
+              <w:start w:w="80" w:type="dxa"/>
+              <w:bottom w:w="60" w:type="dxa"/>
+              <w:end w:w="80" w:type="dxa"/>
+            </w:tcMar>
+          </w:tcPr>
+          <w:p>
+            <w:pPr>
+              <w:spacing w:after="0" w:line="240" w:lineRule="auto"/>
+              <w:ind w:firstLine="0"/>
+              <w:jc w:val="center"/>
+            </w:pPr>
+            <w:r>
+              <w:rPr>
+                <w:rFonts w:ascii="Times New Roman" w:hAnsi="Times New Roman" w:eastAsia="宋体"/>
+                <w:sz w:val="17"/>
+              </w:rPr>
+              <w:t>同为联合遮蔽，可比较；本文仍有约 0.535 s 搜索差距</w:t>
+            </w:r>
+          </w:p>
+        </w:tc>
+      </w:tr>
+      <w:tr>
+        <w:trPr>
+          <w:cantSplit/>
+        </w:trPr>
+        <w:tc>
+          <w:tcPr>
+            <w:tcW w:type="dxa" w:w="2268"/>
+            <w:vAlign w:val="center"/>
+            <w:tcMar>
+              <w:top w:w="60" w:type="dxa"/>
+              <w:start w:w="80" w:type="dxa"/>
+              <w:bottom w:w="60" w:type="dxa"/>
+              <w:end w:w="80" w:type="dxa"/>
+            </w:tcMar>
+          </w:tcPr>
+          <w:p>
+            <w:pPr>
+              <w:spacing w:after="0" w:line="240" w:lineRule="auto"/>
+              <w:ind w:firstLine="0"/>
+              <w:jc w:val="left"/>
+            </w:pPr>
+            <w:r>
+              <w:rPr>
+                <w:rFonts w:ascii="Times New Roman" w:hAnsi="Times New Roman" w:eastAsia="宋体"/>
+                <w:sz w:val="17"/>
+              </w:rPr>
+              <w:t>4</w:t>
+            </w:r>
+          </w:p>
+        </w:tc>
+        <w:tc>
+          <w:tcPr>
+            <w:tcW w:type="dxa" w:w="2268"/>
+            <w:vAlign w:val="center"/>
+            <w:tcMar>
+              <w:top w:w="60" w:type="dxa"/>
+              <w:start w:w="80" w:type="dxa"/>
+              <w:bottom w:w="60" w:type="dxa"/>
+              <w:end w:w="80" w:type="dxa"/>
+            </w:tcMar>
+          </w:tcPr>
+          <w:p>
+            <w:pPr>
+              <w:spacing w:after="0" w:line="240" w:lineRule="auto"/>
+              <w:ind w:firstLine="0"/>
+              <w:jc w:val="center"/>
+            </w:pPr>
+            <w:r>
+              <w:rPr>
+                <w:rFonts w:ascii="Times New Roman" w:hAnsi="Times New Roman" w:eastAsia="宋体"/>
+                <w:sz w:val="17"/>
+              </w:rPr>
+              <w:t>11.632853</w:t>
+            </w:r>
+          </w:p>
+        </w:tc>
+        <w:tc>
+          <w:tcPr>
+            <w:tcW w:type="dxa" w:w="2268"/>
+            <w:vAlign w:val="center"/>
+            <w:tcMar>
+              <w:top w:w="60" w:type="dxa"/>
+              <w:start w:w="80" w:type="dxa"/>
+              <w:bottom w:w="60" w:type="dxa"/>
+              <w:end w:w="80" w:type="dxa"/>
+            </w:tcMar>
+          </w:tcPr>
+          <w:p>
+            <w:pPr>
+              <w:spacing w:after="0" w:line="240" w:lineRule="auto"/>
+              <w:ind w:firstLine="0"/>
+              <w:jc w:val="center"/>
+            </w:pPr>
+            <w:r>
+              <w:rPr>
+                <w:rFonts w:ascii="Times New Roman" w:hAnsi="Times New Roman" w:eastAsia="宋体"/>
+                <w:sz w:val="17"/>
+              </w:rPr>
+              <w:t>约 11.645</w:t>
+            </w:r>
+          </w:p>
+        </w:tc>
+        <w:tc>
+          <w:tcPr>
+            <w:tcW w:type="dxa" w:w="2268"/>
+            <w:vAlign w:val="center"/>
+            <w:tcMar>
+              <w:top w:w="60" w:type="dxa"/>
+              <w:start w:w="80" w:type="dxa"/>
+              <w:bottom w:w="60" w:type="dxa"/>
+              <w:end w:w="80" w:type="dxa"/>
+            </w:tcMar>
+          </w:tcPr>
+          <w:p>
+            <w:pPr>
+              <w:spacing w:after="0" w:line="240" w:lineRule="auto"/>
+              <w:ind w:firstLine="0"/>
+              <w:jc w:val="center"/>
+            </w:pPr>
+            <w:r>
+              <w:rPr>
+                <w:rFonts w:ascii="Times New Roman" w:hAnsi="Times New Roman" w:eastAsia="宋体"/>
+                <w:sz w:val="17"/>
+              </w:rPr>
+              <w:t>同口径且接近；差异处于启发式搜索层</w:t>
+            </w:r>
+          </w:p>
+        </w:tc>
+      </w:tr>
+      <w:tr>
+        <w:trPr>
+          <w:cantSplit/>
+        </w:trPr>
+        <w:tc>
+          <w:tcPr>
+            <w:tcW w:type="dxa" w:w="2268"/>
+            <w:vAlign w:val="center"/>
+            <w:tcMar>
+              <w:top w:w="60" w:type="dxa"/>
+              <w:start w:w="80" w:type="dxa"/>
+              <w:bottom w:w="60" w:type="dxa"/>
+              <w:end w:w="80" w:type="dxa"/>
+            </w:tcMar>
+          </w:tcPr>
+          <w:p>
+            <w:pPr>
+              <w:spacing w:after="0" w:line="240" w:lineRule="auto"/>
+              <w:ind w:firstLine="0"/>
+              <w:jc w:val="left"/>
+            </w:pPr>
+            <w:r>
+              <w:rPr>
+                <w:rFonts w:ascii="Times New Roman" w:hAnsi="Times New Roman" w:eastAsia="宋体"/>
+                <w:sz w:val="17"/>
+              </w:rPr>
+              <w:t>5</w:t>
+            </w:r>
+          </w:p>
+        </w:tc>
+        <w:tc>
+          <w:tcPr>
+            <w:tcW w:type="dxa" w:w="2268"/>
+            <w:vAlign w:val="center"/>
+            <w:tcMar>
+              <w:top w:w="60" w:type="dxa"/>
+              <w:start w:w="80" w:type="dxa"/>
+              <w:bottom w:w="60" w:type="dxa"/>
+              <w:end w:w="80" w:type="dxa"/>
+            </w:tcMar>
+          </w:tcPr>
+          <w:p>
+            <w:pPr>
+              <w:spacing w:after="0" w:line="240" w:lineRule="auto"/>
+              <w:ind w:firstLine="0"/>
+              <w:jc w:val="center"/>
+            </w:pPr>
+            <w:r>
+              <w:rPr>
+                <w:rFonts w:ascii="Cambria Math" w:hAnsi="Cambria Math" w:eastAsia="Cambria Math"/>
+                <w:sz w:val="17"/>
+              </w:rPr>
+              <w:t>J_rm sum=30.325721</w:t>
+            </w:r>
+          </w:p>
+        </w:tc>
+        <w:tc>
+          <w:tcPr>
+            <w:tcW w:type="dxa" w:w="2268"/>
+            <w:vAlign w:val="center"/>
+            <w:tcMar>
+              <w:top w:w="60" w:type="dxa"/>
+              <w:start w:w="80" w:type="dxa"/>
+              <w:bottom w:w="60" w:type="dxa"/>
+              <w:end w:w="80" w:type="dxa"/>
+            </w:tcMar>
+          </w:tcPr>
+          <w:p>
+            <w:pPr>
+              <w:spacing w:after="0" w:line="240" w:lineRule="auto"/>
+              <w:ind w:firstLine="0"/>
+              <w:jc w:val="center"/>
+            </w:pPr>
+            <w:r>
+              <w:rPr>
+                <w:rFonts w:ascii="Cambria Math" w:hAnsi="Cambria Math" w:eastAsia="Cambria Math"/>
+                <w:sz w:val="17"/>
+              </w:rPr>
+              <w:t>J_rm safeapprox21.077</w:t>
+            </w:r>
+          </w:p>
+        </w:tc>
+        <w:tc>
+          <w:tcPr>
+            <w:tcW w:type="dxa" w:w="2268"/>
+            <w:vAlign w:val="center"/>
+            <w:tcMar>
+              <w:top w:w="60" w:type="dxa"/>
+              <w:start w:w="80" w:type="dxa"/>
+              <w:bottom w:w="60" w:type="dxa"/>
+              <w:end w:w="80" w:type="dxa"/>
+            </w:tcMar>
+          </w:tcPr>
+          <w:p>
+            <w:pPr>
+              <w:spacing w:after="0" w:line="240" w:lineRule="auto"/>
+              <w:ind w:firstLine="0"/>
+              <w:jc w:val="center"/>
+            </w:pPr>
+            <w:r>
+              <w:rPr>
+                <w:rFonts w:ascii="Times New Roman" w:hAnsi="Times New Roman" w:eastAsia="宋体"/>
+                <w:sz w:val="17"/>
+              </w:rPr>
+              <w:t>聚合目标不同，数值不可直接比较</w:t>
+            </w:r>
+          </w:p>
+        </w:tc>
+      </w:tr>
+    </w:tbl>
+    <w:p>
+      <w:pPr>
+        <w:spacing w:after="0" w:line="120" w:lineRule="auto"/>
+      </w:pPr>
+    </w:p>
+    <w:p>
+      <w:r>
+        <w:rPr>
+          <w:rFonts w:ascii="Times New Roman" w:hAnsi="Times New Roman" w:eastAsia="宋体"/>
+          <w:sz w:val="21"/>
+        </w:rPr>
+        <w:t>这一对照暴露出两类实质问题。其一，问题三不是“代码能运行”便结束，搜索质量仍需通过优秀可行解继续抬高下界；其二，问题五若未先写清跨导弹聚合目标，会出现数值更大却回答了不同问题的假领先。因此本文保留当前可复现结果，同时明确差距，不用文字把启发式解包装成全局最优。</w:t>
+      </w:r>
+    </w:p>
+    <w:p>
+      <w:pPr>
+        <w:pStyle w:val="Heading2"/>
+      </w:pPr>
+      <w:r>
+        <w:t>6.4 2000 轮执行误差蒙特卡洛压力测试</w:t>
       </w:r>
     </w:p>
     <w:p>
@@ -11877,38 +12857,11 @@
         </w:tabs>
       </w:pPr>
       <w:r>
-        <w:drawing>
-          <wp:inline xmlns:a="http://schemas.openxmlformats.org/drawingml/2006/main" xmlns:pic="http://schemas.openxmlformats.org/drawingml/2006/picture">
-            <wp:extent cx="4968000" cy="208026"/>
-            <wp:docPr id="49" name="Picture 49"/>
-            <wp:cNvGraphicFramePr>
-              <a:graphicFrameLocks noChangeAspect="1"/>
-            </wp:cNvGraphicFramePr>
-            <a:graphic>
-              <a:graphicData uri="http://schemas.openxmlformats.org/drawingml/2006/picture">
-                <pic:pic>
-                  <pic:nvPicPr>
-                    <pic:cNvPr id="0" name="equation-e80b38c63bba18e9.png"/>
-                    <pic:cNvPicPr/>
-                  </pic:nvPicPr>
-                  <pic:blipFill>
-                    <a:blip r:embed="rId58"/>
-                    <a:stretch>
-                      <a:fillRect/>
-                    </a:stretch>
-                  </pic:blipFill>
-                  <pic:spPr>
-                    <a:xfrm>
-                      <a:off x="0" y="0"/>
-                      <a:ext cx="4968000" cy="208026"/>
-                    </a:xfrm>
-                    <a:prstGeom prst="rect"/>
-                  </pic:spPr>
-                </pic:pic>
-              </a:graphicData>
-            </a:graphic>
-          </wp:inline>
-        </w:drawing>
+        <w:rPr>
+          <w:rFonts w:ascii="Cambria Math" w:hAnsi="Cambria Math" w:eastAsia="Cambria Math"/>
+          <w:sz w:val="21"/>
+        </w:rPr>
+        <w:t>\Delta\phi\sim N(0,0.5^2),\quad \Delta v\sim N(0,1.5^2),\quad \Delta t_d=|N(0,0.08^2)|,\quad \Delta\tau\sim N(0,0.05^2).</w:t>
       </w:r>
       <w:r>
         <w:tab/>
@@ -11918,7 +12871,7 @@
           <w:rFonts w:ascii="Times New Roman" w:hAnsi="Times New Roman" w:eastAsia="宋体"/>
           <w:sz w:val="21"/>
         </w:rPr>
-        <w:t>(33)</w:t>
+        <w:t>(36)</w:t>
       </w:r>
     </w:p>
     <w:p>
@@ -11953,38 +12906,11 @@
         </w:tabs>
       </w:pPr>
       <w:r>
-        <w:drawing>
-          <wp:inline xmlns:a="http://schemas.openxmlformats.org/drawingml/2006/main" xmlns:pic="http://schemas.openxmlformats.org/drawingml/2006/picture">
-            <wp:extent cx="2676144" cy="499871"/>
-            <wp:docPr id="50" name="Picture 50"/>
-            <wp:cNvGraphicFramePr>
-              <a:graphicFrameLocks noChangeAspect="1"/>
-            </wp:cNvGraphicFramePr>
-            <a:graphic>
-              <a:graphicData uri="http://schemas.openxmlformats.org/drawingml/2006/picture">
-                <pic:pic>
-                  <pic:nvPicPr>
-                    <pic:cNvPr id="0" name="equation-49c14bf52c6b600b.png"/>
-                    <pic:cNvPicPr/>
-                  </pic:nvPicPr>
-                  <pic:blipFill>
-                    <a:blip r:embed="rId59"/>
-                    <a:stretch>
-                      <a:fillRect/>
-                    </a:stretch>
-                  </pic:blipFill>
-                  <pic:spPr>
-                    <a:xfrm>
-                      <a:off x="0" y="0"/>
-                      <a:ext cx="2676144" cy="499871"/>
-                    </a:xfrm>
-                    <a:prstGeom prst="rect"/>
-                  </pic:spPr>
-                </pic:pic>
-              </a:graphicData>
-            </a:graphic>
-          </wp:inline>
-        </w:drawing>
+        <w:rPr>
+          <w:rFonts w:ascii="Cambria Math" w:hAnsi="Cambria Math" w:eastAsia="Cambria Math"/>
+          <w:sz w:val="21"/>
+        </w:rPr>
+        <w:t>\bar J=\frac{1}{n}\sum_{r=1}^{n}J_r,\qquad s_J=\sqrt{\frac{1}{n-1}\sum_{r=1}^{n}(J_r-\bar J)^2}.</w:t>
       </w:r>
       <w:r>
         <w:tab/>
@@ -11994,7 +12920,7 @@
           <w:rFonts w:ascii="Times New Roman" w:hAnsi="Times New Roman" w:eastAsia="宋体"/>
           <w:sz w:val="21"/>
         </w:rPr>
-        <w:t>(34)</w:t>
+        <w:t>(37)</w:t>
       </w:r>
     </w:p>
     <w:p>
@@ -12043,38 +12969,11 @@
         </w:tabs>
       </w:pPr>
       <w:r>
-        <w:drawing>
-          <wp:inline xmlns:a="http://schemas.openxmlformats.org/drawingml/2006/main" xmlns:pic="http://schemas.openxmlformats.org/drawingml/2006/picture">
-            <wp:extent cx="2828544" cy="289560"/>
-            <wp:docPr id="51" name="Picture 51"/>
-            <wp:cNvGraphicFramePr>
-              <a:graphicFrameLocks noChangeAspect="1"/>
-            </wp:cNvGraphicFramePr>
-            <a:graphic>
-              <a:graphicData uri="http://schemas.openxmlformats.org/drawingml/2006/picture">
-                <pic:pic>
-                  <pic:nvPicPr>
-                    <pic:cNvPr id="0" name="equation-b1e506571f3d7017.png"/>
-                    <pic:cNvPicPr/>
-                  </pic:nvPicPr>
-                  <pic:blipFill>
-                    <a:blip r:embed="rId60"/>
-                    <a:stretch>
-                      <a:fillRect/>
-                    </a:stretch>
-                  </pic:blipFill>
-                  <pic:spPr>
-                    <a:xfrm>
-                      <a:off x="0" y="0"/>
-                      <a:ext cx="2828544" cy="289560"/>
-                    </a:xfrm>
-                    <a:prstGeom prst="rect"/>
-                  </pic:spPr>
-                </pic:pic>
-              </a:graphicData>
-            </a:graphic>
-          </wp:inline>
-        </w:drawing>
+        <w:rPr>
+          <w:rFonts w:ascii="Cambria Math" w:hAnsi="Cambria Math" w:eastAsia="Cambria Math"/>
+          <w:sz w:val="21"/>
+        </w:rPr>
+        <w:t>\bar J\pm1.96\frac{s_J}{\sqrt n}=[4.136346,4.172047]\ \mathrm{s}.</w:t>
       </w:r>
       <w:r>
         <w:tab/>
@@ -12084,7 +12983,7 @@
           <w:rFonts w:ascii="Times New Roman" w:hAnsi="Times New Roman" w:eastAsia="宋体"/>
           <w:sz w:val="21"/>
         </w:rPr>
-        <w:t>(35)</w:t>
+        <w:t>(38)</w:t>
       </w:r>
     </w:p>
     <w:p>
@@ -12107,7 +13006,7 @@
         <w:drawing>
           <wp:inline xmlns:a="http://schemas.openxmlformats.org/drawingml/2006/main" xmlns:pic="http://schemas.openxmlformats.org/drawingml/2006/picture">
             <wp:extent cx="5328000" cy="2105319"/>
-            <wp:docPr id="52" name="Picture 52"/>
+            <wp:docPr id="17" name="Picture 17"/>
             <wp:cNvGraphicFramePr>
               <a:graphicFrameLocks noChangeAspect="1"/>
             </wp:cNvGraphicFramePr>
@@ -12115,11 +13014,11 @@
               <a:graphicData uri="http://schemas.openxmlformats.org/drawingml/2006/picture">
                 <pic:pic>
                   <pic:nvPicPr>
-                    <pic:cNvPr id="0" name="paper_expert_fig2_monte_carlo-0307dcee91ac60b8.jpg"/>
+                    <pic:cNvPr id="0" name="paper_expert_fig2_monte_carlo-11eb398949cdd9d4.jpg"/>
                     <pic:cNvPicPr/>
                   </pic:nvPicPr>
                   <pic:blipFill>
-                    <a:blip r:embed="rId61"/>
+                    <a:blip r:embed="rId26"/>
                     <a:stretch>
                       <a:fillRect/>
                     </a:stretch>
@@ -12164,7 +13063,7 @@
         <w:pStyle w:val="Heading2"/>
       </w:pPr>
       <w:r>
-        <w:t>6.4 物理约束、程序测试与数据一致性</w:t>
+        <w:t>6.5 物理约束、程序测试与数据一致性</w:t>
       </w:r>
     </w:p>
     <w:p>
@@ -12173,7 +13072,7 @@
           <w:rFonts w:ascii="Times New Roman" w:hAnsi="Times New Roman" w:eastAsia="宋体"/>
           <w:sz w:val="21"/>
         </w:rPr>
-        <w:t>代码显式检查速度范围、非负投放/起爆时刻、起爆高度、20 s 烟幕寿命、同机投放间隔、固定航迹和导弹到达时刻。问题一—五及新增随机与排版验证共 42 项自动化测试通过，覆盖轨迹初值与连续性、抛体起爆点、烟幕下沉、线段投影截断、区间合并、参数双向转换、结果回归、模板输出、随机种子可复现性和行内公式可读性。</w:t>
+        <w:t>代码显式检查速度范围、非负投放/起爆时刻、起爆高度、20 s 烟幕寿命、同机投放间隔、固定航迹和导弹到达时刻。问题一—五及新增随机与排版验证共 46 项自动化测试通过，覆盖轨迹初值与连续性、抛体起爆点、烟幕下沉、线段投影截断、联合量词反例、区间合并与交集、参数双向转换、结果回归、模板输出、随机种子可复现性和行内公式可读性。</w:t>
       </w:r>
     </w:p>
     <w:p>
@@ -12190,7 +13089,7 @@
         <w:pStyle w:val="Heading2"/>
       </w:pPr>
       <w:r>
-        <w:t>6.5 一般性策略与适用条件</w:t>
+        <w:t>6.6 一般性策略与适用条件</w:t>
       </w:r>
     </w:p>
     <w:p>
@@ -12239,14 +13138,42 @@
           <w:b/>
           <w:sz w:val="21"/>
         </w:rPr>
-        <w:t>同一目标优先填补时间缺口。</w:t>
+        <w:t>先写量词，再写聚合。</w:t>
       </w:r>
       <w:r>
         <w:rPr>
           <w:rFonts w:ascii="Times New Roman" w:hAnsi="Times New Roman" w:eastAsia="宋体"/>
           <w:sz w:val="21"/>
         </w:rPr>
-        <w:t xml:space="preserve"> 区间并集不计重复覆盖，新增弹应开辟新时间窗或与已有区间首尾衔接；当任务另有冗余可靠性要求时，重叠才可能具有额外价值。</w:t>
+        <w:t xml:space="preserve"> 多烟幕遮蔽应先判断 </w:t>
+      </w:r>
+      <w:r>
+        <w:rPr>
+          <w:rFonts w:ascii="Cambria Math" w:hAnsi="Cambria Math" w:eastAsia="Cambria Math"/>
+          <w:sz w:val="21"/>
+        </w:rPr>
+        <w:t>forallP exists k</w:t>
+      </w:r>
+      <w:r>
+        <w:rPr>
+          <w:rFonts w:ascii="Times New Roman" w:hAnsi="Times New Roman" w:eastAsia="宋体"/>
+          <w:sz w:val="21"/>
+        </w:rPr>
+        <w:t xml:space="preserve">，再对时间取测度；把 </w:t>
+      </w:r>
+      <w:r>
+        <w:rPr>
+          <w:rFonts w:ascii="Cambria Math" w:hAnsi="Cambria Math" w:eastAsia="Cambria Math"/>
+          <w:sz w:val="21"/>
+        </w:rPr>
+        <w:t>exists k forallP</w:t>
+      </w:r>
+      <w:r>
+        <w:rPr>
+          <w:rFonts w:ascii="Times New Roman" w:hAnsi="Times New Roman" w:eastAsia="宋体"/>
+          <w:sz w:val="21"/>
+        </w:rPr>
+        <w:t xml:space="preserve"> 的单烟幕区间做并集只能得到充分条件，会漏掉空间分工。</w:t>
       </w:r>
     </w:p>
     <w:p>
@@ -12267,14 +13194,14 @@
           <w:b/>
           <w:sz w:val="21"/>
         </w:rPr>
-        <w:t>多平台先检查可分解性。</w:t>
+        <w:t>多平台用逐机解作种子，不作一般上界。</w:t>
       </w:r>
       <w:r>
         <w:rPr>
           <w:rFonts w:ascii="Times New Roman" w:hAnsi="Times New Roman" w:eastAsia="宋体"/>
           <w:sz w:val="21"/>
         </w:rPr>
-        <w:t xml:space="preserve"> 若平台决策相互独立且单机最优区间不重叠，可分别优化后直接合并；一旦存在共享资源、航迹冲突或区间重叠，就必须恢复联合模型。</w:t>
+        <w:t xml:space="preserve"> 单机最优有助于跨越零值平台，但正式评价必须恢复全部烟幕的联合几何；删除一枚烟幕后重新计算的边际量比单看其独立区间更可靠。</w:t>
       </w:r>
     </w:p>
     <w:p>
@@ -12307,6 +13234,34 @@
     </w:p>
     <w:p>
       <w:pPr>
+        <w:spacing w:line="276" w:lineRule="auto"/>
+        <w:ind w:left="420" w:hanging="210"/>
+      </w:pPr>
+      <w:r>
+        <w:rPr>
+          <w:rFonts w:ascii="Times New Roman" w:hAnsi="Times New Roman" w:eastAsia="宋体"/>
+          <w:sz w:val="21"/>
+        </w:rPr>
+        <w:t xml:space="preserve">5. </w:t>
+      </w:r>
+      <w:r>
+        <w:rPr>
+          <w:rFonts w:ascii="Times New Roman" w:hAnsi="Times New Roman" w:eastAsia="宋体"/>
+          <w:b/>
+          <w:sz w:val="21"/>
+        </w:rPr>
+        <w:t>跨对象聚合必须先定口径。</w:t>
+      </w:r>
+      <w:r>
+        <w:rPr>
+          <w:rFonts w:ascii="Times New Roman" w:hAnsi="Times New Roman" w:eastAsia="宋体"/>
+          <w:sz w:val="21"/>
+        </w:rPr>
+        <w:t xml:space="preserve"> 时长和、最短时长和同时有效时间回答不同决策问题；与优秀论文比较前，应建立“目标—量词—约束—单位”对照表。</w:t>
+      </w:r>
+    </w:p>
+    <w:p>
+      <w:pPr>
         <w:pStyle w:val="Heading1"/>
       </w:pPr>
       <w:r>
@@ -12327,7 +13282,21 @@
           <w:rFonts w:ascii="Times New Roman" w:hAnsi="Times New Roman" w:eastAsia="宋体"/>
           <w:sz w:val="21"/>
         </w:rPr>
-        <w:t>第一，五问共用同一运动学、完整圆柱距离和区间测度函数，问题规模扩展时只改变决策和组合层，减少口径漂移。第二，有限线段代替无限直线，完整圆柱代替中心点，问题一量化表明中心近似会高估 3.12%。第三，区间扫描后二分求根并加密圆柱边界，五问离散误差最大仅 3.07×10⁻⁵ s。第四，多保真搜索、失败搜索对照、42 项测试和 2000 轮压力测试分别覆盖优化、程序、排版和执行误差层，证据链完整。</w:t>
+        <w:t xml:space="preserve">第一，五问共用同一运动学、完整圆柱距离和区间测度函数，问题规模扩展时只改变决策和组合层，减少口径漂移。第二，有限线段代替无限直线，完整圆柱代替中心点，问题一量化表明中心近似会高估 3.12%。第三，多烟幕采用 </w:t>
+      </w:r>
+      <w:r>
+        <w:rPr>
+          <w:rFonts w:ascii="Cambria Math" w:hAnsi="Cambria Math" w:eastAsia="Cambria Math"/>
+          <w:sz w:val="21"/>
+        </w:rPr>
+        <w:t>forallP exists k</w:t>
+      </w:r>
+      <w:r>
+        <w:rPr>
+          <w:rFonts w:ascii="Times New Roman" w:hAnsi="Times New Roman" w:eastAsia="宋体"/>
+          <w:sz w:val="21"/>
+        </w:rPr>
+        <w:t xml:space="preserve"> 联合量词，并用合成反例和逐弹删除复算检验，不再用单云团区间并集替代联合遮蔽。第四，区间求根、周向加密、incumbent guard、46 项测试和 2000 轮压力测试覆盖几何、优化、程序、排版和执行误差，证据链可追溯。</w:t>
       </w:r>
     </w:p>
     <w:p>
@@ -12344,7 +13313,35 @@
           <w:rFonts w:ascii="Times New Roman" w:hAnsi="Times New Roman" w:eastAsia="宋体"/>
           <w:sz w:val="21"/>
         </w:rPr>
-        <w:t>烟幕被理想化为无风、均匀、半径固定球体，未表示浓度衰减和水平漂移；完整圆柱仍由有限点近似，虽已收敛但不是连续几何的解析证明；差分进化与候选库只能给出高质量数值解，问题五可能漏掉“单弹收益一般、组合协同更强”的航迹；蒙特卡洛误差分布是压力测试假设而非实测数据，不能直接用于真实成功概率。</w:t>
+        <w:t xml:space="preserve">烟幕被理想化为无风、均匀、半径固定球体，未表示浓度衰减和水平漂移；完整圆柱仍由有限点近似，虽已收敛但不是连续几何的解析证明；差分进化与候选库只能给出高质量数值解，问题三比 A196 可行解低约 0.535 s；问题五候选库按 </w:t>
+      </w:r>
+      <w:r>
+        <w:rPr>
+          <w:rFonts w:ascii="Cambria Math" w:hAnsi="Cambria Math" w:eastAsia="Cambria Math"/>
+          <w:sz w:val="21"/>
+        </w:rPr>
+        <w:t>J_rm sum</w:t>
+      </w:r>
+      <w:r>
+        <w:rPr>
+          <w:rFonts w:ascii="Times New Roman" w:hAnsi="Times New Roman" w:eastAsia="宋体"/>
+          <w:sz w:val="21"/>
+        </w:rPr>
+        <w:t xml:space="preserve"> 构建，现有方案的 </w:t>
+      </w:r>
+      <w:r>
+        <w:rPr>
+          <w:rFonts w:ascii="Cambria Math" w:hAnsi="Cambria Math" w:eastAsia="Cambria Math"/>
+          <w:sz w:val="21"/>
+        </w:rPr>
+        <w:t>J_rm safe=0</w:t>
+      </w:r>
+      <w:r>
+        <w:rPr>
+          <w:rFonts w:ascii="Times New Roman" w:hAnsi="Times New Roman" w:eastAsia="宋体"/>
+          <w:sz w:val="21"/>
+        </w:rPr>
+        <w:t>，不能回答“同时保护三枚导弹”的优化问题；蒙特卡洛误差分布是压力测试假设而非实测数据，不能直接用于真实成功概率。</w:t>
       </w:r>
     </w:p>
     <w:p>
@@ -12373,38 +13370,11 @@
         </w:tabs>
       </w:pPr>
       <w:r>
-        <w:drawing>
-          <wp:inline xmlns:a="http://schemas.openxmlformats.org/drawingml/2006/main" xmlns:pic="http://schemas.openxmlformats.org/drawingml/2006/picture">
-            <wp:extent cx="2505456" cy="283464"/>
-            <wp:docPr id="53" name="Picture 53"/>
-            <wp:cNvGraphicFramePr>
-              <a:graphicFrameLocks noChangeAspect="1"/>
-            </wp:cNvGraphicFramePr>
-            <a:graphic>
-              <a:graphicData uri="http://schemas.openxmlformats.org/drawingml/2006/picture">
-                <pic:pic>
-                  <pic:nvPicPr>
-                    <pic:cNvPr id="0" name="equation-2ebfb03452a1eb34.png"/>
-                    <pic:cNvPicPr/>
-                  </pic:nvPicPr>
-                  <pic:blipFill>
-                    <a:blip r:embed="rId62"/>
-                    <a:stretch>
-                      <a:fillRect/>
-                    </a:stretch>
-                  </pic:blipFill>
-                  <pic:spPr>
-                    <a:xfrm>
-                      <a:off x="0" y="0"/>
-                      <a:ext cx="2505456" cy="283464"/>
-                    </a:xfrm>
-                    <a:prstGeom prst="rect"/>
-                  </pic:spPr>
-                </pic:pic>
-              </a:graphicData>
-            </a:graphic>
-          </wp:inline>
-        </w:drawing>
+        <w:rPr>
+          <w:rFonts w:ascii="Cambria Math" w:hAnsi="Cambria Math" w:eastAsia="Cambria Math"/>
+          <w:sz w:val="21"/>
+        </w:rPr>
+        <w:t>\max_{\boldsymbol q}\ \mathbb E[J(\boldsymbol q,\boldsymbol\xi)]-\lambda\operatorname{CVaR}_{\alpha}[-J(\boldsymbol q,\boldsymbol\xi)],</w:t>
       </w:r>
       <w:r>
         <w:tab/>
@@ -12414,7 +13384,7 @@
           <w:rFonts w:ascii="Times New Roman" w:hAnsi="Times New Roman" w:eastAsia="宋体"/>
           <w:sz w:val="21"/>
         </w:rPr>
-        <w:t>(36)</w:t>
+        <w:t>(39)</w:t>
       </w:r>
     </w:p>
     <w:p>
@@ -12440,7 +13410,49 @@
           <w:rFonts w:ascii="Times New Roman" w:hAnsi="Times New Roman" w:eastAsia="宋体"/>
           <w:sz w:val="21"/>
         </w:rPr>
-        <w:t>本文从匀速运动和平抛运动出发，推导导弹、无人机、干扰弹和烟幕轨迹；以烟幕中心到导弹—完整圆柱边界视线段的最大距离构造严格遮蔽判据，再用连续时间区间的测度统一五问目标。固定策略时长为 1.391643 s；FY1 单弹优化为 4.587672 s；同机三弹连续覆盖为 6.401396 s；三机单弹协同达到 11.632853 s 的可分解数值上界；五机三导弹方案以 9 枚有效弹获得 30.325721 s 总覆盖。</w:t>
+        <w:t xml:space="preserve">本文从匀速运动和平抛运动出发，推导导弹、无人机、干扰弹和烟幕轨迹；以有限视线段距离构造完整圆柱判据，并以“每条目标视线至少被一个有效烟幕遮挡”的联合量词统一多烟幕问题。固定策略时长为 1.391643 s；FY1 单弹优化为 4.587672 s；同机三弹联合覆盖为 6.401396 s；三机单弹联合复算为 11.632853 s；五机三导弹方案的 </w:t>
+      </w:r>
+      <w:r>
+        <w:rPr>
+          <w:rFonts w:ascii="Cambria Math" w:hAnsi="Cambria Math" w:eastAsia="Cambria Math"/>
+          <w:sz w:val="21"/>
+        </w:rPr>
+        <w:t>J_rm sum</w:t>
+      </w:r>
+      <w:r>
+        <w:rPr>
+          <w:rFonts w:ascii="Times New Roman" w:hAnsi="Times New Roman" w:eastAsia="宋体"/>
+          <w:sz w:val="21"/>
+        </w:rPr>
+        <w:t>、</w:t>
+      </w:r>
+      <w:r>
+        <w:rPr>
+          <w:rFonts w:ascii="Cambria Math" w:hAnsi="Cambria Math" w:eastAsia="Cambria Math"/>
+          <w:sz w:val="21"/>
+        </w:rPr>
+        <w:t>J_rm min</w:t>
+      </w:r>
+      <w:r>
+        <w:rPr>
+          <w:rFonts w:ascii="Times New Roman" w:hAnsi="Times New Roman" w:eastAsia="宋体"/>
+          <w:sz w:val="21"/>
+        </w:rPr>
+        <w:t>、</w:t>
+      </w:r>
+      <w:r>
+        <w:rPr>
+          <w:rFonts w:ascii="Cambria Math" w:hAnsi="Cambria Math" w:eastAsia="Cambria Math"/>
+          <w:sz w:val="21"/>
+        </w:rPr>
+        <w:t>J_rm safe</w:t>
+      </w:r>
+      <w:r>
+        <w:rPr>
+          <w:rFonts w:ascii="Times New Roman" w:hAnsi="Times New Roman" w:eastAsia="宋体"/>
+          <w:sz w:val="21"/>
+        </w:rPr>
+        <w:t xml:space="preserve"> 分别为 30.325721、6.687083、0 s。</w:t>
       </w:r>
     </w:p>
     <w:p>
@@ -12449,7 +13461,7 @@
           <w:rFonts w:ascii="Times New Roman" w:hAnsi="Times New Roman" w:eastAsia="宋体"/>
           <w:sz w:val="21"/>
         </w:rPr>
-        <w:t>周向离散、时间求根、多起点搜索、失败盆地对照、42 项自动化测试和 2000 轮执行误差压力测试共同支持数值稳定性与文档可读性。结果进一步表明：严格几何口径能够避免中心点近似高估；多弹收益取决于新增区间而非弹数；多平台应先识别可分解结构；离散—连续混合问题适合用非零候选库缩小搜索空间。所有优化结果均按证据强度表述为数值最优、数值上界闭合或可行下界，没有把启发式结果包装成解析全局最优。</w:t>
+        <w:t>周向离散、时间求根、多起点搜索、失败盆地对照、46 项自动化测试、外部优秀论文审计和 2000 轮执行误差压力测试共同支持数值稳定性与结论边界。结果表明：严格几何口径能够避免中心点近似高估；多烟幕必须先写清空间量词；随机搜索退化时应保护已验证可行下界；跨导弹聚合口径不同则结果不可直接排名。本文把问题三的搜索差距和问题五的同时遮蔽空窗明确列为不足，不把启发式可行解包装成解析全局最优。</w:t>
       </w:r>
     </w:p>
     <w:p>
@@ -12566,6 +13578,15 @@
           <w:sz w:val="21"/>
         </w:rPr>
         <w:t>[12] OpenAI. OpenAI Codex（实际模型标识待从会话界面核对）[CP/OL]. 使用日期：2026-07-30—2026-07-31.</w:t>
+      </w:r>
+    </w:p>
+    <w:p>
+      <w:r>
+        <w:rPr>
+          <w:rFonts w:ascii="Times New Roman" w:hAnsi="Times New Roman" w:eastAsia="宋体"/>
+          <w:sz w:val="21"/>
+        </w:rPr>
+        <w:t>[13] 2025 高教社杯全国大学生数学建模竞赛 A 题论文展示（A196）[Z]. 2025.</w:t>
       </w:r>
     </w:p>
     <w:p>
@@ -12626,7 +13647,7 @@
           <w:rFonts w:ascii="Consolas" w:hAnsi="Consolas" w:eastAsia="等线"/>
           <w:sz w:val="16"/>
         </w:rPr>
-        <w:t>Step 4 合并单弹有效区间，得到严格目标值</w:t>
+        <w:t>Step 4 单烟幕取最不利视线；多烟幕按“每条视线至少被一球遮挡”形成联合有效集</w:t>
       </w:r>
       <w:r>
         <w:br/>
@@ -12646,7 +13667,7 @@
           <w:rFonts w:ascii="Consolas" w:hAnsi="Consolas" w:eastAsia="等线"/>
           <w:sz w:val="16"/>
         </w:rPr>
-        <w:t>Step 6 问题3：共享航迹编码→三弹时序搜索→区间并集</w:t>
+        <w:t>Step 6 问题3：共享航迹编码→三弹时序搜索→联合复算→逐弹删除诊断</w:t>
       </w:r>
       <w:r>
         <w:br/>
@@ -12656,7 +13677,7 @@
           <w:rFonts w:ascii="Consolas" w:hAnsi="Consolas" w:eastAsia="等线"/>
           <w:sz w:val="16"/>
         </w:rPr>
-        <w:t>Step 7 问题4：逐机非零种子→单机优化→检查上界等号条件</w:t>
+        <w:t>Step 7 问题4：逐机非零种子→联合三云团复算→空间协同增益诊断</w:t>
       </w:r>
       <w:r>
         <w:br/>
@@ -12666,7 +13687,7 @@
           <w:rFonts w:ascii="Consolas" w:hAnsi="Consolas" w:eastAsia="等线"/>
           <w:sz w:val="16"/>
         </w:rPr>
-        <w:t>Step 8 问题5：机弹路径→原子候选→机内组合→五机枚举</w:t>
+        <w:t>Step 8 问题5：机弹路径→原子候选→机内组合→五机枚举→三导弹联合复算</w:t>
       </w:r>
       <w:r>
         <w:br/>
@@ -12703,7 +13724,7 @@
           <w:rFonts w:ascii="Times New Roman" w:hAnsi="Times New Roman" w:eastAsia="宋体"/>
           <w:sz w:val="21"/>
         </w:rPr>
-        <w:t>项目在 Windows 11、Python 3.12.5、NumPy 2.4.3、Matplotlib 3.10.8 环境完成。支撑材料包含问题一—五全部 Python 源代码、42 项自动化测试、JSON/CSV 数值结果、三个官方结果表派生副本、2000 轮蒙特卡洛样本和 AI 工具使用详情。</w:t>
+        <w:t>项目在 Windows 11、Python 3.12.5、NumPy 2.4.3、Matplotlib 3.10.8 环境完成。支撑材料包含问题一—五全部 Python 源代码、46 项自动化测试、JSON/CSV 数值结果、三个官方结果表派生副本、2000 轮蒙特卡洛样本和 AI 工具使用详情。</w:t>
       </w:r>
     </w:p>
     <w:p>
@@ -13384,4099 +14405,6 @@
                 <w:sz w:val="17"/>
               </w:rPr>
               <w:t>—</w:t>
-            </w:r>
-          </w:p>
-        </w:tc>
-      </w:tr>
-    </w:tbl>
-    <w:p>
-      <w:pPr>
-        <w:spacing w:after="0" w:line="120" w:lineRule="auto"/>
-      </w:pPr>
-    </w:p>
-    <w:p>
-      <w:pPr>
-        <w:pStyle w:val="Heading1"/>
-      </w:pPr>
-      <w:r>
-        <w:t>附录 D 36 项写作审查</w:t>
-      </w:r>
-    </w:p>
-    <w:p>
-      <w:r>
-        <w:rPr>
-          <w:rFonts w:ascii="Times New Roman" w:hAnsi="Times New Roman" w:eastAsia="宋体"/>
-          <w:sz w:val="21"/>
-        </w:rPr>
-        <w:t xml:space="preserve">下表按 </w:t>
-      </w:r>
-      <w:r>
-        <w:rPr>
-          <w:rFonts w:ascii="Consolas" w:hAnsi="Consolas" w:eastAsia="等线"/>
-          <w:sz w:val="19"/>
-        </w:rPr>
-        <w:t>paper-expert</w:t>
-      </w:r>
-      <w:r>
-        <w:rPr>
-          <w:rFonts w:ascii="Times New Roman" w:hAnsi="Times New Roman" w:eastAsia="宋体"/>
-          <w:sz w:val="21"/>
-        </w:rPr>
-        <w:t xml:space="preserve"> 的 36 项清单逐项核对。对题型不适用的项目不机械添加无关模型，而给出 A 类物理优化题的对应证据或明确标注“不适用”。</w:t>
-      </w:r>
-    </w:p>
-    <w:tbl>
-      <w:tblPr>
-        <w:tblStyle w:val="TableGrid"/>
-        <w:tblW w:type="auto" w:w="0"/>
-        <w:jc w:val="center"/>
-        <w:tblLayout w:type="autofit"/>
-        <w:tblLook w:firstColumn="1" w:firstRow="1" w:lastColumn="0" w:lastRow="0" w:noHBand="0" w:noVBand="1" w:val="04A0"/>
-      </w:tblPr>
-      <w:tblGrid>
-        <w:gridCol w:w="2268"/>
-        <w:gridCol w:w="2268"/>
-        <w:gridCol w:w="2268"/>
-        <w:gridCol w:w="2268"/>
-      </w:tblGrid>
-      <w:tr>
-        <w:trPr>
-          <w:cantSplit/>
-          <w:tblHeader w:val="true"/>
-        </w:trPr>
-        <w:tc>
-          <w:tcPr>
-            <w:tcW w:type="dxa" w:w="2268"/>
-            <w:vAlign w:val="center"/>
-            <w:tcMar>
-              <w:top w:w="60" w:type="dxa"/>
-              <w:start w:w="80" w:type="dxa"/>
-              <w:bottom w:w="60" w:type="dxa"/>
-              <w:end w:w="80" w:type="dxa"/>
-            </w:tcMar>
-            <w:shd w:fill="D9E2F3"/>
-          </w:tcPr>
-          <w:p>
-            <w:pPr>
-              <w:spacing w:after="0" w:line="240" w:lineRule="auto"/>
-              <w:ind w:firstLine="0"/>
-              <w:jc w:val="center"/>
-            </w:pPr>
-            <w:r>
-              <w:rPr>
-                <w:rFonts w:ascii="Times New Roman" w:hAnsi="Times New Roman" w:eastAsia="宋体"/>
-                <w:b/>
-                <w:sz w:val="17"/>
-              </w:rPr>
-              <w:t>#</w:t>
-            </w:r>
-          </w:p>
-        </w:tc>
-        <w:tc>
-          <w:tcPr>
-            <w:tcW w:type="dxa" w:w="2268"/>
-            <w:vAlign w:val="center"/>
-            <w:tcMar>
-              <w:top w:w="60" w:type="dxa"/>
-              <w:start w:w="80" w:type="dxa"/>
-              <w:bottom w:w="60" w:type="dxa"/>
-              <w:end w:w="80" w:type="dxa"/>
-            </w:tcMar>
-            <w:shd w:fill="D9E2F3"/>
-          </w:tcPr>
-          <w:p>
-            <w:pPr>
-              <w:spacing w:after="0" w:line="240" w:lineRule="auto"/>
-              <w:ind w:firstLine="0"/>
-              <w:jc w:val="center"/>
-            </w:pPr>
-            <w:r>
-              <w:rPr>
-                <w:rFonts w:ascii="Times New Roman" w:hAnsi="Times New Roman" w:eastAsia="宋体"/>
-                <w:b/>
-                <w:sz w:val="17"/>
-              </w:rPr>
-              <w:t>检查项</w:t>
-            </w:r>
-          </w:p>
-        </w:tc>
-        <w:tc>
-          <w:tcPr>
-            <w:tcW w:type="dxa" w:w="2268"/>
-            <w:vAlign w:val="center"/>
-            <w:tcMar>
-              <w:top w:w="60" w:type="dxa"/>
-              <w:start w:w="80" w:type="dxa"/>
-              <w:bottom w:w="60" w:type="dxa"/>
-              <w:end w:w="80" w:type="dxa"/>
-            </w:tcMar>
-            <w:shd w:fill="D9E2F3"/>
-          </w:tcPr>
-          <w:p>
-            <w:pPr>
-              <w:spacing w:after="0" w:line="240" w:lineRule="auto"/>
-              <w:ind w:firstLine="0"/>
-              <w:jc w:val="center"/>
-            </w:pPr>
-            <w:r>
-              <w:rPr>
-                <w:rFonts w:ascii="Times New Roman" w:hAnsi="Times New Roman" w:eastAsia="宋体"/>
-                <w:b/>
-                <w:sz w:val="17"/>
-              </w:rPr>
-              <w:t>结果</w:t>
-            </w:r>
-          </w:p>
-        </w:tc>
-        <w:tc>
-          <w:tcPr>
-            <w:tcW w:type="dxa" w:w="2268"/>
-            <w:vAlign w:val="center"/>
-            <w:tcMar>
-              <w:top w:w="60" w:type="dxa"/>
-              <w:start w:w="80" w:type="dxa"/>
-              <w:bottom w:w="60" w:type="dxa"/>
-              <w:end w:w="80" w:type="dxa"/>
-            </w:tcMar>
-            <w:shd w:fill="D9E2F3"/>
-          </w:tcPr>
-          <w:p>
-            <w:pPr>
-              <w:spacing w:after="0" w:line="240" w:lineRule="auto"/>
-              <w:ind w:firstLine="0"/>
-              <w:jc w:val="center"/>
-            </w:pPr>
-            <w:r>
-              <w:rPr>
-                <w:rFonts w:ascii="Times New Roman" w:hAnsi="Times New Roman" w:eastAsia="宋体"/>
-                <w:b/>
-                <w:sz w:val="17"/>
-              </w:rPr>
-              <w:t>本文证据</w:t>
-            </w:r>
-          </w:p>
-        </w:tc>
-      </w:tr>
-      <w:tr>
-        <w:trPr>
-          <w:cantSplit/>
-        </w:trPr>
-        <w:tc>
-          <w:tcPr>
-            <w:tcW w:type="dxa" w:w="2268"/>
-            <w:vAlign w:val="center"/>
-            <w:tcMar>
-              <w:top w:w="60" w:type="dxa"/>
-              <w:start w:w="80" w:type="dxa"/>
-              <w:bottom w:w="60" w:type="dxa"/>
-              <w:end w:w="80" w:type="dxa"/>
-            </w:tcMar>
-          </w:tcPr>
-          <w:p>
-            <w:pPr>
-              <w:spacing w:after="0" w:line="240" w:lineRule="auto"/>
-              <w:ind w:firstLine="0"/>
-              <w:jc w:val="left"/>
-            </w:pPr>
-            <w:r>
-              <w:rPr>
-                <w:rFonts w:ascii="Times New Roman" w:hAnsi="Times New Roman" w:eastAsia="宋体"/>
-                <w:sz w:val="17"/>
-              </w:rPr>
-              <w:t>1</w:t>
-            </w:r>
-          </w:p>
-        </w:tc>
-        <w:tc>
-          <w:tcPr>
-            <w:tcW w:type="dxa" w:w="2268"/>
-            <w:vAlign w:val="center"/>
-            <w:tcMar>
-              <w:top w:w="60" w:type="dxa"/>
-              <w:start w:w="80" w:type="dxa"/>
-              <w:bottom w:w="60" w:type="dxa"/>
-              <w:end w:w="80" w:type="dxa"/>
-            </w:tcMar>
-          </w:tcPr>
-          <w:p>
-            <w:pPr>
-              <w:spacing w:after="0" w:line="240" w:lineRule="auto"/>
-              <w:ind w:firstLine="0"/>
-              <w:jc w:val="center"/>
-            </w:pPr>
-            <w:r>
-              <w:rPr>
-                <w:rFonts w:ascii="Times New Roman" w:hAnsi="Times New Roman" w:eastAsia="宋体"/>
-                <w:sz w:val="17"/>
-              </w:rPr>
-              <w:t>摘要含全部问题量化结果</w:t>
-            </w:r>
-          </w:p>
-        </w:tc>
-        <w:tc>
-          <w:tcPr>
-            <w:tcW w:type="dxa" w:w="2268"/>
-            <w:vAlign w:val="center"/>
-            <w:tcMar>
-              <w:top w:w="60" w:type="dxa"/>
-              <w:start w:w="80" w:type="dxa"/>
-              <w:bottom w:w="60" w:type="dxa"/>
-              <w:end w:w="80" w:type="dxa"/>
-            </w:tcMar>
-          </w:tcPr>
-          <w:p>
-            <w:pPr>
-              <w:spacing w:after="0" w:line="240" w:lineRule="auto"/>
-              <w:ind w:firstLine="0"/>
-              <w:jc w:val="center"/>
-            </w:pPr>
-            <w:r>
-              <w:rPr>
-                <w:rFonts w:ascii="Times New Roman" w:hAnsi="Times New Roman" w:eastAsia="宋体"/>
-                <w:sz w:val="17"/>
-              </w:rPr>
-              <w:t>通过</w:t>
-            </w:r>
-          </w:p>
-        </w:tc>
-        <w:tc>
-          <w:tcPr>
-            <w:tcW w:type="dxa" w:w="2268"/>
-            <w:vAlign w:val="center"/>
-            <w:tcMar>
-              <w:top w:w="60" w:type="dxa"/>
-              <w:start w:w="80" w:type="dxa"/>
-              <w:bottom w:w="60" w:type="dxa"/>
-              <w:end w:w="80" w:type="dxa"/>
-            </w:tcMar>
-          </w:tcPr>
-          <w:p>
-            <w:pPr>
-              <w:spacing w:after="0" w:line="240" w:lineRule="auto"/>
-              <w:ind w:firstLine="0"/>
-              <w:jc w:val="center"/>
-            </w:pPr>
-            <w:r>
-              <w:rPr>
-                <w:rFonts w:ascii="Times New Roman" w:hAnsi="Times New Roman" w:eastAsia="宋体"/>
-                <w:sz w:val="17"/>
-              </w:rPr>
-              <w:t>五问均含方法与时长</w:t>
-            </w:r>
-          </w:p>
-        </w:tc>
-      </w:tr>
-      <w:tr>
-        <w:trPr>
-          <w:cantSplit/>
-        </w:trPr>
-        <w:tc>
-          <w:tcPr>
-            <w:tcW w:type="dxa" w:w="2268"/>
-            <w:vAlign w:val="center"/>
-            <w:tcMar>
-              <w:top w:w="60" w:type="dxa"/>
-              <w:start w:w="80" w:type="dxa"/>
-              <w:bottom w:w="60" w:type="dxa"/>
-              <w:end w:w="80" w:type="dxa"/>
-            </w:tcMar>
-          </w:tcPr>
-          <w:p>
-            <w:pPr>
-              <w:spacing w:after="0" w:line="240" w:lineRule="auto"/>
-              <w:ind w:firstLine="0"/>
-              <w:jc w:val="left"/>
-            </w:pPr>
-            <w:r>
-              <w:rPr>
-                <w:rFonts w:ascii="Times New Roman" w:hAnsi="Times New Roman" w:eastAsia="宋体"/>
-                <w:sz w:val="17"/>
-              </w:rPr>
-              <w:t>2</w:t>
-            </w:r>
-          </w:p>
-        </w:tc>
-        <w:tc>
-          <w:tcPr>
-            <w:tcW w:type="dxa" w:w="2268"/>
-            <w:vAlign w:val="center"/>
-            <w:tcMar>
-              <w:top w:w="60" w:type="dxa"/>
-              <w:start w:w="80" w:type="dxa"/>
-              <w:bottom w:w="60" w:type="dxa"/>
-              <w:end w:w="80" w:type="dxa"/>
-            </w:tcMar>
-          </w:tcPr>
-          <w:p>
-            <w:pPr>
-              <w:spacing w:after="0" w:line="240" w:lineRule="auto"/>
-              <w:ind w:firstLine="0"/>
-              <w:jc w:val="center"/>
-            </w:pPr>
-            <w:r>
-              <w:rPr>
-                <w:rFonts w:ascii="Times New Roman" w:hAnsi="Times New Roman" w:eastAsia="宋体"/>
-                <w:sz w:val="17"/>
-              </w:rPr>
-              <w:t>摘要约 500—600 字且结构完整</w:t>
-            </w:r>
-          </w:p>
-        </w:tc>
-        <w:tc>
-          <w:tcPr>
-            <w:tcW w:type="dxa" w:w="2268"/>
-            <w:vAlign w:val="center"/>
-            <w:tcMar>
-              <w:top w:w="60" w:type="dxa"/>
-              <w:start w:w="80" w:type="dxa"/>
-              <w:bottom w:w="60" w:type="dxa"/>
-              <w:end w:w="80" w:type="dxa"/>
-            </w:tcMar>
-          </w:tcPr>
-          <w:p>
-            <w:pPr>
-              <w:spacing w:after="0" w:line="240" w:lineRule="auto"/>
-              <w:ind w:firstLine="0"/>
-              <w:jc w:val="center"/>
-            </w:pPr>
-            <w:r>
-              <w:rPr>
-                <w:rFonts w:ascii="Times New Roman" w:hAnsi="Times New Roman" w:eastAsia="宋体"/>
-                <w:sz w:val="17"/>
-              </w:rPr>
-              <w:t>通过</w:t>
-            </w:r>
-          </w:p>
-        </w:tc>
-        <w:tc>
-          <w:tcPr>
-            <w:tcW w:type="dxa" w:w="2268"/>
-            <w:vAlign w:val="center"/>
-            <w:tcMar>
-              <w:top w:w="60" w:type="dxa"/>
-              <w:start w:w="80" w:type="dxa"/>
-              <w:bottom w:w="60" w:type="dxa"/>
-              <w:end w:w="80" w:type="dxa"/>
-            </w:tcMar>
-          </w:tcPr>
-          <w:p>
-            <w:pPr>
-              <w:spacing w:after="0" w:line="240" w:lineRule="auto"/>
-              <w:ind w:firstLine="0"/>
-              <w:jc w:val="center"/>
-            </w:pPr>
-            <w:r>
-              <w:rPr>
-                <w:rFonts w:ascii="Times New Roman" w:hAnsi="Times New Roman" w:eastAsia="宋体"/>
-                <w:sz w:val="17"/>
-              </w:rPr>
-              <w:t>背景、五问、验证、关键词</w:t>
-            </w:r>
-          </w:p>
-        </w:tc>
-      </w:tr>
-      <w:tr>
-        <w:trPr>
-          <w:cantSplit/>
-        </w:trPr>
-        <w:tc>
-          <w:tcPr>
-            <w:tcW w:type="dxa" w:w="2268"/>
-            <w:vAlign w:val="center"/>
-            <w:tcMar>
-              <w:top w:w="60" w:type="dxa"/>
-              <w:start w:w="80" w:type="dxa"/>
-              <w:bottom w:w="60" w:type="dxa"/>
-              <w:end w:w="80" w:type="dxa"/>
-            </w:tcMar>
-          </w:tcPr>
-          <w:p>
-            <w:pPr>
-              <w:spacing w:after="0" w:line="240" w:lineRule="auto"/>
-              <w:ind w:firstLine="0"/>
-              <w:jc w:val="left"/>
-            </w:pPr>
-            <w:r>
-              <w:rPr>
-                <w:rFonts w:ascii="Times New Roman" w:hAnsi="Times New Roman" w:eastAsia="宋体"/>
-                <w:sz w:val="17"/>
-              </w:rPr>
-              <w:t>3</w:t>
-            </w:r>
-          </w:p>
-        </w:tc>
-        <w:tc>
-          <w:tcPr>
-            <w:tcW w:type="dxa" w:w="2268"/>
-            <w:vAlign w:val="center"/>
-            <w:tcMar>
-              <w:top w:w="60" w:type="dxa"/>
-              <w:start w:w="80" w:type="dxa"/>
-              <w:bottom w:w="60" w:type="dxa"/>
-              <w:end w:w="80" w:type="dxa"/>
-            </w:tcMar>
-          </w:tcPr>
-          <w:p>
-            <w:pPr>
-              <w:spacing w:after="0" w:line="240" w:lineRule="auto"/>
-              <w:ind w:firstLine="0"/>
-              <w:jc w:val="center"/>
-            </w:pPr>
-            <w:r>
-              <w:rPr>
-                <w:rFonts w:ascii="Times New Roman" w:hAnsi="Times New Roman" w:eastAsia="宋体"/>
-                <w:sz w:val="17"/>
-              </w:rPr>
-              <w:t>章节完整</w:t>
-            </w:r>
-          </w:p>
-        </w:tc>
-        <w:tc>
-          <w:tcPr>
-            <w:tcW w:type="dxa" w:w="2268"/>
-            <w:vAlign w:val="center"/>
-            <w:tcMar>
-              <w:top w:w="60" w:type="dxa"/>
-              <w:start w:w="80" w:type="dxa"/>
-              <w:bottom w:w="60" w:type="dxa"/>
-              <w:end w:w="80" w:type="dxa"/>
-            </w:tcMar>
-          </w:tcPr>
-          <w:p>
-            <w:pPr>
-              <w:spacing w:after="0" w:line="240" w:lineRule="auto"/>
-              <w:ind w:firstLine="0"/>
-              <w:jc w:val="center"/>
-            </w:pPr>
-            <w:r>
-              <w:rPr>
-                <w:rFonts w:ascii="Times New Roman" w:hAnsi="Times New Roman" w:eastAsia="宋体"/>
-                <w:sz w:val="17"/>
-              </w:rPr>
-              <w:t>通过</w:t>
-            </w:r>
-          </w:p>
-        </w:tc>
-        <w:tc>
-          <w:tcPr>
-            <w:tcW w:type="dxa" w:w="2268"/>
-            <w:vAlign w:val="center"/>
-            <w:tcMar>
-              <w:top w:w="60" w:type="dxa"/>
-              <w:start w:w="80" w:type="dxa"/>
-              <w:bottom w:w="60" w:type="dxa"/>
-              <w:end w:w="80" w:type="dxa"/>
-            </w:tcMar>
-          </w:tcPr>
-          <w:p>
-            <w:pPr>
-              <w:spacing w:after="0" w:line="240" w:lineRule="auto"/>
-              <w:ind w:firstLine="0"/>
-              <w:jc w:val="center"/>
-            </w:pPr>
-            <w:r>
-              <w:rPr>
-                <w:rFonts w:ascii="Times New Roman" w:hAnsi="Times New Roman" w:eastAsia="宋体"/>
-                <w:sz w:val="17"/>
-              </w:rPr>
-              <w:t>八段式正文及附录</w:t>
-            </w:r>
-          </w:p>
-        </w:tc>
-      </w:tr>
-      <w:tr>
-        <w:trPr>
-          <w:cantSplit/>
-        </w:trPr>
-        <w:tc>
-          <w:tcPr>
-            <w:tcW w:type="dxa" w:w="2268"/>
-            <w:vAlign w:val="center"/>
-            <w:tcMar>
-              <w:top w:w="60" w:type="dxa"/>
-              <w:start w:w="80" w:type="dxa"/>
-              <w:bottom w:w="60" w:type="dxa"/>
-              <w:end w:w="80" w:type="dxa"/>
-            </w:tcMar>
-          </w:tcPr>
-          <w:p>
-            <w:pPr>
-              <w:spacing w:after="0" w:line="240" w:lineRule="auto"/>
-              <w:ind w:firstLine="0"/>
-              <w:jc w:val="left"/>
-            </w:pPr>
-            <w:r>
-              <w:rPr>
-                <w:rFonts w:ascii="Times New Roman" w:hAnsi="Times New Roman" w:eastAsia="宋体"/>
-                <w:sz w:val="17"/>
-              </w:rPr>
-              <w:t>4</w:t>
-            </w:r>
-          </w:p>
-        </w:tc>
-        <w:tc>
-          <w:tcPr>
-            <w:tcW w:type="dxa" w:w="2268"/>
-            <w:vAlign w:val="center"/>
-            <w:tcMar>
-              <w:top w:w="60" w:type="dxa"/>
-              <w:start w:w="80" w:type="dxa"/>
-              <w:bottom w:w="60" w:type="dxa"/>
-              <w:end w:w="80" w:type="dxa"/>
-            </w:tcMar>
-          </w:tcPr>
-          <w:p>
-            <w:pPr>
-              <w:spacing w:after="0" w:line="240" w:lineRule="auto"/>
-              <w:ind w:firstLine="0"/>
-              <w:jc w:val="center"/>
-            </w:pPr>
-            <w:r>
-              <w:rPr>
-                <w:rFonts w:ascii="Times New Roman" w:hAnsi="Times New Roman" w:eastAsia="宋体"/>
-                <w:sz w:val="17"/>
-              </w:rPr>
-              <w:t>建模求解为全文主体</w:t>
-            </w:r>
-          </w:p>
-        </w:tc>
-        <w:tc>
-          <w:tcPr>
-            <w:tcW w:type="dxa" w:w="2268"/>
-            <w:vAlign w:val="center"/>
-            <w:tcMar>
-              <w:top w:w="60" w:type="dxa"/>
-              <w:start w:w="80" w:type="dxa"/>
-              <w:bottom w:w="60" w:type="dxa"/>
-              <w:end w:w="80" w:type="dxa"/>
-            </w:tcMar>
-          </w:tcPr>
-          <w:p>
-            <w:pPr>
-              <w:spacing w:after="0" w:line="240" w:lineRule="auto"/>
-              <w:ind w:firstLine="0"/>
-              <w:jc w:val="center"/>
-            </w:pPr>
-            <w:r>
-              <w:rPr>
-                <w:rFonts w:ascii="Times New Roman" w:hAnsi="Times New Roman" w:eastAsia="宋体"/>
-                <w:sz w:val="17"/>
-              </w:rPr>
-              <w:t>通过</w:t>
-            </w:r>
-          </w:p>
-        </w:tc>
-        <w:tc>
-          <w:tcPr>
-            <w:tcW w:type="dxa" w:w="2268"/>
-            <w:vAlign w:val="center"/>
-            <w:tcMar>
-              <w:top w:w="60" w:type="dxa"/>
-              <w:start w:w="80" w:type="dxa"/>
-              <w:bottom w:w="60" w:type="dxa"/>
-              <w:end w:w="80" w:type="dxa"/>
-            </w:tcMar>
-          </w:tcPr>
-          <w:p>
-            <w:pPr>
-              <w:spacing w:after="0" w:line="240" w:lineRule="auto"/>
-              <w:ind w:firstLine="0"/>
-              <w:jc w:val="center"/>
-            </w:pPr>
-            <w:r>
-              <w:rPr>
-                <w:rFonts w:ascii="Times New Roman" w:hAnsi="Times New Roman" w:eastAsia="宋体"/>
-                <w:sz w:val="17"/>
-              </w:rPr>
-              <w:t>第 5 章含五问五层闭环</w:t>
-            </w:r>
-          </w:p>
-        </w:tc>
-      </w:tr>
-      <w:tr>
-        <w:trPr>
-          <w:cantSplit/>
-        </w:trPr>
-        <w:tc>
-          <w:tcPr>
-            <w:tcW w:type="dxa" w:w="2268"/>
-            <w:vAlign w:val="center"/>
-            <w:tcMar>
-              <w:top w:w="60" w:type="dxa"/>
-              <w:start w:w="80" w:type="dxa"/>
-              <w:bottom w:w="60" w:type="dxa"/>
-              <w:end w:w="80" w:type="dxa"/>
-            </w:tcMar>
-          </w:tcPr>
-          <w:p>
-            <w:pPr>
-              <w:spacing w:after="0" w:line="240" w:lineRule="auto"/>
-              <w:ind w:firstLine="0"/>
-              <w:jc w:val="left"/>
-            </w:pPr>
-            <w:r>
-              <w:rPr>
-                <w:rFonts w:ascii="Times New Roman" w:hAnsi="Times New Roman" w:eastAsia="宋体"/>
-                <w:sz w:val="17"/>
-              </w:rPr>
-              <w:t>5</w:t>
-            </w:r>
-          </w:p>
-        </w:tc>
-        <w:tc>
-          <w:tcPr>
-            <w:tcW w:type="dxa" w:w="2268"/>
-            <w:vAlign w:val="center"/>
-            <w:tcMar>
-              <w:top w:w="60" w:type="dxa"/>
-              <w:start w:w="80" w:type="dxa"/>
-              <w:bottom w:w="60" w:type="dxa"/>
-              <w:end w:w="80" w:type="dxa"/>
-            </w:tcMar>
-          </w:tcPr>
-          <w:p>
-            <w:pPr>
-              <w:spacing w:after="0" w:line="240" w:lineRule="auto"/>
-              <w:ind w:firstLine="0"/>
-              <w:jc w:val="center"/>
-            </w:pPr>
-            <w:r>
-              <w:rPr>
-                <w:rFonts w:ascii="Times New Roman" w:hAnsi="Times New Roman" w:eastAsia="宋体"/>
-                <w:sz w:val="17"/>
-              </w:rPr>
-              <w:t>独立模型评价</w:t>
-            </w:r>
-          </w:p>
-        </w:tc>
-        <w:tc>
-          <w:tcPr>
-            <w:tcW w:type="dxa" w:w="2268"/>
-            <w:vAlign w:val="center"/>
-            <w:tcMar>
-              <w:top w:w="60" w:type="dxa"/>
-              <w:start w:w="80" w:type="dxa"/>
-              <w:bottom w:w="60" w:type="dxa"/>
-              <w:end w:w="80" w:type="dxa"/>
-            </w:tcMar>
-          </w:tcPr>
-          <w:p>
-            <w:pPr>
-              <w:spacing w:after="0" w:line="240" w:lineRule="auto"/>
-              <w:ind w:firstLine="0"/>
-              <w:jc w:val="center"/>
-            </w:pPr>
-            <w:r>
-              <w:rPr>
-                <w:rFonts w:ascii="Times New Roman" w:hAnsi="Times New Roman" w:eastAsia="宋体"/>
-                <w:sz w:val="17"/>
-              </w:rPr>
-              <w:t>通过</w:t>
-            </w:r>
-          </w:p>
-        </w:tc>
-        <w:tc>
-          <w:tcPr>
-            <w:tcW w:type="dxa" w:w="2268"/>
-            <w:vAlign w:val="center"/>
-            <w:tcMar>
-              <w:top w:w="60" w:type="dxa"/>
-              <w:start w:w="80" w:type="dxa"/>
-              <w:bottom w:w="60" w:type="dxa"/>
-              <w:end w:w="80" w:type="dxa"/>
-            </w:tcMar>
-          </w:tcPr>
-          <w:p>
-            <w:pPr>
-              <w:spacing w:after="0" w:line="240" w:lineRule="auto"/>
-              <w:ind w:firstLine="0"/>
-              <w:jc w:val="center"/>
-            </w:pPr>
-            <w:r>
-              <w:rPr>
-                <w:rFonts w:ascii="Times New Roman" w:hAnsi="Times New Roman" w:eastAsia="宋体"/>
-                <w:sz w:val="17"/>
-              </w:rPr>
-              <w:t>第 7 章优点、缺点、改进</w:t>
-            </w:r>
-          </w:p>
-        </w:tc>
-      </w:tr>
-      <w:tr>
-        <w:trPr>
-          <w:cantSplit/>
-        </w:trPr>
-        <w:tc>
-          <w:tcPr>
-            <w:tcW w:type="dxa" w:w="2268"/>
-            <w:vAlign w:val="center"/>
-            <w:tcMar>
-              <w:top w:w="60" w:type="dxa"/>
-              <w:start w:w="80" w:type="dxa"/>
-              <w:bottom w:w="60" w:type="dxa"/>
-              <w:end w:w="80" w:type="dxa"/>
-            </w:tcMar>
-          </w:tcPr>
-          <w:p>
-            <w:pPr>
-              <w:spacing w:after="0" w:line="240" w:lineRule="auto"/>
-              <w:ind w:firstLine="0"/>
-              <w:jc w:val="left"/>
-            </w:pPr>
-            <w:r>
-              <w:rPr>
-                <w:rFonts w:ascii="Times New Roman" w:hAnsi="Times New Roman" w:eastAsia="宋体"/>
-                <w:sz w:val="17"/>
-              </w:rPr>
-              <w:t>6</w:t>
-            </w:r>
-          </w:p>
-        </w:tc>
-        <w:tc>
-          <w:tcPr>
-            <w:tcW w:type="dxa" w:w="2268"/>
-            <w:vAlign w:val="center"/>
-            <w:tcMar>
-              <w:top w:w="60" w:type="dxa"/>
-              <w:start w:w="80" w:type="dxa"/>
-              <w:bottom w:w="60" w:type="dxa"/>
-              <w:end w:w="80" w:type="dxa"/>
-            </w:tcMar>
-          </w:tcPr>
-          <w:p>
-            <w:pPr>
-              <w:spacing w:after="0" w:line="240" w:lineRule="auto"/>
-              <w:ind w:firstLine="0"/>
-              <w:jc w:val="center"/>
-            </w:pPr>
-            <w:r>
-              <w:rPr>
-                <w:rFonts w:ascii="Times New Roman" w:hAnsi="Times New Roman" w:eastAsia="宋体"/>
-                <w:sz w:val="17"/>
-              </w:rPr>
-              <w:t>独立稳健性分析</w:t>
-            </w:r>
-          </w:p>
-        </w:tc>
-        <w:tc>
-          <w:tcPr>
-            <w:tcW w:type="dxa" w:w="2268"/>
-            <w:vAlign w:val="center"/>
-            <w:tcMar>
-              <w:top w:w="60" w:type="dxa"/>
-              <w:start w:w="80" w:type="dxa"/>
-              <w:bottom w:w="60" w:type="dxa"/>
-              <w:end w:w="80" w:type="dxa"/>
-            </w:tcMar>
-          </w:tcPr>
-          <w:p>
-            <w:pPr>
-              <w:spacing w:after="0" w:line="240" w:lineRule="auto"/>
-              <w:ind w:firstLine="0"/>
-              <w:jc w:val="center"/>
-            </w:pPr>
-            <w:r>
-              <w:rPr>
-                <w:rFonts w:ascii="Times New Roman" w:hAnsi="Times New Roman" w:eastAsia="宋体"/>
-                <w:sz w:val="17"/>
-              </w:rPr>
-              <w:t>通过</w:t>
-            </w:r>
-          </w:p>
-        </w:tc>
-        <w:tc>
-          <w:tcPr>
-            <w:tcW w:type="dxa" w:w="2268"/>
-            <w:vAlign w:val="center"/>
-            <w:tcMar>
-              <w:top w:w="60" w:type="dxa"/>
-              <w:start w:w="80" w:type="dxa"/>
-              <w:bottom w:w="60" w:type="dxa"/>
-              <w:end w:w="80" w:type="dxa"/>
-            </w:tcMar>
-          </w:tcPr>
-          <w:p>
-            <w:pPr>
-              <w:spacing w:after="0" w:line="240" w:lineRule="auto"/>
-              <w:ind w:firstLine="0"/>
-              <w:jc w:val="center"/>
-            </w:pPr>
-            <w:r>
-              <w:rPr>
-                <w:rFonts w:ascii="Times New Roman" w:hAnsi="Times New Roman" w:eastAsia="宋体"/>
-                <w:sz w:val="17"/>
-              </w:rPr>
-              <w:t>第 6 章五类验证</w:t>
-            </w:r>
-          </w:p>
-        </w:tc>
-      </w:tr>
-      <w:tr>
-        <w:trPr>
-          <w:cantSplit/>
-        </w:trPr>
-        <w:tc>
-          <w:tcPr>
-            <w:tcW w:type="dxa" w:w="2268"/>
-            <w:vAlign w:val="center"/>
-            <w:tcMar>
-              <w:top w:w="60" w:type="dxa"/>
-              <w:start w:w="80" w:type="dxa"/>
-              <w:bottom w:w="60" w:type="dxa"/>
-              <w:end w:w="80" w:type="dxa"/>
-            </w:tcMar>
-          </w:tcPr>
-          <w:p>
-            <w:pPr>
-              <w:spacing w:after="0" w:line="240" w:lineRule="auto"/>
-              <w:ind w:firstLine="0"/>
-              <w:jc w:val="left"/>
-            </w:pPr>
-            <w:r>
-              <w:rPr>
-                <w:rFonts w:ascii="Times New Roman" w:hAnsi="Times New Roman" w:eastAsia="宋体"/>
-                <w:sz w:val="17"/>
-              </w:rPr>
-              <w:t>7</w:t>
-            </w:r>
-          </w:p>
-        </w:tc>
-        <w:tc>
-          <w:tcPr>
-            <w:tcW w:type="dxa" w:w="2268"/>
-            <w:vAlign w:val="center"/>
-            <w:tcMar>
-              <w:top w:w="60" w:type="dxa"/>
-              <w:start w:w="80" w:type="dxa"/>
-              <w:bottom w:w="60" w:type="dxa"/>
-              <w:end w:w="80" w:type="dxa"/>
-            </w:tcMar>
-          </w:tcPr>
-          <w:p>
-            <w:pPr>
-              <w:spacing w:after="0" w:line="240" w:lineRule="auto"/>
-              <w:ind w:firstLine="0"/>
-              <w:jc w:val="center"/>
-            </w:pPr>
-            <w:r>
-              <w:rPr>
-                <w:rFonts w:ascii="Times New Roman" w:hAnsi="Times New Roman" w:eastAsia="宋体"/>
-                <w:sz w:val="17"/>
-              </w:rPr>
-              <w:t>附录受控</w:t>
-            </w:r>
-          </w:p>
-        </w:tc>
-        <w:tc>
-          <w:tcPr>
-            <w:tcW w:type="dxa" w:w="2268"/>
-            <w:vAlign w:val="center"/>
-            <w:tcMar>
-              <w:top w:w="60" w:type="dxa"/>
-              <w:start w:w="80" w:type="dxa"/>
-              <w:bottom w:w="60" w:type="dxa"/>
-              <w:end w:w="80" w:type="dxa"/>
-            </w:tcMar>
-          </w:tcPr>
-          <w:p>
-            <w:pPr>
-              <w:spacing w:after="0" w:line="240" w:lineRule="auto"/>
-              <w:ind w:firstLine="0"/>
-              <w:jc w:val="center"/>
-            </w:pPr>
-            <w:r>
-              <w:rPr>
-                <w:rFonts w:ascii="Times New Roman" w:hAnsi="Times New Roman" w:eastAsia="宋体"/>
-                <w:sz w:val="17"/>
-              </w:rPr>
-              <w:t>通过</w:t>
-            </w:r>
-          </w:p>
-        </w:tc>
-        <w:tc>
-          <w:tcPr>
-            <w:tcW w:type="dxa" w:w="2268"/>
-            <w:vAlign w:val="center"/>
-            <w:tcMar>
-              <w:top w:w="60" w:type="dxa"/>
-              <w:start w:w="80" w:type="dxa"/>
-              <w:bottom w:w="60" w:type="dxa"/>
-              <w:end w:w="80" w:type="dxa"/>
-            </w:tcMar>
-          </w:tcPr>
-          <w:p>
-            <w:pPr>
-              <w:spacing w:after="0" w:line="240" w:lineRule="auto"/>
-              <w:ind w:firstLine="0"/>
-              <w:jc w:val="center"/>
-            </w:pPr>
-            <w:r>
-              <w:rPr>
-                <w:rFonts w:ascii="Times New Roman" w:hAnsi="Times New Roman" w:eastAsia="宋体"/>
-                <w:sz w:val="17"/>
-              </w:rPr>
-              <w:t>仅伪码、环境、文件映射和审查</w:t>
-            </w:r>
-          </w:p>
-        </w:tc>
-      </w:tr>
-      <w:tr>
-        <w:trPr>
-          <w:cantSplit/>
-        </w:trPr>
-        <w:tc>
-          <w:tcPr>
-            <w:tcW w:type="dxa" w:w="2268"/>
-            <w:vAlign w:val="center"/>
-            <w:tcMar>
-              <w:top w:w="60" w:type="dxa"/>
-              <w:start w:w="80" w:type="dxa"/>
-              <w:bottom w:w="60" w:type="dxa"/>
-              <w:end w:w="80" w:type="dxa"/>
-            </w:tcMar>
-          </w:tcPr>
-          <w:p>
-            <w:pPr>
-              <w:spacing w:after="0" w:line="240" w:lineRule="auto"/>
-              <w:ind w:firstLine="0"/>
-              <w:jc w:val="left"/>
-            </w:pPr>
-            <w:r>
-              <w:rPr>
-                <w:rFonts w:ascii="Times New Roman" w:hAnsi="Times New Roman" w:eastAsia="宋体"/>
-                <w:sz w:val="17"/>
-              </w:rPr>
-              <w:t>8</w:t>
-            </w:r>
-          </w:p>
-        </w:tc>
-        <w:tc>
-          <w:tcPr>
-            <w:tcW w:type="dxa" w:w="2268"/>
-            <w:vAlign w:val="center"/>
-            <w:tcMar>
-              <w:top w:w="60" w:type="dxa"/>
-              <w:start w:w="80" w:type="dxa"/>
-              <w:bottom w:w="60" w:type="dxa"/>
-              <w:end w:w="80" w:type="dxa"/>
-            </w:tcMar>
-          </w:tcPr>
-          <w:p>
-            <w:pPr>
-              <w:spacing w:after="0" w:line="240" w:lineRule="auto"/>
-              <w:ind w:firstLine="0"/>
-              <w:jc w:val="center"/>
-            </w:pPr>
-            <w:r>
-              <w:rPr>
-                <w:rFonts w:ascii="Times New Roman" w:hAnsi="Times New Roman" w:eastAsia="宋体"/>
-                <w:sz w:val="17"/>
-              </w:rPr>
-              <w:t>公式全文连续编号</w:t>
-            </w:r>
-          </w:p>
-        </w:tc>
-        <w:tc>
-          <w:tcPr>
-            <w:tcW w:type="dxa" w:w="2268"/>
-            <w:vAlign w:val="center"/>
-            <w:tcMar>
-              <w:top w:w="60" w:type="dxa"/>
-              <w:start w:w="80" w:type="dxa"/>
-              <w:bottom w:w="60" w:type="dxa"/>
-              <w:end w:w="80" w:type="dxa"/>
-            </w:tcMar>
-          </w:tcPr>
-          <w:p>
-            <w:pPr>
-              <w:spacing w:after="0" w:line="240" w:lineRule="auto"/>
-              <w:ind w:firstLine="0"/>
-              <w:jc w:val="center"/>
-            </w:pPr>
-            <w:r>
-              <w:rPr>
-                <w:rFonts w:ascii="Times New Roman" w:hAnsi="Times New Roman" w:eastAsia="宋体"/>
-                <w:sz w:val="17"/>
-              </w:rPr>
-              <w:t>通过</w:t>
-            </w:r>
-          </w:p>
-        </w:tc>
-        <w:tc>
-          <w:tcPr>
-            <w:tcW w:type="dxa" w:w="2268"/>
-            <w:vAlign w:val="center"/>
-            <w:tcMar>
-              <w:top w:w="60" w:type="dxa"/>
-              <w:start w:w="80" w:type="dxa"/>
-              <w:bottom w:w="60" w:type="dxa"/>
-              <w:end w:w="80" w:type="dxa"/>
-            </w:tcMar>
-          </w:tcPr>
-          <w:p>
-            <w:pPr>
-              <w:spacing w:after="0" w:line="240" w:lineRule="auto"/>
-              <w:ind w:firstLine="0"/>
-              <w:jc w:val="center"/>
-            </w:pPr>
-            <w:r>
-              <w:rPr>
-                <w:rFonts w:ascii="Times New Roman" w:hAnsi="Times New Roman" w:eastAsia="宋体"/>
-                <w:sz w:val="17"/>
-              </w:rPr>
-              <w:t>由构建程序自动编号</w:t>
-            </w:r>
-          </w:p>
-        </w:tc>
-      </w:tr>
-      <w:tr>
-        <w:trPr>
-          <w:cantSplit/>
-        </w:trPr>
-        <w:tc>
-          <w:tcPr>
-            <w:tcW w:type="dxa" w:w="2268"/>
-            <w:vAlign w:val="center"/>
-            <w:tcMar>
-              <w:top w:w="60" w:type="dxa"/>
-              <w:start w:w="80" w:type="dxa"/>
-              <w:bottom w:w="60" w:type="dxa"/>
-              <w:end w:w="80" w:type="dxa"/>
-            </w:tcMar>
-          </w:tcPr>
-          <w:p>
-            <w:pPr>
-              <w:spacing w:after="0" w:line="240" w:lineRule="auto"/>
-              <w:ind w:firstLine="0"/>
-              <w:jc w:val="left"/>
-            </w:pPr>
-            <w:r>
-              <w:rPr>
-                <w:rFonts w:ascii="Times New Roman" w:hAnsi="Times New Roman" w:eastAsia="宋体"/>
-                <w:sz w:val="17"/>
-              </w:rPr>
-              <w:t>9</w:t>
-            </w:r>
-          </w:p>
-        </w:tc>
-        <w:tc>
-          <w:tcPr>
-            <w:tcW w:type="dxa" w:w="2268"/>
-            <w:vAlign w:val="center"/>
-            <w:tcMar>
-              <w:top w:w="60" w:type="dxa"/>
-              <w:start w:w="80" w:type="dxa"/>
-              <w:bottom w:w="60" w:type="dxa"/>
-              <w:end w:w="80" w:type="dxa"/>
-            </w:tcMar>
-          </w:tcPr>
-          <w:p>
-            <w:pPr>
-              <w:spacing w:after="0" w:line="240" w:lineRule="auto"/>
-              <w:ind w:firstLine="0"/>
-              <w:jc w:val="center"/>
-            </w:pPr>
-            <w:r>
-              <w:rPr>
-                <w:rFonts w:ascii="Times New Roman" w:hAnsi="Times New Roman" w:eastAsia="宋体"/>
-                <w:sz w:val="17"/>
-              </w:rPr>
-              <w:t>公式居中且编号右侧</w:t>
-            </w:r>
-          </w:p>
-        </w:tc>
-        <w:tc>
-          <w:tcPr>
-            <w:tcW w:type="dxa" w:w="2268"/>
-            <w:vAlign w:val="center"/>
-            <w:tcMar>
-              <w:top w:w="60" w:type="dxa"/>
-              <w:start w:w="80" w:type="dxa"/>
-              <w:bottom w:w="60" w:type="dxa"/>
-              <w:end w:w="80" w:type="dxa"/>
-            </w:tcMar>
-          </w:tcPr>
-          <w:p>
-            <w:pPr>
-              <w:spacing w:after="0" w:line="240" w:lineRule="auto"/>
-              <w:ind w:firstLine="0"/>
-              <w:jc w:val="center"/>
-            </w:pPr>
-            <w:r>
-              <w:rPr>
-                <w:rFonts w:ascii="Times New Roman" w:hAnsi="Times New Roman" w:eastAsia="宋体"/>
-                <w:sz w:val="17"/>
-              </w:rPr>
-              <w:t>通过</w:t>
-            </w:r>
-          </w:p>
-        </w:tc>
-        <w:tc>
-          <w:tcPr>
-            <w:tcW w:type="dxa" w:w="2268"/>
-            <w:vAlign w:val="center"/>
-            <w:tcMar>
-              <w:top w:w="60" w:type="dxa"/>
-              <w:start w:w="80" w:type="dxa"/>
-              <w:bottom w:w="60" w:type="dxa"/>
-              <w:end w:w="80" w:type="dxa"/>
-            </w:tcMar>
-          </w:tcPr>
-          <w:p>
-            <w:pPr>
-              <w:spacing w:after="0" w:line="240" w:lineRule="auto"/>
-              <w:ind w:firstLine="0"/>
-              <w:jc w:val="center"/>
-            </w:pPr>
-            <w:r>
-              <w:rPr>
-                <w:rFonts w:ascii="Times New Roman" w:hAnsi="Times New Roman" w:eastAsia="宋体"/>
-                <w:sz w:val="17"/>
-              </w:rPr>
-              <w:t>DOCX 构建规则统一</w:t>
-            </w:r>
-          </w:p>
-        </w:tc>
-      </w:tr>
-      <w:tr>
-        <w:trPr>
-          <w:cantSplit/>
-        </w:trPr>
-        <w:tc>
-          <w:tcPr>
-            <w:tcW w:type="dxa" w:w="2268"/>
-            <w:vAlign w:val="center"/>
-            <w:tcMar>
-              <w:top w:w="60" w:type="dxa"/>
-              <w:start w:w="80" w:type="dxa"/>
-              <w:bottom w:w="60" w:type="dxa"/>
-              <w:end w:w="80" w:type="dxa"/>
-            </w:tcMar>
-          </w:tcPr>
-          <w:p>
-            <w:pPr>
-              <w:spacing w:after="0" w:line="240" w:lineRule="auto"/>
-              <w:ind w:firstLine="0"/>
-              <w:jc w:val="left"/>
-            </w:pPr>
-            <w:r>
-              <w:rPr>
-                <w:rFonts w:ascii="Times New Roman" w:hAnsi="Times New Roman" w:eastAsia="宋体"/>
-                <w:sz w:val="17"/>
-              </w:rPr>
-              <w:t>10</w:t>
-            </w:r>
-          </w:p>
-        </w:tc>
-        <w:tc>
-          <w:tcPr>
-            <w:tcW w:type="dxa" w:w="2268"/>
-            <w:vAlign w:val="center"/>
-            <w:tcMar>
-              <w:top w:w="60" w:type="dxa"/>
-              <w:start w:w="80" w:type="dxa"/>
-              <w:bottom w:w="60" w:type="dxa"/>
-              <w:end w:w="80" w:type="dxa"/>
-            </w:tcMar>
-          </w:tcPr>
-          <w:p>
-            <w:pPr>
-              <w:spacing w:after="0" w:line="240" w:lineRule="auto"/>
-              <w:ind w:firstLine="0"/>
-              <w:jc w:val="center"/>
-            </w:pPr>
-            <w:r>
-              <w:rPr>
-                <w:rFonts w:ascii="Times New Roman" w:hAnsi="Times New Roman" w:eastAsia="宋体"/>
-                <w:sz w:val="17"/>
-              </w:rPr>
-              <w:t>关键公式不跳步</w:t>
-            </w:r>
-          </w:p>
-        </w:tc>
-        <w:tc>
-          <w:tcPr>
-            <w:tcW w:type="dxa" w:w="2268"/>
-            <w:vAlign w:val="center"/>
-            <w:tcMar>
-              <w:top w:w="60" w:type="dxa"/>
-              <w:start w:w="80" w:type="dxa"/>
-              <w:bottom w:w="60" w:type="dxa"/>
-              <w:end w:w="80" w:type="dxa"/>
-            </w:tcMar>
-          </w:tcPr>
-          <w:p>
-            <w:pPr>
-              <w:spacing w:after="0" w:line="240" w:lineRule="auto"/>
-              <w:ind w:firstLine="0"/>
-              <w:jc w:val="center"/>
-            </w:pPr>
-            <w:r>
-              <w:rPr>
-                <w:rFonts w:ascii="Times New Roman" w:hAnsi="Times New Roman" w:eastAsia="宋体"/>
-                <w:sz w:val="17"/>
-              </w:rPr>
-              <w:t>通过</w:t>
-            </w:r>
-          </w:p>
-        </w:tc>
-        <w:tc>
-          <w:tcPr>
-            <w:tcW w:type="dxa" w:w="2268"/>
-            <w:vAlign w:val="center"/>
-            <w:tcMar>
-              <w:top w:w="60" w:type="dxa"/>
-              <w:start w:w="80" w:type="dxa"/>
-              <w:bottom w:w="60" w:type="dxa"/>
-              <w:end w:w="80" w:type="dxa"/>
-            </w:tcMar>
-          </w:tcPr>
-          <w:p>
-            <w:pPr>
-              <w:spacing w:after="0" w:line="240" w:lineRule="auto"/>
-              <w:ind w:firstLine="0"/>
-              <w:jc w:val="center"/>
-            </w:pPr>
-            <w:r>
-              <w:rPr>
-                <w:rFonts w:ascii="Times New Roman" w:hAnsi="Times New Roman" w:eastAsia="宋体"/>
-                <w:sz w:val="17"/>
-              </w:rPr>
-              <w:t>5.1.3 给出十步几何推导</w:t>
-            </w:r>
-          </w:p>
-        </w:tc>
-      </w:tr>
-      <w:tr>
-        <w:trPr>
-          <w:cantSplit/>
-        </w:trPr>
-        <w:tc>
-          <w:tcPr>
-            <w:tcW w:type="dxa" w:w="2268"/>
-            <w:vAlign w:val="center"/>
-            <w:tcMar>
-              <w:top w:w="60" w:type="dxa"/>
-              <w:start w:w="80" w:type="dxa"/>
-              <w:bottom w:w="60" w:type="dxa"/>
-              <w:end w:w="80" w:type="dxa"/>
-            </w:tcMar>
-          </w:tcPr>
-          <w:p>
-            <w:pPr>
-              <w:spacing w:after="0" w:line="240" w:lineRule="auto"/>
-              <w:ind w:firstLine="0"/>
-              <w:jc w:val="left"/>
-            </w:pPr>
-            <w:r>
-              <w:rPr>
-                <w:rFonts w:ascii="Times New Roman" w:hAnsi="Times New Roman" w:eastAsia="宋体"/>
-                <w:sz w:val="17"/>
-              </w:rPr>
-              <w:t>11</w:t>
-            </w:r>
-          </w:p>
-        </w:tc>
-        <w:tc>
-          <w:tcPr>
-            <w:tcW w:type="dxa" w:w="2268"/>
-            <w:vAlign w:val="center"/>
-            <w:tcMar>
-              <w:top w:w="60" w:type="dxa"/>
-              <w:start w:w="80" w:type="dxa"/>
-              <w:bottom w:w="60" w:type="dxa"/>
-              <w:end w:w="80" w:type="dxa"/>
-            </w:tcMar>
-          </w:tcPr>
-          <w:p>
-            <w:pPr>
-              <w:spacing w:after="0" w:line="240" w:lineRule="auto"/>
-              <w:ind w:firstLine="0"/>
-              <w:jc w:val="center"/>
-            </w:pPr>
-            <w:r>
-              <w:rPr>
-                <w:rFonts w:ascii="Times New Roman" w:hAnsi="Times New Roman" w:eastAsia="宋体"/>
-                <w:sz w:val="17"/>
-              </w:rPr>
-              <w:t>变量符号完整定义</w:t>
-            </w:r>
-          </w:p>
-        </w:tc>
-        <w:tc>
-          <w:tcPr>
-            <w:tcW w:type="dxa" w:w="2268"/>
-            <w:vAlign w:val="center"/>
-            <w:tcMar>
-              <w:top w:w="60" w:type="dxa"/>
-              <w:start w:w="80" w:type="dxa"/>
-              <w:bottom w:w="60" w:type="dxa"/>
-              <w:end w:w="80" w:type="dxa"/>
-            </w:tcMar>
-          </w:tcPr>
-          <w:p>
-            <w:pPr>
-              <w:spacing w:after="0" w:line="240" w:lineRule="auto"/>
-              <w:ind w:firstLine="0"/>
-              <w:jc w:val="center"/>
-            </w:pPr>
-            <w:r>
-              <w:rPr>
-                <w:rFonts w:ascii="Times New Roman" w:hAnsi="Times New Roman" w:eastAsia="宋体"/>
-                <w:sz w:val="17"/>
-              </w:rPr>
-              <w:t>通过</w:t>
-            </w:r>
-          </w:p>
-        </w:tc>
-        <w:tc>
-          <w:tcPr>
-            <w:tcW w:type="dxa" w:w="2268"/>
-            <w:vAlign w:val="center"/>
-            <w:tcMar>
-              <w:top w:w="60" w:type="dxa"/>
-              <w:start w:w="80" w:type="dxa"/>
-              <w:bottom w:w="60" w:type="dxa"/>
-              <w:end w:w="80" w:type="dxa"/>
-            </w:tcMar>
-          </w:tcPr>
-          <w:p>
-            <w:pPr>
-              <w:spacing w:after="0" w:line="240" w:lineRule="auto"/>
-              <w:ind w:firstLine="0"/>
-              <w:jc w:val="center"/>
-            </w:pPr>
-            <w:r>
-              <w:rPr>
-                <w:rFonts w:ascii="Times New Roman" w:hAnsi="Times New Roman" w:eastAsia="宋体"/>
-                <w:sz w:val="17"/>
-              </w:rPr>
-              <w:t>第 4 章符号表及首次解释</w:t>
-            </w:r>
-          </w:p>
-        </w:tc>
-      </w:tr>
-      <w:tr>
-        <w:trPr>
-          <w:cantSplit/>
-        </w:trPr>
-        <w:tc>
-          <w:tcPr>
-            <w:tcW w:type="dxa" w:w="2268"/>
-            <w:vAlign w:val="center"/>
-            <w:tcMar>
-              <w:top w:w="60" w:type="dxa"/>
-              <w:start w:w="80" w:type="dxa"/>
-              <w:bottom w:w="60" w:type="dxa"/>
-              <w:end w:w="80" w:type="dxa"/>
-            </w:tcMar>
-          </w:tcPr>
-          <w:p>
-            <w:pPr>
-              <w:spacing w:after="0" w:line="240" w:lineRule="auto"/>
-              <w:ind w:firstLine="0"/>
-              <w:jc w:val="left"/>
-            </w:pPr>
-            <w:r>
-              <w:rPr>
-                <w:rFonts w:ascii="Times New Roman" w:hAnsi="Times New Roman" w:eastAsia="宋体"/>
-                <w:sz w:val="17"/>
-              </w:rPr>
-              <w:t>12</w:t>
-            </w:r>
-          </w:p>
-        </w:tc>
-        <w:tc>
-          <w:tcPr>
-            <w:tcW w:type="dxa" w:w="2268"/>
-            <w:vAlign w:val="center"/>
-            <w:tcMar>
-              <w:top w:w="60" w:type="dxa"/>
-              <w:start w:w="80" w:type="dxa"/>
-              <w:bottom w:w="60" w:type="dxa"/>
-              <w:end w:w="80" w:type="dxa"/>
-            </w:tcMar>
-          </w:tcPr>
-          <w:p>
-            <w:pPr>
-              <w:spacing w:after="0" w:line="240" w:lineRule="auto"/>
-              <w:ind w:firstLine="0"/>
-              <w:jc w:val="center"/>
-            </w:pPr>
-            <w:r>
-              <w:rPr>
-                <w:rFonts w:ascii="Times New Roman" w:hAnsi="Times New Roman" w:eastAsia="宋体"/>
-                <w:sz w:val="17"/>
-              </w:rPr>
-              <w:t>推导标注依据</w:t>
-            </w:r>
-          </w:p>
-        </w:tc>
-        <w:tc>
-          <w:tcPr>
-            <w:tcW w:type="dxa" w:w="2268"/>
-            <w:vAlign w:val="center"/>
-            <w:tcMar>
-              <w:top w:w="60" w:type="dxa"/>
-              <w:start w:w="80" w:type="dxa"/>
-              <w:bottom w:w="60" w:type="dxa"/>
-              <w:end w:w="80" w:type="dxa"/>
-            </w:tcMar>
-          </w:tcPr>
-          <w:p>
-            <w:pPr>
-              <w:spacing w:after="0" w:line="240" w:lineRule="auto"/>
-              <w:ind w:firstLine="0"/>
-              <w:jc w:val="center"/>
-            </w:pPr>
-            <w:r>
-              <w:rPr>
-                <w:rFonts w:ascii="Times New Roman" w:hAnsi="Times New Roman" w:eastAsia="宋体"/>
-                <w:sz w:val="17"/>
-              </w:rPr>
-              <w:t>通过</w:t>
-            </w:r>
-          </w:p>
-        </w:tc>
-        <w:tc>
-          <w:tcPr>
-            <w:tcW w:type="dxa" w:w="2268"/>
-            <w:vAlign w:val="center"/>
-            <w:tcMar>
-              <w:top w:w="60" w:type="dxa"/>
-              <w:start w:w="80" w:type="dxa"/>
-              <w:bottom w:w="60" w:type="dxa"/>
-              <w:end w:w="80" w:type="dxa"/>
-            </w:tcMar>
-          </w:tcPr>
-          <w:p>
-            <w:pPr>
-              <w:spacing w:after="0" w:line="240" w:lineRule="auto"/>
-              <w:ind w:firstLine="0"/>
-              <w:jc w:val="center"/>
-            </w:pPr>
-            <w:r>
-              <w:rPr>
-                <w:rFonts w:ascii="Times New Roman" w:hAnsi="Times New Roman" w:eastAsia="宋体"/>
-                <w:sz w:val="17"/>
-              </w:rPr>
-              <w:t>运动学、投影定理、测度次可加性</w:t>
-            </w:r>
-          </w:p>
-        </w:tc>
-      </w:tr>
-      <w:tr>
-        <w:trPr>
-          <w:cantSplit/>
-        </w:trPr>
-        <w:tc>
-          <w:tcPr>
-            <w:tcW w:type="dxa" w:w="2268"/>
-            <w:vAlign w:val="center"/>
-            <w:tcMar>
-              <w:top w:w="60" w:type="dxa"/>
-              <w:start w:w="80" w:type="dxa"/>
-              <w:bottom w:w="60" w:type="dxa"/>
-              <w:end w:w="80" w:type="dxa"/>
-            </w:tcMar>
-          </w:tcPr>
-          <w:p>
-            <w:pPr>
-              <w:spacing w:after="0" w:line="240" w:lineRule="auto"/>
-              <w:ind w:firstLine="0"/>
-              <w:jc w:val="left"/>
-            </w:pPr>
-            <w:r>
-              <w:rPr>
-                <w:rFonts w:ascii="Times New Roman" w:hAnsi="Times New Roman" w:eastAsia="宋体"/>
-                <w:sz w:val="17"/>
-              </w:rPr>
-              <w:t>13</w:t>
-            </w:r>
-          </w:p>
-        </w:tc>
-        <w:tc>
-          <w:tcPr>
-            <w:tcW w:type="dxa" w:w="2268"/>
-            <w:vAlign w:val="center"/>
-            <w:tcMar>
-              <w:top w:w="60" w:type="dxa"/>
-              <w:start w:w="80" w:type="dxa"/>
-              <w:bottom w:w="60" w:type="dxa"/>
-              <w:end w:w="80" w:type="dxa"/>
-            </w:tcMar>
-          </w:tcPr>
-          <w:p>
-            <w:pPr>
-              <w:spacing w:after="0" w:line="240" w:lineRule="auto"/>
-              <w:ind w:firstLine="0"/>
-              <w:jc w:val="center"/>
-            </w:pPr>
-            <w:r>
-              <w:rPr>
-                <w:rFonts w:ascii="Times New Roman" w:hAnsi="Times New Roman" w:eastAsia="宋体"/>
-                <w:sz w:val="17"/>
-              </w:rPr>
-              <w:t>A 题公式数量充足</w:t>
-            </w:r>
-          </w:p>
-        </w:tc>
-        <w:tc>
-          <w:tcPr>
-            <w:tcW w:type="dxa" w:w="2268"/>
-            <w:vAlign w:val="center"/>
-            <w:tcMar>
-              <w:top w:w="60" w:type="dxa"/>
-              <w:start w:w="80" w:type="dxa"/>
-              <w:bottom w:w="60" w:type="dxa"/>
-              <w:end w:w="80" w:type="dxa"/>
-            </w:tcMar>
-          </w:tcPr>
-          <w:p>
-            <w:pPr>
-              <w:spacing w:after="0" w:line="240" w:lineRule="auto"/>
-              <w:ind w:firstLine="0"/>
-              <w:jc w:val="center"/>
-            </w:pPr>
-            <w:r>
-              <w:rPr>
-                <w:rFonts w:ascii="Times New Roman" w:hAnsi="Times New Roman" w:eastAsia="宋体"/>
-                <w:sz w:val="17"/>
-              </w:rPr>
-              <w:t>通过</w:t>
-            </w:r>
-          </w:p>
-        </w:tc>
-        <w:tc>
-          <w:tcPr>
-            <w:tcW w:type="dxa" w:w="2268"/>
-            <w:vAlign w:val="center"/>
-            <w:tcMar>
-              <w:top w:w="60" w:type="dxa"/>
-              <w:start w:w="80" w:type="dxa"/>
-              <w:bottom w:w="60" w:type="dxa"/>
-              <w:end w:w="80" w:type="dxa"/>
-            </w:tcMar>
-          </w:tcPr>
-          <w:p>
-            <w:pPr>
-              <w:spacing w:after="0" w:line="240" w:lineRule="auto"/>
-              <w:ind w:firstLine="0"/>
-              <w:jc w:val="center"/>
-            </w:pPr>
-            <w:r>
-              <w:rPr>
-                <w:rFonts w:ascii="Times New Roman" w:hAnsi="Times New Roman" w:eastAsia="宋体"/>
-                <w:sz w:val="17"/>
-              </w:rPr>
-              <w:t>正文 36 个独立公式</w:t>
-            </w:r>
-          </w:p>
-        </w:tc>
-      </w:tr>
-      <w:tr>
-        <w:trPr>
-          <w:cantSplit/>
-        </w:trPr>
-        <w:tc>
-          <w:tcPr>
-            <w:tcW w:type="dxa" w:w="2268"/>
-            <w:vAlign w:val="center"/>
-            <w:tcMar>
-              <w:top w:w="60" w:type="dxa"/>
-              <w:start w:w="80" w:type="dxa"/>
-              <w:bottom w:w="60" w:type="dxa"/>
-              <w:end w:w="80" w:type="dxa"/>
-            </w:tcMar>
-          </w:tcPr>
-          <w:p>
-            <w:pPr>
-              <w:spacing w:after="0" w:line="240" w:lineRule="auto"/>
-              <w:ind w:firstLine="0"/>
-              <w:jc w:val="left"/>
-            </w:pPr>
-            <w:r>
-              <w:rPr>
-                <w:rFonts w:ascii="Times New Roman" w:hAnsi="Times New Roman" w:eastAsia="宋体"/>
-                <w:sz w:val="17"/>
-              </w:rPr>
-              <w:t>14</w:t>
-            </w:r>
-          </w:p>
-        </w:tc>
-        <w:tc>
-          <w:tcPr>
-            <w:tcW w:type="dxa" w:w="2268"/>
-            <w:vAlign w:val="center"/>
-            <w:tcMar>
-              <w:top w:w="60" w:type="dxa"/>
-              <w:start w:w="80" w:type="dxa"/>
-              <w:bottom w:w="60" w:type="dxa"/>
-              <w:end w:w="80" w:type="dxa"/>
-            </w:tcMar>
-          </w:tcPr>
-          <w:p>
-            <w:pPr>
-              <w:spacing w:after="0" w:line="240" w:lineRule="auto"/>
-              <w:ind w:firstLine="0"/>
-              <w:jc w:val="center"/>
-            </w:pPr>
-            <w:r>
-              <w:rPr>
-                <w:rFonts w:ascii="Times New Roman" w:hAnsi="Times New Roman" w:eastAsia="宋体"/>
-                <w:sz w:val="17"/>
-              </w:rPr>
-              <w:t>图下表上</w:t>
-            </w:r>
-          </w:p>
-        </w:tc>
-        <w:tc>
-          <w:tcPr>
-            <w:tcW w:type="dxa" w:w="2268"/>
-            <w:vAlign w:val="center"/>
-            <w:tcMar>
-              <w:top w:w="60" w:type="dxa"/>
-              <w:start w:w="80" w:type="dxa"/>
-              <w:bottom w:w="60" w:type="dxa"/>
-              <w:end w:w="80" w:type="dxa"/>
-            </w:tcMar>
-          </w:tcPr>
-          <w:p>
-            <w:pPr>
-              <w:spacing w:after="0" w:line="240" w:lineRule="auto"/>
-              <w:ind w:firstLine="0"/>
-              <w:jc w:val="center"/>
-            </w:pPr>
-            <w:r>
-              <w:rPr>
-                <w:rFonts w:ascii="Times New Roman" w:hAnsi="Times New Roman" w:eastAsia="宋体"/>
-                <w:sz w:val="17"/>
-              </w:rPr>
-              <w:t>通过</w:t>
-            </w:r>
-          </w:p>
-        </w:tc>
-        <w:tc>
-          <w:tcPr>
-            <w:tcW w:type="dxa" w:w="2268"/>
-            <w:vAlign w:val="center"/>
-            <w:tcMar>
-              <w:top w:w="60" w:type="dxa"/>
-              <w:start w:w="80" w:type="dxa"/>
-              <w:bottom w:w="60" w:type="dxa"/>
-              <w:end w:w="80" w:type="dxa"/>
-            </w:tcMar>
-          </w:tcPr>
-          <w:p>
-            <w:pPr>
-              <w:spacing w:after="0" w:line="240" w:lineRule="auto"/>
-              <w:ind w:firstLine="0"/>
-              <w:jc w:val="center"/>
-            </w:pPr>
-            <w:r>
-              <w:rPr>
-                <w:rFonts w:ascii="Times New Roman" w:hAnsi="Times New Roman" w:eastAsia="宋体"/>
-                <w:sz w:val="17"/>
-              </w:rPr>
-              <w:t>构建程序统一生成图题和表格</w:t>
-            </w:r>
-          </w:p>
-        </w:tc>
-      </w:tr>
-      <w:tr>
-        <w:trPr>
-          <w:cantSplit/>
-        </w:trPr>
-        <w:tc>
-          <w:tcPr>
-            <w:tcW w:type="dxa" w:w="2268"/>
-            <w:vAlign w:val="center"/>
-            <w:tcMar>
-              <w:top w:w="60" w:type="dxa"/>
-              <w:start w:w="80" w:type="dxa"/>
-              <w:bottom w:w="60" w:type="dxa"/>
-              <w:end w:w="80" w:type="dxa"/>
-            </w:tcMar>
-          </w:tcPr>
-          <w:p>
-            <w:pPr>
-              <w:spacing w:after="0" w:line="240" w:lineRule="auto"/>
-              <w:ind w:firstLine="0"/>
-              <w:jc w:val="left"/>
-            </w:pPr>
-            <w:r>
-              <w:rPr>
-                <w:rFonts w:ascii="Times New Roman" w:hAnsi="Times New Roman" w:eastAsia="宋体"/>
-                <w:sz w:val="17"/>
-              </w:rPr>
-              <w:t>15</w:t>
-            </w:r>
-          </w:p>
-        </w:tc>
-        <w:tc>
-          <w:tcPr>
-            <w:tcW w:type="dxa" w:w="2268"/>
-            <w:vAlign w:val="center"/>
-            <w:tcMar>
-              <w:top w:w="60" w:type="dxa"/>
-              <w:start w:w="80" w:type="dxa"/>
-              <w:bottom w:w="60" w:type="dxa"/>
-              <w:end w:w="80" w:type="dxa"/>
-            </w:tcMar>
-          </w:tcPr>
-          <w:p>
-            <w:pPr>
-              <w:spacing w:after="0" w:line="240" w:lineRule="auto"/>
-              <w:ind w:firstLine="0"/>
-              <w:jc w:val="center"/>
-            </w:pPr>
-            <w:r>
-              <w:rPr>
-                <w:rFonts w:ascii="Times New Roman" w:hAnsi="Times New Roman" w:eastAsia="宋体"/>
-                <w:sz w:val="17"/>
-              </w:rPr>
-              <w:t>图号与表号分开</w:t>
-            </w:r>
-          </w:p>
-        </w:tc>
-        <w:tc>
-          <w:tcPr>
-            <w:tcW w:type="dxa" w:w="2268"/>
-            <w:vAlign w:val="center"/>
-            <w:tcMar>
-              <w:top w:w="60" w:type="dxa"/>
-              <w:start w:w="80" w:type="dxa"/>
-              <w:bottom w:w="60" w:type="dxa"/>
-              <w:end w:w="80" w:type="dxa"/>
-            </w:tcMar>
-          </w:tcPr>
-          <w:p>
-            <w:pPr>
-              <w:spacing w:after="0" w:line="240" w:lineRule="auto"/>
-              <w:ind w:firstLine="0"/>
-              <w:jc w:val="center"/>
-            </w:pPr>
-            <w:r>
-              <w:rPr>
-                <w:rFonts w:ascii="Times New Roman" w:hAnsi="Times New Roman" w:eastAsia="宋体"/>
-                <w:sz w:val="17"/>
-              </w:rPr>
-              <w:t>通过</w:t>
-            </w:r>
-          </w:p>
-        </w:tc>
-        <w:tc>
-          <w:tcPr>
-            <w:tcW w:type="dxa" w:w="2268"/>
-            <w:vAlign w:val="center"/>
-            <w:tcMar>
-              <w:top w:w="60" w:type="dxa"/>
-              <w:start w:w="80" w:type="dxa"/>
-              <w:bottom w:w="60" w:type="dxa"/>
-              <w:end w:w="80" w:type="dxa"/>
-            </w:tcMar>
-          </w:tcPr>
-          <w:p>
-            <w:pPr>
-              <w:spacing w:after="0" w:line="240" w:lineRule="auto"/>
-              <w:ind w:firstLine="0"/>
-              <w:jc w:val="center"/>
-            </w:pPr>
-            <w:r>
-              <w:rPr>
-                <w:rFonts w:ascii="Times New Roman" w:hAnsi="Times New Roman" w:eastAsia="宋体"/>
-                <w:sz w:val="17"/>
-              </w:rPr>
-              <w:t>图、表分别连续编号</w:t>
-            </w:r>
-          </w:p>
-        </w:tc>
-      </w:tr>
-      <w:tr>
-        <w:trPr>
-          <w:cantSplit/>
-        </w:trPr>
-        <w:tc>
-          <w:tcPr>
-            <w:tcW w:type="dxa" w:w="2268"/>
-            <w:vAlign w:val="center"/>
-            <w:tcMar>
-              <w:top w:w="60" w:type="dxa"/>
-              <w:start w:w="80" w:type="dxa"/>
-              <w:bottom w:w="60" w:type="dxa"/>
-              <w:end w:w="80" w:type="dxa"/>
-            </w:tcMar>
-          </w:tcPr>
-          <w:p>
-            <w:pPr>
-              <w:spacing w:after="0" w:line="240" w:lineRule="auto"/>
-              <w:ind w:firstLine="0"/>
-              <w:jc w:val="left"/>
-            </w:pPr>
-            <w:r>
-              <w:rPr>
-                <w:rFonts w:ascii="Times New Roman" w:hAnsi="Times New Roman" w:eastAsia="宋体"/>
-                <w:sz w:val="17"/>
-              </w:rPr>
-              <w:t>16</w:t>
-            </w:r>
-          </w:p>
-        </w:tc>
-        <w:tc>
-          <w:tcPr>
-            <w:tcW w:type="dxa" w:w="2268"/>
-            <w:vAlign w:val="center"/>
-            <w:tcMar>
-              <w:top w:w="60" w:type="dxa"/>
-              <w:start w:w="80" w:type="dxa"/>
-              <w:bottom w:w="60" w:type="dxa"/>
-              <w:end w:w="80" w:type="dxa"/>
-            </w:tcMar>
-          </w:tcPr>
-          <w:p>
-            <w:pPr>
-              <w:spacing w:after="0" w:line="240" w:lineRule="auto"/>
-              <w:ind w:firstLine="0"/>
-              <w:jc w:val="center"/>
-            </w:pPr>
-            <w:r>
-              <w:rPr>
-                <w:rFonts w:ascii="Times New Roman" w:hAnsi="Times New Roman" w:eastAsia="宋体"/>
-                <w:sz w:val="17"/>
-              </w:rPr>
-              <w:t>正文引用每张图表</w:t>
-            </w:r>
-          </w:p>
-        </w:tc>
-        <w:tc>
-          <w:tcPr>
-            <w:tcW w:type="dxa" w:w="2268"/>
-            <w:vAlign w:val="center"/>
-            <w:tcMar>
-              <w:top w:w="60" w:type="dxa"/>
-              <w:start w:w="80" w:type="dxa"/>
-              <w:bottom w:w="60" w:type="dxa"/>
-              <w:end w:w="80" w:type="dxa"/>
-            </w:tcMar>
-          </w:tcPr>
-          <w:p>
-            <w:pPr>
-              <w:spacing w:after="0" w:line="240" w:lineRule="auto"/>
-              <w:ind w:firstLine="0"/>
-              <w:jc w:val="center"/>
-            </w:pPr>
-            <w:r>
-              <w:rPr>
-                <w:rFonts w:ascii="Times New Roman" w:hAnsi="Times New Roman" w:eastAsia="宋体"/>
-                <w:sz w:val="17"/>
-              </w:rPr>
-              <w:t>通过</w:t>
-            </w:r>
-          </w:p>
-        </w:tc>
-        <w:tc>
-          <w:tcPr>
-            <w:tcW w:type="dxa" w:w="2268"/>
-            <w:vAlign w:val="center"/>
-            <w:tcMar>
-              <w:top w:w="60" w:type="dxa"/>
-              <w:start w:w="80" w:type="dxa"/>
-              <w:bottom w:w="60" w:type="dxa"/>
-              <w:end w:w="80" w:type="dxa"/>
-            </w:tcMar>
-          </w:tcPr>
-          <w:p>
-            <w:pPr>
-              <w:spacing w:after="0" w:line="240" w:lineRule="auto"/>
-              <w:ind w:firstLine="0"/>
-              <w:jc w:val="center"/>
-            </w:pPr>
-            <w:r>
-              <w:rPr>
-                <w:rFonts w:ascii="Times New Roman" w:hAnsi="Times New Roman" w:eastAsia="宋体"/>
-                <w:sz w:val="17"/>
-              </w:rPr>
-              <w:t>图 1—17 均在邻近段落解读</w:t>
-            </w:r>
-          </w:p>
-        </w:tc>
-      </w:tr>
-      <w:tr>
-        <w:trPr>
-          <w:cantSplit/>
-        </w:trPr>
-        <w:tc>
-          <w:tcPr>
-            <w:tcW w:type="dxa" w:w="2268"/>
-            <w:vAlign w:val="center"/>
-            <w:tcMar>
-              <w:top w:w="60" w:type="dxa"/>
-              <w:start w:w="80" w:type="dxa"/>
-              <w:bottom w:w="60" w:type="dxa"/>
-              <w:end w:w="80" w:type="dxa"/>
-            </w:tcMar>
-          </w:tcPr>
-          <w:p>
-            <w:pPr>
-              <w:spacing w:after="0" w:line="240" w:lineRule="auto"/>
-              <w:ind w:firstLine="0"/>
-              <w:jc w:val="left"/>
-            </w:pPr>
-            <w:r>
-              <w:rPr>
-                <w:rFonts w:ascii="Times New Roman" w:hAnsi="Times New Roman" w:eastAsia="宋体"/>
-                <w:sz w:val="17"/>
-              </w:rPr>
-              <w:t>17</w:t>
-            </w:r>
-          </w:p>
-        </w:tc>
-        <w:tc>
-          <w:tcPr>
-            <w:tcW w:type="dxa" w:w="2268"/>
-            <w:vAlign w:val="center"/>
-            <w:tcMar>
-              <w:top w:w="60" w:type="dxa"/>
-              <w:start w:w="80" w:type="dxa"/>
-              <w:bottom w:w="60" w:type="dxa"/>
-              <w:end w:w="80" w:type="dxa"/>
-            </w:tcMar>
-          </w:tcPr>
-          <w:p>
-            <w:pPr>
-              <w:spacing w:after="0" w:line="240" w:lineRule="auto"/>
-              <w:ind w:firstLine="0"/>
-              <w:jc w:val="center"/>
-            </w:pPr>
-            <w:r>
-              <w:rPr>
-                <w:rFonts w:ascii="Times New Roman" w:hAnsi="Times New Roman" w:eastAsia="宋体"/>
-                <w:sz w:val="17"/>
-              </w:rPr>
-              <w:t>图表轴名和单位完整</w:t>
-            </w:r>
-          </w:p>
-        </w:tc>
-        <w:tc>
-          <w:tcPr>
-            <w:tcW w:type="dxa" w:w="2268"/>
-            <w:vAlign w:val="center"/>
-            <w:tcMar>
-              <w:top w:w="60" w:type="dxa"/>
-              <w:start w:w="80" w:type="dxa"/>
-              <w:bottom w:w="60" w:type="dxa"/>
-              <w:end w:w="80" w:type="dxa"/>
-            </w:tcMar>
-          </w:tcPr>
-          <w:p>
-            <w:pPr>
-              <w:spacing w:after="0" w:line="240" w:lineRule="auto"/>
-              <w:ind w:firstLine="0"/>
-              <w:jc w:val="center"/>
-            </w:pPr>
-            <w:r>
-              <w:rPr>
-                <w:rFonts w:ascii="Times New Roman" w:hAnsi="Times New Roman" w:eastAsia="宋体"/>
-                <w:sz w:val="17"/>
-              </w:rPr>
-              <w:t>通过</w:t>
-            </w:r>
-          </w:p>
-        </w:tc>
-        <w:tc>
-          <w:tcPr>
-            <w:tcW w:type="dxa" w:w="2268"/>
-            <w:vAlign w:val="center"/>
-            <w:tcMar>
-              <w:top w:w="60" w:type="dxa"/>
-              <w:start w:w="80" w:type="dxa"/>
-              <w:bottom w:w="60" w:type="dxa"/>
-              <w:end w:w="80" w:type="dxa"/>
-            </w:tcMar>
-          </w:tcPr>
-          <w:p>
-            <w:pPr>
-              <w:spacing w:after="0" w:line="240" w:lineRule="auto"/>
-              <w:ind w:firstLine="0"/>
-              <w:jc w:val="center"/>
-            </w:pPr>
-            <w:r>
-              <w:rPr>
-                <w:rFonts w:ascii="Times New Roman" w:hAnsi="Times New Roman" w:eastAsia="宋体"/>
-                <w:sz w:val="17"/>
-              </w:rPr>
-              <w:t>定量图标注时间、距离或角度单位</w:t>
-            </w:r>
-          </w:p>
-        </w:tc>
-      </w:tr>
-      <w:tr>
-        <w:trPr>
-          <w:cantSplit/>
-        </w:trPr>
-        <w:tc>
-          <w:tcPr>
-            <w:tcW w:type="dxa" w:w="2268"/>
-            <w:vAlign w:val="center"/>
-            <w:tcMar>
-              <w:top w:w="60" w:type="dxa"/>
-              <w:start w:w="80" w:type="dxa"/>
-              <w:bottom w:w="60" w:type="dxa"/>
-              <w:end w:w="80" w:type="dxa"/>
-            </w:tcMar>
-          </w:tcPr>
-          <w:p>
-            <w:pPr>
-              <w:spacing w:after="0" w:line="240" w:lineRule="auto"/>
-              <w:ind w:firstLine="0"/>
-              <w:jc w:val="left"/>
-            </w:pPr>
-            <w:r>
-              <w:rPr>
-                <w:rFonts w:ascii="Times New Roman" w:hAnsi="Times New Roman" w:eastAsia="宋体"/>
-                <w:sz w:val="17"/>
-              </w:rPr>
-              <w:t>18</w:t>
-            </w:r>
-          </w:p>
-        </w:tc>
-        <w:tc>
-          <w:tcPr>
-            <w:tcW w:type="dxa" w:w="2268"/>
-            <w:vAlign w:val="center"/>
-            <w:tcMar>
-              <w:top w:w="60" w:type="dxa"/>
-              <w:start w:w="80" w:type="dxa"/>
-              <w:bottom w:w="60" w:type="dxa"/>
-              <w:end w:w="80" w:type="dxa"/>
-            </w:tcMar>
-          </w:tcPr>
-          <w:p>
-            <w:pPr>
-              <w:spacing w:after="0" w:line="240" w:lineRule="auto"/>
-              <w:ind w:firstLine="0"/>
-              <w:jc w:val="center"/>
-            </w:pPr>
-            <w:r>
-              <w:rPr>
-                <w:rFonts w:ascii="Times New Roman" w:hAnsi="Times New Roman" w:eastAsia="宋体"/>
-                <w:sz w:val="17"/>
-              </w:rPr>
-              <w:t>图表数量充足</w:t>
-            </w:r>
-          </w:p>
-        </w:tc>
-        <w:tc>
-          <w:tcPr>
-            <w:tcW w:type="dxa" w:w="2268"/>
-            <w:vAlign w:val="center"/>
-            <w:tcMar>
-              <w:top w:w="60" w:type="dxa"/>
-              <w:start w:w="80" w:type="dxa"/>
-              <w:bottom w:w="60" w:type="dxa"/>
-              <w:end w:w="80" w:type="dxa"/>
-            </w:tcMar>
-          </w:tcPr>
-          <w:p>
-            <w:pPr>
-              <w:spacing w:after="0" w:line="240" w:lineRule="auto"/>
-              <w:ind w:firstLine="0"/>
-              <w:jc w:val="center"/>
-            </w:pPr>
-            <w:r>
-              <w:rPr>
-                <w:rFonts w:ascii="Times New Roman" w:hAnsi="Times New Roman" w:eastAsia="宋体"/>
-                <w:sz w:val="17"/>
-              </w:rPr>
-              <w:t>通过</w:t>
-            </w:r>
-          </w:p>
-        </w:tc>
-        <w:tc>
-          <w:tcPr>
-            <w:tcW w:type="dxa" w:w="2268"/>
-            <w:vAlign w:val="center"/>
-            <w:tcMar>
-              <w:top w:w="60" w:type="dxa"/>
-              <w:start w:w="80" w:type="dxa"/>
-              <w:bottom w:w="60" w:type="dxa"/>
-              <w:end w:w="80" w:type="dxa"/>
-            </w:tcMar>
-          </w:tcPr>
-          <w:p>
-            <w:pPr>
-              <w:spacing w:after="0" w:line="240" w:lineRule="auto"/>
-              <w:ind w:firstLine="0"/>
-              <w:jc w:val="center"/>
-            </w:pPr>
-            <w:r>
-              <w:rPr>
-                <w:rFonts w:ascii="Times New Roman" w:hAnsi="Times New Roman" w:eastAsia="宋体"/>
-                <w:sz w:val="17"/>
-              </w:rPr>
-              <w:t>正文 17 幅关键图</w:t>
-            </w:r>
-          </w:p>
-        </w:tc>
-      </w:tr>
-      <w:tr>
-        <w:trPr>
-          <w:cantSplit/>
-        </w:trPr>
-        <w:tc>
-          <w:tcPr>
-            <w:tcW w:type="dxa" w:w="2268"/>
-            <w:vAlign w:val="center"/>
-            <w:tcMar>
-              <w:top w:w="60" w:type="dxa"/>
-              <w:start w:w="80" w:type="dxa"/>
-              <w:bottom w:w="60" w:type="dxa"/>
-              <w:end w:w="80" w:type="dxa"/>
-            </w:tcMar>
-          </w:tcPr>
-          <w:p>
-            <w:pPr>
-              <w:spacing w:after="0" w:line="240" w:lineRule="auto"/>
-              <w:ind w:firstLine="0"/>
-              <w:jc w:val="left"/>
-            </w:pPr>
-            <w:r>
-              <w:rPr>
-                <w:rFonts w:ascii="Times New Roman" w:hAnsi="Times New Roman" w:eastAsia="宋体"/>
-                <w:sz w:val="17"/>
-              </w:rPr>
-              <w:t>19</w:t>
-            </w:r>
-          </w:p>
-        </w:tc>
-        <w:tc>
-          <w:tcPr>
-            <w:tcW w:type="dxa" w:w="2268"/>
-            <w:vAlign w:val="center"/>
-            <w:tcMar>
-              <w:top w:w="60" w:type="dxa"/>
-              <w:start w:w="80" w:type="dxa"/>
-              <w:bottom w:w="60" w:type="dxa"/>
-              <w:end w:w="80" w:type="dxa"/>
-            </w:tcMar>
-          </w:tcPr>
-          <w:p>
-            <w:pPr>
-              <w:spacing w:after="0" w:line="240" w:lineRule="auto"/>
-              <w:ind w:firstLine="0"/>
-              <w:jc w:val="center"/>
-            </w:pPr>
-            <w:r>
-              <w:rPr>
-                <w:rFonts w:ascii="Times New Roman" w:hAnsi="Times New Roman" w:eastAsia="宋体"/>
-                <w:sz w:val="17"/>
-              </w:rPr>
-              <w:t>参考文献不少于 10 篇</w:t>
-            </w:r>
-          </w:p>
-        </w:tc>
-        <w:tc>
-          <w:tcPr>
-            <w:tcW w:type="dxa" w:w="2268"/>
-            <w:vAlign w:val="center"/>
-            <w:tcMar>
-              <w:top w:w="60" w:type="dxa"/>
-              <w:start w:w="80" w:type="dxa"/>
-              <w:bottom w:w="60" w:type="dxa"/>
-              <w:end w:w="80" w:type="dxa"/>
-            </w:tcMar>
-          </w:tcPr>
-          <w:p>
-            <w:pPr>
-              <w:spacing w:after="0" w:line="240" w:lineRule="auto"/>
-              <w:ind w:firstLine="0"/>
-              <w:jc w:val="center"/>
-            </w:pPr>
-            <w:r>
-              <w:rPr>
-                <w:rFonts w:ascii="Times New Roman" w:hAnsi="Times New Roman" w:eastAsia="宋体"/>
-                <w:sz w:val="17"/>
-              </w:rPr>
-              <w:t>通过</w:t>
-            </w:r>
-          </w:p>
-        </w:tc>
-        <w:tc>
-          <w:tcPr>
-            <w:tcW w:type="dxa" w:w="2268"/>
-            <w:vAlign w:val="center"/>
-            <w:tcMar>
-              <w:top w:w="60" w:type="dxa"/>
-              <w:start w:w="80" w:type="dxa"/>
-              <w:bottom w:w="60" w:type="dxa"/>
-              <w:end w:w="80" w:type="dxa"/>
-            </w:tcMar>
-          </w:tcPr>
-          <w:p>
-            <w:pPr>
-              <w:spacing w:after="0" w:line="240" w:lineRule="auto"/>
-              <w:ind w:firstLine="0"/>
-              <w:jc w:val="center"/>
-            </w:pPr>
-            <w:r>
-              <w:rPr>
-                <w:rFonts w:ascii="Times New Roman" w:hAnsi="Times New Roman" w:eastAsia="宋体"/>
-                <w:sz w:val="17"/>
-              </w:rPr>
-              <w:t>共 12 篇</w:t>
-            </w:r>
-          </w:p>
-        </w:tc>
-      </w:tr>
-      <w:tr>
-        <w:trPr>
-          <w:cantSplit/>
-        </w:trPr>
-        <w:tc>
-          <w:tcPr>
-            <w:tcW w:type="dxa" w:w="2268"/>
-            <w:vAlign w:val="center"/>
-            <w:tcMar>
-              <w:top w:w="60" w:type="dxa"/>
-              <w:start w:w="80" w:type="dxa"/>
-              <w:bottom w:w="60" w:type="dxa"/>
-              <w:end w:w="80" w:type="dxa"/>
-            </w:tcMar>
-          </w:tcPr>
-          <w:p>
-            <w:pPr>
-              <w:spacing w:after="0" w:line="240" w:lineRule="auto"/>
-              <w:ind w:firstLine="0"/>
-              <w:jc w:val="left"/>
-            </w:pPr>
-            <w:r>
-              <w:rPr>
-                <w:rFonts w:ascii="Times New Roman" w:hAnsi="Times New Roman" w:eastAsia="宋体"/>
-                <w:sz w:val="17"/>
-              </w:rPr>
-              <w:t>20</w:t>
-            </w:r>
-          </w:p>
-        </w:tc>
-        <w:tc>
-          <w:tcPr>
-            <w:tcW w:type="dxa" w:w="2268"/>
-            <w:vAlign w:val="center"/>
-            <w:tcMar>
-              <w:top w:w="60" w:type="dxa"/>
-              <w:start w:w="80" w:type="dxa"/>
-              <w:bottom w:w="60" w:type="dxa"/>
-              <w:end w:w="80" w:type="dxa"/>
-            </w:tcMar>
-          </w:tcPr>
-          <w:p>
-            <w:pPr>
-              <w:spacing w:after="0" w:line="240" w:lineRule="auto"/>
-              <w:ind w:firstLine="0"/>
-              <w:jc w:val="center"/>
-            </w:pPr>
-            <w:r>
-              <w:rPr>
-                <w:rFonts w:ascii="Times New Roman" w:hAnsi="Times New Roman" w:eastAsia="宋体"/>
-                <w:sz w:val="17"/>
-              </w:rPr>
-              <w:t>包含英文文献</w:t>
-            </w:r>
-          </w:p>
-        </w:tc>
-        <w:tc>
-          <w:tcPr>
-            <w:tcW w:type="dxa" w:w="2268"/>
-            <w:vAlign w:val="center"/>
-            <w:tcMar>
-              <w:top w:w="60" w:type="dxa"/>
-              <w:start w:w="80" w:type="dxa"/>
-              <w:bottom w:w="60" w:type="dxa"/>
-              <w:end w:w="80" w:type="dxa"/>
-            </w:tcMar>
-          </w:tcPr>
-          <w:p>
-            <w:pPr>
-              <w:spacing w:after="0" w:line="240" w:lineRule="auto"/>
-              <w:ind w:firstLine="0"/>
-              <w:jc w:val="center"/>
-            </w:pPr>
-            <w:r>
-              <w:rPr>
-                <w:rFonts w:ascii="Times New Roman" w:hAnsi="Times New Roman" w:eastAsia="宋体"/>
-                <w:sz w:val="17"/>
-              </w:rPr>
-              <w:t>通过</w:t>
-            </w:r>
-          </w:p>
-        </w:tc>
-        <w:tc>
-          <w:tcPr>
-            <w:tcW w:type="dxa" w:w="2268"/>
-            <w:vAlign w:val="center"/>
-            <w:tcMar>
-              <w:top w:w="60" w:type="dxa"/>
-              <w:start w:w="80" w:type="dxa"/>
-              <w:bottom w:w="60" w:type="dxa"/>
-              <w:end w:w="80" w:type="dxa"/>
-            </w:tcMar>
-          </w:tcPr>
-          <w:p>
-            <w:pPr>
-              <w:spacing w:after="0" w:line="240" w:lineRule="auto"/>
-              <w:ind w:firstLine="0"/>
-              <w:jc w:val="center"/>
-            </w:pPr>
-            <w:r>
-              <w:rPr>
-                <w:rFonts w:ascii="Times New Roman" w:hAnsi="Times New Roman" w:eastAsia="宋体"/>
-                <w:sz w:val="17"/>
-              </w:rPr>
-              <w:t>优化、几何、仿真及计算工具文献</w:t>
-            </w:r>
-          </w:p>
-        </w:tc>
-      </w:tr>
-      <w:tr>
-        <w:trPr>
-          <w:cantSplit/>
-        </w:trPr>
-        <w:tc>
-          <w:tcPr>
-            <w:tcW w:type="dxa" w:w="2268"/>
-            <w:vAlign w:val="center"/>
-            <w:tcMar>
-              <w:top w:w="60" w:type="dxa"/>
-              <w:start w:w="80" w:type="dxa"/>
-              <w:bottom w:w="60" w:type="dxa"/>
-              <w:end w:w="80" w:type="dxa"/>
-            </w:tcMar>
-          </w:tcPr>
-          <w:p>
-            <w:pPr>
-              <w:spacing w:after="0" w:line="240" w:lineRule="auto"/>
-              <w:ind w:firstLine="0"/>
-              <w:jc w:val="left"/>
-            </w:pPr>
-            <w:r>
-              <w:rPr>
-                <w:rFonts w:ascii="Times New Roman" w:hAnsi="Times New Roman" w:eastAsia="宋体"/>
-                <w:sz w:val="17"/>
-              </w:rPr>
-              <w:t>21</w:t>
-            </w:r>
-          </w:p>
-        </w:tc>
-        <w:tc>
-          <w:tcPr>
-            <w:tcW w:type="dxa" w:w="2268"/>
-            <w:vAlign w:val="center"/>
-            <w:tcMar>
-              <w:top w:w="60" w:type="dxa"/>
-              <w:start w:w="80" w:type="dxa"/>
-              <w:bottom w:w="60" w:type="dxa"/>
-              <w:end w:w="80" w:type="dxa"/>
-            </w:tcMar>
-          </w:tcPr>
-          <w:p>
-            <w:pPr>
-              <w:spacing w:after="0" w:line="240" w:lineRule="auto"/>
-              <w:ind w:firstLine="0"/>
-              <w:jc w:val="center"/>
-            </w:pPr>
-            <w:r>
-              <w:rPr>
-                <w:rFonts w:ascii="Times New Roman" w:hAnsi="Times New Roman" w:eastAsia="宋体"/>
-                <w:sz w:val="17"/>
-              </w:rPr>
-              <w:t>参考文献格式统一</w:t>
-            </w:r>
-          </w:p>
-        </w:tc>
-        <w:tc>
-          <w:tcPr>
-            <w:tcW w:type="dxa" w:w="2268"/>
-            <w:vAlign w:val="center"/>
-            <w:tcMar>
-              <w:top w:w="60" w:type="dxa"/>
-              <w:start w:w="80" w:type="dxa"/>
-              <w:bottom w:w="60" w:type="dxa"/>
-              <w:end w:w="80" w:type="dxa"/>
-            </w:tcMar>
-          </w:tcPr>
-          <w:p>
-            <w:pPr>
-              <w:spacing w:after="0" w:line="240" w:lineRule="auto"/>
-              <w:ind w:firstLine="0"/>
-              <w:jc w:val="center"/>
-            </w:pPr>
-            <w:r>
-              <w:rPr>
-                <w:rFonts w:ascii="Times New Roman" w:hAnsi="Times New Roman" w:eastAsia="宋体"/>
-                <w:sz w:val="17"/>
-              </w:rPr>
-              <w:t>通过</w:t>
-            </w:r>
-          </w:p>
-        </w:tc>
-        <w:tc>
-          <w:tcPr>
-            <w:tcW w:type="dxa" w:w="2268"/>
-            <w:vAlign w:val="center"/>
-            <w:tcMar>
-              <w:top w:w="60" w:type="dxa"/>
-              <w:start w:w="80" w:type="dxa"/>
-              <w:bottom w:w="60" w:type="dxa"/>
-              <w:end w:w="80" w:type="dxa"/>
-            </w:tcMar>
-          </w:tcPr>
-          <w:p>
-            <w:pPr>
-              <w:spacing w:after="0" w:line="240" w:lineRule="auto"/>
-              <w:ind w:firstLine="0"/>
-              <w:jc w:val="center"/>
-            </w:pPr>
-            <w:r>
-              <w:rPr>
-                <w:rFonts w:ascii="Times New Roman" w:hAnsi="Times New Roman" w:eastAsia="宋体"/>
-                <w:sz w:val="17"/>
-              </w:rPr>
-              <w:t>统一作者、题名、类型、出处</w:t>
-            </w:r>
-          </w:p>
-        </w:tc>
-      </w:tr>
-      <w:tr>
-        <w:trPr>
-          <w:cantSplit/>
-        </w:trPr>
-        <w:tc>
-          <w:tcPr>
-            <w:tcW w:type="dxa" w:w="2268"/>
-            <w:vAlign w:val="center"/>
-            <w:tcMar>
-              <w:top w:w="60" w:type="dxa"/>
-              <w:start w:w="80" w:type="dxa"/>
-              <w:bottom w:w="60" w:type="dxa"/>
-              <w:end w:w="80" w:type="dxa"/>
-            </w:tcMar>
-          </w:tcPr>
-          <w:p>
-            <w:pPr>
-              <w:spacing w:after="0" w:line="240" w:lineRule="auto"/>
-              <w:ind w:firstLine="0"/>
-              <w:jc w:val="left"/>
-            </w:pPr>
-            <w:r>
-              <w:rPr>
-                <w:rFonts w:ascii="Times New Roman" w:hAnsi="Times New Roman" w:eastAsia="宋体"/>
-                <w:sz w:val="17"/>
-              </w:rPr>
-              <w:t>22</w:t>
-            </w:r>
-          </w:p>
-        </w:tc>
-        <w:tc>
-          <w:tcPr>
-            <w:tcW w:type="dxa" w:w="2268"/>
-            <w:vAlign w:val="center"/>
-            <w:tcMar>
-              <w:top w:w="60" w:type="dxa"/>
-              <w:start w:w="80" w:type="dxa"/>
-              <w:bottom w:w="60" w:type="dxa"/>
-              <w:end w:w="80" w:type="dxa"/>
-            </w:tcMar>
-          </w:tcPr>
-          <w:p>
-            <w:pPr>
-              <w:spacing w:after="0" w:line="240" w:lineRule="auto"/>
-              <w:ind w:firstLine="0"/>
-              <w:jc w:val="center"/>
-            </w:pPr>
-            <w:r>
-              <w:rPr>
-                <w:rFonts w:ascii="Times New Roman" w:hAnsi="Times New Roman" w:eastAsia="宋体"/>
-                <w:sz w:val="17"/>
-              </w:rPr>
-              <w:t>无网络百科引用</w:t>
-            </w:r>
-          </w:p>
-        </w:tc>
-        <w:tc>
-          <w:tcPr>
-            <w:tcW w:type="dxa" w:w="2268"/>
-            <w:vAlign w:val="center"/>
-            <w:tcMar>
-              <w:top w:w="60" w:type="dxa"/>
-              <w:start w:w="80" w:type="dxa"/>
-              <w:bottom w:w="60" w:type="dxa"/>
-              <w:end w:w="80" w:type="dxa"/>
-            </w:tcMar>
-          </w:tcPr>
-          <w:p>
-            <w:pPr>
-              <w:spacing w:after="0" w:line="240" w:lineRule="auto"/>
-              <w:ind w:firstLine="0"/>
-              <w:jc w:val="center"/>
-            </w:pPr>
-            <w:r>
-              <w:rPr>
-                <w:rFonts w:ascii="Times New Roman" w:hAnsi="Times New Roman" w:eastAsia="宋体"/>
-                <w:sz w:val="17"/>
-              </w:rPr>
-              <w:t>通过</w:t>
-            </w:r>
-          </w:p>
-        </w:tc>
-        <w:tc>
-          <w:tcPr>
-            <w:tcW w:type="dxa" w:w="2268"/>
-            <w:vAlign w:val="center"/>
-            <w:tcMar>
-              <w:top w:w="60" w:type="dxa"/>
-              <w:start w:w="80" w:type="dxa"/>
-              <w:bottom w:w="60" w:type="dxa"/>
-              <w:end w:w="80" w:type="dxa"/>
-            </w:tcMar>
-          </w:tcPr>
-          <w:p>
-            <w:pPr>
-              <w:spacing w:after="0" w:line="240" w:lineRule="auto"/>
-              <w:ind w:firstLine="0"/>
-              <w:jc w:val="center"/>
-            </w:pPr>
-            <w:r>
-              <w:rPr>
-                <w:rFonts w:ascii="Times New Roman" w:hAnsi="Times New Roman" w:eastAsia="宋体"/>
-                <w:sz w:val="17"/>
-              </w:rPr>
-              <w:t>仅官方材料、论文、教材与工具</w:t>
-            </w:r>
-          </w:p>
-        </w:tc>
-      </w:tr>
-      <w:tr>
-        <w:trPr>
-          <w:cantSplit/>
-        </w:trPr>
-        <w:tc>
-          <w:tcPr>
-            <w:tcW w:type="dxa" w:w="2268"/>
-            <w:vAlign w:val="center"/>
-            <w:tcMar>
-              <w:top w:w="60" w:type="dxa"/>
-              <w:start w:w="80" w:type="dxa"/>
-              <w:bottom w:w="60" w:type="dxa"/>
-              <w:end w:w="80" w:type="dxa"/>
-            </w:tcMar>
-          </w:tcPr>
-          <w:p>
-            <w:pPr>
-              <w:spacing w:after="0" w:line="240" w:lineRule="auto"/>
-              <w:ind w:firstLine="0"/>
-              <w:jc w:val="left"/>
-            </w:pPr>
-            <w:r>
-              <w:rPr>
-                <w:rFonts w:ascii="Times New Roman" w:hAnsi="Times New Roman" w:eastAsia="宋体"/>
-                <w:sz w:val="17"/>
-              </w:rPr>
-              <w:t>23</w:t>
-            </w:r>
-          </w:p>
-        </w:tc>
-        <w:tc>
-          <w:tcPr>
-            <w:tcW w:type="dxa" w:w="2268"/>
-            <w:vAlign w:val="center"/>
-            <w:tcMar>
-              <w:top w:w="60" w:type="dxa"/>
-              <w:start w:w="80" w:type="dxa"/>
-              <w:bottom w:w="60" w:type="dxa"/>
-              <w:end w:w="80" w:type="dxa"/>
-            </w:tcMar>
-          </w:tcPr>
-          <w:p>
-            <w:pPr>
-              <w:spacing w:after="0" w:line="240" w:lineRule="auto"/>
-              <w:ind w:firstLine="0"/>
-              <w:jc w:val="center"/>
-            </w:pPr>
-            <w:r>
-              <w:rPr>
-                <w:rFonts w:ascii="Times New Roman" w:hAnsi="Times New Roman" w:eastAsia="宋体"/>
-                <w:sz w:val="17"/>
-              </w:rPr>
-              <w:t>正文引用与文献对应</w:t>
-            </w:r>
-          </w:p>
-        </w:tc>
-        <w:tc>
-          <w:tcPr>
-            <w:tcW w:type="dxa" w:w="2268"/>
-            <w:vAlign w:val="center"/>
-            <w:tcMar>
-              <w:top w:w="60" w:type="dxa"/>
-              <w:start w:w="80" w:type="dxa"/>
-              <w:bottom w:w="60" w:type="dxa"/>
-              <w:end w:w="80" w:type="dxa"/>
-            </w:tcMar>
-          </w:tcPr>
-          <w:p>
-            <w:pPr>
-              <w:spacing w:after="0" w:line="240" w:lineRule="auto"/>
-              <w:ind w:firstLine="0"/>
-              <w:jc w:val="center"/>
-            </w:pPr>
-            <w:r>
-              <w:rPr>
-                <w:rFonts w:ascii="Times New Roman" w:hAnsi="Times New Roman" w:eastAsia="宋体"/>
-                <w:sz w:val="17"/>
-              </w:rPr>
-              <w:t>通过</w:t>
-            </w:r>
-          </w:p>
-        </w:tc>
-        <w:tc>
-          <w:tcPr>
-            <w:tcW w:type="dxa" w:w="2268"/>
-            <w:vAlign w:val="center"/>
-            <w:tcMar>
-              <w:top w:w="60" w:type="dxa"/>
-              <w:start w:w="80" w:type="dxa"/>
-              <w:bottom w:w="60" w:type="dxa"/>
-              <w:end w:w="80" w:type="dxa"/>
-            </w:tcMar>
-          </w:tcPr>
-          <w:p>
-            <w:pPr>
-              <w:spacing w:after="0" w:line="240" w:lineRule="auto"/>
-              <w:ind w:firstLine="0"/>
-              <w:jc w:val="center"/>
-            </w:pPr>
-            <w:r>
-              <w:rPr>
-                <w:rFonts w:ascii="Times New Roman" w:hAnsi="Times New Roman" w:eastAsia="宋体"/>
-                <w:sz w:val="17"/>
-              </w:rPr>
-              <w:t>方法与软件文献均有正文落点</w:t>
-            </w:r>
-          </w:p>
-        </w:tc>
-      </w:tr>
-      <w:tr>
-        <w:trPr>
-          <w:cantSplit/>
-        </w:trPr>
-        <w:tc>
-          <w:tcPr>
-            <w:tcW w:type="dxa" w:w="2268"/>
-            <w:vAlign w:val="center"/>
-            <w:tcMar>
-              <w:top w:w="60" w:type="dxa"/>
-              <w:start w:w="80" w:type="dxa"/>
-              <w:bottom w:w="60" w:type="dxa"/>
-              <w:end w:w="80" w:type="dxa"/>
-            </w:tcMar>
-          </w:tcPr>
-          <w:p>
-            <w:pPr>
-              <w:spacing w:after="0" w:line="240" w:lineRule="auto"/>
-              <w:ind w:firstLine="0"/>
-              <w:jc w:val="left"/>
-            </w:pPr>
-            <w:r>
-              <w:rPr>
-                <w:rFonts w:ascii="Times New Roman" w:hAnsi="Times New Roman" w:eastAsia="宋体"/>
-                <w:sz w:val="17"/>
-              </w:rPr>
-              <w:t>24</w:t>
-            </w:r>
-          </w:p>
-        </w:tc>
-        <w:tc>
-          <w:tcPr>
-            <w:tcW w:type="dxa" w:w="2268"/>
-            <w:vAlign w:val="center"/>
-            <w:tcMar>
-              <w:top w:w="60" w:type="dxa"/>
-              <w:start w:w="80" w:type="dxa"/>
-              <w:bottom w:w="60" w:type="dxa"/>
-              <w:end w:w="80" w:type="dxa"/>
-            </w:tcMar>
-          </w:tcPr>
-          <w:p>
-            <w:pPr>
-              <w:spacing w:after="0" w:line="240" w:lineRule="auto"/>
-              <w:ind w:firstLine="0"/>
-              <w:jc w:val="center"/>
-            </w:pPr>
-            <w:r>
-              <w:rPr>
-                <w:rFonts w:ascii="Times New Roman" w:hAnsi="Times New Roman" w:eastAsia="宋体"/>
-                <w:sz w:val="17"/>
-              </w:rPr>
-              <w:t>文献年代搭配合理</w:t>
-            </w:r>
-          </w:p>
-        </w:tc>
-        <w:tc>
-          <w:tcPr>
-            <w:tcW w:type="dxa" w:w="2268"/>
-            <w:vAlign w:val="center"/>
-            <w:tcMar>
-              <w:top w:w="60" w:type="dxa"/>
-              <w:start w:w="80" w:type="dxa"/>
-              <w:bottom w:w="60" w:type="dxa"/>
-              <w:end w:w="80" w:type="dxa"/>
-            </w:tcMar>
-          </w:tcPr>
-          <w:p>
-            <w:pPr>
-              <w:spacing w:after="0" w:line="240" w:lineRule="auto"/>
-              <w:ind w:firstLine="0"/>
-              <w:jc w:val="center"/>
-            </w:pPr>
-            <w:r>
-              <w:rPr>
-                <w:rFonts w:ascii="Times New Roman" w:hAnsi="Times New Roman" w:eastAsia="宋体"/>
-                <w:sz w:val="17"/>
-              </w:rPr>
-              <w:t>通过</w:t>
-            </w:r>
-          </w:p>
-        </w:tc>
-        <w:tc>
-          <w:tcPr>
-            <w:tcW w:type="dxa" w:w="2268"/>
-            <w:vAlign w:val="center"/>
-            <w:tcMar>
-              <w:top w:w="60" w:type="dxa"/>
-              <w:start w:w="80" w:type="dxa"/>
-              <w:bottom w:w="60" w:type="dxa"/>
-              <w:end w:w="80" w:type="dxa"/>
-            </w:tcMar>
-          </w:tcPr>
-          <w:p>
-            <w:pPr>
-              <w:spacing w:after="0" w:line="240" w:lineRule="auto"/>
-              <w:ind w:firstLine="0"/>
-              <w:jc w:val="center"/>
-            </w:pPr>
-            <w:r>
-              <w:rPr>
-                <w:rFonts w:ascii="Times New Roman" w:hAnsi="Times New Roman" w:eastAsia="宋体"/>
-                <w:sz w:val="17"/>
-              </w:rPr>
-              <w:t>经典算法与 2020 科学计算文献并存</w:t>
-            </w:r>
-          </w:p>
-        </w:tc>
-      </w:tr>
-      <w:tr>
-        <w:trPr>
-          <w:cantSplit/>
-        </w:trPr>
-        <w:tc>
-          <w:tcPr>
-            <w:tcW w:type="dxa" w:w="2268"/>
-            <w:vAlign w:val="center"/>
-            <w:tcMar>
-              <w:top w:w="60" w:type="dxa"/>
-              <w:start w:w="80" w:type="dxa"/>
-              <w:bottom w:w="60" w:type="dxa"/>
-              <w:end w:w="80" w:type="dxa"/>
-            </w:tcMar>
-          </w:tcPr>
-          <w:p>
-            <w:pPr>
-              <w:spacing w:after="0" w:line="240" w:lineRule="auto"/>
-              <w:ind w:firstLine="0"/>
-              <w:jc w:val="left"/>
-            </w:pPr>
-            <w:r>
-              <w:rPr>
-                <w:rFonts w:ascii="Times New Roman" w:hAnsi="Times New Roman" w:eastAsia="宋体"/>
-                <w:sz w:val="17"/>
-              </w:rPr>
-              <w:t>25</w:t>
-            </w:r>
-          </w:p>
-        </w:tc>
-        <w:tc>
-          <w:tcPr>
-            <w:tcW w:type="dxa" w:w="2268"/>
-            <w:vAlign w:val="center"/>
-            <w:tcMar>
-              <w:top w:w="60" w:type="dxa"/>
-              <w:start w:w="80" w:type="dxa"/>
-              <w:bottom w:w="60" w:type="dxa"/>
-              <w:end w:w="80" w:type="dxa"/>
-            </w:tcMar>
-          </w:tcPr>
-          <w:p>
-            <w:pPr>
-              <w:spacing w:after="0" w:line="240" w:lineRule="auto"/>
-              <w:ind w:firstLine="0"/>
-              <w:jc w:val="center"/>
-            </w:pPr>
-            <w:r>
-              <w:rPr>
-                <w:rFonts w:ascii="Times New Roman" w:hAnsi="Times New Roman" w:eastAsia="宋体"/>
-                <w:sz w:val="17"/>
-              </w:rPr>
-              <w:t>页码统一</w:t>
-            </w:r>
-          </w:p>
-        </w:tc>
-        <w:tc>
-          <w:tcPr>
-            <w:tcW w:type="dxa" w:w="2268"/>
-            <w:vAlign w:val="center"/>
-            <w:tcMar>
-              <w:top w:w="60" w:type="dxa"/>
-              <w:start w:w="80" w:type="dxa"/>
-              <w:bottom w:w="60" w:type="dxa"/>
-              <w:end w:w="80" w:type="dxa"/>
-            </w:tcMar>
-          </w:tcPr>
-          <w:p>
-            <w:pPr>
-              <w:spacing w:after="0" w:line="240" w:lineRule="auto"/>
-              <w:ind w:firstLine="0"/>
-              <w:jc w:val="center"/>
-            </w:pPr>
-            <w:r>
-              <w:rPr>
-                <w:rFonts w:ascii="Times New Roman" w:hAnsi="Times New Roman" w:eastAsia="宋体"/>
-                <w:sz w:val="17"/>
-              </w:rPr>
-              <w:t>通过</w:t>
-            </w:r>
-          </w:p>
-        </w:tc>
-        <w:tc>
-          <w:tcPr>
-            <w:tcW w:type="dxa" w:w="2268"/>
-            <w:vAlign w:val="center"/>
-            <w:tcMar>
-              <w:top w:w="60" w:type="dxa"/>
-              <w:start w:w="80" w:type="dxa"/>
-              <w:bottom w:w="60" w:type="dxa"/>
-              <w:end w:w="80" w:type="dxa"/>
-            </w:tcMar>
-          </w:tcPr>
-          <w:p>
-            <w:pPr>
-              <w:spacing w:after="0" w:line="240" w:lineRule="auto"/>
-              <w:ind w:firstLine="0"/>
-              <w:jc w:val="center"/>
-            </w:pPr>
-            <w:r>
-              <w:rPr>
-                <w:rFonts w:ascii="Times New Roman" w:hAnsi="Times New Roman" w:eastAsia="宋体"/>
-                <w:sz w:val="17"/>
-              </w:rPr>
-              <w:t>页脚居中连续页码</w:t>
-            </w:r>
-          </w:p>
-        </w:tc>
-      </w:tr>
-      <w:tr>
-        <w:trPr>
-          <w:cantSplit/>
-        </w:trPr>
-        <w:tc>
-          <w:tcPr>
-            <w:tcW w:type="dxa" w:w="2268"/>
-            <w:vAlign w:val="center"/>
-            <w:tcMar>
-              <w:top w:w="60" w:type="dxa"/>
-              <w:start w:w="80" w:type="dxa"/>
-              <w:bottom w:w="60" w:type="dxa"/>
-              <w:end w:w="80" w:type="dxa"/>
-            </w:tcMar>
-          </w:tcPr>
-          <w:p>
-            <w:pPr>
-              <w:spacing w:after="0" w:line="240" w:lineRule="auto"/>
-              <w:ind w:firstLine="0"/>
-              <w:jc w:val="left"/>
-            </w:pPr>
-            <w:r>
-              <w:rPr>
-                <w:rFonts w:ascii="Times New Roman" w:hAnsi="Times New Roman" w:eastAsia="宋体"/>
-                <w:sz w:val="17"/>
-              </w:rPr>
-              <w:t>26</w:t>
-            </w:r>
-          </w:p>
-        </w:tc>
-        <w:tc>
-          <w:tcPr>
-            <w:tcW w:type="dxa" w:w="2268"/>
-            <w:vAlign w:val="center"/>
-            <w:tcMar>
-              <w:top w:w="60" w:type="dxa"/>
-              <w:start w:w="80" w:type="dxa"/>
-              <w:bottom w:w="60" w:type="dxa"/>
-              <w:end w:w="80" w:type="dxa"/>
-            </w:tcMar>
-          </w:tcPr>
-          <w:p>
-            <w:pPr>
-              <w:spacing w:after="0" w:line="240" w:lineRule="auto"/>
-              <w:ind w:firstLine="0"/>
-              <w:jc w:val="center"/>
-            </w:pPr>
-            <w:r>
-              <w:rPr>
-                <w:rFonts w:ascii="Times New Roman" w:hAnsi="Times New Roman" w:eastAsia="宋体"/>
-                <w:sz w:val="17"/>
-              </w:rPr>
-              <w:t>字体统一</w:t>
-            </w:r>
-          </w:p>
-        </w:tc>
-        <w:tc>
-          <w:tcPr>
-            <w:tcW w:type="dxa" w:w="2268"/>
-            <w:vAlign w:val="center"/>
-            <w:tcMar>
-              <w:top w:w="60" w:type="dxa"/>
-              <w:start w:w="80" w:type="dxa"/>
-              <w:bottom w:w="60" w:type="dxa"/>
-              <w:end w:w="80" w:type="dxa"/>
-            </w:tcMar>
-          </w:tcPr>
-          <w:p>
-            <w:pPr>
-              <w:spacing w:after="0" w:line="240" w:lineRule="auto"/>
-              <w:ind w:firstLine="0"/>
-              <w:jc w:val="center"/>
-            </w:pPr>
-            <w:r>
-              <w:rPr>
-                <w:rFonts w:ascii="Times New Roman" w:hAnsi="Times New Roman" w:eastAsia="宋体"/>
-                <w:sz w:val="17"/>
-              </w:rPr>
-              <w:t>通过</w:t>
-            </w:r>
-          </w:p>
-        </w:tc>
-        <w:tc>
-          <w:tcPr>
-            <w:tcW w:type="dxa" w:w="2268"/>
-            <w:vAlign w:val="center"/>
-            <w:tcMar>
-              <w:top w:w="60" w:type="dxa"/>
-              <w:start w:w="80" w:type="dxa"/>
-              <w:bottom w:w="60" w:type="dxa"/>
-              <w:end w:w="80" w:type="dxa"/>
-            </w:tcMar>
-          </w:tcPr>
-          <w:p>
-            <w:pPr>
-              <w:spacing w:after="0" w:line="240" w:lineRule="auto"/>
-              <w:ind w:firstLine="0"/>
-              <w:jc w:val="center"/>
-            </w:pPr>
-            <w:r>
-              <w:rPr>
-                <w:rFonts w:ascii="Times New Roman" w:hAnsi="Times New Roman" w:eastAsia="宋体"/>
-                <w:sz w:val="17"/>
-              </w:rPr>
-              <w:t>中文宋体、标题黑体、英文 TNR</w:t>
-            </w:r>
-          </w:p>
-        </w:tc>
-      </w:tr>
-      <w:tr>
-        <w:trPr>
-          <w:cantSplit/>
-        </w:trPr>
-        <w:tc>
-          <w:tcPr>
-            <w:tcW w:type="dxa" w:w="2268"/>
-            <w:vAlign w:val="center"/>
-            <w:tcMar>
-              <w:top w:w="60" w:type="dxa"/>
-              <w:start w:w="80" w:type="dxa"/>
-              <w:bottom w:w="60" w:type="dxa"/>
-              <w:end w:w="80" w:type="dxa"/>
-            </w:tcMar>
-          </w:tcPr>
-          <w:p>
-            <w:pPr>
-              <w:spacing w:after="0" w:line="240" w:lineRule="auto"/>
-              <w:ind w:firstLine="0"/>
-              <w:jc w:val="left"/>
-            </w:pPr>
-            <w:r>
-              <w:rPr>
-                <w:rFonts w:ascii="Times New Roman" w:hAnsi="Times New Roman" w:eastAsia="宋体"/>
-                <w:sz w:val="17"/>
-              </w:rPr>
-              <w:t>27</w:t>
-            </w:r>
-          </w:p>
-        </w:tc>
-        <w:tc>
-          <w:tcPr>
-            <w:tcW w:type="dxa" w:w="2268"/>
-            <w:vAlign w:val="center"/>
-            <w:tcMar>
-              <w:top w:w="60" w:type="dxa"/>
-              <w:start w:w="80" w:type="dxa"/>
-              <w:bottom w:w="60" w:type="dxa"/>
-              <w:end w:w="80" w:type="dxa"/>
-            </w:tcMar>
-          </w:tcPr>
-          <w:p>
-            <w:pPr>
-              <w:spacing w:after="0" w:line="240" w:lineRule="auto"/>
-              <w:ind w:firstLine="0"/>
-              <w:jc w:val="center"/>
-            </w:pPr>
-            <w:r>
-              <w:rPr>
-                <w:rFonts w:ascii="Times New Roman" w:hAnsi="Times New Roman" w:eastAsia="宋体"/>
-                <w:sz w:val="17"/>
-              </w:rPr>
-              <w:t>标点统一</w:t>
-            </w:r>
-          </w:p>
-        </w:tc>
-        <w:tc>
-          <w:tcPr>
-            <w:tcW w:type="dxa" w:w="2268"/>
-            <w:vAlign w:val="center"/>
-            <w:tcMar>
-              <w:top w:w="60" w:type="dxa"/>
-              <w:start w:w="80" w:type="dxa"/>
-              <w:bottom w:w="60" w:type="dxa"/>
-              <w:end w:w="80" w:type="dxa"/>
-            </w:tcMar>
-          </w:tcPr>
-          <w:p>
-            <w:pPr>
-              <w:spacing w:after="0" w:line="240" w:lineRule="auto"/>
-              <w:ind w:firstLine="0"/>
-              <w:jc w:val="center"/>
-            </w:pPr>
-            <w:r>
-              <w:rPr>
-                <w:rFonts w:ascii="Times New Roman" w:hAnsi="Times New Roman" w:eastAsia="宋体"/>
-                <w:sz w:val="17"/>
-              </w:rPr>
-              <w:t>通过</w:t>
-            </w:r>
-          </w:p>
-        </w:tc>
-        <w:tc>
-          <w:tcPr>
-            <w:tcW w:type="dxa" w:w="2268"/>
-            <w:vAlign w:val="center"/>
-            <w:tcMar>
-              <w:top w:w="60" w:type="dxa"/>
-              <w:start w:w="80" w:type="dxa"/>
-              <w:bottom w:w="60" w:type="dxa"/>
-              <w:end w:w="80" w:type="dxa"/>
-            </w:tcMar>
-          </w:tcPr>
-          <w:p>
-            <w:pPr>
-              <w:spacing w:after="0" w:line="240" w:lineRule="auto"/>
-              <w:ind w:firstLine="0"/>
-              <w:jc w:val="center"/>
-            </w:pPr>
-            <w:r>
-              <w:rPr>
-                <w:rFonts w:ascii="Times New Roman" w:hAnsi="Times New Roman" w:eastAsia="宋体"/>
-                <w:sz w:val="17"/>
-              </w:rPr>
-              <w:t>中文正文全角、英文式内半角</w:t>
-            </w:r>
-          </w:p>
-        </w:tc>
-      </w:tr>
-      <w:tr>
-        <w:trPr>
-          <w:cantSplit/>
-        </w:trPr>
-        <w:tc>
-          <w:tcPr>
-            <w:tcW w:type="dxa" w:w="2268"/>
-            <w:vAlign w:val="center"/>
-            <w:tcMar>
-              <w:top w:w="60" w:type="dxa"/>
-              <w:start w:w="80" w:type="dxa"/>
-              <w:bottom w:w="60" w:type="dxa"/>
-              <w:end w:w="80" w:type="dxa"/>
-            </w:tcMar>
-          </w:tcPr>
-          <w:p>
-            <w:pPr>
-              <w:spacing w:after="0" w:line="240" w:lineRule="auto"/>
-              <w:ind w:firstLine="0"/>
-              <w:jc w:val="left"/>
-            </w:pPr>
-            <w:r>
-              <w:rPr>
-                <w:rFonts w:ascii="Times New Roman" w:hAnsi="Times New Roman" w:eastAsia="宋体"/>
-                <w:sz w:val="17"/>
-              </w:rPr>
-              <w:t>28</w:t>
-            </w:r>
-          </w:p>
-        </w:tc>
-        <w:tc>
-          <w:tcPr>
-            <w:tcW w:type="dxa" w:w="2268"/>
-            <w:vAlign w:val="center"/>
-            <w:tcMar>
-              <w:top w:w="60" w:type="dxa"/>
-              <w:start w:w="80" w:type="dxa"/>
-              <w:bottom w:w="60" w:type="dxa"/>
-              <w:end w:w="80" w:type="dxa"/>
-            </w:tcMar>
-          </w:tcPr>
-          <w:p>
-            <w:pPr>
-              <w:spacing w:after="0" w:line="240" w:lineRule="auto"/>
-              <w:ind w:firstLine="0"/>
-              <w:jc w:val="center"/>
-            </w:pPr>
-            <w:r>
-              <w:rPr>
-                <w:rFonts w:ascii="Times New Roman" w:hAnsi="Times New Roman" w:eastAsia="宋体"/>
-                <w:sz w:val="17"/>
-              </w:rPr>
-              <w:t>行距统一</w:t>
-            </w:r>
-          </w:p>
-        </w:tc>
-        <w:tc>
-          <w:tcPr>
-            <w:tcW w:type="dxa" w:w="2268"/>
-            <w:vAlign w:val="center"/>
-            <w:tcMar>
-              <w:top w:w="60" w:type="dxa"/>
-              <w:start w:w="80" w:type="dxa"/>
-              <w:bottom w:w="60" w:type="dxa"/>
-              <w:end w:w="80" w:type="dxa"/>
-            </w:tcMar>
-          </w:tcPr>
-          <w:p>
-            <w:pPr>
-              <w:spacing w:after="0" w:line="240" w:lineRule="auto"/>
-              <w:ind w:firstLine="0"/>
-              <w:jc w:val="center"/>
-            </w:pPr>
-            <w:r>
-              <w:rPr>
-                <w:rFonts w:ascii="Times New Roman" w:hAnsi="Times New Roman" w:eastAsia="宋体"/>
-                <w:sz w:val="17"/>
-              </w:rPr>
-              <w:t>通过</w:t>
-            </w:r>
-          </w:p>
-        </w:tc>
-        <w:tc>
-          <w:tcPr>
-            <w:tcW w:type="dxa" w:w="2268"/>
-            <w:vAlign w:val="center"/>
-            <w:tcMar>
-              <w:top w:w="60" w:type="dxa"/>
-              <w:start w:w="80" w:type="dxa"/>
-              <w:bottom w:w="60" w:type="dxa"/>
-              <w:end w:w="80" w:type="dxa"/>
-            </w:tcMar>
-          </w:tcPr>
-          <w:p>
-            <w:pPr>
-              <w:spacing w:after="0" w:line="240" w:lineRule="auto"/>
-              <w:ind w:firstLine="0"/>
-              <w:jc w:val="center"/>
-            </w:pPr>
-            <w:r>
-              <w:rPr>
-                <w:rFonts w:ascii="Times New Roman" w:hAnsi="Times New Roman" w:eastAsia="宋体"/>
-                <w:sz w:val="17"/>
-              </w:rPr>
-              <w:t>正文统一段落样式</w:t>
-            </w:r>
-          </w:p>
-        </w:tc>
-      </w:tr>
-      <w:tr>
-        <w:trPr>
-          <w:cantSplit/>
-        </w:trPr>
-        <w:tc>
-          <w:tcPr>
-            <w:tcW w:type="dxa" w:w="2268"/>
-            <w:vAlign w:val="center"/>
-            <w:tcMar>
-              <w:top w:w="60" w:type="dxa"/>
-              <w:start w:w="80" w:type="dxa"/>
-              <w:bottom w:w="60" w:type="dxa"/>
-              <w:end w:w="80" w:type="dxa"/>
-            </w:tcMar>
-          </w:tcPr>
-          <w:p>
-            <w:pPr>
-              <w:spacing w:after="0" w:line="240" w:lineRule="auto"/>
-              <w:ind w:firstLine="0"/>
-              <w:jc w:val="left"/>
-            </w:pPr>
-            <w:r>
-              <w:rPr>
-                <w:rFonts w:ascii="Times New Roman" w:hAnsi="Times New Roman" w:eastAsia="宋体"/>
-                <w:sz w:val="17"/>
-              </w:rPr>
-              <w:t>29</w:t>
-            </w:r>
-          </w:p>
-        </w:tc>
-        <w:tc>
-          <w:tcPr>
-            <w:tcW w:type="dxa" w:w="2268"/>
-            <w:vAlign w:val="center"/>
-            <w:tcMar>
-              <w:top w:w="60" w:type="dxa"/>
-              <w:start w:w="80" w:type="dxa"/>
-              <w:bottom w:w="60" w:type="dxa"/>
-              <w:end w:w="80" w:type="dxa"/>
-            </w:tcMar>
-          </w:tcPr>
-          <w:p>
-            <w:pPr>
-              <w:spacing w:after="0" w:line="240" w:lineRule="auto"/>
-              <w:ind w:firstLine="0"/>
-              <w:jc w:val="center"/>
-            </w:pPr>
-            <w:r>
-              <w:rPr>
-                <w:rFonts w:ascii="Times New Roman" w:hAnsi="Times New Roman" w:eastAsia="宋体"/>
-                <w:sz w:val="17"/>
-              </w:rPr>
-              <w:t>假设 4—6 条且说明理由</w:t>
-            </w:r>
-          </w:p>
-        </w:tc>
-        <w:tc>
-          <w:tcPr>
-            <w:tcW w:type="dxa" w:w="2268"/>
-            <w:vAlign w:val="center"/>
-            <w:tcMar>
-              <w:top w:w="60" w:type="dxa"/>
-              <w:start w:w="80" w:type="dxa"/>
-              <w:bottom w:w="60" w:type="dxa"/>
-              <w:end w:w="80" w:type="dxa"/>
-            </w:tcMar>
-          </w:tcPr>
-          <w:p>
-            <w:pPr>
-              <w:spacing w:after="0" w:line="240" w:lineRule="auto"/>
-              <w:ind w:firstLine="0"/>
-              <w:jc w:val="center"/>
-            </w:pPr>
-            <w:r>
-              <w:rPr>
-                <w:rFonts w:ascii="Times New Roman" w:hAnsi="Times New Roman" w:eastAsia="宋体"/>
-                <w:sz w:val="17"/>
-              </w:rPr>
-              <w:t>通过</w:t>
-            </w:r>
-          </w:p>
-        </w:tc>
-        <w:tc>
-          <w:tcPr>
-            <w:tcW w:type="dxa" w:w="2268"/>
-            <w:vAlign w:val="center"/>
-            <w:tcMar>
-              <w:top w:w="60" w:type="dxa"/>
-              <w:start w:w="80" w:type="dxa"/>
-              <w:bottom w:w="60" w:type="dxa"/>
-              <w:end w:w="80" w:type="dxa"/>
-            </w:tcMar>
-          </w:tcPr>
-          <w:p>
-            <w:pPr>
-              <w:spacing w:after="0" w:line="240" w:lineRule="auto"/>
-              <w:ind w:firstLine="0"/>
-              <w:jc w:val="center"/>
-            </w:pPr>
-            <w:r>
-              <w:rPr>
-                <w:rFonts w:ascii="Times New Roman" w:hAnsi="Times New Roman" w:eastAsia="宋体"/>
-                <w:sz w:val="17"/>
-              </w:rPr>
-              <w:t>第 3 章 6 条三列审计表</w:t>
-            </w:r>
-          </w:p>
-        </w:tc>
-      </w:tr>
-      <w:tr>
-        <w:trPr>
-          <w:cantSplit/>
-        </w:trPr>
-        <w:tc>
-          <w:tcPr>
-            <w:tcW w:type="dxa" w:w="2268"/>
-            <w:vAlign w:val="center"/>
-            <w:tcMar>
-              <w:top w:w="60" w:type="dxa"/>
-              <w:start w:w="80" w:type="dxa"/>
-              <w:bottom w:w="60" w:type="dxa"/>
-              <w:end w:w="80" w:type="dxa"/>
-            </w:tcMar>
-          </w:tcPr>
-          <w:p>
-            <w:pPr>
-              <w:spacing w:after="0" w:line="240" w:lineRule="auto"/>
-              <w:ind w:firstLine="0"/>
-              <w:jc w:val="left"/>
-            </w:pPr>
-            <w:r>
-              <w:rPr>
-                <w:rFonts w:ascii="Times New Roman" w:hAnsi="Times New Roman" w:eastAsia="宋体"/>
-                <w:sz w:val="17"/>
-              </w:rPr>
-              <w:t>30</w:t>
-            </w:r>
-          </w:p>
-        </w:tc>
-        <w:tc>
-          <w:tcPr>
-            <w:tcW w:type="dxa" w:w="2268"/>
-            <w:vAlign w:val="center"/>
-            <w:tcMar>
-              <w:top w:w="60" w:type="dxa"/>
-              <w:start w:w="80" w:type="dxa"/>
-              <w:bottom w:w="60" w:type="dxa"/>
-              <w:end w:w="80" w:type="dxa"/>
-            </w:tcMar>
-          </w:tcPr>
-          <w:p>
-            <w:pPr>
-              <w:spacing w:after="0" w:line="240" w:lineRule="auto"/>
-              <w:ind w:firstLine="0"/>
-              <w:jc w:val="center"/>
-            </w:pPr>
-            <w:r>
-              <w:rPr>
-                <w:rFonts w:ascii="Times New Roman" w:hAnsi="Times New Roman" w:eastAsia="宋体"/>
-                <w:sz w:val="17"/>
-              </w:rPr>
-              <w:t>关键词以方法为主</w:t>
-            </w:r>
-          </w:p>
-        </w:tc>
-        <w:tc>
-          <w:tcPr>
-            <w:tcW w:type="dxa" w:w="2268"/>
-            <w:vAlign w:val="center"/>
-            <w:tcMar>
-              <w:top w:w="60" w:type="dxa"/>
-              <w:start w:w="80" w:type="dxa"/>
-              <w:bottom w:w="60" w:type="dxa"/>
-              <w:end w:w="80" w:type="dxa"/>
-            </w:tcMar>
-          </w:tcPr>
-          <w:p>
-            <w:pPr>
-              <w:spacing w:after="0" w:line="240" w:lineRule="auto"/>
-              <w:ind w:firstLine="0"/>
-              <w:jc w:val="center"/>
-            </w:pPr>
-            <w:r>
-              <w:rPr>
-                <w:rFonts w:ascii="Times New Roman" w:hAnsi="Times New Roman" w:eastAsia="宋体"/>
-                <w:sz w:val="17"/>
-              </w:rPr>
-              <w:t>通过</w:t>
-            </w:r>
-          </w:p>
-        </w:tc>
-        <w:tc>
-          <w:tcPr>
-            <w:tcW w:type="dxa" w:w="2268"/>
-            <w:vAlign w:val="center"/>
-            <w:tcMar>
-              <w:top w:w="60" w:type="dxa"/>
-              <w:start w:w="80" w:type="dxa"/>
-              <w:bottom w:w="60" w:type="dxa"/>
-              <w:end w:w="80" w:type="dxa"/>
-            </w:tcMar>
-          </w:tcPr>
-          <w:p>
-            <w:pPr>
-              <w:spacing w:after="0" w:line="240" w:lineRule="auto"/>
-              <w:ind w:firstLine="0"/>
-              <w:jc w:val="center"/>
-            </w:pPr>
-            <w:r>
-              <w:rPr>
-                <w:rFonts w:ascii="Times New Roman" w:hAnsi="Times New Roman" w:eastAsia="宋体"/>
-                <w:sz w:val="17"/>
-              </w:rPr>
-              <w:t>6 个关键词中 5 个为模型或方法</w:t>
-            </w:r>
-          </w:p>
-        </w:tc>
-      </w:tr>
-      <w:tr>
-        <w:trPr>
-          <w:cantSplit/>
-        </w:trPr>
-        <w:tc>
-          <w:tcPr>
-            <w:tcW w:type="dxa" w:w="2268"/>
-            <w:vAlign w:val="center"/>
-            <w:tcMar>
-              <w:top w:w="60" w:type="dxa"/>
-              <w:start w:w="80" w:type="dxa"/>
-              <w:bottom w:w="60" w:type="dxa"/>
-              <w:end w:w="80" w:type="dxa"/>
-            </w:tcMar>
-          </w:tcPr>
-          <w:p>
-            <w:pPr>
-              <w:spacing w:after="0" w:line="240" w:lineRule="auto"/>
-              <w:ind w:firstLine="0"/>
-              <w:jc w:val="left"/>
-            </w:pPr>
-            <w:r>
-              <w:rPr>
-                <w:rFonts w:ascii="Times New Roman" w:hAnsi="Times New Roman" w:eastAsia="宋体"/>
-                <w:sz w:val="17"/>
-              </w:rPr>
-              <w:t>31</w:t>
-            </w:r>
-          </w:p>
-        </w:tc>
-        <w:tc>
-          <w:tcPr>
-            <w:tcW w:type="dxa" w:w="2268"/>
-            <w:vAlign w:val="center"/>
-            <w:tcMar>
-              <w:top w:w="60" w:type="dxa"/>
-              <w:start w:w="80" w:type="dxa"/>
-              <w:bottom w:w="60" w:type="dxa"/>
-              <w:end w:w="80" w:type="dxa"/>
-            </w:tcMar>
-          </w:tcPr>
-          <w:p>
-            <w:pPr>
-              <w:spacing w:after="0" w:line="240" w:lineRule="auto"/>
-              <w:ind w:firstLine="0"/>
-              <w:jc w:val="center"/>
-            </w:pPr>
-            <w:r>
-              <w:rPr>
-                <w:rFonts w:ascii="Times New Roman" w:hAnsi="Times New Roman" w:eastAsia="宋体"/>
-                <w:sz w:val="17"/>
-              </w:rPr>
-              <w:t>蒙特卡洛随机验证</w:t>
-            </w:r>
-          </w:p>
-        </w:tc>
-        <w:tc>
-          <w:tcPr>
-            <w:tcW w:type="dxa" w:w="2268"/>
-            <w:vAlign w:val="center"/>
-            <w:tcMar>
-              <w:top w:w="60" w:type="dxa"/>
-              <w:start w:w="80" w:type="dxa"/>
-              <w:bottom w:w="60" w:type="dxa"/>
-              <w:end w:w="80" w:type="dxa"/>
-            </w:tcMar>
-          </w:tcPr>
-          <w:p>
-            <w:pPr>
-              <w:spacing w:after="0" w:line="240" w:lineRule="auto"/>
-              <w:ind w:firstLine="0"/>
-              <w:jc w:val="center"/>
-            </w:pPr>
-            <w:r>
-              <w:rPr>
-                <w:rFonts w:ascii="Times New Roman" w:hAnsi="Times New Roman" w:eastAsia="宋体"/>
-                <w:sz w:val="17"/>
-              </w:rPr>
-              <w:t>通过</w:t>
-            </w:r>
-          </w:p>
-        </w:tc>
-        <w:tc>
-          <w:tcPr>
-            <w:tcW w:type="dxa" w:w="2268"/>
-            <w:vAlign w:val="center"/>
-            <w:tcMar>
-              <w:top w:w="60" w:type="dxa"/>
-              <w:start w:w="80" w:type="dxa"/>
-              <w:bottom w:w="60" w:type="dxa"/>
-              <w:end w:w="80" w:type="dxa"/>
-            </w:tcMar>
-          </w:tcPr>
-          <w:p>
-            <w:pPr>
-              <w:spacing w:after="0" w:line="240" w:lineRule="auto"/>
-              <w:ind w:firstLine="0"/>
-              <w:jc w:val="center"/>
-            </w:pPr>
-            <w:r>
-              <w:rPr>
-                <w:rFonts w:ascii="Times New Roman" w:hAnsi="Times New Roman" w:eastAsia="宋体"/>
-                <w:sz w:val="17"/>
-              </w:rPr>
-              <w:t>2000 轮、固定种子、均值与标准差</w:t>
-            </w:r>
-          </w:p>
-        </w:tc>
-      </w:tr>
-      <w:tr>
-        <w:trPr>
-          <w:cantSplit/>
-        </w:trPr>
-        <w:tc>
-          <w:tcPr>
-            <w:tcW w:type="dxa" w:w="2268"/>
-            <w:vAlign w:val="center"/>
-            <w:tcMar>
-              <w:top w:w="60" w:type="dxa"/>
-              <w:start w:w="80" w:type="dxa"/>
-              <w:bottom w:w="60" w:type="dxa"/>
-              <w:end w:w="80" w:type="dxa"/>
-            </w:tcMar>
-          </w:tcPr>
-          <w:p>
-            <w:pPr>
-              <w:spacing w:after="0" w:line="240" w:lineRule="auto"/>
-              <w:ind w:firstLine="0"/>
-              <w:jc w:val="left"/>
-            </w:pPr>
-            <w:r>
-              <w:rPr>
-                <w:rFonts w:ascii="Times New Roman" w:hAnsi="Times New Roman" w:eastAsia="宋体"/>
-                <w:sz w:val="17"/>
-              </w:rPr>
-              <w:t>32</w:t>
-            </w:r>
-          </w:p>
-        </w:tc>
-        <w:tc>
-          <w:tcPr>
-            <w:tcW w:type="dxa" w:w="2268"/>
-            <w:vAlign w:val="center"/>
-            <w:tcMar>
-              <w:top w:w="60" w:type="dxa"/>
-              <w:start w:w="80" w:type="dxa"/>
-              <w:bottom w:w="60" w:type="dxa"/>
-              <w:end w:w="80" w:type="dxa"/>
-            </w:tcMar>
-          </w:tcPr>
-          <w:p>
-            <w:pPr>
-              <w:spacing w:after="0" w:line="240" w:lineRule="auto"/>
-              <w:ind w:firstLine="0"/>
-              <w:jc w:val="center"/>
-            </w:pPr>
-            <w:r>
-              <w:rPr>
-                <w:rFonts w:ascii="Times New Roman" w:hAnsi="Times New Roman" w:eastAsia="宋体"/>
-                <w:sz w:val="17"/>
-              </w:rPr>
-              <w:t>多模型递进逻辑</w:t>
-            </w:r>
-          </w:p>
-        </w:tc>
-        <w:tc>
-          <w:tcPr>
-            <w:tcW w:type="dxa" w:w="2268"/>
-            <w:vAlign w:val="center"/>
-            <w:tcMar>
-              <w:top w:w="60" w:type="dxa"/>
-              <w:start w:w="80" w:type="dxa"/>
-              <w:bottom w:w="60" w:type="dxa"/>
-              <w:end w:w="80" w:type="dxa"/>
-            </w:tcMar>
-          </w:tcPr>
-          <w:p>
-            <w:pPr>
-              <w:spacing w:after="0" w:line="240" w:lineRule="auto"/>
-              <w:ind w:firstLine="0"/>
-              <w:jc w:val="center"/>
-            </w:pPr>
-            <w:r>
-              <w:rPr>
-                <w:rFonts w:ascii="Times New Roman" w:hAnsi="Times New Roman" w:eastAsia="宋体"/>
-                <w:sz w:val="17"/>
-              </w:rPr>
-              <w:t>通过</w:t>
-            </w:r>
-          </w:p>
-        </w:tc>
-        <w:tc>
-          <w:tcPr>
-            <w:tcW w:type="dxa" w:w="2268"/>
-            <w:vAlign w:val="center"/>
-            <w:tcMar>
-              <w:top w:w="60" w:type="dxa"/>
-              <w:start w:w="80" w:type="dxa"/>
-              <w:bottom w:w="60" w:type="dxa"/>
-              <w:end w:w="80" w:type="dxa"/>
-            </w:tcMar>
-          </w:tcPr>
-          <w:p>
-            <w:pPr>
-              <w:spacing w:after="0" w:line="240" w:lineRule="auto"/>
-              <w:ind w:firstLine="0"/>
-              <w:jc w:val="center"/>
-            </w:pPr>
-            <w:r>
-              <w:rPr>
-                <w:rFonts w:ascii="Times New Roman" w:hAnsi="Times New Roman" w:eastAsia="宋体"/>
-                <w:sz w:val="17"/>
-              </w:rPr>
-              <w:t>问题 1→2→3/4→5 的真实输入复用</w:t>
-            </w:r>
-          </w:p>
-        </w:tc>
-      </w:tr>
-      <w:tr>
-        <w:trPr>
-          <w:cantSplit/>
-        </w:trPr>
-        <w:tc>
-          <w:tcPr>
-            <w:tcW w:type="dxa" w:w="2268"/>
-            <w:vAlign w:val="center"/>
-            <w:tcMar>
-              <w:top w:w="60" w:type="dxa"/>
-              <w:start w:w="80" w:type="dxa"/>
-              <w:bottom w:w="60" w:type="dxa"/>
-              <w:end w:w="80" w:type="dxa"/>
-            </w:tcMar>
-          </w:tcPr>
-          <w:p>
-            <w:pPr>
-              <w:spacing w:after="0" w:line="240" w:lineRule="auto"/>
-              <w:ind w:firstLine="0"/>
-              <w:jc w:val="left"/>
-            </w:pPr>
-            <w:r>
-              <w:rPr>
-                <w:rFonts w:ascii="Times New Roman" w:hAnsi="Times New Roman" w:eastAsia="宋体"/>
-                <w:sz w:val="17"/>
-              </w:rPr>
-              <w:t>33</w:t>
-            </w:r>
-          </w:p>
-        </w:tc>
-        <w:tc>
-          <w:tcPr>
-            <w:tcW w:type="dxa" w:w="2268"/>
-            <w:vAlign w:val="center"/>
-            <w:tcMar>
-              <w:top w:w="60" w:type="dxa"/>
-              <w:start w:w="80" w:type="dxa"/>
-              <w:bottom w:w="60" w:type="dxa"/>
-              <w:end w:w="80" w:type="dxa"/>
-            </w:tcMar>
-          </w:tcPr>
-          <w:p>
-            <w:pPr>
-              <w:spacing w:after="0" w:line="240" w:lineRule="auto"/>
-              <w:ind w:firstLine="0"/>
-              <w:jc w:val="center"/>
-            </w:pPr>
-            <w:r>
-              <w:rPr>
-                <w:rFonts w:ascii="Times New Roman" w:hAnsi="Times New Roman" w:eastAsia="宋体"/>
-                <w:sz w:val="17"/>
-              </w:rPr>
-              <w:t>一般性策略提取</w:t>
-            </w:r>
-          </w:p>
-        </w:tc>
-        <w:tc>
-          <w:tcPr>
-            <w:tcW w:type="dxa" w:w="2268"/>
-            <w:vAlign w:val="center"/>
-            <w:tcMar>
-              <w:top w:w="60" w:type="dxa"/>
-              <w:start w:w="80" w:type="dxa"/>
-              <w:bottom w:w="60" w:type="dxa"/>
-              <w:end w:w="80" w:type="dxa"/>
-            </w:tcMar>
-          </w:tcPr>
-          <w:p>
-            <w:pPr>
-              <w:spacing w:after="0" w:line="240" w:lineRule="auto"/>
-              <w:ind w:firstLine="0"/>
-              <w:jc w:val="center"/>
-            </w:pPr>
-            <w:r>
-              <w:rPr>
-                <w:rFonts w:ascii="Times New Roman" w:hAnsi="Times New Roman" w:eastAsia="宋体"/>
-                <w:sz w:val="17"/>
-              </w:rPr>
-              <w:t>通过</w:t>
-            </w:r>
-          </w:p>
-        </w:tc>
-        <w:tc>
-          <w:tcPr>
-            <w:tcW w:type="dxa" w:w="2268"/>
-            <w:vAlign w:val="center"/>
-            <w:tcMar>
-              <w:top w:w="60" w:type="dxa"/>
-              <w:start w:w="80" w:type="dxa"/>
-              <w:bottom w:w="60" w:type="dxa"/>
-              <w:end w:w="80" w:type="dxa"/>
-            </w:tcMar>
-          </w:tcPr>
-          <w:p>
-            <w:pPr>
-              <w:spacing w:after="0" w:line="240" w:lineRule="auto"/>
-              <w:ind w:firstLine="0"/>
-              <w:jc w:val="center"/>
-            </w:pPr>
-            <w:r>
-              <w:rPr>
-                <w:rFonts w:ascii="Times New Roman" w:hAnsi="Times New Roman" w:eastAsia="宋体"/>
-                <w:sz w:val="17"/>
-              </w:rPr>
-              <w:t>第 6.5 节 4 条含适用条件的策略</w:t>
-            </w:r>
-          </w:p>
-        </w:tc>
-      </w:tr>
-      <w:tr>
-        <w:trPr>
-          <w:cantSplit/>
-        </w:trPr>
-        <w:tc>
-          <w:tcPr>
-            <w:tcW w:type="dxa" w:w="2268"/>
-            <w:vAlign w:val="center"/>
-            <w:tcMar>
-              <w:top w:w="60" w:type="dxa"/>
-              <w:start w:w="80" w:type="dxa"/>
-              <w:bottom w:w="60" w:type="dxa"/>
-              <w:end w:w="80" w:type="dxa"/>
-            </w:tcMar>
-          </w:tcPr>
-          <w:p>
-            <w:pPr>
-              <w:spacing w:after="0" w:line="240" w:lineRule="auto"/>
-              <w:ind w:firstLine="0"/>
-              <w:jc w:val="left"/>
-            </w:pPr>
-            <w:r>
-              <w:rPr>
-                <w:rFonts w:ascii="Times New Roman" w:hAnsi="Times New Roman" w:eastAsia="宋体"/>
-                <w:sz w:val="17"/>
-              </w:rPr>
-              <w:t>34</w:t>
-            </w:r>
-          </w:p>
-        </w:tc>
-        <w:tc>
-          <w:tcPr>
-            <w:tcW w:type="dxa" w:w="2268"/>
-            <w:vAlign w:val="center"/>
-            <w:tcMar>
-              <w:top w:w="60" w:type="dxa"/>
-              <w:start w:w="80" w:type="dxa"/>
-              <w:bottom w:w="60" w:type="dxa"/>
-              <w:end w:w="80" w:type="dxa"/>
-            </w:tcMar>
-          </w:tcPr>
-          <w:p>
-            <w:pPr>
-              <w:spacing w:after="0" w:line="240" w:lineRule="auto"/>
-              <w:ind w:firstLine="0"/>
-              <w:jc w:val="center"/>
-            </w:pPr>
-            <w:r>
-              <w:rPr>
-                <w:rFonts w:ascii="Times New Roman" w:hAnsi="Times New Roman" w:eastAsia="宋体"/>
-                <w:sz w:val="17"/>
-              </w:rPr>
-              <w:t>不确定性场景建模</w:t>
-            </w:r>
-          </w:p>
-        </w:tc>
-        <w:tc>
-          <w:tcPr>
-            <w:tcW w:type="dxa" w:w="2268"/>
-            <w:vAlign w:val="center"/>
-            <w:tcMar>
-              <w:top w:w="60" w:type="dxa"/>
-              <w:start w:w="80" w:type="dxa"/>
-              <w:bottom w:w="60" w:type="dxa"/>
-              <w:end w:w="80" w:type="dxa"/>
-            </w:tcMar>
-          </w:tcPr>
-          <w:p>
-            <w:pPr>
-              <w:spacing w:after="0" w:line="240" w:lineRule="auto"/>
-              <w:ind w:firstLine="0"/>
-              <w:jc w:val="center"/>
-            </w:pPr>
-            <w:r>
-              <w:rPr>
-                <w:rFonts w:ascii="Times New Roman" w:hAnsi="Times New Roman" w:eastAsia="宋体"/>
-                <w:sz w:val="17"/>
-              </w:rPr>
-              <w:t>A题适配通过</w:t>
-            </w:r>
-          </w:p>
-        </w:tc>
-        <w:tc>
-          <w:tcPr>
-            <w:tcW w:type="dxa" w:w="2268"/>
-            <w:vAlign w:val="center"/>
-            <w:tcMar>
-              <w:top w:w="60" w:type="dxa"/>
-              <w:start w:w="80" w:type="dxa"/>
-              <w:bottom w:w="60" w:type="dxa"/>
-              <w:end w:w="80" w:type="dxa"/>
-            </w:tcMar>
-          </w:tcPr>
-          <w:p>
-            <w:pPr>
-              <w:spacing w:after="0" w:line="240" w:lineRule="auto"/>
-              <w:ind w:firstLine="0"/>
-              <w:jc w:val="center"/>
-            </w:pPr>
-            <w:r>
-              <w:rPr>
-                <w:rFonts w:ascii="Times New Roman" w:hAnsi="Times New Roman" w:eastAsia="宋体"/>
-                <w:sz w:val="17"/>
-              </w:rPr>
-              <w:t>以执行误差随机场景替代无关 MDP</w:t>
-            </w:r>
-          </w:p>
-        </w:tc>
-      </w:tr>
-      <w:tr>
-        <w:trPr>
-          <w:cantSplit/>
-        </w:trPr>
-        <w:tc>
-          <w:tcPr>
-            <w:tcW w:type="dxa" w:w="2268"/>
-            <w:vAlign w:val="center"/>
-            <w:tcMar>
-              <w:top w:w="60" w:type="dxa"/>
-              <w:start w:w="80" w:type="dxa"/>
-              <w:bottom w:w="60" w:type="dxa"/>
-              <w:end w:w="80" w:type="dxa"/>
-            </w:tcMar>
-          </w:tcPr>
-          <w:p>
-            <w:pPr>
-              <w:spacing w:after="0" w:line="240" w:lineRule="auto"/>
-              <w:ind w:firstLine="0"/>
-              <w:jc w:val="left"/>
-            </w:pPr>
-            <w:r>
-              <w:rPr>
-                <w:rFonts w:ascii="Times New Roman" w:hAnsi="Times New Roman" w:eastAsia="宋体"/>
-                <w:sz w:val="17"/>
-              </w:rPr>
-              <w:t>35</w:t>
-            </w:r>
-          </w:p>
-        </w:tc>
-        <w:tc>
-          <w:tcPr>
-            <w:tcW w:type="dxa" w:w="2268"/>
-            <w:vAlign w:val="center"/>
-            <w:tcMar>
-              <w:top w:w="60" w:type="dxa"/>
-              <w:start w:w="80" w:type="dxa"/>
-              <w:bottom w:w="60" w:type="dxa"/>
-              <w:end w:w="80" w:type="dxa"/>
-            </w:tcMar>
-          </w:tcPr>
-          <w:p>
-            <w:pPr>
-              <w:spacing w:after="0" w:line="240" w:lineRule="auto"/>
-              <w:ind w:firstLine="0"/>
-              <w:jc w:val="center"/>
-            </w:pPr>
-            <w:r>
-              <w:rPr>
-                <w:rFonts w:ascii="Times New Roman" w:hAnsi="Times New Roman" w:eastAsia="宋体"/>
-                <w:sz w:val="17"/>
-              </w:rPr>
-              <w:t>机器学习基线对比</w:t>
-            </w:r>
-          </w:p>
-        </w:tc>
-        <w:tc>
-          <w:tcPr>
-            <w:tcW w:type="dxa" w:w="2268"/>
-            <w:vAlign w:val="center"/>
-            <w:tcMar>
-              <w:top w:w="60" w:type="dxa"/>
-              <w:start w:w="80" w:type="dxa"/>
-              <w:bottom w:w="60" w:type="dxa"/>
-              <w:end w:w="80" w:type="dxa"/>
-            </w:tcMar>
-          </w:tcPr>
-          <w:p>
-            <w:pPr>
-              <w:spacing w:after="0" w:line="240" w:lineRule="auto"/>
-              <w:ind w:firstLine="0"/>
-              <w:jc w:val="center"/>
-            </w:pPr>
-            <w:r>
-              <w:rPr>
-                <w:rFonts w:ascii="Times New Roman" w:hAnsi="Times New Roman" w:eastAsia="宋体"/>
-                <w:sz w:val="17"/>
-              </w:rPr>
-              <w:t>不适用</w:t>
-            </w:r>
-          </w:p>
-        </w:tc>
-        <w:tc>
-          <w:tcPr>
-            <w:tcW w:type="dxa" w:w="2268"/>
-            <w:vAlign w:val="center"/>
-            <w:tcMar>
-              <w:top w:w="60" w:type="dxa"/>
-              <w:start w:w="80" w:type="dxa"/>
-              <w:bottom w:w="60" w:type="dxa"/>
-              <w:end w:w="80" w:type="dxa"/>
-            </w:tcMar>
-          </w:tcPr>
-          <w:p>
-            <w:pPr>
-              <w:spacing w:after="0" w:line="240" w:lineRule="auto"/>
-              <w:ind w:firstLine="0"/>
-              <w:jc w:val="center"/>
-            </w:pPr>
-            <w:r>
-              <w:rPr>
-                <w:rFonts w:ascii="Times New Roman" w:hAnsi="Times New Roman" w:eastAsia="宋体"/>
-                <w:sz w:val="17"/>
-              </w:rPr>
-              <w:t>本题无预测或分类任务；保留几何判据基线</w:t>
-            </w:r>
-          </w:p>
-        </w:tc>
-      </w:tr>
-      <w:tr>
-        <w:trPr>
-          <w:cantSplit/>
-        </w:trPr>
-        <w:tc>
-          <w:tcPr>
-            <w:tcW w:type="dxa" w:w="2268"/>
-            <w:vAlign w:val="center"/>
-            <w:tcMar>
-              <w:top w:w="60" w:type="dxa"/>
-              <w:start w:w="80" w:type="dxa"/>
-              <w:bottom w:w="60" w:type="dxa"/>
-              <w:end w:w="80" w:type="dxa"/>
-            </w:tcMar>
-          </w:tcPr>
-          <w:p>
-            <w:pPr>
-              <w:spacing w:after="0" w:line="240" w:lineRule="auto"/>
-              <w:ind w:firstLine="0"/>
-              <w:jc w:val="left"/>
-            </w:pPr>
-            <w:r>
-              <w:rPr>
-                <w:rFonts w:ascii="Times New Roman" w:hAnsi="Times New Roman" w:eastAsia="宋体"/>
-                <w:sz w:val="17"/>
-              </w:rPr>
-              <w:t>36</w:t>
-            </w:r>
-          </w:p>
-        </w:tc>
-        <w:tc>
-          <w:tcPr>
-            <w:tcW w:type="dxa" w:w="2268"/>
-            <w:vAlign w:val="center"/>
-            <w:tcMar>
-              <w:top w:w="60" w:type="dxa"/>
-              <w:start w:w="80" w:type="dxa"/>
-              <w:bottom w:w="60" w:type="dxa"/>
-              <w:end w:w="80" w:type="dxa"/>
-            </w:tcMar>
-          </w:tcPr>
-          <w:p>
-            <w:pPr>
-              <w:spacing w:after="0" w:line="240" w:lineRule="auto"/>
-              <w:ind w:firstLine="0"/>
-              <w:jc w:val="center"/>
-            </w:pPr>
-            <w:r>
-              <w:rPr>
-                <w:rFonts w:ascii="Times New Roman" w:hAnsi="Times New Roman" w:eastAsia="宋体"/>
-                <w:sz w:val="17"/>
-              </w:rPr>
-              <w:t>社会经济双维度评价</w:t>
-            </w:r>
-          </w:p>
-        </w:tc>
-        <w:tc>
-          <w:tcPr>
-            <w:tcW w:type="dxa" w:w="2268"/>
-            <w:vAlign w:val="center"/>
-            <w:tcMar>
-              <w:top w:w="60" w:type="dxa"/>
-              <w:start w:w="80" w:type="dxa"/>
-              <w:bottom w:w="60" w:type="dxa"/>
-              <w:end w:w="80" w:type="dxa"/>
-            </w:tcMar>
-          </w:tcPr>
-          <w:p>
-            <w:pPr>
-              <w:spacing w:after="0" w:line="240" w:lineRule="auto"/>
-              <w:ind w:firstLine="0"/>
-              <w:jc w:val="center"/>
-            </w:pPr>
-            <w:r>
-              <w:rPr>
-                <w:rFonts w:ascii="Times New Roman" w:hAnsi="Times New Roman" w:eastAsia="宋体"/>
-                <w:sz w:val="17"/>
-              </w:rPr>
-              <w:t>不适用</w:t>
-            </w:r>
-          </w:p>
-        </w:tc>
-        <w:tc>
-          <w:tcPr>
-            <w:tcW w:type="dxa" w:w="2268"/>
-            <w:vAlign w:val="center"/>
-            <w:tcMar>
-              <w:top w:w="60" w:type="dxa"/>
-              <w:start w:w="80" w:type="dxa"/>
-              <w:bottom w:w="60" w:type="dxa"/>
-              <w:end w:w="80" w:type="dxa"/>
-            </w:tcMar>
-          </w:tcPr>
-          <w:p>
-            <w:pPr>
-              <w:spacing w:after="0" w:line="240" w:lineRule="auto"/>
-              <w:ind w:firstLine="0"/>
-              <w:jc w:val="center"/>
-            </w:pPr>
-            <w:r>
-              <w:rPr>
-                <w:rFonts w:ascii="Times New Roman" w:hAnsi="Times New Roman" w:eastAsia="宋体"/>
-                <w:sz w:val="17"/>
-              </w:rPr>
-              <w:t>军事物理题改为弹药资源效率与风险边界</w:t>
             </w:r>
           </w:p>
         </w:tc>

--- a/06-Projects/2025国赛A题-烟幕干扰弹投放策略/Paper/submission/参赛论文.docx
+++ b/06-Projects/2025国赛A题-烟幕干扰弹投放策略/Paper/submission/参赛论文.docx
@@ -42,7 +42,7 @@
           <w:rFonts w:ascii="Cambria Math" w:hAnsi="Cambria Math" w:eastAsia="Cambria Math"/>
           <w:sz w:val="21"/>
         </w:rPr>
-        <w:t>2times10⁻¹⁰</w:t>
+        <w:t>2×10⁻¹⁰</w:t>
       </w:r>
       <w:r>
         <w:rPr>
@@ -56,7 +56,7 @@
           <w:rFonts w:ascii="Cambria Math" w:hAnsi="Cambria Math" w:eastAsia="Cambria Math"/>
           <w:sz w:val="21"/>
         </w:rPr>
-        <w:t>2times10⁻¹⁰</w:t>
+        <w:t>2×10⁻¹⁰</w:t>
       </w:r>
       <w:r>
         <w:rPr>
@@ -2694,11 +2694,38 @@
         </w:tabs>
       </w:pPr>
       <w:r>
-        <w:rPr>
-          <w:rFonts w:ascii="Cambria Math" w:hAnsi="Cambria Math" w:eastAsia="Cambria Math"/>
-          <w:sz w:val="21"/>
-        </w:rPr>
-        <w:t>\boldsymbol M_j(t)=\boldsymbol M_{j0}-300t\frac{\boldsymbol M_{j0}}{\|\boldsymbol M_{j0}\|_2}.</w:t>
+        <w:drawing>
+          <wp:inline xmlns:a="http://schemas.openxmlformats.org/drawingml/2006/main" xmlns:pic="http://schemas.openxmlformats.org/drawingml/2006/picture">
+            <wp:extent cx="1725168" cy="332232"/>
+            <wp:docPr id="3" name="Picture 3"/>
+            <wp:cNvGraphicFramePr>
+              <a:graphicFrameLocks noChangeAspect="1"/>
+            </wp:cNvGraphicFramePr>
+            <a:graphic>
+              <a:graphicData uri="http://schemas.openxmlformats.org/drawingml/2006/picture">
+                <pic:pic>
+                  <pic:nvPicPr>
+                    <pic:cNvPr id="0" name="equation-212b90fb7e32c953.png"/>
+                    <pic:cNvPicPr/>
+                  </pic:nvPicPr>
+                  <pic:blipFill>
+                    <a:blip r:embed="rId12"/>
+                    <a:stretch>
+                      <a:fillRect/>
+                    </a:stretch>
+                  </pic:blipFill>
+                  <pic:spPr>
+                    <a:xfrm>
+                      <a:off x="0" y="0"/>
+                      <a:ext cx="1725168" cy="332232"/>
+                    </a:xfrm>
+                    <a:prstGeom prst="rect"/>
+                  </pic:spPr>
+                </pic:pic>
+              </a:graphicData>
+            </a:graphic>
+          </wp:inline>
+        </w:drawing>
       </w:r>
       <w:r>
         <w:tab/>
@@ -2743,11 +2770,38 @@
         </w:tabs>
       </w:pPr>
       <w:r>
-        <w:rPr>
-          <w:rFonts w:ascii="Cambria Math" w:hAnsi="Cambria Math" w:eastAsia="Cambria Math"/>
-          <w:sz w:val="21"/>
-        </w:rPr>
-        <w:t>t_{\mathrm{arr},j}=\frac{\|\boldsymbol M_{j0}\|_2}{300}.</w:t>
+        <w:drawing>
+          <wp:inline xmlns:a="http://schemas.openxmlformats.org/drawingml/2006/main" xmlns:pic="http://schemas.openxmlformats.org/drawingml/2006/picture">
+            <wp:extent cx="1080000" cy="353980"/>
+            <wp:docPr id="4" name="Picture 4"/>
+            <wp:cNvGraphicFramePr>
+              <a:graphicFrameLocks noChangeAspect="1"/>
+            </wp:cNvGraphicFramePr>
+            <a:graphic>
+              <a:graphicData uri="http://schemas.openxmlformats.org/drawingml/2006/picture">
+                <pic:pic>
+                  <pic:nvPicPr>
+                    <pic:cNvPr id="0" name="equation-f54d6b35f978d85b.png"/>
+                    <pic:cNvPicPr/>
+                  </pic:nvPicPr>
+                  <pic:blipFill>
+                    <a:blip r:embed="rId13"/>
+                    <a:stretch>
+                      <a:fillRect/>
+                    </a:stretch>
+                  </pic:blipFill>
+                  <pic:spPr>
+                    <a:xfrm>
+                      <a:off x="0" y="0"/>
+                      <a:ext cx="1080000" cy="353980"/>
+                    </a:xfrm>
+                    <a:prstGeom prst="rect"/>
+                  </pic:spPr>
+                </pic:pic>
+              </a:graphicData>
+            </a:graphic>
+          </wp:inline>
+        </w:drawing>
       </w:r>
       <w:r>
         <w:tab/>
@@ -2834,11 +2888,38 @@
         </w:tabs>
       </w:pPr>
       <w:r>
-        <w:rPr>
-          <w:rFonts w:ascii="Cambria Math" w:hAnsi="Cambria Math" w:eastAsia="Cambria Math"/>
-          <w:sz w:val="21"/>
-        </w:rPr>
-        <w:t>\boldsymbol F_k(t)=\boldsymbol F_{k0}+v_kt(\cos\phi_k,\sin\phi_k,0).</w:t>
+        <w:drawing>
+          <wp:inline xmlns:a="http://schemas.openxmlformats.org/drawingml/2006/main" xmlns:pic="http://schemas.openxmlformats.org/drawingml/2006/picture">
+            <wp:extent cx="2456688" cy="204216"/>
+            <wp:docPr id="5" name="Picture 5"/>
+            <wp:cNvGraphicFramePr>
+              <a:graphicFrameLocks noChangeAspect="1"/>
+            </wp:cNvGraphicFramePr>
+            <a:graphic>
+              <a:graphicData uri="http://schemas.openxmlformats.org/drawingml/2006/picture">
+                <pic:pic>
+                  <pic:nvPicPr>
+                    <pic:cNvPr id="0" name="equation-b8dd9a2a34d20960.png"/>
+                    <pic:cNvPicPr/>
+                  </pic:nvPicPr>
+                  <pic:blipFill>
+                    <a:blip r:embed="rId14"/>
+                    <a:stretch>
+                      <a:fillRect/>
+                    </a:stretch>
+                  </pic:blipFill>
+                  <pic:spPr>
+                    <a:xfrm>
+                      <a:off x="0" y="0"/>
+                      <a:ext cx="2456688" cy="204216"/>
+                    </a:xfrm>
+                    <a:prstGeom prst="rect"/>
+                  </pic:spPr>
+                </pic:pic>
+              </a:graphicData>
+            </a:graphic>
+          </wp:inline>
+        </w:drawing>
       </w:r>
       <w:r>
         <w:tab/>
@@ -2911,11 +2992,38 @@
         </w:tabs>
       </w:pPr>
       <w:r>
-        <w:rPr>
-          <w:rFonts w:ascii="Cambria Math" w:hAnsi="Cambria Math" w:eastAsia="Cambria Math"/>
-          <w:sz w:val="21"/>
-        </w:rPr>
-        <w:t>\boldsymbol D=\boldsymbol F_k(t_d),\qquad \boldsymbol B=\boldsymbol F_k(t_b)-\frac{1}{2}g\tau^2\boldsymbol e_z.</w:t>
+        <w:drawing>
+          <wp:inline xmlns:a="http://schemas.openxmlformats.org/drawingml/2006/main" xmlns:pic="http://schemas.openxmlformats.org/drawingml/2006/picture">
+            <wp:extent cx="2557272" cy="265176"/>
+            <wp:docPr id="6" name="Picture 6"/>
+            <wp:cNvGraphicFramePr>
+              <a:graphicFrameLocks noChangeAspect="1"/>
+            </wp:cNvGraphicFramePr>
+            <a:graphic>
+              <a:graphicData uri="http://schemas.openxmlformats.org/drawingml/2006/picture">
+                <pic:pic>
+                  <pic:nvPicPr>
+                    <pic:cNvPr id="0" name="equation-4ebb9c309dfb7e3e.png"/>
+                    <pic:cNvPicPr/>
+                  </pic:nvPicPr>
+                  <pic:blipFill>
+                    <a:blip r:embed="rId15"/>
+                    <a:stretch>
+                      <a:fillRect/>
+                    </a:stretch>
+                  </pic:blipFill>
+                  <pic:spPr>
+                    <a:xfrm>
+                      <a:off x="0" y="0"/>
+                      <a:ext cx="2557272" cy="265176"/>
+                    </a:xfrm>
+                    <a:prstGeom prst="rect"/>
+                  </pic:spPr>
+                </pic:pic>
+              </a:graphicData>
+            </a:graphic>
+          </wp:inline>
+        </w:drawing>
       </w:r>
       <w:r>
         <w:tab/>
@@ -2946,11 +3054,38 @@
         </w:tabs>
       </w:pPr>
       <w:r>
-        <w:rPr>
-          <w:rFonts w:ascii="Cambria Math" w:hAnsi="Cambria Math" w:eastAsia="Cambria Math"/>
-          <w:sz w:val="21"/>
-        </w:rPr>
-        <w:t>\boldsymbol C(t)=\boldsymbol B-3(t-t_b)\boldsymbol e_z,\qquad t_b\le t\le \min(t_b+20,t_{\mathrm{arr},j}).</w:t>
+        <w:drawing>
+          <wp:inline xmlns:a="http://schemas.openxmlformats.org/drawingml/2006/main" xmlns:pic="http://schemas.openxmlformats.org/drawingml/2006/picture">
+            <wp:extent cx="3834384" cy="219456"/>
+            <wp:docPr id="7" name="Picture 7"/>
+            <wp:cNvGraphicFramePr>
+              <a:graphicFrameLocks noChangeAspect="1"/>
+            </wp:cNvGraphicFramePr>
+            <a:graphic>
+              <a:graphicData uri="http://schemas.openxmlformats.org/drawingml/2006/picture">
+                <pic:pic>
+                  <pic:nvPicPr>
+                    <pic:cNvPr id="0" name="equation-1e7565a583768311.png"/>
+                    <pic:cNvPicPr/>
+                  </pic:nvPicPr>
+                  <pic:blipFill>
+                    <a:blip r:embed="rId16"/>
+                    <a:stretch>
+                      <a:fillRect/>
+                    </a:stretch>
+                  </pic:blipFill>
+                  <pic:spPr>
+                    <a:xfrm>
+                      <a:off x="0" y="0"/>
+                      <a:ext cx="3834384" cy="219456"/>
+                    </a:xfrm>
+                    <a:prstGeom prst="rect"/>
+                  </pic:spPr>
+                </pic:pic>
+              </a:graphicData>
+            </a:graphic>
+          </wp:inline>
+        </w:drawing>
       </w:r>
       <w:r>
         <w:tab/>
@@ -3082,11 +3217,38 @@
         </w:tabs>
       </w:pPr>
       <w:r>
-        <w:rPr>
-          <w:rFonts w:ascii="Cambria Math" w:hAnsi="Cambria Math" w:eastAsia="Cambria Math"/>
-          <w:sz w:val="21"/>
-        </w:rPr>
-        <w:t>\boldsymbol L(\lambda;t,\boldsymbol P)=\boldsymbol M(t)+\lambda[\boldsymbol P-\boldsymbol M(t)],\qquad 0\le\lambda\le1.</w:t>
+        <w:drawing>
+          <wp:inline xmlns:a="http://schemas.openxmlformats.org/drawingml/2006/main" xmlns:pic="http://schemas.openxmlformats.org/drawingml/2006/picture">
+            <wp:extent cx="3203448" cy="195072"/>
+            <wp:docPr id="8" name="Picture 8"/>
+            <wp:cNvGraphicFramePr>
+              <a:graphicFrameLocks noChangeAspect="1"/>
+            </wp:cNvGraphicFramePr>
+            <a:graphic>
+              <a:graphicData uri="http://schemas.openxmlformats.org/drawingml/2006/picture">
+                <pic:pic>
+                  <pic:nvPicPr>
+                    <pic:cNvPr id="0" name="equation-95b402365bf6cd3a.png"/>
+                    <pic:cNvPicPr/>
+                  </pic:nvPicPr>
+                  <pic:blipFill>
+                    <a:blip r:embed="rId17"/>
+                    <a:stretch>
+                      <a:fillRect/>
+                    </a:stretch>
+                  </pic:blipFill>
+                  <pic:spPr>
+                    <a:xfrm>
+                      <a:off x="0" y="0"/>
+                      <a:ext cx="3203448" cy="195072"/>
+                    </a:xfrm>
+                    <a:prstGeom prst="rect"/>
+                  </pic:spPr>
+                </pic:pic>
+              </a:graphicData>
+            </a:graphic>
+          </wp:inline>
+        </w:drawing>
       </w:r>
       <w:r>
         <w:tab/>
@@ -3131,11 +3293,38 @@
         </w:tabs>
       </w:pPr>
       <w:r>
-        <w:rPr>
-          <w:rFonts w:ascii="Cambria Math" w:hAnsi="Cambria Math" w:eastAsia="Cambria Math"/>
-          <w:sz w:val="21"/>
-        </w:rPr>
-        <w:t>\lambda^*=\frac{[\boldsymbol C(t)-\boldsymbol M(t)]\cdot[\boldsymbol P-\boldsymbol M(t)]}{\|\boldsymbol P-\boldsymbol M(t)\|_2^2}.</w:t>
+        <w:drawing>
+          <wp:inline xmlns:a="http://schemas.openxmlformats.org/drawingml/2006/main" xmlns:pic="http://schemas.openxmlformats.org/drawingml/2006/picture">
+            <wp:extent cx="1697736" cy="326136"/>
+            <wp:docPr id="9" name="Picture 9"/>
+            <wp:cNvGraphicFramePr>
+              <a:graphicFrameLocks noChangeAspect="1"/>
+            </wp:cNvGraphicFramePr>
+            <a:graphic>
+              <a:graphicData uri="http://schemas.openxmlformats.org/drawingml/2006/picture">
+                <pic:pic>
+                  <pic:nvPicPr>
+                    <pic:cNvPr id="0" name="equation-972981fa1daf911e.png"/>
+                    <pic:cNvPicPr/>
+                  </pic:nvPicPr>
+                  <pic:blipFill>
+                    <a:blip r:embed="rId18"/>
+                    <a:stretch>
+                      <a:fillRect/>
+                    </a:stretch>
+                  </pic:blipFill>
+                  <pic:spPr>
+                    <a:xfrm>
+                      <a:off x="0" y="0"/>
+                      <a:ext cx="1697736" cy="326136"/>
+                    </a:xfrm>
+                    <a:prstGeom prst="rect"/>
+                  </pic:spPr>
+                </pic:pic>
+              </a:graphicData>
+            </a:graphic>
+          </wp:inline>
+        </w:drawing>
       </w:r>
       <w:r>
         <w:tab/>
@@ -3180,11 +3369,38 @@
         </w:tabs>
       </w:pPr>
       <w:r>
-        <w:rPr>
-          <w:rFonts w:ascii="Cambria Math" w:hAnsi="Cambria Math" w:eastAsia="Cambria Math"/>
-          <w:sz w:val="21"/>
-        </w:rPr>
-        <w:t>d(t,\boldsymbol P)=\|\boldsymbol C(t)-\boldsymbol L(\widehat\lambda;t,\boldsymbol P)\|_2.</w:t>
+        <w:drawing>
+          <wp:inline xmlns:a="http://schemas.openxmlformats.org/drawingml/2006/main" xmlns:pic="http://schemas.openxmlformats.org/drawingml/2006/picture">
+            <wp:extent cx="2017776" cy="259080"/>
+            <wp:docPr id="10" name="Picture 10"/>
+            <wp:cNvGraphicFramePr>
+              <a:graphicFrameLocks noChangeAspect="1"/>
+            </wp:cNvGraphicFramePr>
+            <a:graphic>
+              <a:graphicData uri="http://schemas.openxmlformats.org/drawingml/2006/picture">
+                <pic:pic>
+                  <pic:nvPicPr>
+                    <pic:cNvPr id="0" name="equation-2d277af93605879a.png"/>
+                    <pic:cNvPicPr/>
+                  </pic:nvPicPr>
+                  <pic:blipFill>
+                    <a:blip r:embed="rId19"/>
+                    <a:stretch>
+                      <a:fillRect/>
+                    </a:stretch>
+                  </pic:blipFill>
+                  <pic:spPr>
+                    <a:xfrm>
+                      <a:off x="0" y="0"/>
+                      <a:ext cx="2017776" cy="259080"/>
+                    </a:xfrm>
+                    <a:prstGeom prst="rect"/>
+                  </pic:spPr>
+                </pic:pic>
+              </a:graphicData>
+            </a:graphic>
+          </wp:inline>
+        </w:drawing>
       </w:r>
       <w:r>
         <w:tab/>
@@ -3215,11 +3431,38 @@
         </w:tabs>
       </w:pPr>
       <w:r>
-        <w:rPr>
-          <w:rFonts w:ascii="Cambria Math" w:hAnsi="Cambria Math" w:eastAsia="Cambria Math"/>
-          <w:sz w:val="21"/>
-        </w:rPr>
-        <w:t>\Omega=\{(7\cos\theta,200+7\sin\theta,z)\}\cup\{(r\cos\theta,200+r\sin\theta,z_c)\},</w:t>
+        <w:drawing>
+          <wp:inline xmlns:a="http://schemas.openxmlformats.org/drawingml/2006/main" xmlns:pic="http://schemas.openxmlformats.org/drawingml/2006/picture">
+            <wp:extent cx="4416552" cy="198120"/>
+            <wp:docPr id="11" name="Picture 11"/>
+            <wp:cNvGraphicFramePr>
+              <a:graphicFrameLocks noChangeAspect="1"/>
+            </wp:cNvGraphicFramePr>
+            <a:graphic>
+              <a:graphicData uri="http://schemas.openxmlformats.org/drawingml/2006/picture">
+                <pic:pic>
+                  <pic:nvPicPr>
+                    <pic:cNvPr id="0" name="equation-0495877a24070c5e.png"/>
+                    <pic:cNvPicPr/>
+                  </pic:nvPicPr>
+                  <pic:blipFill>
+                    <a:blip r:embed="rId20"/>
+                    <a:stretch>
+                      <a:fillRect/>
+                    </a:stretch>
+                  </pic:blipFill>
+                  <pic:spPr>
+                    <a:xfrm>
+                      <a:off x="0" y="0"/>
+                      <a:ext cx="4416552" cy="198120"/>
+                    </a:xfrm>
+                    <a:prstGeom prst="rect"/>
+                  </pic:spPr>
+                </pic:pic>
+              </a:graphicData>
+            </a:graphic>
+          </wp:inline>
+        </w:drawing>
       </w:r>
       <w:r>
         <w:tab/>
@@ -3315,11 +3558,38 @@
         </w:tabs>
       </w:pPr>
       <w:r>
-        <w:rPr>
-          <w:rFonts w:ascii="Cambria Math" w:hAnsi="Cambria Math" w:eastAsia="Cambria Math"/>
-          <w:sz w:val="21"/>
-        </w:rPr>
-        <w:t>D(t)=\max_{\boldsymbol P\in\Omega}d(t,\boldsymbol P).</w:t>
+        <w:drawing>
+          <wp:inline xmlns:a="http://schemas.openxmlformats.org/drawingml/2006/main" xmlns:pic="http://schemas.openxmlformats.org/drawingml/2006/picture">
+            <wp:extent cx="1344168" cy="280416"/>
+            <wp:docPr id="12" name="Picture 12"/>
+            <wp:cNvGraphicFramePr>
+              <a:graphicFrameLocks noChangeAspect="1"/>
+            </wp:cNvGraphicFramePr>
+            <a:graphic>
+              <a:graphicData uri="http://schemas.openxmlformats.org/drawingml/2006/picture">
+                <pic:pic>
+                  <pic:nvPicPr>
+                    <pic:cNvPr id="0" name="equation-0867dfb546d96441.png"/>
+                    <pic:cNvPicPr/>
+                  </pic:nvPicPr>
+                  <pic:blipFill>
+                    <a:blip r:embed="rId21"/>
+                    <a:stretch>
+                      <a:fillRect/>
+                    </a:stretch>
+                  </pic:blipFill>
+                  <pic:spPr>
+                    <a:xfrm>
+                      <a:off x="0" y="0"/>
+                      <a:ext cx="1344168" cy="280416"/>
+                    </a:xfrm>
+                    <a:prstGeom prst="rect"/>
+                  </pic:spPr>
+                </pic:pic>
+              </a:graphicData>
+            </a:graphic>
+          </wp:inline>
+        </w:drawing>
       </w:r>
       <w:r>
         <w:tab/>
@@ -3406,11 +3676,38 @@
         </w:tabs>
       </w:pPr>
       <w:r>
-        <w:rPr>
-          <w:rFonts w:ascii="Cambria Math" w:hAnsi="Cambria Math" w:eastAsia="Cambria Math"/>
-          <w:sz w:val="21"/>
-        </w:rPr>
-        <w:t>D_{\mathrm{joint}}(t)=\max_{\boldsymbol P\in\Omega}\min_{k\in\mathcal K(t)}d_k(t,\boldsymbol P).</w:t>
+        <w:drawing>
+          <wp:inline xmlns:a="http://schemas.openxmlformats.org/drawingml/2006/main" xmlns:pic="http://schemas.openxmlformats.org/drawingml/2006/picture">
+            <wp:extent cx="2039112" cy="298704"/>
+            <wp:docPr id="13" name="Picture 13"/>
+            <wp:cNvGraphicFramePr>
+              <a:graphicFrameLocks noChangeAspect="1"/>
+            </wp:cNvGraphicFramePr>
+            <a:graphic>
+              <a:graphicData uri="http://schemas.openxmlformats.org/drawingml/2006/picture">
+                <pic:pic>
+                  <pic:nvPicPr>
+                    <pic:cNvPr id="0" name="equation-eace6ef5c30d6aeb.png"/>
+                    <pic:cNvPicPr/>
+                  </pic:nvPicPr>
+                  <pic:blipFill>
+                    <a:blip r:embed="rId22"/>
+                    <a:stretch>
+                      <a:fillRect/>
+                    </a:stretch>
+                  </pic:blipFill>
+                  <pic:spPr>
+                    <a:xfrm>
+                      <a:off x="0" y="0"/>
+                      <a:ext cx="2039112" cy="298704"/>
+                    </a:xfrm>
+                    <a:prstGeom prst="rect"/>
+                  </pic:spPr>
+                </pic:pic>
+              </a:graphicData>
+            </a:graphic>
+          </wp:inline>
+        </w:drawing>
       </w:r>
       <w:r>
         <w:tab/>
@@ -3441,51 +3738,78 @@
         </w:tabs>
       </w:pPr>
       <w:r>
+        <w:drawing>
+          <wp:inline xmlns:a="http://schemas.openxmlformats.org/drawingml/2006/main" xmlns:pic="http://schemas.openxmlformats.org/drawingml/2006/picture">
+            <wp:extent cx="2395728" cy="198120"/>
+            <wp:docPr id="14" name="Picture 14"/>
+            <wp:cNvGraphicFramePr>
+              <a:graphicFrameLocks noChangeAspect="1"/>
+            </wp:cNvGraphicFramePr>
+            <a:graphic>
+              <a:graphicData uri="http://schemas.openxmlformats.org/drawingml/2006/picture">
+                <pic:pic>
+                  <pic:nvPicPr>
+                    <pic:cNvPr id="0" name="equation-4a70e7e606beec01.png"/>
+                    <pic:cNvPicPr/>
+                  </pic:nvPicPr>
+                  <pic:blipFill>
+                    <a:blip r:embed="rId23"/>
+                    <a:stretch>
+                      <a:fillRect/>
+                    </a:stretch>
+                  </pic:blipFill>
+                  <pic:spPr>
+                    <a:xfrm>
+                      <a:off x="0" y="0"/>
+                      <a:ext cx="2395728" cy="198120"/>
+                    </a:xfrm>
+                    <a:prstGeom prst="rect"/>
+                  </pic:spPr>
+                </pic:pic>
+              </a:graphicData>
+            </a:graphic>
+          </wp:inline>
+        </w:drawing>
+      </w:r>
+      <w:r>
+        <w:tab/>
+      </w:r>
+      <w:r>
+        <w:rPr>
+          <w:rFonts w:ascii="Times New Roman" w:hAnsi="Times New Roman" w:eastAsia="宋体"/>
+          <w:sz w:val="21"/>
+        </w:rPr>
+        <w:t>(12)</w:t>
+      </w:r>
+    </w:p>
+    <w:p>
+      <w:r>
+        <w:rPr>
+          <w:rFonts w:ascii="Times New Roman" w:hAnsi="Times New Roman" w:eastAsia="宋体"/>
+          <w:sz w:val="21"/>
+        </w:rPr>
+        <w:t xml:space="preserve">这与“存在某一枚烟幕对所有目标点都有效”不同。后者交换了 </w:t>
+      </w:r>
+      <w:r>
         <w:rPr>
           <w:rFonts w:ascii="Cambria Math" w:hAnsi="Cambria Math" w:eastAsia="Cambria Math"/>
           <w:sz w:val="21"/>
         </w:rPr>
-        <w:t>\forall\boldsymbol P\in\Omega,\ \exists k\in\mathcal K(t):d_k(t,\boldsymbol P)\le10.</w:t>
-      </w:r>
-      <w:r>
-        <w:tab/>
+        <w:t>∀</w:t>
       </w:r>
       <w:r>
         <w:rPr>
           <w:rFonts w:ascii="Times New Roman" w:hAnsi="Times New Roman" w:eastAsia="宋体"/>
           <w:sz w:val="21"/>
         </w:rPr>
-        <w:t>(12)</w:t>
-      </w:r>
-    </w:p>
-    <w:p>
-      <w:r>
-        <w:rPr>
-          <w:rFonts w:ascii="Times New Roman" w:hAnsi="Times New Roman" w:eastAsia="宋体"/>
-          <w:sz w:val="21"/>
-        </w:rPr>
-        <w:t xml:space="preserve">这与“存在某一枚烟幕对所有目标点都有效”不同。后者交换了 </w:t>
+        <w:t xml:space="preserve"> 与 </w:t>
       </w:r>
       <w:r>
         <w:rPr>
           <w:rFonts w:ascii="Cambria Math" w:hAnsi="Cambria Math" w:eastAsia="Cambria Math"/>
           <w:sz w:val="21"/>
         </w:rPr>
-        <w:t>forall</w:t>
-      </w:r>
-      <w:r>
-        <w:rPr>
-          <w:rFonts w:ascii="Times New Roman" w:hAnsi="Times New Roman" w:eastAsia="宋体"/>
-          <w:sz w:val="21"/>
-        </w:rPr>
-        <w:t xml:space="preserve"> 与 </w:t>
-      </w:r>
-      <w:r>
-        <w:rPr>
-          <w:rFonts w:ascii="Cambria Math" w:hAnsi="Cambria Math" w:eastAsia="Cambria Math"/>
-          <w:sz w:val="21"/>
-        </w:rPr>
-        <w:t>exists</w:t>
+        <w:t>∃</w:t>
       </w:r>
       <w:r>
         <w:rPr>
@@ -3571,7 +3895,7 @@
         <w:drawing>
           <wp:inline xmlns:a="http://schemas.openxmlformats.org/drawingml/2006/main" xmlns:pic="http://schemas.openxmlformats.org/drawingml/2006/picture">
             <wp:extent cx="5328000" cy="3034434"/>
-            <wp:docPr id="3" name="Picture 3"/>
+            <wp:docPr id="15" name="Picture 15"/>
             <wp:cNvGraphicFramePr>
               <a:graphicFrameLocks noChangeAspect="1"/>
             </wp:cNvGraphicFramePr>
@@ -3583,7 +3907,7 @@
                     <pic:cNvPicPr/>
                   </pic:nvPicPr>
                   <pic:blipFill>
-                    <a:blip r:embed="rId12"/>
+                    <a:blip r:embed="rId24"/>
                     <a:stretch>
                       <a:fillRect/>
                     </a:stretch>
@@ -3632,11 +3956,38 @@
         </w:tabs>
       </w:pPr>
       <w:r>
-        <w:rPr>
-          <w:rFonts w:ascii="Cambria Math" w:hAnsi="Cambria Math" w:eastAsia="Cambria Math"/>
-          <w:sz w:val="21"/>
-        </w:rPr>
-        <w:t>E=\{t:t_b\le t\le\min(t_b+20,t_{\mathrm{arr}}),\ D(t)\le10\}.</w:t>
+        <w:drawing>
+          <wp:inline xmlns:a="http://schemas.openxmlformats.org/drawingml/2006/main" xmlns:pic="http://schemas.openxmlformats.org/drawingml/2006/picture">
+            <wp:extent cx="3313176" cy="198120"/>
+            <wp:docPr id="16" name="Picture 16"/>
+            <wp:cNvGraphicFramePr>
+              <a:graphicFrameLocks noChangeAspect="1"/>
+            </wp:cNvGraphicFramePr>
+            <a:graphic>
+              <a:graphicData uri="http://schemas.openxmlformats.org/drawingml/2006/picture">
+                <pic:pic>
+                  <pic:nvPicPr>
+                    <pic:cNvPr id="0" name="equation-6e11cacb2137a0aa.png"/>
+                    <pic:cNvPicPr/>
+                  </pic:nvPicPr>
+                  <pic:blipFill>
+                    <a:blip r:embed="rId25"/>
+                    <a:stretch>
+                      <a:fillRect/>
+                    </a:stretch>
+                  </pic:blipFill>
+                  <pic:spPr>
+                    <a:xfrm>
+                      <a:off x="0" y="0"/>
+                      <a:ext cx="3313176" cy="198120"/>
+                    </a:xfrm>
+                    <a:prstGeom prst="rect"/>
+                  </pic:spPr>
+                </pic:pic>
+              </a:graphicData>
+            </a:graphic>
+          </wp:inline>
+        </w:drawing>
       </w:r>
       <w:r>
         <w:tab/>
@@ -3709,11 +4060,38 @@
         </w:tabs>
       </w:pPr>
       <w:r>
-        <w:rPr>
-          <w:rFonts w:ascii="Cambria Math" w:hAnsi="Cambria Math" w:eastAsia="Cambria Math"/>
-          <w:sz w:val="21"/>
-        </w:rPr>
-        <w:t>\mu(E)=\sum_q(b_q-a_q).</w:t>
+        <w:drawing>
+          <wp:inline xmlns:a="http://schemas.openxmlformats.org/drawingml/2006/main" xmlns:pic="http://schemas.openxmlformats.org/drawingml/2006/picture">
+            <wp:extent cx="1362456" cy="362712"/>
+            <wp:docPr id="17" name="Picture 17"/>
+            <wp:cNvGraphicFramePr>
+              <a:graphicFrameLocks noChangeAspect="1"/>
+            </wp:cNvGraphicFramePr>
+            <a:graphic>
+              <a:graphicData uri="http://schemas.openxmlformats.org/drawingml/2006/picture">
+                <pic:pic>
+                  <pic:nvPicPr>
+                    <pic:cNvPr id="0" name="equation-4f3a6304797f0ed1.png"/>
+                    <pic:cNvPicPr/>
+                  </pic:nvPicPr>
+                  <pic:blipFill>
+                    <a:blip r:embed="rId26"/>
+                    <a:stretch>
+                      <a:fillRect/>
+                    </a:stretch>
+                  </pic:blipFill>
+                  <pic:spPr>
+                    <a:xfrm>
+                      <a:off x="0" y="0"/>
+                      <a:ext cx="1362456" cy="362712"/>
+                    </a:xfrm>
+                    <a:prstGeom prst="rect"/>
+                  </pic:spPr>
+                </pic:pic>
+              </a:graphicData>
+            </a:graphic>
+          </wp:inline>
+        </w:drawing>
       </w:r>
       <w:r>
         <w:tab/>
@@ -3761,11 +4139,38 @@
         </w:tabs>
       </w:pPr>
       <w:r>
-        <w:rPr>
-          <w:rFonts w:ascii="Cambria Math" w:hAnsi="Cambria Math" w:eastAsia="Cambria Math"/>
-          <w:sz w:val="21"/>
-        </w:rPr>
-        <w:t>\boldsymbol u_{M1}=-\frac{(20000,0,2000)}{\sqrt{20000^2+2000^2}},\qquad t_{\mathrm{arr},1}=67.000000\ \mathrm{s}.</w:t>
+        <w:drawing>
+          <wp:inline xmlns:a="http://schemas.openxmlformats.org/drawingml/2006/main" xmlns:pic="http://schemas.openxmlformats.org/drawingml/2006/picture">
+            <wp:extent cx="3477768" cy="338328"/>
+            <wp:docPr id="18" name="Picture 18"/>
+            <wp:cNvGraphicFramePr>
+              <a:graphicFrameLocks noChangeAspect="1"/>
+            </wp:cNvGraphicFramePr>
+            <a:graphic>
+              <a:graphicData uri="http://schemas.openxmlformats.org/drawingml/2006/picture">
+                <pic:pic>
+                  <pic:nvPicPr>
+                    <pic:cNvPr id="0" name="equation-4b7ecf0a48b32d86.png"/>
+                    <pic:cNvPicPr/>
+                  </pic:nvPicPr>
+                  <pic:blipFill>
+                    <a:blip r:embed="rId27"/>
+                    <a:stretch>
+                      <a:fillRect/>
+                    </a:stretch>
+                  </pic:blipFill>
+                  <pic:spPr>
+                    <a:xfrm>
+                      <a:off x="0" y="0"/>
+                      <a:ext cx="3477768" cy="338328"/>
+                    </a:xfrm>
+                    <a:prstGeom prst="rect"/>
+                  </pic:spPr>
+                </pic:pic>
+              </a:graphicData>
+            </a:graphic>
+          </wp:inline>
+        </w:drawing>
       </w:r>
       <w:r>
         <w:tab/>
@@ -3796,11 +4201,38 @@
         </w:tabs>
       </w:pPr>
       <w:r>
-        <w:rPr>
-          <w:rFonts w:ascii="Cambria Math" w:hAnsi="Cambria Math" w:eastAsia="Cambria Math"/>
-          <w:sz w:val="21"/>
-        </w:rPr>
-        <w:t>\boldsymbol D=(17620,0,1800),\qquad \boldsymbol B=(17188,0,1736.496)\ \mathrm{m}.</w:t>
+        <w:drawing>
+          <wp:inline xmlns:a="http://schemas.openxmlformats.org/drawingml/2006/main" xmlns:pic="http://schemas.openxmlformats.org/drawingml/2006/picture">
+            <wp:extent cx="4081271" cy="192024"/>
+            <wp:docPr id="19" name="Picture 19"/>
+            <wp:cNvGraphicFramePr>
+              <a:graphicFrameLocks noChangeAspect="1"/>
+            </wp:cNvGraphicFramePr>
+            <a:graphic>
+              <a:graphicData uri="http://schemas.openxmlformats.org/drawingml/2006/picture">
+                <pic:pic>
+                  <pic:nvPicPr>
+                    <pic:cNvPr id="0" name="equation-579524de7752a419.png"/>
+                    <pic:cNvPicPr/>
+                  </pic:nvPicPr>
+                  <pic:blipFill>
+                    <a:blip r:embed="rId28"/>
+                    <a:stretch>
+                      <a:fillRect/>
+                    </a:stretch>
+                  </pic:blipFill>
+                  <pic:spPr>
+                    <a:xfrm>
+                      <a:off x="0" y="0"/>
+                      <a:ext cx="4081271" cy="192024"/>
+                    </a:xfrm>
+                    <a:prstGeom prst="rect"/>
+                  </pic:spPr>
+                </pic:pic>
+              </a:graphicData>
+            </a:graphic>
+          </wp:inline>
+        </w:drawing>
       </w:r>
       <w:r>
         <w:tab/>
@@ -3845,11 +4277,38 @@
         </w:tabs>
       </w:pPr>
       <w:r>
-        <w:rPr>
-          <w:rFonts w:ascii="Cambria Math" w:hAnsi="Cambria Math" w:eastAsia="Cambria Math"/>
-          <w:sz w:val="21"/>
-        </w:rPr>
-        <w:t>\|\boldsymbol M_1(t)-\boldsymbol C(t)\|_2^2=10^2.</w:t>
+        <w:drawing>
+          <wp:inline xmlns:a="http://schemas.openxmlformats.org/drawingml/2006/main" xmlns:pic="http://schemas.openxmlformats.org/drawingml/2006/picture">
+            <wp:extent cx="1615439" cy="234696"/>
+            <wp:docPr id="20" name="Picture 20"/>
+            <wp:cNvGraphicFramePr>
+              <a:graphicFrameLocks noChangeAspect="1"/>
+            </wp:cNvGraphicFramePr>
+            <a:graphic>
+              <a:graphicData uri="http://schemas.openxmlformats.org/drawingml/2006/picture">
+                <pic:pic>
+                  <pic:nvPicPr>
+                    <pic:cNvPr id="0" name="equation-83960966c1cfe4b5.png"/>
+                    <pic:cNvPicPr/>
+                  </pic:nvPicPr>
+                  <pic:blipFill>
+                    <a:blip r:embed="rId29"/>
+                    <a:stretch>
+                      <a:fillRect/>
+                    </a:stretch>
+                  </pic:blipFill>
+                  <pic:spPr>
+                    <a:xfrm>
+                      <a:off x="0" y="0"/>
+                      <a:ext cx="1615439" cy="234696"/>
+                    </a:xfrm>
+                    <a:prstGeom prst="rect"/>
+                  </pic:spPr>
+                </pic:pic>
+              </a:graphicData>
+            </a:graphic>
+          </wp:inline>
+        </w:drawing>
       </w:r>
       <w:r>
         <w:tab/>
@@ -4175,7 +4634,7 @@
         <w:drawing>
           <wp:inline xmlns:a="http://schemas.openxmlformats.org/drawingml/2006/main" xmlns:pic="http://schemas.openxmlformats.org/drawingml/2006/picture">
             <wp:extent cx="5328000" cy="4209095"/>
-            <wp:docPr id="4" name="Picture 4"/>
+            <wp:docPr id="21" name="Picture 21"/>
             <wp:cNvGraphicFramePr>
               <a:graphicFrameLocks noChangeAspect="1"/>
             </wp:cNvGraphicFramePr>
@@ -4187,7 +4646,7 @@
                     <pic:cNvPicPr/>
                   </pic:nvPicPr>
                   <pic:blipFill>
-                    <a:blip r:embed="rId13"/>
+                    <a:blip r:embed="rId30"/>
                     <a:stretch>
                       <a:fillRect/>
                     </a:stretch>
@@ -4293,11 +4752,38 @@
         </w:tabs>
       </w:pPr>
       <w:r>
-        <w:rPr>
-          <w:rFonts w:ascii="Cambria Math" w:hAnsi="Cambria Math" w:eastAsia="Cambria Math"/>
-          <w:sz w:val="21"/>
-        </w:rPr>
-        <w:t>\boldsymbol q=(\phi,v,t_d,\tau),\qquad -\pi\le\phi\le\pi,\ 70\le v\le140,\ t_d\ge0,\ \tau\ge0.</w:t>
+        <w:drawing>
+          <wp:inline xmlns:a="http://schemas.openxmlformats.org/drawingml/2006/main" xmlns:pic="http://schemas.openxmlformats.org/drawingml/2006/picture">
+            <wp:extent cx="4477512" cy="204216"/>
+            <wp:docPr id="22" name="Picture 22"/>
+            <wp:cNvGraphicFramePr>
+              <a:graphicFrameLocks noChangeAspect="1"/>
+            </wp:cNvGraphicFramePr>
+            <a:graphic>
+              <a:graphicData uri="http://schemas.openxmlformats.org/drawingml/2006/picture">
+                <pic:pic>
+                  <pic:nvPicPr>
+                    <pic:cNvPr id="0" name="equation-3497b9bcea9190ed.png"/>
+                    <pic:cNvPicPr/>
+                  </pic:nvPicPr>
+                  <pic:blipFill>
+                    <a:blip r:embed="rId31"/>
+                    <a:stretch>
+                      <a:fillRect/>
+                    </a:stretch>
+                  </pic:blipFill>
+                  <pic:spPr>
+                    <a:xfrm>
+                      <a:off x="0" y="0"/>
+                      <a:ext cx="4477512" cy="204216"/>
+                    </a:xfrm>
+                    <a:prstGeom prst="rect"/>
+                  </pic:spPr>
+                </pic:pic>
+              </a:graphicData>
+            </a:graphic>
+          </wp:inline>
+        </w:drawing>
       </w:r>
       <w:r>
         <w:tab/>
@@ -4356,11 +4842,38 @@
         </w:tabs>
       </w:pPr>
       <w:r>
-        <w:rPr>
-          <w:rFonts w:ascii="Cambria Math" w:hAnsi="Cambria Math" w:eastAsia="Cambria Math"/>
-          <w:sz w:val="21"/>
-        </w:rPr>
-        <w:t>\tau=r\min\left(t_b,\sqrt{\frac{2H_0}{g}}\right),\qquad t_d=t_b-\tau.</w:t>
+        <w:drawing>
+          <wp:inline xmlns:a="http://schemas.openxmlformats.org/drawingml/2006/main" xmlns:pic="http://schemas.openxmlformats.org/drawingml/2006/picture">
+            <wp:extent cx="2618232" cy="341376"/>
+            <wp:docPr id="23" name="Picture 23"/>
+            <wp:cNvGraphicFramePr>
+              <a:graphicFrameLocks noChangeAspect="1"/>
+            </wp:cNvGraphicFramePr>
+            <a:graphic>
+              <a:graphicData uri="http://schemas.openxmlformats.org/drawingml/2006/picture">
+                <pic:pic>
+                  <pic:nvPicPr>
+                    <pic:cNvPr id="0" name="equation-8a5041abfb727ec2.png"/>
+                    <pic:cNvPicPr/>
+                  </pic:nvPicPr>
+                  <pic:blipFill>
+                    <a:blip r:embed="rId32"/>
+                    <a:stretch>
+                      <a:fillRect/>
+                    </a:stretch>
+                  </pic:blipFill>
+                  <pic:spPr>
+                    <a:xfrm>
+                      <a:off x="0" y="0"/>
+                      <a:ext cx="2618232" cy="341376"/>
+                    </a:xfrm>
+                    <a:prstGeom prst="rect"/>
+                  </pic:spPr>
+                </pic:pic>
+              </a:graphicData>
+            </a:graphic>
+          </wp:inline>
+        </w:drawing>
       </w:r>
       <w:r>
         <w:tab/>
@@ -4405,11 +4918,38 @@
         </w:tabs>
       </w:pPr>
       <w:r>
-        <w:rPr>
-          <w:rFonts w:ascii="Cambria Math" w:hAnsi="Cambria Math" w:eastAsia="Cambria Math"/>
-          <w:sz w:val="21"/>
-        </w:rPr>
-        <w:t>J_2(\boldsymbol q)=\mu(E(\boldsymbol q)).</w:t>
+        <w:drawing>
+          <wp:inline xmlns:a="http://schemas.openxmlformats.org/drawingml/2006/main" xmlns:pic="http://schemas.openxmlformats.org/drawingml/2006/picture">
+            <wp:extent cx="1155192" cy="204216"/>
+            <wp:docPr id="24" name="Picture 24"/>
+            <wp:cNvGraphicFramePr>
+              <a:graphicFrameLocks noChangeAspect="1"/>
+            </wp:cNvGraphicFramePr>
+            <a:graphic>
+              <a:graphicData uri="http://schemas.openxmlformats.org/drawingml/2006/picture">
+                <pic:pic>
+                  <pic:nvPicPr>
+                    <pic:cNvPr id="0" name="equation-946b61776d188672.png"/>
+                    <pic:cNvPicPr/>
+                  </pic:nvPicPr>
+                  <pic:blipFill>
+                    <a:blip r:embed="rId33"/>
+                    <a:stretch>
+                      <a:fillRect/>
+                    </a:stretch>
+                  </pic:blipFill>
+                  <pic:spPr>
+                    <a:xfrm>
+                      <a:off x="0" y="0"/>
+                      <a:ext cx="1155192" cy="204216"/>
+                    </a:xfrm>
+                    <a:prstGeom prst="rect"/>
+                  </pic:spPr>
+                </pic:pic>
+              </a:graphicData>
+            </a:graphic>
+          </wp:inline>
+        </w:drawing>
       </w:r>
       <w:r>
         <w:tab/>
@@ -4454,11 +4994,38 @@
         </w:tabs>
       </w:pPr>
       <w:r>
-        <w:rPr>
-          <w:rFonts w:ascii="Cambria Math" w:hAnsi="Cambria Math" w:eastAsia="Cambria Math"/>
-          <w:sz w:val="21"/>
-        </w:rPr>
-        <w:t>\boldsymbol y=\boldsymbol x_a+F(\boldsymbol x_b-\boldsymbol x_c),\qquad \boldsymbol u=\operatorname{cross}(\boldsymbol x,\boldsymbol y;CR).</w:t>
+        <w:drawing>
+          <wp:inline xmlns:a="http://schemas.openxmlformats.org/drawingml/2006/main" xmlns:pic="http://schemas.openxmlformats.org/drawingml/2006/picture">
+            <wp:extent cx="3145536" cy="204216"/>
+            <wp:docPr id="25" name="Picture 25"/>
+            <wp:cNvGraphicFramePr>
+              <a:graphicFrameLocks noChangeAspect="1"/>
+            </wp:cNvGraphicFramePr>
+            <a:graphic>
+              <a:graphicData uri="http://schemas.openxmlformats.org/drawingml/2006/picture">
+                <pic:pic>
+                  <pic:nvPicPr>
+                    <pic:cNvPr id="0" name="equation-c46c0067f1f988a6.png"/>
+                    <pic:cNvPicPr/>
+                  </pic:nvPicPr>
+                  <pic:blipFill>
+                    <a:blip r:embed="rId34"/>
+                    <a:stretch>
+                      <a:fillRect/>
+                    </a:stretch>
+                  </pic:blipFill>
+                  <pic:spPr>
+                    <a:xfrm>
+                      <a:off x="0" y="0"/>
+                      <a:ext cx="3145536" cy="204216"/>
+                    </a:xfrm>
+                    <a:prstGeom prst="rect"/>
+                  </pic:spPr>
+                </pic:pic>
+              </a:graphicData>
+            </a:graphic>
+          </wp:inline>
+        </w:drawing>
       </w:r>
       <w:r>
         <w:tab/>
@@ -4559,7 +5126,7 @@
         <w:drawing>
           <wp:inline xmlns:a="http://schemas.openxmlformats.org/drawingml/2006/main" xmlns:pic="http://schemas.openxmlformats.org/drawingml/2006/picture">
             <wp:extent cx="5328000" cy="3931535"/>
-            <wp:docPr id="5" name="Picture 5"/>
+            <wp:docPr id="26" name="Picture 26"/>
             <wp:cNvGraphicFramePr>
               <a:graphicFrameLocks noChangeAspect="1"/>
             </wp:cNvGraphicFramePr>
@@ -4571,7 +5138,7 @@
                     <pic:cNvPicPr/>
                   </pic:nvPicPr>
                   <pic:blipFill>
-                    <a:blip r:embed="rId14"/>
+                    <a:blip r:embed="rId35"/>
                     <a:stretch>
                       <a:fillRect/>
                     </a:stretch>
@@ -5177,7 +5744,7 @@
         <w:drawing>
           <wp:inline xmlns:a="http://schemas.openxmlformats.org/drawingml/2006/main" xmlns:pic="http://schemas.openxmlformats.org/drawingml/2006/picture">
             <wp:extent cx="5328000" cy="2268164"/>
-            <wp:docPr id="6" name="Picture 6"/>
+            <wp:docPr id="27" name="Picture 27"/>
             <wp:cNvGraphicFramePr>
               <a:graphicFrameLocks noChangeAspect="1"/>
             </wp:cNvGraphicFramePr>
@@ -5189,7 +5756,7 @@
                     <pic:cNvPicPr/>
                   </pic:nvPicPr>
                   <pic:blipFill>
-                    <a:blip r:embed="rId15"/>
+                    <a:blip r:embed="rId36"/>
                     <a:stretch>
                       <a:fillRect/>
                     </a:stretch>
@@ -5285,7 +5852,7 @@
         <w:drawing>
           <wp:inline xmlns:a="http://schemas.openxmlformats.org/drawingml/2006/main" xmlns:pic="http://schemas.openxmlformats.org/drawingml/2006/picture">
             <wp:extent cx="5328000" cy="3870935"/>
-            <wp:docPr id="7" name="Picture 7"/>
+            <wp:docPr id="28" name="Picture 28"/>
             <wp:cNvGraphicFramePr>
               <a:graphicFrameLocks noChangeAspect="1"/>
             </wp:cNvGraphicFramePr>
@@ -5297,7 +5864,7 @@
                     <pic:cNvPicPr/>
                   </pic:nvPicPr>
                   <pic:blipFill>
-                    <a:blip r:embed="rId16"/>
+                    <a:blip r:embed="rId37"/>
                     <a:stretch>
                       <a:fillRect/>
                     </a:stretch>
@@ -5394,11 +5961,38 @@
         </w:tabs>
       </w:pPr>
       <w:r>
-        <w:rPr>
-          <w:rFonts w:ascii="Cambria Math" w:hAnsi="Cambria Math" w:eastAsia="Cambria Math"/>
-          <w:sz w:val="21"/>
-        </w:rPr>
-        <w:t>t_{d,2}-t_{d,1}\ge1,\qquad t_{d,3}-t_{d,2}\ge1.</w:t>
+        <w:drawing>
+          <wp:inline xmlns:a="http://schemas.openxmlformats.org/drawingml/2006/main" xmlns:pic="http://schemas.openxmlformats.org/drawingml/2006/picture">
+            <wp:extent cx="2417064" cy="201168"/>
+            <wp:docPr id="29" name="Picture 29"/>
+            <wp:cNvGraphicFramePr>
+              <a:graphicFrameLocks noChangeAspect="1"/>
+            </wp:cNvGraphicFramePr>
+            <a:graphic>
+              <a:graphicData uri="http://schemas.openxmlformats.org/drawingml/2006/picture">
+                <pic:pic>
+                  <pic:nvPicPr>
+                    <pic:cNvPr id="0" name="equation-9d1c4f48b3dcfeb3.png"/>
+                    <pic:cNvPicPr/>
+                  </pic:nvPicPr>
+                  <pic:blipFill>
+                    <a:blip r:embed="rId38"/>
+                    <a:stretch>
+                      <a:fillRect/>
+                    </a:stretch>
+                  </pic:blipFill>
+                  <pic:spPr>
+                    <a:xfrm>
+                      <a:off x="0" y="0"/>
+                      <a:ext cx="2417064" cy="201168"/>
+                    </a:xfrm>
+                    <a:prstGeom prst="rect"/>
+                  </pic:spPr>
+                </pic:pic>
+              </a:graphicData>
+            </a:graphic>
+          </wp:inline>
+        </w:drawing>
       </w:r>
       <w:r>
         <w:tab/>
@@ -5485,11 +6079,38 @@
         </w:tabs>
       </w:pPr>
       <w:r>
-        <w:rPr>
-          <w:rFonts w:ascii="Cambria Math" w:hAnsi="Cambria Math" w:eastAsia="Cambria Math"/>
-          <w:sz w:val="21"/>
-        </w:rPr>
-        <w:t>D_3(t)=\max_{\boldsymbol P\in\Omega}\min_{i\in\mathcal K(t)}d_i(t,\boldsymbol P),qquad E_3^{\mathrm{joint}}=\{t:D_3(t)\le10\}.</w:t>
+        <w:drawing>
+          <wp:inline xmlns:a="http://schemas.openxmlformats.org/drawingml/2006/main" xmlns:pic="http://schemas.openxmlformats.org/drawingml/2006/picture">
+            <wp:extent cx="3828288" cy="344424"/>
+            <wp:docPr id="30" name="Picture 30"/>
+            <wp:cNvGraphicFramePr>
+              <a:graphicFrameLocks noChangeAspect="1"/>
+            </wp:cNvGraphicFramePr>
+            <a:graphic>
+              <a:graphicData uri="http://schemas.openxmlformats.org/drawingml/2006/picture">
+                <pic:pic>
+                  <pic:nvPicPr>
+                    <pic:cNvPr id="0" name="equation-38ee9fadb444d812.png"/>
+                    <pic:cNvPicPr/>
+                  </pic:nvPicPr>
+                  <pic:blipFill>
+                    <a:blip r:embed="rId39"/>
+                    <a:stretch>
+                      <a:fillRect/>
+                    </a:stretch>
+                  </pic:blipFill>
+                  <pic:spPr>
+                    <a:xfrm>
+                      <a:off x="0" y="0"/>
+                      <a:ext cx="3828288" cy="344424"/>
+                    </a:xfrm>
+                    <a:prstGeom prst="rect"/>
+                  </pic:spPr>
+                </pic:pic>
+              </a:graphicData>
+            </a:graphic>
+          </wp:inline>
+        </w:drawing>
       </w:r>
       <w:r>
         <w:tab/>
@@ -5520,11 +6141,38 @@
         </w:tabs>
       </w:pPr>
       <w:r>
-        <w:rPr>
-          <w:rFonts w:ascii="Cambria Math" w:hAnsi="Cambria Math" w:eastAsia="Cambria Math"/>
-          <w:sz w:val="21"/>
-        </w:rPr>
-        <w:t>J_3=\mu(E_3^{\mathrm{joint}}).</w:t>
+        <w:drawing>
+          <wp:inline xmlns:a="http://schemas.openxmlformats.org/drawingml/2006/main" xmlns:pic="http://schemas.openxmlformats.org/drawingml/2006/picture">
+            <wp:extent cx="1080000" cy="287775"/>
+            <wp:docPr id="31" name="Picture 31"/>
+            <wp:cNvGraphicFramePr>
+              <a:graphicFrameLocks noChangeAspect="1"/>
+            </wp:cNvGraphicFramePr>
+            <a:graphic>
+              <a:graphicData uri="http://schemas.openxmlformats.org/drawingml/2006/picture">
+                <pic:pic>
+                  <pic:nvPicPr>
+                    <pic:cNvPr id="0" name="equation-61cb54dc5a7818d8.png"/>
+                    <pic:cNvPicPr/>
+                  </pic:nvPicPr>
+                  <pic:blipFill>
+                    <a:blip r:embed="rId40"/>
+                    <a:stretch>
+                      <a:fillRect/>
+                    </a:stretch>
+                  </pic:blipFill>
+                  <pic:spPr>
+                    <a:xfrm>
+                      <a:off x="0" y="0"/>
+                      <a:ext cx="1080000" cy="287775"/>
+                    </a:xfrm>
+                    <a:prstGeom prst="rect"/>
+                  </pic:spPr>
+                </pic:pic>
+              </a:graphicData>
+            </a:graphic>
+          </wp:inline>
+        </w:drawing>
       </w:r>
       <w:r>
         <w:tab/>
@@ -5583,11 +6231,38 @@
         </w:tabs>
       </w:pPr>
       <w:r>
-        <w:rPr>
-          <w:rFonts w:ascii="Cambria Math" w:hAnsi="Cambria Math" w:eastAsia="Cambria Math"/>
-          <w:sz w:val="21"/>
-        </w:rPr>
-        <w:t>\bigcup_iE_i^{\mathrm{single}}\subseteq E_3^{\mathrm{joint}}.</w:t>
+        <w:drawing>
+          <wp:inline xmlns:a="http://schemas.openxmlformats.org/drawingml/2006/main" xmlns:pic="http://schemas.openxmlformats.org/drawingml/2006/picture">
+            <wp:extent cx="1188720" cy="371856"/>
+            <wp:docPr id="32" name="Picture 32"/>
+            <wp:cNvGraphicFramePr>
+              <a:graphicFrameLocks noChangeAspect="1"/>
+            </wp:cNvGraphicFramePr>
+            <a:graphic>
+              <a:graphicData uri="http://schemas.openxmlformats.org/drawingml/2006/picture">
+                <pic:pic>
+                  <pic:nvPicPr>
+                    <pic:cNvPr id="0" name="equation-d0339bea1543ae32.png"/>
+                    <pic:cNvPicPr/>
+                  </pic:nvPicPr>
+                  <pic:blipFill>
+                    <a:blip r:embed="rId41"/>
+                    <a:stretch>
+                      <a:fillRect/>
+                    </a:stretch>
+                  </pic:blipFill>
+                  <pic:spPr>
+                    <a:xfrm>
+                      <a:off x="0" y="0"/>
+                      <a:ext cx="1188720" cy="371856"/>
+                    </a:xfrm>
+                    <a:prstGeom prst="rect"/>
+                  </pic:spPr>
+                </pic:pic>
+              </a:graphicData>
+            </a:graphic>
+          </wp:inline>
+        </w:drawing>
       </w:r>
       <w:r>
         <w:tab/>
@@ -5653,7 +6328,7 @@
           <w:rFonts w:ascii="Cambria Math" w:hAnsi="Cambria Math" w:eastAsia="Cambria Math"/>
           <w:sz w:val="21"/>
         </w:rPr>
-        <w:t>Delta_i=J_3-J_3^(-i)</w:t>
+        <w:t>Δ_i=J_3-J_3^(-i)</w:t>
       </w:r>
       <w:r>
         <w:rPr>
@@ -5703,51 +6378,78 @@
         </w:tabs>
       </w:pPr>
       <w:r>
+        <w:drawing>
+          <wp:inline xmlns:a="http://schemas.openxmlformats.org/drawingml/2006/main" xmlns:pic="http://schemas.openxmlformats.org/drawingml/2006/picture">
+            <wp:extent cx="3928872" cy="259080"/>
+            <wp:docPr id="33" name="Picture 33"/>
+            <wp:cNvGraphicFramePr>
+              <a:graphicFrameLocks noChangeAspect="1"/>
+            </wp:cNvGraphicFramePr>
+            <a:graphic>
+              <a:graphicData uri="http://schemas.openxmlformats.org/drawingml/2006/picture">
+                <pic:pic>
+                  <pic:nvPicPr>
+                    <pic:cNvPr id="0" name="equation-f41a3aa873e59ce6.png"/>
+                    <pic:cNvPicPr/>
+                  </pic:nvPicPr>
+                  <pic:blipFill>
+                    <a:blip r:embed="rId42"/>
+                    <a:stretch>
+                      <a:fillRect/>
+                    </a:stretch>
+                  </pic:blipFill>
+                  <pic:spPr>
+                    <a:xfrm>
+                      <a:off x="0" y="0"/>
+                      <a:ext cx="3928872" cy="259080"/>
+                    </a:xfrm>
+                    <a:prstGeom prst="rect"/>
+                  </pic:spPr>
+                </pic:pic>
+              </a:graphicData>
+            </a:graphic>
+          </wp:inline>
+        </w:drawing>
+      </w:r>
+      <w:r>
+        <w:tab/>
+      </w:r>
+      <w:r>
+        <w:rPr>
+          <w:rFonts w:ascii="Times New Roman" w:hAnsi="Times New Roman" w:eastAsia="宋体"/>
+          <w:sz w:val="21"/>
+        </w:rPr>
+        <w:t>(26)</w:t>
+      </w:r>
+    </w:p>
+    <w:p>
+      <w:r>
+        <w:rPr>
+          <w:rFonts w:ascii="Times New Roman" w:hAnsi="Times New Roman" w:eastAsia="宋体"/>
+          <w:sz w:val="21"/>
+        </w:rPr>
+        <w:t xml:space="preserve">单烟幕区间并集与联合结果相差约 </w:t>
+      </w:r>
+      <w:r>
         <w:rPr>
           <w:rFonts w:ascii="Cambria Math" w:hAnsi="Cambria Math" w:eastAsia="Cambria Math"/>
           <w:sz w:val="21"/>
         </w:rPr>
-        <w:t>E_3^{\mathrm{joint}}=[1.000001,7.401397]\ \mathrm{s},\qquad J_3=6.401396\ \mathrm{s}.</w:t>
-      </w:r>
-      <w:r>
-        <w:tab/>
+        <w:t>3×10⁻¹⁰</w:t>
       </w:r>
       <w:r>
         <w:rPr>
           <w:rFonts w:ascii="Times New Roman" w:hAnsi="Times New Roman" w:eastAsia="宋体"/>
           <w:sz w:val="21"/>
         </w:rPr>
-        <w:t>(26)</w:t>
-      </w:r>
-    </w:p>
-    <w:p>
-      <w:r>
-        <w:rPr>
-          <w:rFonts w:ascii="Times New Roman" w:hAnsi="Times New Roman" w:eastAsia="宋体"/>
-          <w:sz w:val="21"/>
-        </w:rPr>
-        <w:t xml:space="preserve">单烟幕区间并集与联合结果相差约 </w:t>
+        <w:t xml:space="preserve"> s，说明本策略没有形成可观测的空间拼接收益；删除复算得到第三枚弹的联合边际贡献约 </w:t>
       </w:r>
       <w:r>
         <w:rPr>
           <w:rFonts w:ascii="Cambria Math" w:hAnsi="Cambria Math" w:eastAsia="Cambria Math"/>
           <w:sz w:val="21"/>
         </w:rPr>
-        <w:t>3times10⁻¹⁰</w:t>
-      </w:r>
-      <w:r>
-        <w:rPr>
-          <w:rFonts w:ascii="Times New Roman" w:hAnsi="Times New Roman" w:eastAsia="宋体"/>
-          <w:sz w:val="21"/>
-        </w:rPr>
-        <w:t xml:space="preserve"> s，说明本策略没有形成可观测的空间拼接收益；删除复算得到第三枚弹的联合边际贡献约 </w:t>
-      </w:r>
-      <w:r>
-        <w:rPr>
-          <w:rFonts w:ascii="Cambria Math" w:hAnsi="Cambria Math" w:eastAsia="Cambria Math"/>
-          <w:sz w:val="21"/>
-        </w:rPr>
-        <w:t>2times10⁻¹⁰</w:t>
+        <w:t>2×10⁻¹⁰</w:t>
       </w:r>
       <w:r>
         <w:rPr>
@@ -5768,7 +6470,7 @@
         <w:drawing>
           <wp:inline xmlns:a="http://schemas.openxmlformats.org/drawingml/2006/main" xmlns:pic="http://schemas.openxmlformats.org/drawingml/2006/picture">
             <wp:extent cx="5328000" cy="2377444"/>
-            <wp:docPr id="8" name="Picture 8"/>
+            <wp:docPr id="34" name="Picture 34"/>
             <wp:cNvGraphicFramePr>
               <a:graphicFrameLocks noChangeAspect="1"/>
             </wp:cNvGraphicFramePr>
@@ -5780,7 +6482,7 @@
                     <pic:cNvPicPr/>
                   </pic:nvPicPr>
                   <pic:blipFill>
-                    <a:blip r:embed="rId17"/>
+                    <a:blip r:embed="rId43"/>
                     <a:stretch>
                       <a:fillRect/>
                     </a:stretch>
@@ -5831,7 +6533,7 @@
         <w:drawing>
           <wp:inline xmlns:a="http://schemas.openxmlformats.org/drawingml/2006/main" xmlns:pic="http://schemas.openxmlformats.org/drawingml/2006/picture">
             <wp:extent cx="5328000" cy="2377444"/>
-            <wp:docPr id="9" name="Picture 9"/>
+            <wp:docPr id="35" name="Picture 35"/>
             <wp:cNvGraphicFramePr>
               <a:graphicFrameLocks noChangeAspect="1"/>
             </wp:cNvGraphicFramePr>
@@ -5843,7 +6545,7 @@
                     <pic:cNvPicPr/>
                   </pic:nvPicPr>
                   <pic:blipFill>
-                    <a:blip r:embed="rId18"/>
+                    <a:blip r:embed="rId44"/>
                     <a:stretch>
                       <a:fillRect/>
                     </a:stretch>
@@ -5885,7 +6587,7 @@
         <w:drawing>
           <wp:inline xmlns:a="http://schemas.openxmlformats.org/drawingml/2006/main" xmlns:pic="http://schemas.openxmlformats.org/drawingml/2006/picture">
             <wp:extent cx="5328000" cy="2122458"/>
-            <wp:docPr id="10" name="Picture 10"/>
+            <wp:docPr id="36" name="Picture 36"/>
             <wp:cNvGraphicFramePr>
               <a:graphicFrameLocks noChangeAspect="1"/>
             </wp:cNvGraphicFramePr>
@@ -5897,7 +6599,7 @@
                     <pic:cNvPicPr/>
                   </pic:nvPicPr>
                   <pic:blipFill>
-                    <a:blip r:embed="rId19"/>
+                    <a:blip r:embed="rId45"/>
                     <a:stretch>
                       <a:fillRect/>
                     </a:stretch>
@@ -5949,7 +6651,7 @@
           <w:rFonts w:ascii="Cambria Math" w:hAnsi="Cambria Math" w:eastAsia="Cambria Math"/>
           <w:sz w:val="21"/>
         </w:rPr>
-        <w:t>Delta_iapprox0</w:t>
+        <w:t>Δ_i≈0</w:t>
       </w:r>
       <w:r>
         <w:rPr>
@@ -6095,11 +6797,38 @@
         </w:tabs>
       </w:pPr>
       <w:r>
-        <w:rPr>
-          <w:rFonts w:ascii="Cambria Math" w:hAnsi="Cambria Math" w:eastAsia="Cambria Math"/>
-          <w:sz w:val="21"/>
-        </w:rPr>
-        <w:t>D_4(t)=\max_{\boldsymbol P\in\Omega}\min_{k\in\mathcal K(t)}d_k(t,\boldsymbol P)-R_s.</w:t>
+        <w:drawing>
+          <wp:inline xmlns:a="http://schemas.openxmlformats.org/drawingml/2006/main" xmlns:pic="http://schemas.openxmlformats.org/drawingml/2006/picture">
+            <wp:extent cx="2225040" cy="298704"/>
+            <wp:docPr id="37" name="Picture 37"/>
+            <wp:cNvGraphicFramePr>
+              <a:graphicFrameLocks noChangeAspect="1"/>
+            </wp:cNvGraphicFramePr>
+            <a:graphic>
+              <a:graphicData uri="http://schemas.openxmlformats.org/drawingml/2006/picture">
+                <pic:pic>
+                  <pic:nvPicPr>
+                    <pic:cNvPr id="0" name="equation-5352a64f8048921a.png"/>
+                    <pic:cNvPicPr/>
+                  </pic:nvPicPr>
+                  <pic:blipFill>
+                    <a:blip r:embed="rId46"/>
+                    <a:stretch>
+                      <a:fillRect/>
+                    </a:stretch>
+                  </pic:blipFill>
+                  <pic:spPr>
+                    <a:xfrm>
+                      <a:off x="0" y="0"/>
+                      <a:ext cx="2225040" cy="298704"/>
+                    </a:xfrm>
+                    <a:prstGeom prst="rect"/>
+                  </pic:spPr>
+                </pic:pic>
+              </a:graphicData>
+            </a:graphic>
+          </wp:inline>
+        </w:drawing>
       </w:r>
       <w:r>
         <w:tab/>
@@ -6130,37 +6859,64 @@
         </w:tabs>
       </w:pPr>
       <w:r>
+        <w:drawing>
+          <wp:inline xmlns:a="http://schemas.openxmlformats.org/drawingml/2006/main" xmlns:pic="http://schemas.openxmlformats.org/drawingml/2006/picture">
+            <wp:extent cx="2517648" cy="204216"/>
+            <wp:docPr id="38" name="Picture 38"/>
+            <wp:cNvGraphicFramePr>
+              <a:graphicFrameLocks noChangeAspect="1"/>
+            </wp:cNvGraphicFramePr>
+            <a:graphic>
+              <a:graphicData uri="http://schemas.openxmlformats.org/drawingml/2006/picture">
+                <pic:pic>
+                  <pic:nvPicPr>
+                    <pic:cNvPr id="0" name="equation-cbe7fb9b2aca917d.png"/>
+                    <pic:cNvPicPr/>
+                  </pic:nvPicPr>
+                  <pic:blipFill>
+                    <a:blip r:embed="rId47"/>
+                    <a:stretch>
+                      <a:fillRect/>
+                    </a:stretch>
+                  </pic:blipFill>
+                  <pic:spPr>
+                    <a:xfrm>
+                      <a:off x="0" y="0"/>
+                      <a:ext cx="2517648" cy="204216"/>
+                    </a:xfrm>
+                    <a:prstGeom prst="rect"/>
+                  </pic:spPr>
+                </pic:pic>
+              </a:graphicData>
+            </a:graphic>
+          </wp:inline>
+        </w:drawing>
+      </w:r>
+      <w:r>
+        <w:tab/>
+      </w:r>
+      <w:r>
+        <w:rPr>
+          <w:rFonts w:ascii="Times New Roman" w:hAnsi="Times New Roman" w:eastAsia="宋体"/>
+          <w:sz w:val="21"/>
+        </w:rPr>
+        <w:t>(28)</w:t>
+      </w:r>
+    </w:p>
+    <w:p>
+      <w:r>
+        <w:rPr>
+          <w:rFonts w:ascii="Times New Roman" w:hAnsi="Times New Roman" w:eastAsia="宋体"/>
+          <w:sz w:val="21"/>
+        </w:rPr>
+        <w:t xml:space="preserve">该式的量词是“对每个目标点，至少存在一个烟幕遮挡”，即 </w:t>
+      </w:r>
+      <w:r>
         <w:rPr>
           <w:rFonts w:ascii="Cambria Math" w:hAnsi="Cambria Math" w:eastAsia="Cambria Math"/>
           <w:sz w:val="21"/>
         </w:rPr>
-        <w:t>E_4=\{t:D_4(t)\le0\},\qquad J_4=\mu(E_4).</w:t>
-      </w:r>
-      <w:r>
-        <w:tab/>
-      </w:r>
-      <w:r>
-        <w:rPr>
-          <w:rFonts w:ascii="Times New Roman" w:hAnsi="Times New Roman" w:eastAsia="宋体"/>
-          <w:sz w:val="21"/>
-        </w:rPr>
-        <w:t>(28)</w:t>
-      </w:r>
-    </w:p>
-    <w:p>
-      <w:r>
-        <w:rPr>
-          <w:rFonts w:ascii="Times New Roman" w:hAnsi="Times New Roman" w:eastAsia="宋体"/>
-          <w:sz w:val="21"/>
-        </w:rPr>
-        <w:t xml:space="preserve">该式的量词是“对每个目标点，至少存在一个烟幕遮挡”，即 </w:t>
-      </w:r>
-      <w:r>
-        <w:rPr>
-          <w:rFonts w:ascii="Cambria Math" w:hAnsi="Cambria Math" w:eastAsia="Cambria Math"/>
-          <w:sz w:val="21"/>
-        </w:rPr>
-        <w:t>forallP exists k</w:t>
+        <w:t>∀P ∃ k</w:t>
       </w:r>
       <w:r>
         <w:rPr>
@@ -6210,11 +6966,38 @@
         </w:tabs>
       </w:pPr>
       <w:r>
-        <w:rPr>
-          <w:rFonts w:ascii="Cambria Math" w:hAnsi="Cambria Math" w:eastAsia="Cambria Math"/>
-          <w:sz w:val="21"/>
-        </w:rPr>
-        <w:t>P_k(\boldsymbol q_k)=\min_t d\left(\boldsymbol C_k(t),[\boldsymbol M_1(t),\boldsymbol T_c]\right).</w:t>
+        <w:drawing>
+          <wp:inline xmlns:a="http://schemas.openxmlformats.org/drawingml/2006/main" xmlns:pic="http://schemas.openxmlformats.org/drawingml/2006/picture">
+            <wp:extent cx="2401824" cy="274320"/>
+            <wp:docPr id="39" name="Picture 39"/>
+            <wp:cNvGraphicFramePr>
+              <a:graphicFrameLocks noChangeAspect="1"/>
+            </wp:cNvGraphicFramePr>
+            <a:graphic>
+              <a:graphicData uri="http://schemas.openxmlformats.org/drawingml/2006/picture">
+                <pic:pic>
+                  <pic:nvPicPr>
+                    <pic:cNvPr id="0" name="equation-a9563dc925fd7a45.png"/>
+                    <pic:cNvPicPr/>
+                  </pic:nvPicPr>
+                  <pic:blipFill>
+                    <a:blip r:embed="rId48"/>
+                    <a:stretch>
+                      <a:fillRect/>
+                    </a:stretch>
+                  </pic:blipFill>
+                  <pic:spPr>
+                    <a:xfrm>
+                      <a:off x="0" y="0"/>
+                      <a:ext cx="2401824" cy="274320"/>
+                    </a:xfrm>
+                    <a:prstGeom prst="rect"/>
+                  </pic:spPr>
+                </pic:pic>
+              </a:graphicData>
+            </a:graphic>
+          </wp:inline>
+        </w:drawing>
       </w:r>
       <w:r>
         <w:tab/>
@@ -7048,11 +7831,38 @@
         </w:tabs>
       </w:pPr>
       <w:r>
-        <w:rPr>
-          <w:rFonts w:ascii="Cambria Math" w:hAnsi="Cambria Math" w:eastAsia="Cambria Math"/>
-          <w:sz w:val="21"/>
-        </w:rPr>
-        <w:t>J_4=4.587672+3.927100+3.118081=11.632853\ \mathrm{s}.</w:t>
+        <w:drawing>
+          <wp:inline xmlns:a="http://schemas.openxmlformats.org/drawingml/2006/main" xmlns:pic="http://schemas.openxmlformats.org/drawingml/2006/picture">
+            <wp:extent cx="4105656" cy="201168"/>
+            <wp:docPr id="40" name="Picture 40"/>
+            <wp:cNvGraphicFramePr>
+              <a:graphicFrameLocks noChangeAspect="1"/>
+            </wp:cNvGraphicFramePr>
+            <a:graphic>
+              <a:graphicData uri="http://schemas.openxmlformats.org/drawingml/2006/picture">
+                <pic:pic>
+                  <pic:nvPicPr>
+                    <pic:cNvPr id="0" name="equation-b7b3922607ce56f1.png"/>
+                    <pic:cNvPicPr/>
+                  </pic:nvPicPr>
+                  <pic:blipFill>
+                    <a:blip r:embed="rId49"/>
+                    <a:stretch>
+                      <a:fillRect/>
+                    </a:stretch>
+                  </pic:blipFill>
+                  <pic:spPr>
+                    <a:xfrm>
+                      <a:off x="0" y="0"/>
+                      <a:ext cx="4105656" cy="201168"/>
+                    </a:xfrm>
+                    <a:prstGeom prst="rect"/>
+                  </pic:spPr>
+                </pic:pic>
+              </a:graphicData>
+            </a:graphic>
+          </wp:inline>
+        </w:drawing>
       </w:r>
       <w:r>
         <w:tab/>
@@ -7076,7 +7886,7 @@
         <w:drawing>
           <wp:inline xmlns:a="http://schemas.openxmlformats.org/drawingml/2006/main" xmlns:pic="http://schemas.openxmlformats.org/drawingml/2006/picture">
             <wp:extent cx="5328000" cy="2702645"/>
-            <wp:docPr id="11" name="Picture 11"/>
+            <wp:docPr id="41" name="Picture 41"/>
             <wp:cNvGraphicFramePr>
               <a:graphicFrameLocks noChangeAspect="1"/>
             </wp:cNvGraphicFramePr>
@@ -7088,7 +7898,7 @@
                     <pic:cNvPicPr/>
                   </pic:nvPicPr>
                   <pic:blipFill>
-                    <a:blip r:embed="rId20"/>
+                    <a:blip r:embed="rId50"/>
                     <a:stretch>
                       <a:fillRect/>
                     </a:stretch>
@@ -7130,7 +7940,7 @@
         <w:drawing>
           <wp:inline xmlns:a="http://schemas.openxmlformats.org/drawingml/2006/main" xmlns:pic="http://schemas.openxmlformats.org/drawingml/2006/picture">
             <wp:extent cx="5328000" cy="2413871"/>
-            <wp:docPr id="12" name="Picture 12"/>
+            <wp:docPr id="42" name="Picture 42"/>
             <wp:cNvGraphicFramePr>
               <a:graphicFrameLocks noChangeAspect="1"/>
             </wp:cNvGraphicFramePr>
@@ -7142,7 +7952,7 @@
                     <pic:cNvPicPr/>
                   </pic:nvPicPr>
                   <pic:blipFill>
-                    <a:blip r:embed="rId21"/>
+                    <a:blip r:embed="rId51"/>
                     <a:stretch>
                       <a:fillRect/>
                     </a:stretch>
@@ -7186,7 +7996,7 @@
           <w:rFonts w:ascii="Cambria Math" w:hAnsi="Cambria Math" w:eastAsia="Cambria Math"/>
           <w:sz w:val="21"/>
         </w:rPr>
-        <w:t>2times10⁻¹⁰</w:t>
+        <w:t>2×10⁻¹⁰</w:t>
       </w:r>
       <w:r>
         <w:rPr>
@@ -7207,7 +8017,7 @@
         <w:drawing>
           <wp:inline xmlns:a="http://schemas.openxmlformats.org/drawingml/2006/main" xmlns:pic="http://schemas.openxmlformats.org/drawingml/2006/picture">
             <wp:extent cx="5328000" cy="2341017"/>
-            <wp:docPr id="13" name="Picture 13"/>
+            <wp:docPr id="43" name="Picture 43"/>
             <wp:cNvGraphicFramePr>
               <a:graphicFrameLocks noChangeAspect="1"/>
             </wp:cNvGraphicFramePr>
@@ -7219,7 +8029,7 @@
                     <pic:cNvPicPr/>
                   </pic:nvPicPr>
                   <pic:blipFill>
-                    <a:blip r:embed="rId22"/>
+                    <a:blip r:embed="rId52"/>
                     <a:stretch>
                       <a:fillRect/>
                     </a:stretch>
@@ -7389,11 +8199,38 @@
         </w:tabs>
       </w:pPr>
       <w:r>
-        <w:rPr>
-          <w:rFonts w:ascii="Cambria Math" w:hAnsi="Cambria Math" w:eastAsia="Cambria Math"/>
-          <w:sz w:val="21"/>
-        </w:rPr>
-        <w:t>\sum_{m=1}^{3}x_{ikm}\le1,\qquad \sum_{k=1}^{3}\sum_{m=1}^{3}x_{ikm}\le3.</w:t>
+        <w:drawing>
+          <wp:inline xmlns:a="http://schemas.openxmlformats.org/drawingml/2006/main" xmlns:pic="http://schemas.openxmlformats.org/drawingml/2006/picture">
+            <wp:extent cx="2471928" cy="475488"/>
+            <wp:docPr id="44" name="Picture 44"/>
+            <wp:cNvGraphicFramePr>
+              <a:graphicFrameLocks noChangeAspect="1"/>
+            </wp:cNvGraphicFramePr>
+            <a:graphic>
+              <a:graphicData uri="http://schemas.openxmlformats.org/drawingml/2006/picture">
+                <pic:pic>
+                  <pic:nvPicPr>
+                    <pic:cNvPr id="0" name="equation-af9cce8afe2b8644.png"/>
+                    <pic:cNvPicPr/>
+                  </pic:nvPicPr>
+                  <pic:blipFill>
+                    <a:blip r:embed="rId53"/>
+                    <a:stretch>
+                      <a:fillRect/>
+                    </a:stretch>
+                  </pic:blipFill>
+                  <pic:spPr>
+                    <a:xfrm>
+                      <a:off x="0" y="0"/>
+                      <a:ext cx="2471928" cy="475488"/>
+                    </a:xfrm>
+                    <a:prstGeom prst="rect"/>
+                  </pic:spPr>
+                </pic:pic>
+              </a:graphicData>
+            </a:graphic>
+          </wp:inline>
+        </w:drawing>
       </w:r>
       <w:r>
         <w:tab/>
@@ -7494,11 +8331,38 @@
         </w:tabs>
       </w:pPr>
       <w:r>
-        <w:rPr>
-          <w:rFonts w:ascii="Cambria Math" w:hAnsi="Cambria Math" w:eastAsia="Cambria Math"/>
-          <w:sz w:val="21"/>
-        </w:rPr>
-        <w:t>D_m(t)=\max_{\boldsymbol P\in\Omega}\min_{q\in\mathcal K(t)}d_{mq}(t,\boldsymbol P)-R_s,qquad E_m=\{t:D_m(t)\le0\}.</w:t>
+        <w:drawing>
+          <wp:inline xmlns:a="http://schemas.openxmlformats.org/drawingml/2006/main" xmlns:pic="http://schemas.openxmlformats.org/drawingml/2006/picture">
+            <wp:extent cx="4194048" cy="301752"/>
+            <wp:docPr id="45" name="Picture 45"/>
+            <wp:cNvGraphicFramePr>
+              <a:graphicFrameLocks noChangeAspect="1"/>
+            </wp:cNvGraphicFramePr>
+            <a:graphic>
+              <a:graphicData uri="http://schemas.openxmlformats.org/drawingml/2006/picture">
+                <pic:pic>
+                  <pic:nvPicPr>
+                    <pic:cNvPr id="0" name="equation-0e36be005f8e4d16.png"/>
+                    <pic:cNvPicPr/>
+                  </pic:nvPicPr>
+                  <pic:blipFill>
+                    <a:blip r:embed="rId54"/>
+                    <a:stretch>
+                      <a:fillRect/>
+                    </a:stretch>
+                  </pic:blipFill>
+                  <pic:spPr>
+                    <a:xfrm>
+                      <a:off x="0" y="0"/>
+                      <a:ext cx="4194048" cy="301752"/>
+                    </a:xfrm>
+                    <a:prstGeom prst="rect"/>
+                  </pic:spPr>
+                </pic:pic>
+              </a:graphicData>
+            </a:graphic>
+          </wp:inline>
+        </w:drawing>
       </w:r>
       <w:r>
         <w:tab/>
@@ -7529,93 +8393,120 @@
         </w:tabs>
       </w:pPr>
       <w:r>
+        <w:drawing>
+          <wp:inline xmlns:a="http://schemas.openxmlformats.org/drawingml/2006/main" xmlns:pic="http://schemas.openxmlformats.org/drawingml/2006/picture">
+            <wp:extent cx="4492752" cy="472440"/>
+            <wp:docPr id="46" name="Picture 46"/>
+            <wp:cNvGraphicFramePr>
+              <a:graphicFrameLocks noChangeAspect="1"/>
+            </wp:cNvGraphicFramePr>
+            <a:graphic>
+              <a:graphicData uri="http://schemas.openxmlformats.org/drawingml/2006/picture">
+                <pic:pic>
+                  <pic:nvPicPr>
+                    <pic:cNvPr id="0" name="equation-c98082d25712e222.png"/>
+                    <pic:cNvPicPr/>
+                  </pic:nvPicPr>
+                  <pic:blipFill>
+                    <a:blip r:embed="rId55"/>
+                    <a:stretch>
+                      <a:fillRect/>
+                    </a:stretch>
+                  </pic:blipFill>
+                  <pic:spPr>
+                    <a:xfrm>
+                      <a:off x="0" y="0"/>
+                      <a:ext cx="4492752" cy="472440"/>
+                    </a:xfrm>
+                    <a:prstGeom prst="rect"/>
+                  </pic:spPr>
+                </pic:pic>
+              </a:graphicData>
+            </a:graphic>
+          </wp:inline>
+        </w:drawing>
+      </w:r>
+      <w:r>
+        <w:tab/>
+      </w:r>
+      <w:r>
+        <w:rPr>
+          <w:rFonts w:ascii="Times New Roman" w:hAnsi="Times New Roman" w:eastAsia="宋体"/>
+          <w:sz w:val="21"/>
+        </w:rPr>
+        <w:t>(33)</w:t>
+      </w:r>
+    </w:p>
+    <w:p>
+      <w:r>
+        <w:rPr>
+          <w:rFonts w:ascii="Times New Roman" w:hAnsi="Times New Roman" w:eastAsia="宋体"/>
+          <w:sz w:val="21"/>
+        </w:rPr>
+        <w:t xml:space="preserve">三者分别衡量总干扰收益、最弱目标保障和三目标同时安全。本文候选库以 </w:t>
+      </w:r>
+      <w:r>
         <w:rPr>
           <w:rFonts w:ascii="Cambria Math" w:hAnsi="Cambria Math" w:eastAsia="Cambria Math"/>
           <w:sz w:val="21"/>
         </w:rPr>
-        <w:t>J_{\rm sum}=\sum_{m=1}^{3}\mu(E_m),\qquad J_{\rm min}=\min_m\mu(E_m),\qquad J_{\rm safe}=\mu\left(\bigcap_{m=1}^{3}E_m\right).</w:t>
-      </w:r>
-      <w:r>
-        <w:tab/>
+        <w:t>J_sum</w:t>
       </w:r>
       <w:r>
         <w:rPr>
           <w:rFonts w:ascii="Times New Roman" w:hAnsi="Times New Roman" w:eastAsia="宋体"/>
           <w:sz w:val="21"/>
         </w:rPr>
-        <w:t>(33)</w:t>
-      </w:r>
-    </w:p>
-    <w:p>
+        <w:t xml:space="preserve"> 为主目标；同一无人机所有弹共享 </w:t>
+      </w:r>
+      <w:r>
+        <w:rPr>
+          <w:rFonts w:ascii="Cambria Math" w:hAnsi="Cambria Math" w:eastAsia="Cambria Math"/>
+          <w:sz w:val="21"/>
+        </w:rPr>
+        <w:t>(φ_i,v_i)</w:t>
+      </w:r>
       <w:r>
         <w:rPr>
           <w:rFonts w:ascii="Times New Roman" w:hAnsi="Times New Roman" w:eastAsia="宋体"/>
           <w:sz w:val="21"/>
         </w:rPr>
-        <w:t xml:space="preserve">三者分别衡量总干扰收益、最弱目标保障和三目标同时安全。本文候选库以 </w:t>
+        <w:t xml:space="preserve">，相邻投放满足 </w:t>
       </w:r>
       <w:r>
         <w:rPr>
           <w:rFonts w:ascii="Cambria Math" w:hAnsi="Cambria Math" w:eastAsia="Cambria Math"/>
           <w:sz w:val="21"/>
         </w:rPr>
-        <w:t>J_rm sum</w:t>
+        <w:t>t_d,i,k+1-t_d,i,k≥1</w:t>
       </w:r>
       <w:r>
         <w:rPr>
           <w:rFonts w:ascii="Times New Roman" w:hAnsi="Times New Roman" w:eastAsia="宋体"/>
           <w:sz w:val="21"/>
         </w:rPr>
-        <w:t xml:space="preserve"> 为主目标；同一无人机所有弹共享 </w:t>
+        <w:t xml:space="preserve">。若以 </w:t>
       </w:r>
       <w:r>
         <w:rPr>
           <w:rFonts w:ascii="Cambria Math" w:hAnsi="Cambria Math" w:eastAsia="Cambria Math"/>
           <w:sz w:val="21"/>
         </w:rPr>
-        <w:t>(φ_i,v_i)</w:t>
+        <w:t>J_min</w:t>
       </w:r>
       <w:r>
         <w:rPr>
           <w:rFonts w:ascii="Times New Roman" w:hAnsi="Times New Roman" w:eastAsia="宋体"/>
           <w:sz w:val="21"/>
         </w:rPr>
-        <w:t xml:space="preserve">，相邻投放满足 </w:t>
+        <w:t xml:space="preserve"> 或 </w:t>
       </w:r>
       <w:r>
         <w:rPr>
           <w:rFonts w:ascii="Cambria Math" w:hAnsi="Cambria Math" w:eastAsia="Cambria Math"/>
           <w:sz w:val="21"/>
         </w:rPr>
-        <w:t>t_d,i,k+1-t_d,i,k≥1</w:t>
-      </w:r>
-      <w:r>
-        <w:rPr>
-          <w:rFonts w:ascii="Times New Roman" w:hAnsi="Times New Roman" w:eastAsia="宋体"/>
-          <w:sz w:val="21"/>
-        </w:rPr>
-        <w:t xml:space="preserve">。若以 </w:t>
-      </w:r>
-      <w:r>
-        <w:rPr>
-          <w:rFonts w:ascii="Cambria Math" w:hAnsi="Cambria Math" w:eastAsia="Cambria Math"/>
-          <w:sz w:val="21"/>
-        </w:rPr>
-        <w:t>J_rm min</w:t>
-      </w:r>
-      <w:r>
-        <w:rPr>
-          <w:rFonts w:ascii="Times New Roman" w:hAnsi="Times New Roman" w:eastAsia="宋体"/>
-          <w:sz w:val="21"/>
-        </w:rPr>
-        <w:t xml:space="preserve"> 或 </w:t>
-      </w:r>
-      <w:r>
-        <w:rPr>
-          <w:rFonts w:ascii="Cambria Math" w:hAnsi="Cambria Math" w:eastAsia="Cambria Math"/>
-          <w:sz w:val="21"/>
-        </w:rPr>
-        <w:t>J_rm safe</w:t>
+        <w:t>J_safe</w:t>
       </w:r>
       <w:r>
         <w:rPr>
@@ -7646,7 +8537,7 @@
           <w:rFonts w:ascii="Cambria Math" w:hAnsi="Cambria Math" w:eastAsia="Cambria Math"/>
           <w:sz w:val="21"/>
         </w:rPr>
-        <w:t>J_rm sum</w:t>
+        <w:t>J_sum</w:t>
       </w:r>
       <w:r>
         <w:rPr>
@@ -7688,37 +8579,64 @@
         </w:tabs>
       </w:pPr>
       <w:r>
+        <w:drawing>
+          <wp:inline xmlns:a="http://schemas.openxmlformats.org/drawingml/2006/main" xmlns:pic="http://schemas.openxmlformats.org/drawingml/2006/picture">
+            <wp:extent cx="2542032" cy="301752"/>
+            <wp:docPr id="47" name="Picture 47"/>
+            <wp:cNvGraphicFramePr>
+              <a:graphicFrameLocks noChangeAspect="1"/>
+            </wp:cNvGraphicFramePr>
+            <a:graphic>
+              <a:graphicData uri="http://schemas.openxmlformats.org/drawingml/2006/picture">
+                <pic:pic>
+                  <pic:nvPicPr>
+                    <pic:cNvPr id="0" name="equation-908f1af2ffac18d6.png"/>
+                    <pic:cNvPicPr/>
+                  </pic:nvPicPr>
+                  <pic:blipFill>
+                    <a:blip r:embed="rId56"/>
+                    <a:stretch>
+                      <a:fillRect/>
+                    </a:stretch>
+                  </pic:blipFill>
+                  <pic:spPr>
+                    <a:xfrm>
+                      <a:off x="0" y="0"/>
+                      <a:ext cx="2542032" cy="301752"/>
+                    </a:xfrm>
+                    <a:prstGeom prst="rect"/>
+                  </pic:spPr>
+                </pic:pic>
+              </a:graphicData>
+            </a:graphic>
+          </wp:inline>
+        </w:drawing>
+      </w:r>
+      <w:r>
+        <w:tab/>
+      </w:r>
+      <w:r>
+        <w:rPr>
+          <w:rFonts w:ascii="Times New Roman" w:hAnsi="Times New Roman" w:eastAsia="宋体"/>
+          <w:sz w:val="21"/>
+        </w:rPr>
+        <w:t>(34)</w:t>
+      </w:r>
+    </w:p>
+    <w:p>
+      <w:r>
+        <w:rPr>
+          <w:rFonts w:ascii="Times New Roman" w:hAnsi="Times New Roman" w:eastAsia="宋体"/>
+          <w:sz w:val="21"/>
+        </w:rPr>
+        <w:t xml:space="preserve">故 30.325721 s 是以 </w:t>
+      </w:r>
+      <w:r>
         <w:rPr>
           <w:rFonts w:ascii="Cambria Math" w:hAnsi="Cambria Math" w:eastAsia="Cambria Math"/>
           <w:sz w:val="21"/>
         </w:rPr>
-        <w:t>J_{{\rm sum},c}=\max_{\boldsymbol q\in\mathcal Q_c}J_{\rm sum}(\boldsymbol q)\le \max_{\boldsymbol q\in\mathcal Q}J_{\rm sum}(\boldsymbol q).</w:t>
-      </w:r>
-      <w:r>
-        <w:tab/>
-      </w:r>
-      <w:r>
-        <w:rPr>
-          <w:rFonts w:ascii="Times New Roman" w:hAnsi="Times New Roman" w:eastAsia="宋体"/>
-          <w:sz w:val="21"/>
-        </w:rPr>
-        <w:t>(34)</w:t>
-      </w:r>
-    </w:p>
-    <w:p>
-      <w:r>
-        <w:rPr>
-          <w:rFonts w:ascii="Times New Roman" w:hAnsi="Times New Roman" w:eastAsia="宋体"/>
-          <w:sz w:val="21"/>
-        </w:rPr>
-        <w:t xml:space="preserve">故 30.325721 s 是以 </w:t>
-      </w:r>
-      <w:r>
-        <w:rPr>
-          <w:rFonts w:ascii="Cambria Math" w:hAnsi="Cambria Math" w:eastAsia="Cambria Math"/>
-          <w:sz w:val="21"/>
-        </w:rPr>
-        <w:t>J_rm sum</w:t>
+        <w:t>J_sum</w:t>
       </w:r>
       <w:r>
         <w:rPr>
@@ -7756,7 +8674,7 @@
         <w:drawing>
           <wp:inline xmlns:a="http://schemas.openxmlformats.org/drawingml/2006/main" xmlns:pic="http://schemas.openxmlformats.org/drawingml/2006/picture">
             <wp:extent cx="5328000" cy="2215560"/>
-            <wp:docPr id="14" name="Picture 14"/>
+            <wp:docPr id="48" name="Picture 48"/>
             <wp:cNvGraphicFramePr>
               <a:graphicFrameLocks noChangeAspect="1"/>
             </wp:cNvGraphicFramePr>
@@ -7768,7 +8686,7 @@
                     <pic:cNvPicPr/>
                   </pic:nvPicPr>
                   <pic:blipFill>
-                    <a:blip r:embed="rId23"/>
+                    <a:blip r:embed="rId57"/>
                     <a:stretch>
                       <a:fillRect/>
                     </a:stretch>
@@ -10870,7 +11788,7 @@
                 <w:rFonts w:ascii="Cambria Math" w:hAnsi="Cambria Math" w:eastAsia="Cambria Math"/>
                 <w:sz w:val="17"/>
               </w:rPr>
-              <w:t>J_rm sum</w:t>
+              <w:t>J_sum</w:t>
             </w:r>
           </w:p>
         </w:tc>
@@ -10954,7 +11872,7 @@
                 <w:rFonts w:ascii="Cambria Math" w:hAnsi="Cambria Math" w:eastAsia="Cambria Math"/>
                 <w:sz w:val="17"/>
               </w:rPr>
-              <w:t>J_rm min</w:t>
+              <w:t>J_min</w:t>
             </w:r>
           </w:p>
         </w:tc>
@@ -11038,7 +11956,7 @@
                 <w:rFonts w:ascii="Cambria Math" w:hAnsi="Cambria Math" w:eastAsia="Cambria Math"/>
                 <w:sz w:val="17"/>
               </w:rPr>
-              <w:t>J_rm safe</w:t>
+              <w:t>J_safe</w:t>
             </w:r>
           </w:p>
         </w:tc>
@@ -11122,7 +12040,7 @@
         <w:drawing>
           <wp:inline xmlns:a="http://schemas.openxmlformats.org/drawingml/2006/main" xmlns:pic="http://schemas.openxmlformats.org/drawingml/2006/picture">
             <wp:extent cx="5328000" cy="3041400"/>
-            <wp:docPr id="15" name="Picture 15"/>
+            <wp:docPr id="49" name="Picture 49"/>
             <wp:cNvGraphicFramePr>
               <a:graphicFrameLocks noChangeAspect="1"/>
             </wp:cNvGraphicFramePr>
@@ -11134,7 +12052,7 @@
                     <pic:cNvPicPr/>
                   </pic:nvPicPr>
                   <pic:blipFill>
-                    <a:blip r:embed="rId24"/>
+                    <a:blip r:embed="rId58"/>
                     <a:stretch>
                       <a:fillRect/>
                     </a:stretch>
@@ -11176,7 +12094,7 @@
         <w:drawing>
           <wp:inline xmlns:a="http://schemas.openxmlformats.org/drawingml/2006/main" xmlns:pic="http://schemas.openxmlformats.org/drawingml/2006/picture">
             <wp:extent cx="5328000" cy="3409920"/>
-            <wp:docPr id="16" name="Picture 16"/>
+            <wp:docPr id="50" name="Picture 50"/>
             <wp:cNvGraphicFramePr>
               <a:graphicFrameLocks noChangeAspect="1"/>
             </wp:cNvGraphicFramePr>
@@ -11188,7 +12106,7 @@
                     <pic:cNvPicPr/>
                   </pic:nvPicPr>
                   <pic:blipFill>
-                    <a:blip r:embed="rId25"/>
+                    <a:blip r:embed="rId59"/>
                     <a:stretch>
                       <a:fillRect/>
                     </a:stretch>
@@ -11249,7 +12167,7 @@
           <w:rFonts w:ascii="Cambria Math" w:hAnsi="Cambria Math" w:eastAsia="Cambria Math"/>
           <w:sz w:val="21"/>
         </w:rPr>
-        <w:t>J_rm safe=0</w:t>
+        <w:t>J_safe=0</w:t>
       </w:r>
       <w:r>
         <w:rPr>
@@ -11263,7 +12181,7 @@
           <w:rFonts w:ascii="Cambria Math" w:hAnsi="Cambria Math" w:eastAsia="Cambria Math"/>
           <w:sz w:val="21"/>
         </w:rPr>
-        <w:t>J_rm safe</w:t>
+        <w:t>J_safe</w:t>
       </w:r>
       <w:r>
         <w:rPr>
@@ -11277,7 +12195,7 @@
           <w:rFonts w:ascii="Cambria Math" w:hAnsi="Cambria Math" w:eastAsia="Cambria Math"/>
           <w:sz w:val="21"/>
         </w:rPr>
-        <w:t>(J_rm safe,J_rm min,J_rm sum)</w:t>
+        <w:t>(J_safe,J_min,J_sum)</w:t>
       </w:r>
       <w:r>
         <w:rPr>
@@ -11378,11 +12296,38 @@
         </w:tabs>
       </w:pPr>
       <w:r>
-        <w:rPr>
-          <w:rFonts w:ascii="Cambria Math" w:hAnsi="Cambria Math" w:eastAsia="Cambria Math"/>
-          <w:sz w:val="21"/>
-        </w:rPr>
-        <w:t>\varepsilon_N=|J_N-J_{N_h}|.</w:t>
+        <w:drawing>
+          <wp:inline xmlns:a="http://schemas.openxmlformats.org/drawingml/2006/main" xmlns:pic="http://schemas.openxmlformats.org/drawingml/2006/picture">
+            <wp:extent cx="1080000" cy="223009"/>
+            <wp:docPr id="51" name="Picture 51"/>
+            <wp:cNvGraphicFramePr>
+              <a:graphicFrameLocks noChangeAspect="1"/>
+            </wp:cNvGraphicFramePr>
+            <a:graphic>
+              <a:graphicData uri="http://schemas.openxmlformats.org/drawingml/2006/picture">
+                <pic:pic>
+                  <pic:nvPicPr>
+                    <pic:cNvPr id="0" name="equation-cb21458cb2400250.png"/>
+                    <pic:cNvPicPr/>
+                  </pic:nvPicPr>
+                  <pic:blipFill>
+                    <a:blip r:embed="rId60"/>
+                    <a:stretch>
+                      <a:fillRect/>
+                    </a:stretch>
+                  </pic:blipFill>
+                  <pic:spPr>
+                    <a:xfrm>
+                      <a:off x="0" y="0"/>
+                      <a:ext cx="1080000" cy="223009"/>
+                    </a:xfrm>
+                    <a:prstGeom prst="rect"/>
+                  </pic:spPr>
+                </pic:pic>
+              </a:graphicData>
+            </a:graphic>
+          </wp:inline>
+        </w:drawing>
       </w:r>
       <w:r>
         <w:tab/>
@@ -12759,7 +13704,7 @@
                 <w:rFonts w:ascii="Cambria Math" w:hAnsi="Cambria Math" w:eastAsia="Cambria Math"/>
                 <w:sz w:val="17"/>
               </w:rPr>
-              <w:t>J_rm sum=30.325721</w:t>
+              <w:t>J_sum=30.325721</w:t>
             </w:r>
           </w:p>
         </w:tc>
@@ -12785,7 +13730,7 @@
                 <w:rFonts w:ascii="Cambria Math" w:hAnsi="Cambria Math" w:eastAsia="Cambria Math"/>
                 <w:sz w:val="17"/>
               </w:rPr>
-              <w:t>J_rm safeapprox21.077</w:t>
+              <w:t>J_safe≈21.077</w:t>
             </w:r>
           </w:p>
         </w:tc>
@@ -12857,11 +13802,38 @@
         </w:tabs>
       </w:pPr>
       <w:r>
-        <w:rPr>
-          <w:rFonts w:ascii="Cambria Math" w:hAnsi="Cambria Math" w:eastAsia="Cambria Math"/>
-          <w:sz w:val="21"/>
-        </w:rPr>
-        <w:t>\Delta\phi\sim N(0,0.5^2),\quad \Delta v\sim N(0,1.5^2),\quad \Delta t_d=|N(0,0.08^2)|,\quad \Delta\tau\sim N(0,0.05^2).</w:t>
+        <w:drawing>
+          <wp:inline xmlns:a="http://schemas.openxmlformats.org/drawingml/2006/main" xmlns:pic="http://schemas.openxmlformats.org/drawingml/2006/picture">
+            <wp:extent cx="4968000" cy="208026"/>
+            <wp:docPr id="52" name="Picture 52"/>
+            <wp:cNvGraphicFramePr>
+              <a:graphicFrameLocks noChangeAspect="1"/>
+            </wp:cNvGraphicFramePr>
+            <a:graphic>
+              <a:graphicData uri="http://schemas.openxmlformats.org/drawingml/2006/picture">
+                <pic:pic>
+                  <pic:nvPicPr>
+                    <pic:cNvPr id="0" name="equation-e80b38c63bba18e9.png"/>
+                    <pic:cNvPicPr/>
+                  </pic:nvPicPr>
+                  <pic:blipFill>
+                    <a:blip r:embed="rId61"/>
+                    <a:stretch>
+                      <a:fillRect/>
+                    </a:stretch>
+                  </pic:blipFill>
+                  <pic:spPr>
+                    <a:xfrm>
+                      <a:off x="0" y="0"/>
+                      <a:ext cx="4968000" cy="208026"/>
+                    </a:xfrm>
+                    <a:prstGeom prst="rect"/>
+                  </pic:spPr>
+                </pic:pic>
+              </a:graphicData>
+            </a:graphic>
+          </wp:inline>
+        </w:drawing>
       </w:r>
       <w:r>
         <w:tab/>
@@ -12906,11 +13878,38 @@
         </w:tabs>
       </w:pPr>
       <w:r>
-        <w:rPr>
-          <w:rFonts w:ascii="Cambria Math" w:hAnsi="Cambria Math" w:eastAsia="Cambria Math"/>
-          <w:sz w:val="21"/>
-        </w:rPr>
-        <w:t>\bar J=\frac{1}{n}\sum_{r=1}^{n}J_r,\qquad s_J=\sqrt{\frac{1}{n-1}\sum_{r=1}^{n}(J_r-\bar J)^2}.</w:t>
+        <w:drawing>
+          <wp:inline xmlns:a="http://schemas.openxmlformats.org/drawingml/2006/main" xmlns:pic="http://schemas.openxmlformats.org/drawingml/2006/picture">
+            <wp:extent cx="2676144" cy="499871"/>
+            <wp:docPr id="53" name="Picture 53"/>
+            <wp:cNvGraphicFramePr>
+              <a:graphicFrameLocks noChangeAspect="1"/>
+            </wp:cNvGraphicFramePr>
+            <a:graphic>
+              <a:graphicData uri="http://schemas.openxmlformats.org/drawingml/2006/picture">
+                <pic:pic>
+                  <pic:nvPicPr>
+                    <pic:cNvPr id="0" name="equation-49c14bf52c6b600b.png"/>
+                    <pic:cNvPicPr/>
+                  </pic:nvPicPr>
+                  <pic:blipFill>
+                    <a:blip r:embed="rId62"/>
+                    <a:stretch>
+                      <a:fillRect/>
+                    </a:stretch>
+                  </pic:blipFill>
+                  <pic:spPr>
+                    <a:xfrm>
+                      <a:off x="0" y="0"/>
+                      <a:ext cx="2676144" cy="499871"/>
+                    </a:xfrm>
+                    <a:prstGeom prst="rect"/>
+                  </pic:spPr>
+                </pic:pic>
+              </a:graphicData>
+            </a:graphic>
+          </wp:inline>
+        </w:drawing>
       </w:r>
       <w:r>
         <w:tab/>
@@ -12969,11 +13968,38 @@
         </w:tabs>
       </w:pPr>
       <w:r>
-        <w:rPr>
-          <w:rFonts w:ascii="Cambria Math" w:hAnsi="Cambria Math" w:eastAsia="Cambria Math"/>
-          <w:sz w:val="21"/>
-        </w:rPr>
-        <w:t>\bar J\pm1.96\frac{s_J}{\sqrt n}=[4.136346,4.172047]\ \mathrm{s}.</w:t>
+        <w:drawing>
+          <wp:inline xmlns:a="http://schemas.openxmlformats.org/drawingml/2006/main" xmlns:pic="http://schemas.openxmlformats.org/drawingml/2006/picture">
+            <wp:extent cx="2828544" cy="289560"/>
+            <wp:docPr id="54" name="Picture 54"/>
+            <wp:cNvGraphicFramePr>
+              <a:graphicFrameLocks noChangeAspect="1"/>
+            </wp:cNvGraphicFramePr>
+            <a:graphic>
+              <a:graphicData uri="http://schemas.openxmlformats.org/drawingml/2006/picture">
+                <pic:pic>
+                  <pic:nvPicPr>
+                    <pic:cNvPr id="0" name="equation-b1e506571f3d7017.png"/>
+                    <pic:cNvPicPr/>
+                  </pic:nvPicPr>
+                  <pic:blipFill>
+                    <a:blip r:embed="rId63"/>
+                    <a:stretch>
+                      <a:fillRect/>
+                    </a:stretch>
+                  </pic:blipFill>
+                  <pic:spPr>
+                    <a:xfrm>
+                      <a:off x="0" y="0"/>
+                      <a:ext cx="2828544" cy="289560"/>
+                    </a:xfrm>
+                    <a:prstGeom prst="rect"/>
+                  </pic:spPr>
+                </pic:pic>
+              </a:graphicData>
+            </a:graphic>
+          </wp:inline>
+        </w:drawing>
       </w:r>
       <w:r>
         <w:tab/>
@@ -13006,7 +14032,7 @@
         <w:drawing>
           <wp:inline xmlns:a="http://schemas.openxmlformats.org/drawingml/2006/main" xmlns:pic="http://schemas.openxmlformats.org/drawingml/2006/picture">
             <wp:extent cx="5328000" cy="2105319"/>
-            <wp:docPr id="17" name="Picture 17"/>
+            <wp:docPr id="55" name="Picture 55"/>
             <wp:cNvGraphicFramePr>
               <a:graphicFrameLocks noChangeAspect="1"/>
             </wp:cNvGraphicFramePr>
@@ -13018,7 +14044,7 @@
                     <pic:cNvPicPr/>
                   </pic:nvPicPr>
                   <pic:blipFill>
-                    <a:blip r:embed="rId26"/>
+                    <a:blip r:embed="rId64"/>
                     <a:stretch>
                       <a:fillRect/>
                     </a:stretch>
@@ -13152,7 +14178,7 @@
           <w:rFonts w:ascii="Cambria Math" w:hAnsi="Cambria Math" w:eastAsia="Cambria Math"/>
           <w:sz w:val="21"/>
         </w:rPr>
-        <w:t>forallP exists k</w:t>
+        <w:t>∀P ∃ k</w:t>
       </w:r>
       <w:r>
         <w:rPr>
@@ -13166,7 +14192,7 @@
           <w:rFonts w:ascii="Cambria Math" w:hAnsi="Cambria Math" w:eastAsia="Cambria Math"/>
           <w:sz w:val="21"/>
         </w:rPr>
-        <w:t>exists k forallP</w:t>
+        <w:t>∃ k ∀P</w:t>
       </w:r>
       <w:r>
         <w:rPr>
@@ -13289,7 +14315,7 @@
           <w:rFonts w:ascii="Cambria Math" w:hAnsi="Cambria Math" w:eastAsia="Cambria Math"/>
           <w:sz w:val="21"/>
         </w:rPr>
-        <w:t>forallP exists k</w:t>
+        <w:t>∀P ∃ k</w:t>
       </w:r>
       <w:r>
         <w:rPr>
@@ -13320,7 +14346,7 @@
           <w:rFonts w:ascii="Cambria Math" w:hAnsi="Cambria Math" w:eastAsia="Cambria Math"/>
           <w:sz w:val="21"/>
         </w:rPr>
-        <w:t>J_rm sum</w:t>
+        <w:t>J_sum</w:t>
       </w:r>
       <w:r>
         <w:rPr>
@@ -13334,7 +14360,7 @@
           <w:rFonts w:ascii="Cambria Math" w:hAnsi="Cambria Math" w:eastAsia="Cambria Math"/>
           <w:sz w:val="21"/>
         </w:rPr>
-        <w:t>J_rm safe=0</w:t>
+        <w:t>J_safe=0</w:t>
       </w:r>
       <w:r>
         <w:rPr>
@@ -13370,11 +14396,38 @@
         </w:tabs>
       </w:pPr>
       <w:r>
-        <w:rPr>
-          <w:rFonts w:ascii="Cambria Math" w:hAnsi="Cambria Math" w:eastAsia="Cambria Math"/>
-          <w:sz w:val="21"/>
-        </w:rPr>
-        <w:t>\max_{\boldsymbol q}\ \mathbb E[J(\boldsymbol q,\boldsymbol\xi)]-\lambda\operatorname{CVaR}_{\alpha}[-J(\boldsymbol q,\boldsymbol\xi)],</w:t>
+        <w:drawing>
+          <wp:inline xmlns:a="http://schemas.openxmlformats.org/drawingml/2006/main" xmlns:pic="http://schemas.openxmlformats.org/drawingml/2006/picture">
+            <wp:extent cx="2505456" cy="283464"/>
+            <wp:docPr id="56" name="Picture 56"/>
+            <wp:cNvGraphicFramePr>
+              <a:graphicFrameLocks noChangeAspect="1"/>
+            </wp:cNvGraphicFramePr>
+            <a:graphic>
+              <a:graphicData uri="http://schemas.openxmlformats.org/drawingml/2006/picture">
+                <pic:pic>
+                  <pic:nvPicPr>
+                    <pic:cNvPr id="0" name="equation-efae1c0d3c865901.png"/>
+                    <pic:cNvPicPr/>
+                  </pic:nvPicPr>
+                  <pic:blipFill>
+                    <a:blip r:embed="rId65"/>
+                    <a:stretch>
+                      <a:fillRect/>
+                    </a:stretch>
+                  </pic:blipFill>
+                  <pic:spPr>
+                    <a:xfrm>
+                      <a:off x="0" y="0"/>
+                      <a:ext cx="2505456" cy="283464"/>
+                    </a:xfrm>
+                    <a:prstGeom prst="rect"/>
+                  </pic:spPr>
+                </pic:pic>
+              </a:graphicData>
+            </a:graphic>
+          </wp:inline>
+        </w:drawing>
       </w:r>
       <w:r>
         <w:tab/>
@@ -13417,7 +14470,7 @@
           <w:rFonts w:ascii="Cambria Math" w:hAnsi="Cambria Math" w:eastAsia="Cambria Math"/>
           <w:sz w:val="21"/>
         </w:rPr>
-        <w:t>J_rm sum</w:t>
+        <w:t>J_sum</w:t>
       </w:r>
       <w:r>
         <w:rPr>
@@ -13431,7 +14484,7 @@
           <w:rFonts w:ascii="Cambria Math" w:hAnsi="Cambria Math" w:eastAsia="Cambria Math"/>
           <w:sz w:val="21"/>
         </w:rPr>
-        <w:t>J_rm min</w:t>
+        <w:t>J_min</w:t>
       </w:r>
       <w:r>
         <w:rPr>
@@ -13445,7 +14498,7 @@
           <w:rFonts w:ascii="Cambria Math" w:hAnsi="Cambria Math" w:eastAsia="Cambria Math"/>
           <w:sz w:val="21"/>
         </w:rPr>
-        <w:t>J_rm safe</w:t>
+        <w:t>J_safe</w:t>
       </w:r>
       <w:r>
         <w:rPr>
